--- a/assets/docs/lop4/Hoat dong trai nghiem - Lop 4.docx
+++ b/assets/docs/lop4/Hoat dong trai nghiem - Lop 4.docx
@@ -640,6 +640,19 @@
               <w:t>NLS-AT: Ảnh, video của trường chỉ chiếu trong lớp; HS không tự chụp, đăng ảnh bạn lên mạng</w:t>
             </w:r>
           </w:p>
+          <w:p>
+            <w:pPr>
+              <w:spacing w:after="0"/>
+            </w:pPr>
+            <w:r>
+              <w:rPr>
+                <w:b w:val="0"/>
+                <w:i w:val="0"/>
+                <w:sz w:val="18"/>
+              </w:rPr>
+              <w:t>KNS: KN tự nhận thức: nhận ra điểm mạnh, điểm cần cố gắng của bản thân.</w:t>
+            </w:r>
+          </w:p>
         </w:tc>
         <w:tc>
           <w:tcPr>
@@ -781,6 +794,19 @@
               <w:t>NLS-AT: Sản phẩm không đưa địa chỉ, số điện thoại; xin phép khi dùng ảnh gia đình.</w:t>
             </w:r>
           </w:p>
+          <w:p>
+            <w:pPr>
+              <w:spacing w:after="0"/>
+            </w:pPr>
+            <w:r>
+              <w:rPr>
+                <w:b w:val="0"/>
+                <w:i w:val="0"/>
+                <w:sz w:val="18"/>
+              </w:rPr>
+              <w:t>KNS: KN tự nhận thức: nhận ra điểm mạnh, điểm cần cố gắng của bản thân.</w:t>
+            </w:r>
+          </w:p>
         </w:tc>
         <w:tc>
           <w:tcPr>
@@ -922,6 +948,19 @@
               <w:t>NLS-AT: Nhận xét bạn tế nhị, dựa trên việc cụ thể; xin phép trước khi chụp ảnh bạn.</w:t>
             </w:r>
           </w:p>
+          <w:p>
+            <w:pPr>
+              <w:spacing w:after="0"/>
+            </w:pPr>
+            <w:r>
+              <w:rPr>
+                <w:b w:val="0"/>
+                <w:i w:val="0"/>
+                <w:sz w:val="18"/>
+              </w:rPr>
+              <w:t>KNS: KN tự nhận thức: nhận ra điểm mạnh, điểm cần cố gắng của bản thân.</w:t>
+            </w:r>
+          </w:p>
         </w:tc>
         <w:tc>
           <w:tcPr>
@@ -1193,6 +1232,19 @@
               <w:t>NLS-AT: Sản phẩm không đưa địa chỉ, số điện thoại; xin phép khi dùng ảnh gia đình.</w:t>
             </w:r>
           </w:p>
+          <w:p>
+            <w:pPr>
+              <w:spacing w:after="0"/>
+            </w:pPr>
+            <w:r>
+              <w:rPr>
+                <w:b w:val="0"/>
+                <w:i w:val="0"/>
+                <w:sz w:val="18"/>
+              </w:rPr>
+              <w:t>KNS: KN tự nhận thức: nhận ra điểm mạnh, điểm cần cố gắng của bản thân.</w:t>
+            </w:r>
+          </w:p>
         </w:tc>
         <w:tc>
           <w:tcPr>
@@ -1334,6 +1386,19 @@
               <w:t>NLS-AT: Nhận xét bạn tế nhị, dựa trên việc cụ thể; xin phép trước khi chụp ảnh bạn.</w:t>
             </w:r>
           </w:p>
+          <w:p>
+            <w:pPr>
+              <w:spacing w:after="0"/>
+            </w:pPr>
+            <w:r>
+              <w:rPr>
+                <w:b w:val="0"/>
+                <w:i w:val="0"/>
+                <w:sz w:val="18"/>
+              </w:rPr>
+              <w:t>KNS: KN tự nhận thức: nhận ra điểm mạnh, điểm cần cố gắng của bản thân.</w:t>
+            </w:r>
+          </w:p>
         </w:tc>
         <w:tc>
           <w:tcPr>
@@ -1563,6 +1628,7 @@
                 <w:i w:val="0"/>
                 <w:sz w:val="18"/>
               </w:rPr>
+              <w:t>KNS: KN tự nhận thức: nhận ra điểm mạnh, điểm cần cố gắng của bản thân.</w:t>
             </w:r>
           </w:p>
         </w:tc>
@@ -1907,6 +1973,7 @@
                 <w:i w:val="0"/>
                 <w:sz w:val="18"/>
               </w:rPr>
+              <w:t>KNS: KN tự nhận thức: nhận ra điểm mạnh, điểm cần cố gắng của bản thân.</w:t>
             </w:r>
           </w:p>
         </w:tc>
@@ -4203,6 +4270,7 @@
                 <w:i w:val="0"/>
                 <w:sz w:val="18"/>
               </w:rPr>
+              <w:t>KNS: KN lập kế hoạch và quản lí chi tiêu, thời gian ở mức đơn giản.</w:t>
             </w:r>
           </w:p>
         </w:tc>
@@ -5237,6 +5305,7 @@
                 <w:i w:val="0"/>
                 <w:sz w:val="18"/>
               </w:rPr>
+              <w:t>KNS: KN lập kế hoạch và quản lí chi tiêu, thời gian ở mức đơn giản.</w:t>
             </w:r>
           </w:p>
         </w:tc>
@@ -5465,6 +5534,7 @@
                 <w:i w:val="0"/>
                 <w:sz w:val="18"/>
               </w:rPr>
+              <w:t>KNS: KN giao tiếp – hợp tác: làm việc nhóm, chia sẻ và giải quyết bất đồng ôn hoà.</w:t>
             </w:r>
           </w:p>
         </w:tc>
@@ -5581,6 +5651,7 @@
                 <w:i w:val="0"/>
                 <w:sz w:val="18"/>
               </w:rPr>
+              <w:t>QPAN: Tổ chức hoạt động tìm hiểu, thăm hỏi, tri ân gia đình thương binh, liệt sĩ, đơn vị bộ đội, công an trên địa bàn; giới thiệu bản đồ hành chính Việt Nam và chủ quyền của Việt Nam đối với quần đảo Hoàng Sa, Trường Sa.</w:t>
             </w:r>
           </w:p>
         </w:tc>
@@ -6614,6 +6685,7 @@
                 <w:i w:val="0"/>
                 <w:sz w:val="18"/>
               </w:rPr>
+              <w:t>QPAN: Tổ chức hoạt động tìm hiểu, thăm hỏi, tri ân gia đình thương binh, liệt sĩ, đơn vị bộ đội, công an trên địa bàn; giới thiệu bản đồ hành chính Việt Nam và chủ quyền của Việt Nam đối với quần đảo Hoàng Sa, Trường Sa.</w:t>
             </w:r>
           </w:p>
         </w:tc>
@@ -7210,6 +7282,7 @@
                 <w:i w:val="0"/>
                 <w:sz w:val="18"/>
               </w:rPr>
+              <w:t>KNS: KN lập kế hoạch và quản lí chi tiêu, thời gian ở mức đơn giản.</w:t>
             </w:r>
           </w:p>
         </w:tc>
@@ -7785,6 +7858,7 @@
                 <w:i w:val="0"/>
                 <w:sz w:val="18"/>
               </w:rPr>
+              <w:t>KNS: KN ứng phó với tình huống nguy hiểm và tìm kiếm sự trợ giúp.</w:t>
             </w:r>
           </w:p>
         </w:tc>
@@ -7899,6 +7973,7 @@
                 <w:i w:val="0"/>
                 <w:sz w:val="18"/>
               </w:rPr>
+              <w:t>KNS: KN ứng phó với tình huống nguy hiểm và tìm kiếm sự trợ giúp.</w:t>
             </w:r>
           </w:p>
         </w:tc>
@@ -8015,6 +8090,7 @@
                 <w:i w:val="0"/>
                 <w:sz w:val="18"/>
               </w:rPr>
+              <w:t>KNS: KN ứng phó với tình huống nguy hiểm và tìm kiếm sự trợ giúp.</w:t>
             </w:r>
           </w:p>
         </w:tc>
@@ -8129,6 +8205,7 @@
                 <w:i w:val="0"/>
                 <w:sz w:val="18"/>
               </w:rPr>
+              <w:t>KNS: KN ứng phó với tình huống nguy hiểm và tìm kiếm sự trợ giúp.</w:t>
             </w:r>
           </w:p>
         </w:tc>
@@ -8243,6 +8320,7 @@
                 <w:i w:val="0"/>
                 <w:sz w:val="18"/>
               </w:rPr>
+              <w:t>KNS: KN ứng phó với tình huống nguy hiểm và tìm kiếm sự trợ giúp.</w:t>
             </w:r>
           </w:p>
         </w:tc>
@@ -8473,6 +8551,7 @@
                 <w:i w:val="0"/>
                 <w:sz w:val="18"/>
               </w:rPr>
+              <w:t>KNS: KN ứng phó với tình huống nguy hiểm và tìm kiếm sự trợ giúp.</w:t>
             </w:r>
           </w:p>
         </w:tc>
@@ -8590,6 +8669,19 @@
               <w:t>NLS-GT (Cơ bản 2): giao tiếp, chia sẻ với bạn qua kênh số một cách văn minh, không trêu chọc nhau.</w:t>
             </w:r>
           </w:p>
+          <w:p>
+            <w:pPr>
+              <w:spacing w:after="0"/>
+            </w:pPr>
+            <w:r>
+              <w:rPr>
+                <w:b w:val="0"/>
+                <w:i w:val="0"/>
+                <w:sz w:val="18"/>
+              </w:rPr>
+              <w:t>KNS: KN giao tiếp – hợp tác: làm việc nhóm, chia sẻ và giải quyết bất đồng ôn hoà.</w:t>
+            </w:r>
+          </w:p>
         </w:tc>
         <w:tc>
           <w:tcPr>
@@ -8707,6 +8799,19 @@
               <w:t>NLS-AT (Cơ bản 2): ảnh và thông tin cá nhân của em chỉ chia sẻ khi bố mẹ, thầy cô cho phép.</w:t>
             </w:r>
           </w:p>
+          <w:p>
+            <w:pPr>
+              <w:spacing w:after="0"/>
+            </w:pPr>
+            <w:r>
+              <w:rPr>
+                <w:b w:val="0"/>
+                <w:i w:val="0"/>
+                <w:sz w:val="18"/>
+              </w:rPr>
+              <w:t>KNS: KN tự nhận thức: nhận ra điểm mạnh, điểm cần cố gắng của bản thân.</w:t>
+            </w:r>
+          </w:p>
         </w:tc>
         <w:tc>
           <w:tcPr>
@@ -8819,6 +8924,7 @@
                 <w:i w:val="0"/>
                 <w:sz w:val="18"/>
               </w:rPr>
+              <w:t>KNS: KN ứng phó với tình huống nguy hiểm và tìm kiếm sự trợ giúp.</w:t>
             </w:r>
           </w:p>
         </w:tc>
@@ -8933,6 +9039,7 @@
                 <w:i w:val="0"/>
                 <w:sz w:val="18"/>
               </w:rPr>
+              <w:t>KNS: KN ứng phó với tình huống nguy hiểm và tìm kiếm sự trợ giúp.</w:t>
             </w:r>
           </w:p>
         </w:tc>
@@ -9049,6 +9156,7 @@
                 <w:i w:val="0"/>
                 <w:sz w:val="18"/>
               </w:rPr>
+              <w:t>QPAN: Tổ chức hoạt động tìm hiểu, thăm hỏi, tri ân gia đình thương binh, liệt sĩ, đơn vị bộ đội, công an trên địa bàn; giới thiệu bản đồ hành chính Việt Nam và chủ quyền của Việt Nam đối với quần đảo Hoàng Sa, Trường Sa.</w:t>
             </w:r>
           </w:p>
         </w:tc>
@@ -9167,6 +9275,19 @@
               <w:t>NLS-GT (Cơ bản 2): giao tiếp, chia sẻ với bạn qua kênh số một cách văn minh, không trêu chọc nhau.</w:t>
             </w:r>
           </w:p>
+          <w:p>
+            <w:pPr>
+              <w:spacing w:after="0"/>
+            </w:pPr>
+            <w:r>
+              <w:rPr>
+                <w:b w:val="0"/>
+                <w:i w:val="0"/>
+                <w:sz w:val="18"/>
+              </w:rPr>
+              <w:t>QPAN: Tổ chức tham quan di tích lịch sử, nhà truyền thống ở địa phương hoặc xem tư liệu thay thế; giáo dục nhận biết chủ quyền lãnh thổ; có ý thức chấp hành pháp luật, nhất là pháp luật giao thông.</w:t>
+            </w:r>
+          </w:p>
         </w:tc>
         <w:tc>
           <w:tcPr>
@@ -9279,6 +9400,20 @@
                 <w:i w:val="0"/>
                 <w:sz w:val="18"/>
               </w:rPr>
+              <w:t>QPAN: Tổ chức tham quan di tích lịch sử, nhà truyền thống ở địa phương hoặc xem tư liệu thay thế; giáo dục nhận biết chủ quyền lãnh thổ; có ý thức chấp hành pháp luật, nhất là pháp luật giao thông.</w:t>
+            </w:r>
+          </w:p>
+          <w:p>
+            <w:pPr>
+              <w:spacing w:after="0"/>
+            </w:pPr>
+            <w:r>
+              <w:rPr>
+                <w:b w:val="0"/>
+                <w:i w:val="0"/>
+                <w:sz w:val="18"/>
+              </w:rPr>
+              <w:t>KNS: KN giao tiếp – hợp tác: làm việc nhóm, chia sẻ và giải quyết bất đồng ôn hoà.</w:t>
             </w:r>
           </w:p>
         </w:tc>
@@ -9395,6 +9530,33 @@
                 <w:i w:val="0"/>
                 <w:sz w:val="18"/>
               </w:rPr>
+              <w:t>STEM: Hoạt động trải nghiệm STEM học kì II: ngày hội/câu lạc bộ/dự án STEM cấp lớp hoặc khối — tối thiểu 01 lần mỗi học kì (CV 3132/SGD&amp;ĐT); HS trưng bày, giới thiệu sản phẩm từ các bài học STEM.</w:t>
+            </w:r>
+          </w:p>
+          <w:p>
+            <w:pPr>
+              <w:spacing w:after="0"/>
+            </w:pPr>
+            <w:r>
+              <w:rPr>
+                <w:b w:val="0"/>
+                <w:i w:val="0"/>
+                <w:sz w:val="18"/>
+              </w:rPr>
+              <w:t>QPAN: Tổ chức hoạt động tìm hiểu, thăm hỏi, tri ân gia đình thương binh, liệt sĩ, đơn vị bộ đội, công an trên địa bàn; giới thiệu bản đồ hành chính Việt Nam và chủ quyền của Việt Nam đối với quần đảo Hoàng Sa, Trường Sa.</w:t>
+            </w:r>
+          </w:p>
+          <w:p>
+            <w:pPr>
+              <w:spacing w:after="0"/>
+            </w:pPr>
+            <w:r>
+              <w:rPr>
+                <w:b w:val="0"/>
+                <w:i w:val="0"/>
+                <w:sz w:val="18"/>
+              </w:rPr>
+              <w:t>KNS: KN giao tiếp – hợp tác: làm việc nhóm, chia sẻ và giải quyết bất đồng ôn hoà.</w:t>
             </w:r>
           </w:p>
         </w:tc>
@@ -9509,6 +9671,20 @@
                 <w:i w:val="0"/>
                 <w:sz w:val="18"/>
               </w:rPr>
+              <w:t>QPAN: Tổ chức tham quan di tích lịch sử, nhà truyền thống ở địa phương hoặc xem tư liệu thay thế; giáo dục nhận biết chủ quyền lãnh thổ; có ý thức chấp hành pháp luật, nhất là pháp luật giao thông.</w:t>
+            </w:r>
+          </w:p>
+          <w:p>
+            <w:pPr>
+              <w:spacing w:after="0"/>
+            </w:pPr>
+            <w:r>
+              <w:rPr>
+                <w:b w:val="0"/>
+                <w:i w:val="0"/>
+                <w:sz w:val="18"/>
+              </w:rPr>
+              <w:t>KNS: KN giao tiếp – hợp tác: làm việc nhóm, chia sẻ và giải quyết bất đồng ôn hoà.</w:t>
             </w:r>
           </w:p>
         </w:tc>
@@ -9623,6 +9799,7 @@
                 <w:i w:val="0"/>
                 <w:sz w:val="18"/>
               </w:rPr>
+              <w:t>QPAN: Tổ chức tham quan di tích lịch sử, nhà truyền thống ở địa phương hoặc xem tư liệu thay thế; giáo dục nhận biết chủ quyền lãnh thổ; có ý thức chấp hành pháp luật, nhất là pháp luật giao thông.</w:t>
             </w:r>
           </w:p>
         </w:tc>
@@ -9739,6 +9916,20 @@
                 <w:i w:val="0"/>
                 <w:sz w:val="18"/>
               </w:rPr>
+              <w:t>QPAN: Tổ chức tham quan di tích lịch sử, nhà truyền thống ở địa phương hoặc xem tư liệu thay thế; giáo dục nhận biết chủ quyền lãnh thổ; có ý thức chấp hành pháp luật, nhất là pháp luật giao thông.</w:t>
+            </w:r>
+          </w:p>
+          <w:p>
+            <w:pPr>
+              <w:spacing w:after="0"/>
+            </w:pPr>
+            <w:r>
+              <w:rPr>
+                <w:b w:val="0"/>
+                <w:i w:val="0"/>
+                <w:sz w:val="18"/>
+              </w:rPr>
+              <w:t>KNS: KN giao tiếp – hợp tác: làm việc nhóm, chia sẻ và giải quyết bất đồng ôn hoà.</w:t>
             </w:r>
           </w:p>
         </w:tc>
@@ -9853,6 +10044,20 @@
                 <w:i w:val="0"/>
                 <w:sz w:val="18"/>
               </w:rPr>
+              <w:t>QPAN: Tổ chức tham quan di tích lịch sử, nhà truyền thống ở địa phương hoặc xem tư liệu thay thế; giáo dục nhận biết chủ quyền lãnh thổ; có ý thức chấp hành pháp luật, nhất là pháp luật giao thông.</w:t>
+            </w:r>
+          </w:p>
+          <w:p>
+            <w:pPr>
+              <w:spacing w:after="0"/>
+            </w:pPr>
+            <w:r>
+              <w:rPr>
+                <w:b w:val="0"/>
+                <w:i w:val="0"/>
+                <w:sz w:val="18"/>
+              </w:rPr>
+              <w:t>KNS: KN giao tiếp – hợp tác: làm việc nhóm, chia sẻ và giải quyết bất đồng ôn hoà.</w:t>
             </w:r>
           </w:p>
         </w:tc>
@@ -9967,6 +10172,20 @@
                 <w:i w:val="0"/>
                 <w:sz w:val="18"/>
               </w:rPr>
+              <w:t>QPAN: Tổ chức tham quan di tích lịch sử, nhà truyền thống ở địa phương hoặc xem tư liệu thay thế; giáo dục nhận biết chủ quyền lãnh thổ; có ý thức chấp hành pháp luật, nhất là pháp luật giao thông.</w:t>
+            </w:r>
+          </w:p>
+          <w:p>
+            <w:pPr>
+              <w:spacing w:after="0"/>
+            </w:pPr>
+            <w:r>
+              <w:rPr>
+                <w:b w:val="0"/>
+                <w:i w:val="0"/>
+                <w:sz w:val="18"/>
+              </w:rPr>
+              <w:t>KNS: KN giao tiếp – hợp tác: làm việc nhóm, chia sẻ và giải quyết bất đồng ôn hoà.</w:t>
             </w:r>
           </w:p>
         </w:tc>
@@ -10083,6 +10302,7 @@
                 <w:i w:val="0"/>
                 <w:sz w:val="18"/>
               </w:rPr>
+              <w:t>QPAN: Tổ chức tham quan di tích lịch sử, nhà truyền thống ở địa phương hoặc xem tư liệu thay thế; giáo dục nhận biết chủ quyền lãnh thổ; có ý thức chấp hành pháp luật, nhất là pháp luật giao thông.</w:t>
             </w:r>
           </w:p>
         </w:tc>
@@ -10198,6 +10418,7 @@
                 <w:i w:val="0"/>
                 <w:sz w:val="18"/>
               </w:rPr>
+              <w:t>QPAN: Tổ chức tham quan di tích lịch sử, nhà truyền thống ở địa phương hoặc xem tư liệu thay thế; giáo dục nhận biết chủ quyền lãnh thổ; có ý thức chấp hành pháp luật, nhất là pháp luật giao thông.</w:t>
             </w:r>
           </w:p>
         </w:tc>
@@ -10312,6 +10533,7 @@
                 <w:i w:val="0"/>
                 <w:sz w:val="18"/>
               </w:rPr>
+              <w:t>QPAN: Tổ chức tham quan di tích lịch sử, nhà truyền thống ở địa phương hoặc xem tư liệu thay thế; giáo dục nhận biết chủ quyền lãnh thổ; có ý thức chấp hành pháp luật, nhất là pháp luật giao thông.</w:t>
             </w:r>
           </w:p>
         </w:tc>
@@ -10428,6 +10650,7 @@
                 <w:i w:val="0"/>
                 <w:sz w:val="18"/>
               </w:rPr>
+              <w:t>QPAN: Tổ chức tham quan di tích lịch sử, nhà truyền thống ở địa phương hoặc xem tư liệu thay thế; giáo dục nhận biết chủ quyền lãnh thổ; có ý thức chấp hành pháp luật, nhất là pháp luật giao thông.</w:t>
             </w:r>
           </w:p>
         </w:tc>
@@ -10542,6 +10765,7 @@
                 <w:i w:val="0"/>
                 <w:sz w:val="18"/>
               </w:rPr>
+              <w:t>QPAN: Tổ chức tham quan di tích lịch sử, nhà truyền thống ở địa phương hoặc xem tư liệu thay thế; giáo dục nhận biết chủ quyền lãnh thổ; có ý thức chấp hành pháp luật, nhất là pháp luật giao thông.</w:t>
             </w:r>
           </w:p>
         </w:tc>
@@ -10656,6 +10880,7 @@
                 <w:i w:val="0"/>
                 <w:sz w:val="18"/>
               </w:rPr>
+              <w:t>QPAN: Tổ chức tham quan di tích lịch sử, nhà truyền thống ở địa phương hoặc xem tư liệu thay thế; giáo dục nhận biết chủ quyền lãnh thổ; có ý thức chấp hành pháp luật, nhất là pháp luật giao thông.</w:t>
             </w:r>
           </w:p>
         </w:tc>
@@ -10772,6 +10997,7 @@
                 <w:i w:val="0"/>
                 <w:sz w:val="18"/>
               </w:rPr>
+              <w:t>QPAN: Tổ chức tham quan di tích lịch sử, nhà truyền thống ở địa phương hoặc xem tư liệu thay thế; giáo dục nhận biết chủ quyền lãnh thổ; có ý thức chấp hành pháp luật, nhất là pháp luật giao thông.</w:t>
             </w:r>
           </w:p>
         </w:tc>
@@ -10886,6 +11112,7 @@
                 <w:i w:val="0"/>
                 <w:sz w:val="18"/>
               </w:rPr>
+              <w:t>QPAN: Tổ chức tham quan di tích lịch sử, nhà truyền thống ở địa phương hoặc xem tư liệu thay thế; giáo dục nhận biết chủ quyền lãnh thổ; có ý thức chấp hành pháp luật, nhất là pháp luật giao thông.</w:t>
             </w:r>
           </w:p>
         </w:tc>
@@ -11000,6 +11227,7 @@
                 <w:i w:val="0"/>
                 <w:sz w:val="18"/>
               </w:rPr>
+              <w:t>QPAN: Tổ chức tham quan di tích lịch sử, nhà truyền thống ở địa phương hoặc xem tư liệu thay thế; giáo dục nhận biết chủ quyền lãnh thổ; có ý thức chấp hành pháp luật, nhất là pháp luật giao thông.</w:t>
             </w:r>
           </w:p>
         </w:tc>
@@ -11116,6 +11344,7 @@
                 <w:i w:val="0"/>
                 <w:sz w:val="18"/>
               </w:rPr>
+              <w:t>QPAN: Tổ chức tham quan di tích lịch sử, nhà truyền thống ở địa phương hoặc xem tư liệu thay thế; giáo dục nhận biết chủ quyền lãnh thổ; có ý thức chấp hành pháp luật, nhất là pháp luật giao thông.</w:t>
             </w:r>
           </w:p>
         </w:tc>
@@ -11230,6 +11459,7 @@
                 <w:i w:val="0"/>
                 <w:sz w:val="18"/>
               </w:rPr>
+              <w:t>QPAN: Tổ chức tham quan di tích lịch sử, nhà truyền thống ở địa phương hoặc xem tư liệu thay thế; giáo dục nhận biết chủ quyền lãnh thổ; có ý thức chấp hành pháp luật, nhất là pháp luật giao thông.</w:t>
             </w:r>
           </w:p>
         </w:tc>
@@ -11344,6 +11574,20 @@
                 <w:i w:val="0"/>
                 <w:sz w:val="18"/>
               </w:rPr>
+              <w:t>QPAN: Tổ chức tham quan di tích lịch sử, nhà truyền thống ở địa phương hoặc xem tư liệu thay thế; giáo dục nhận biết chủ quyền lãnh thổ; có ý thức chấp hành pháp luật, nhất là pháp luật giao thông.</w:t>
+            </w:r>
+          </w:p>
+          <w:p>
+            <w:pPr>
+              <w:spacing w:after="0"/>
+            </w:pPr>
+            <w:r>
+              <w:rPr>
+                <w:b w:val="0"/>
+                <w:i w:val="0"/>
+                <w:sz w:val="18"/>
+              </w:rPr>
+              <w:t>KNS: KN lập kế hoạch và quản lí chi tiêu, thời gian ở mức đơn giản.</w:t>
             </w:r>
           </w:p>
         </w:tc>
@@ -11463,6 +11707,19 @@
               <w:t>NLS-KT (Cơ bản 2): tìm hiểu nghề qua tư liệu số do cô chuẩn bị; ghi lại điều em học được.</w:t>
             </w:r>
           </w:p>
+          <w:p>
+            <w:pPr>
+              <w:spacing w:after="0"/>
+            </w:pPr>
+            <w:r>
+              <w:rPr>
+                <w:b w:val="0"/>
+                <w:i w:val="0"/>
+                <w:sz w:val="18"/>
+              </w:rPr>
+              <w:t>KNS: KN lao động tự phục vụ và bước đầu tìm hiểu nghề nghiệp.</w:t>
+            </w:r>
+          </w:p>
         </w:tc>
         <w:tc>
           <w:tcPr>
@@ -11579,6 +11836,19 @@
               <w:t>NLS-KT (Cơ bản 2): tìm hiểu nghề qua tư liệu số do cô chuẩn bị; ghi lại điều em học được.</w:t>
             </w:r>
           </w:p>
+          <w:p>
+            <w:pPr>
+              <w:spacing w:after="0"/>
+            </w:pPr>
+            <w:r>
+              <w:rPr>
+                <w:b w:val="0"/>
+                <w:i w:val="0"/>
+                <w:sz w:val="18"/>
+              </w:rPr>
+              <w:t>QPAN: Tổ chức hoạt động tìm hiểu, thăm hỏi, tri ân gia đình thương binh, liệt sĩ, đơn vị bộ đội, công an trên địa bàn; giới thiệu bản đồ hành chính Việt Nam và chủ quyền của Việt Nam đối với quần đảo Hoàng Sa, Trường Sa.</w:t>
+            </w:r>
+          </w:p>
         </w:tc>
         <w:tc>
           <w:tcPr>
@@ -11691,6 +11961,20 @@
                 <w:i w:val="0"/>
                 <w:sz w:val="18"/>
               </w:rPr>
+              <w:t>QPAN: Tổ chức hoạt động tìm hiểu, thăm hỏi, tri ân gia đình thương binh, liệt sĩ, đơn vị bộ đội, công an trên địa bàn; giới thiệu bản đồ hành chính Việt Nam và chủ quyền của Việt Nam đối với quần đảo Hoàng Sa, Trường Sa.</w:t>
+            </w:r>
+          </w:p>
+          <w:p>
+            <w:pPr>
+              <w:spacing w:after="0"/>
+            </w:pPr>
+            <w:r>
+              <w:rPr>
+                <w:b w:val="0"/>
+                <w:i w:val="0"/>
+                <w:sz w:val="18"/>
+              </w:rPr>
+              <w:t>KNS: KN lao động tự phục vụ và bước đầu tìm hiểu nghề nghiệp.</w:t>
             </w:r>
           </w:p>
         </w:tc>
@@ -11807,6 +12091,7 @@
                 <w:i w:val="0"/>
                 <w:sz w:val="18"/>
               </w:rPr>
+              <w:t>KNS: KN lao động tự phục vụ và bước đầu tìm hiểu nghề nghiệp.</w:t>
             </w:r>
           </w:p>
         </w:tc>
@@ -11921,6 +12206,20 @@
                 <w:i w:val="0"/>
                 <w:sz w:val="18"/>
               </w:rPr>
+              <w:t>QPAN: Tổ chức hoạt động tìm hiểu, thăm hỏi, tri ân gia đình thương binh, liệt sĩ, đơn vị bộ đội, công an trên địa bàn; giới thiệu bản đồ hành chính Việt Nam và chủ quyền của Việt Nam đối với quần đảo Hoàng Sa, Trường Sa.</w:t>
+            </w:r>
+          </w:p>
+          <w:p>
+            <w:pPr>
+              <w:spacing w:after="0"/>
+            </w:pPr>
+            <w:r>
+              <w:rPr>
+                <w:b w:val="0"/>
+                <w:i w:val="0"/>
+                <w:sz w:val="18"/>
+              </w:rPr>
+              <w:t>KNS: KN lao động tự phục vụ và bước đầu tìm hiểu nghề nghiệp.</w:t>
             </w:r>
           </w:p>
         </w:tc>
@@ -12035,6 +12334,20 @@
                 <w:i w:val="0"/>
                 <w:sz w:val="18"/>
               </w:rPr>
+              <w:t>QPAN: Tổ chức hoạt động tìm hiểu, thăm hỏi, tri ân gia đình thương binh, liệt sĩ, đơn vị bộ đội, công an trên địa bàn; giới thiệu bản đồ hành chính Việt Nam và chủ quyền của Việt Nam đối với quần đảo Hoàng Sa, Trường Sa.</w:t>
+            </w:r>
+          </w:p>
+          <w:p>
+            <w:pPr>
+              <w:spacing w:after="0"/>
+            </w:pPr>
+            <w:r>
+              <w:rPr>
+                <w:b w:val="0"/>
+                <w:i w:val="0"/>
+                <w:sz w:val="18"/>
+              </w:rPr>
+              <w:t>KNS: KN lao động tự phục vụ và bước đầu tìm hiểu nghề nghiệp.</w:t>
             </w:r>
           </w:p>
         </w:tc>
@@ -12151,6 +12464,7 @@
                 <w:i w:val="0"/>
                 <w:sz w:val="18"/>
               </w:rPr>
+              <w:t>KNS: KN lao động tự phục vụ và bước đầu tìm hiểu nghề nghiệp.</w:t>
             </w:r>
           </w:p>
         </w:tc>
@@ -12266,6 +12580,7 @@
                 <w:i w:val="0"/>
                 <w:sz w:val="18"/>
               </w:rPr>
+              <w:t>KNS: KN lao động tự phục vụ và bước đầu tìm hiểu nghề nghiệp.</w:t>
             </w:r>
           </w:p>
         </w:tc>
@@ -12383,6 +12698,19 @@
               <w:t>NLS-AT (Cơ bản 2): ảnh và thông tin cá nhân của em chỉ chia sẻ khi bố mẹ, thầy cô cho phép.</w:t>
             </w:r>
           </w:p>
+          <w:p>
+            <w:pPr>
+              <w:spacing w:after="0"/>
+            </w:pPr>
+            <w:r>
+              <w:rPr>
+                <w:b w:val="0"/>
+                <w:i w:val="0"/>
+                <w:sz w:val="18"/>
+              </w:rPr>
+              <w:t>QPAN: Tổ chức hoạt động tìm hiểu, thăm hỏi, tri ân gia đình thương binh, liệt sĩ, đơn vị bộ đội, công an trên địa bàn; giới thiệu bản đồ hành chính Việt Nam và chủ quyền của Việt Nam đối với quần đảo Hoàng Sa, Trường Sa.</w:t>
+            </w:r>
+          </w:p>
         </w:tc>
         <w:tc>
           <w:tcPr>
@@ -12500,6 +12828,19 @@
               <w:t>NLS-ST (Cơ bản 2): lớp trưởng tổng hợp kết quả thi đua vào bảng trên máy, chiếu cho cả lớp cùng xem.</w:t>
             </w:r>
           </w:p>
+          <w:p>
+            <w:pPr>
+              <w:spacing w:after="0"/>
+            </w:pPr>
+            <w:r>
+              <w:rPr>
+                <w:b w:val="0"/>
+                <w:i w:val="0"/>
+                <w:sz w:val="18"/>
+              </w:rPr>
+              <w:t>KNS: KN lao động tự phục vụ và bước đầu tìm hiểu nghề nghiệp.</w:t>
+            </w:r>
+          </w:p>
         </w:tc>
         <w:tc>
           <w:tcPr>
@@ -12615,6 +12956,19 @@
               <w:t>NLS-KT (Cơ bản 2): tìm hiểu nghề qua tư liệu số do cô chuẩn bị; ghi lại điều em học được.</w:t>
             </w:r>
           </w:p>
+          <w:p>
+            <w:pPr>
+              <w:spacing w:after="0"/>
+            </w:pPr>
+            <w:r>
+              <w:rPr>
+                <w:b w:val="0"/>
+                <w:i w:val="0"/>
+                <w:sz w:val="18"/>
+              </w:rPr>
+              <w:t>QPAN: Tổ chức hoạt động tìm hiểu, thăm hỏi, tri ân gia đình thương binh, liệt sĩ, đơn vị bộ đội, công an trên địa bàn; giới thiệu bản đồ hành chính Việt Nam và chủ quyền của Việt Nam đối với quần đảo Hoàng Sa, Trường Sa.</w:t>
+            </w:r>
+          </w:p>
         </w:tc>
         <w:tc>
           <w:tcPr>
@@ -12729,6 +13083,19 @@
                 <w:sz w:val="18"/>
               </w:rPr>
               <w:t>NLS-GT (Cơ bản 2): giao tiếp, chia sẻ với bạn qua kênh số một cách văn minh, không trêu chọc nhau.</w:t>
+            </w:r>
+          </w:p>
+          <w:p>
+            <w:pPr>
+              <w:spacing w:after="0"/>
+            </w:pPr>
+            <w:r>
+              <w:rPr>
+                <w:b w:val="0"/>
+                <w:i w:val="0"/>
+                <w:sz w:val="18"/>
+              </w:rPr>
+              <w:t>KNS: KN giao tiếp – hợp tác: làm việc nhóm, chia sẻ và giải quyết bất đồng ôn hoà.</w:t>
             </w:r>
           </w:p>
         </w:tc>

--- a/assets/docs/lop4/Hoat dong trai nghiem - Lop 4.docx
+++ b/assets/docs/lop4/Hoat dong trai nghiem - Lop 4.docx
@@ -1513,7 +1513,20 @@
                 <w:i w:val="0"/>
                 <w:sz w:val="18"/>
               </w:rPr>
-              <w:t>NLS-GT (Cơ bản 2): giao tiếp, chia sẻ với bạn qua kênh số một cách văn minh, không trêu chọc nhau.</w:t>
+              <w:t>NLS-KT (Cơ bản 2): Theo chủ điểm giao lưu tài năng học trò “Nụ cười lan toả niềm vui”</w:t>
+            </w:r>
+          </w:p>
+          <w:p>
+            <w:pPr>
+              <w:spacing w:after="0"/>
+            </w:pPr>
+            <w:r>
+              <w:rPr>
+                <w:b w:val="0"/>
+                <w:i w:val="0"/>
+                <w:sz w:val="18"/>
+              </w:rPr>
+              <w:t>NLS-AT: Clip chỉ quay tiết mục khi bạn đồng ý, dùng trong phạm vi nhà trường</w:t>
             </w:r>
           </w:p>
         </w:tc>
@@ -1628,6 +1641,45 @@
                 <w:i w:val="0"/>
                 <w:sz w:val="18"/>
               </w:rPr>
+              <w:t>NLS-ST (Cơ bản 2): Ở chủ đề “Nhận diện bản thân”, HS làm một trang chiếu nhỏ giới thiệu mình gồm ba mục: sở thích</w:t>
+            </w:r>
+          </w:p>
+          <w:p>
+            <w:pPr>
+              <w:spacing w:after="0"/>
+            </w:pPr>
+            <w:r>
+              <w:rPr>
+                <w:b w:val="0"/>
+                <w:i w:val="0"/>
+                <w:sz w:val="18"/>
+              </w:rPr>
+              <w:t>NLS-GT (Cơ bản 2): Khi chia sẻ tình huống khiến mình có cảm xúc tích cực hay tiêu cực</w:t>
+            </w:r>
+          </w:p>
+          <w:p>
+            <w:pPr>
+              <w:spacing w:after="0"/>
+            </w:pPr>
+            <w:r>
+              <w:rPr>
+                <w:b w:val="0"/>
+                <w:i w:val="0"/>
+                <w:sz w:val="18"/>
+              </w:rPr>
+              <w:t>NLS-AT: Trang chiếu chỉ nói về sở thích và khả năng, không ghi địa chỉ, số điện thoại</w:t>
+            </w:r>
+          </w:p>
+          <w:p>
+            <w:pPr>
+              <w:spacing w:after="0"/>
+            </w:pPr>
+            <w:r>
+              <w:rPr>
+                <w:b w:val="0"/>
+                <w:i w:val="0"/>
+                <w:sz w:val="18"/>
+              </w:rPr>
               <w:t>KNS: KN tự nhận thức: nhận ra điểm mạnh, điểm cần cố gắng của bản thân.</w:t>
             </w:r>
           </w:p>
@@ -1743,6 +1795,33 @@
                 <w:i w:val="0"/>
                 <w:sz w:val="18"/>
               </w:rPr>
+              <w:t>NLS-GT (Cơ bản 2): GV tổ chức tổng kết tuần gắn với nội dung “Điều chỉnh cảm xúc”: dùng bảng theo dõi thi đua trên máy</w:t>
+            </w:r>
+          </w:p>
+          <w:p>
+            <w:pPr>
+              <w:spacing w:after="0"/>
+            </w:pPr>
+            <w:r>
+              <w:rPr>
+                <w:b w:val="0"/>
+                <w:i w:val="0"/>
+                <w:sz w:val="18"/>
+              </w:rPr>
+              <w:t>NLS-ST (Cơ bản 2): HS trình chiếu ảnh, sản phẩm của tuần để cả lớp nhìn lại; mỗi bạn nói một lời ghi nhận cụ thể dành cho một bạn khác.</w:t>
+            </w:r>
+          </w:p>
+          <w:p>
+            <w:pPr>
+              <w:spacing w:after="0"/>
+            </w:pPr>
+            <w:r>
+              <w:rPr>
+                <w:b w:val="0"/>
+                <w:i w:val="0"/>
+                <w:sz w:val="18"/>
+              </w:rPr>
+              <w:t>NLS-AT: Nhận xét bạn phải tế nhị, dựa trên việc làm cụ thể chứ không chê con người</w:t>
             </w:r>
           </w:p>
         </w:tc>

--- a/assets/docs/lop4/Hoat dong trai nghiem - Lop 4.docx
+++ b/assets/docs/lop4/Hoat dong trai nghiem - Lop 4.docx
@@ -624,32 +624,6 @@
                 <w:i w:val="0"/>
                 <w:sz w:val="18"/>
               </w:rPr>
-              <w:t>NLS-KT (Cơ bản 2): Sau nghi lễ chào cờ theo chủ điểm “Chào năm học mới”, GVCN chiếu lên tivi lớp vài ảnh</w:t>
-            </w:r>
-          </w:p>
-          <w:p>
-            <w:pPr>
-              <w:spacing w:after="0"/>
-            </w:pPr>
-            <w:r>
-              <w:rPr>
-                <w:b w:val="0"/>
-                <w:i w:val="0"/>
-                <w:sz w:val="18"/>
-              </w:rPr>
-              <w:t>NLS-AT: Ảnh, video của trường chỉ chiếu trong lớp; HS không tự chụp, đăng ảnh bạn lên mạng</w:t>
-            </w:r>
-          </w:p>
-          <w:p>
-            <w:pPr>
-              <w:spacing w:after="0"/>
-            </w:pPr>
-            <w:r>
-              <w:rPr>
-                <w:b w:val="0"/>
-                <w:i w:val="0"/>
-                <w:sz w:val="18"/>
-              </w:rPr>
               <w:t>KNS: KN tự nhận thức: nhận ra điểm mạnh, điểm cần cố gắng của bản thân.</w:t>
             </w:r>
           </w:p>
@@ -765,7 +739,7 @@
                 <w:i w:val="0"/>
                 <w:sz w:val="18"/>
               </w:rPr>
-              <w:t>NLS-ST (Cơ bản 2): HS làm bông hoa năm cánh bằng bìa ghi đặc điểm đáng yêu; GV chụp hoa từng em, ghép thành vườn hoa chiếu lên tivi</w:t>
+              <w:t>NLS-ST (Cơ bản 2): HS làm bông hoa năm cánh bằng bìa ghi đặc điểm đáng yêu của bản thân; GV chụp ảnh hoa của từng em</w:t>
             </w:r>
           </w:p>
           <w:p>
@@ -778,7 +752,7 @@
                 <w:i w:val="0"/>
                 <w:sz w:val="18"/>
               </w:rPr>
-              <w:t>NLS-GT (Cơ bản 2): Nhóm 4 xem ảnh hoa của bạn, nói một lời khen cụ thể; GV dạy cách khen, góp ý tôn trọng trong nhóm lớp trên mạng</w:t>
+              <w:t>NLS-GT (Cơ bản 2): Nhóm 4 xem ảnh hoa của các bạn trên màn hình, đếm những đặc điểm chung như chăm chỉ, lễ phép</w:t>
             </w:r>
           </w:p>
           <w:p>
@@ -791,7 +765,7 @@
                 <w:i w:val="0"/>
                 <w:sz w:val="18"/>
               </w:rPr>
-              <w:t>NLS-AT: Sản phẩm không đưa địa chỉ, số điện thoại; xin phép khi dùng ảnh gia đình.</w:t>
+              <w:t>NLS-AT: Sản phẩm giới thiệu bản thân không đưa địa chỉ nhà, số điện thoại, tên lớp đầy đủ</w:t>
             </w:r>
           </w:p>
           <w:p>
@@ -919,7 +893,7 @@
                 <w:i w:val="0"/>
                 <w:sz w:val="18"/>
               </w:rPr>
-              <w:t>NLS-GT (Cơ bản 2): Đánh giá tuần trên bảng theo dõi thi đua mở trên máy tính lớp: tổ trưởng đọc kết quả để GV nhập, máy vẽ biểu đồ</w:t>
+              <w:t>NLS-GT (Cơ bản 2): GV tổ chức đánh giá tuần trên bảng theo dõi thi đua mở trên máy tính lớp: lớp trưởng điều hành, tổ trưởng đọc kết quả nền nếp</w:t>
             </w:r>
           </w:p>
           <w:p>
@@ -932,7 +906,7 @@
                 <w:i w:val="0"/>
                 <w:sz w:val="18"/>
               </w:rPr>
-              <w:t>NLS-ST (Cơ bản 2): HS thể hiện khả năng hát, kể chuyện, võ thuật trước lớp; GV quay bằng điện thoại, chiếu lên tivi, mỗi bạn nói một lời ghi nhận</w:t>
+              <w:t>NLS-ST (Cơ bản 2): Ở phần sinh hoạt chủ đề “Tự hào thể hiện khả năng của bản thân”, HS thể hiện một khả năng như hát, kể chuyện</w:t>
             </w:r>
           </w:p>
           <w:p>
@@ -945,7 +919,7 @@
                 <w:i w:val="0"/>
                 <w:sz w:val="18"/>
               </w:rPr>
-              <w:t>NLS-AT: Nhận xét bạn tế nhị, dựa trên việc cụ thể; xin phép trước khi chụp ảnh bạn.</w:t>
+              <w:t>NLS-AT: Nhận xét bạn phải tế nhị, dựa trên việc làm cụ thể chứ không chê con người</w:t>
             </w:r>
           </w:p>
           <w:p>
@@ -1075,20 +1049,6 @@
                 <w:i w:val="0"/>
                 <w:sz w:val="18"/>
               </w:rPr>
-              <w:t>NLS-GT (Cơ bản 2): Sau phần sinh hoạt dưới cờ chủ điểm “Câu lạc bộ của em”, GVCN chiếu lên tivi hình ảnh</w:t>
-            </w:r>
-          </w:p>
-          <w:p>
-            <w:pPr>
-              <w:spacing w:after="0"/>
-            </w:pPr>
-            <w:r>
-              <w:rPr>
-                <w:b w:val="0"/>
-                <w:i w:val="0"/>
-                <w:sz w:val="18"/>
-              </w:rPr>
-              <w:t>NLS-AT: Chỉ xem hình, video câu lạc bộ do GV, nhà trường cung cấp</w:t>
             </w:r>
           </w:p>
         </w:tc>
@@ -1203,7 +1163,7 @@
                 <w:i w:val="0"/>
                 <w:sz w:val="18"/>
               </w:rPr>
-              <w:t>NLS-ST (Cơ bản 2): HS ghi việc làm đáng tự hào vào bảng theo mẫu SGK trang 8; GV chụp bảng của vài HS chiếu lên tivi, HS giới thiệu</w:t>
+              <w:t>NLS-ST (Cơ bản 2): HS ghi những việc làm đáng tự hào của bản thân như thực hiện đúng thời gian biểu, tổ chức sinh nhật mẹ</w:t>
             </w:r>
           </w:p>
           <w:p>
@@ -1216,7 +1176,7 @@
                 <w:i w:val="0"/>
                 <w:sz w:val="18"/>
               </w:rPr>
-              <w:t>NLS-GT (Cơ bản 2): HS nghe bạn giới thiệu qua màn hình rồi hỏi thêm một câu, nói lời động viên; GV nhắc cách góp ý tôn trọng khi nhắn nhóm lớp</w:t>
+              <w:t>NLS-GT (Cơ bản 2): HS nghe bạn giới thiệu qua màn hình rồi hỏi thêm bạn một câu và nói một lời động viên cụ thể</w:t>
             </w:r>
           </w:p>
           <w:p>
@@ -1229,7 +1189,7 @@
                 <w:i w:val="0"/>
                 <w:sz w:val="18"/>
               </w:rPr>
-              <w:t>NLS-AT: Sản phẩm không đưa địa chỉ, số điện thoại; xin phép khi dùng ảnh gia đình.</w:t>
+              <w:t>NLS-AT: Sản phẩm giới thiệu bản thân không đưa địa chỉ nhà, số điện thoại, tên lớp đầy đủ</w:t>
             </w:r>
           </w:p>
           <w:p>
@@ -1357,7 +1317,7 @@
                 <w:i w:val="0"/>
                 <w:sz w:val="18"/>
               </w:rPr>
-              <w:t>NLS-GT (Cơ bản 2): GV mở bảng theo dõi thi đua trên máy tính; tổ trưởng báo kết quả để nhập, máy vẽ biểu đồ so sánh các tổ</w:t>
+              <w:t>NLS-GT (Cơ bản 2): GV mở bảng theo dõi thi đua trên máy tính lớp để lớp trưởng điều hành đánh giá tuần; tổ trưởng báo kết quả nền nếp, cờ đỏ</w:t>
             </w:r>
           </w:p>
           <w:p>
@@ -1370,7 +1330,7 @@
                 <w:i w:val="0"/>
                 <w:sz w:val="18"/>
               </w:rPr>
-              <w:t>NLS-ST (Cơ bản 2): HS chia sẻ theo cặp việc làm đáng tự hào; GV chiếu ảnh HS gửi về việc đã làm ở nhà, HS nói cảm xúc</w:t>
+              <w:t>NLS-ST (Cơ bản 2): Ở phần sinh hoạt chủ đề “Niềm tự hào trong tim”, HS chia sẻ theo cặp kết quả thực hiện việc làm đáng tự hào đã dự kiến</w:t>
             </w:r>
           </w:p>
           <w:p>
@@ -1383,7 +1343,7 @@
                 <w:i w:val="0"/>
                 <w:sz w:val="18"/>
               </w:rPr>
-              <w:t>NLS-AT: Nhận xét bạn tế nhị, dựa trên việc cụ thể; xin phép trước khi chụp ảnh bạn.</w:t>
+              <w:t>NLS-AT: Nhận xét bạn phải tế nhị, dựa trên việc làm cụ thể chứ không chê con người</w:t>
             </w:r>
           </w:p>
           <w:p>
@@ -1513,20 +1473,6 @@
                 <w:i w:val="0"/>
                 <w:sz w:val="18"/>
               </w:rPr>
-              <w:t>NLS-KT (Cơ bản 2): Theo chủ điểm giao lưu tài năng học trò “Nụ cười lan toả niềm vui”</w:t>
-            </w:r>
-          </w:p>
-          <w:p>
-            <w:pPr>
-              <w:spacing w:after="0"/>
-            </w:pPr>
-            <w:r>
-              <w:rPr>
-                <w:b w:val="0"/>
-                <w:i w:val="0"/>
-                <w:sz w:val="18"/>
-              </w:rPr>
-              <w:t>NLS-AT: Clip chỉ quay tiết mục khi bạn đồng ý, dùng trong phạm vi nhà trường</w:t>
             </w:r>
           </w:p>
         </w:tc>
@@ -2052,6 +1998,45 @@
                 <w:i w:val="0"/>
                 <w:sz w:val="18"/>
               </w:rPr>
+              <w:t>NLS-ST (Cơ bản 2): HS làm một sản phẩm số nhỏ giới thiệu bản thân: trang chiếu “Em là ai” gồm ba ảnh về sở thích</w:t>
+            </w:r>
+          </w:p>
+          <w:p>
+            <w:pPr>
+              <w:spacing w:after="0"/>
+            </w:pPr>
+            <w:r>
+              <w:rPr>
+                <w:b w:val="0"/>
+                <w:i w:val="0"/>
+                <w:sz w:val="18"/>
+              </w:rPr>
+              <w:t>NLS-GT (Cơ bản 2): HS nhận xét về bạn bằng lời tích cực và cụ thể; GV hướng dẫn cách khen</w:t>
+            </w:r>
+          </w:p>
+          <w:p>
+            <w:pPr>
+              <w:spacing w:after="0"/>
+            </w:pPr>
+            <w:r>
+              <w:rPr>
+                <w:b w:val="0"/>
+                <w:i w:val="0"/>
+                <w:sz w:val="18"/>
+              </w:rPr>
+              <w:t>NLS-AT: Sản phẩm giới thiệu bản thân không đưa địa chỉ nhà, số điện thoại, tên lớp đầy đủ</w:t>
+            </w:r>
+          </w:p>
+          <w:p>
+            <w:pPr>
+              <w:spacing w:after="0"/>
+            </w:pPr>
+            <w:r>
+              <w:rPr>
+                <w:b w:val="0"/>
+                <w:i w:val="0"/>
+                <w:sz w:val="18"/>
+              </w:rPr>
               <w:t>KNS: KN tự nhận thức: nhận ra điểm mạnh, điểm cần cố gắng của bản thân.</w:t>
             </w:r>
           </w:p>
@@ -2167,6 +2152,33 @@
                 <w:i w:val="0"/>
                 <w:sz w:val="18"/>
               </w:rPr>
+              <w:t>NLS-GT (Cơ bản 2): GV tổ chức tổng kết tuần gắn với nội dung “Nghĩ tích cực, sống vui tươi”: dùng bảng theo dõi thi đua trên máy</w:t>
+            </w:r>
+          </w:p>
+          <w:p>
+            <w:pPr>
+              <w:spacing w:after="0"/>
+            </w:pPr>
+            <w:r>
+              <w:rPr>
+                <w:b w:val="0"/>
+                <w:i w:val="0"/>
+                <w:sz w:val="18"/>
+              </w:rPr>
+              <w:t>NLS-ST (Cơ bản 2): HS trình chiếu ảnh, sản phẩm của tuần để cả lớp nhìn lại; mỗi bạn nói một lời ghi nhận cụ thể dành cho một bạn khác.</w:t>
+            </w:r>
+          </w:p>
+          <w:p>
+            <w:pPr>
+              <w:spacing w:after="0"/>
+            </w:pPr>
+            <w:r>
+              <w:rPr>
+                <w:b w:val="0"/>
+                <w:i w:val="0"/>
+                <w:sz w:val="18"/>
+              </w:rPr>
+              <w:t>NLS-AT: Nhận xét bạn phải tế nhị, dựa trên việc làm cụ thể chứ không chê con người</w:t>
             </w:r>
           </w:p>
         </w:tc>
@@ -2398,6 +2410,33 @@
                 <w:i w:val="0"/>
                 <w:sz w:val="18"/>
               </w:rPr>
+              <w:t>NLS-ST (Cơ bản 2): GV hướng dẫn HS dùng công cụ vẽ sơ đồ tư duy trên máy để sắp xếp các việc trong ngày hoặc các bước giải quyết một việc</w:t>
+            </w:r>
+          </w:p>
+          <w:p>
+            <w:pPr>
+              <w:spacing w:after="0"/>
+            </w:pPr>
+            <w:r>
+              <w:rPr>
+                <w:b w:val="0"/>
+                <w:i w:val="0"/>
+                <w:sz w:val="18"/>
+              </w:rPr>
+              <w:t>NLS-GQVĐ (Cơ bản 2): HS ghi thời gian làm từng việc trong một ngày vào bảng, cộng lại theo nhóm việc (học, giúp việc nhà, vận động, xem màn hình)</w:t>
+            </w:r>
+          </w:p>
+          <w:p>
+            <w:pPr>
+              <w:spacing w:after="0"/>
+            </w:pPr>
+            <w:r>
+              <w:rPr>
+                <w:b w:val="0"/>
+                <w:i w:val="0"/>
+                <w:sz w:val="18"/>
+              </w:rPr>
+              <w:t>NLS-AT: Tính cả thời gian xem điện thoại, ti vi, chơi trò chơi vào bảng theo dõi</w:t>
             </w:r>
           </w:p>
         </w:tc>
@@ -2512,6 +2551,33 @@
                 <w:i w:val="0"/>
                 <w:sz w:val="18"/>
               </w:rPr>
+              <w:t>NLS-GT (Cơ bản 2): GV tổ chức tổng kết tuần gắn với nội dung “Giúp nhau thực hiện nền nếp sinh hoạt”: dùng bảng theo dõi thi đua trên máy</w:t>
+            </w:r>
+          </w:p>
+          <w:p>
+            <w:pPr>
+              <w:spacing w:after="0"/>
+            </w:pPr>
+            <w:r>
+              <w:rPr>
+                <w:b w:val="0"/>
+                <w:i w:val="0"/>
+                <w:sz w:val="18"/>
+              </w:rPr>
+              <w:t>NLS-ST (Cơ bản 2): HS trình chiếu ảnh, sản phẩm của tuần để cả lớp nhìn lại; mỗi bạn nói một lời ghi nhận cụ thể dành cho một bạn khác.</w:t>
+            </w:r>
+          </w:p>
+          <w:p>
+            <w:pPr>
+              <w:spacing w:after="0"/>
+            </w:pPr>
+            <w:r>
+              <w:rPr>
+                <w:b w:val="0"/>
+                <w:i w:val="0"/>
+                <w:sz w:val="18"/>
+              </w:rPr>
+              <w:t>NLS-AT: Nhận xét bạn phải tế nhị, dựa trên việc làm cụ thể chứ không chê con người</w:t>
             </w:r>
           </w:p>
         </w:tc>
@@ -2742,6 +2808,33 @@
                 <w:i w:val="0"/>
                 <w:sz w:val="18"/>
               </w:rPr>
+              <w:t>NLS-ST (Cơ bản 2): GV hướng dẫn HS dùng công cụ vẽ sơ đồ tư duy trên máy để sắp xếp các việc trong ngày hoặc các bước giải quyết một việc</w:t>
+            </w:r>
+          </w:p>
+          <w:p>
+            <w:pPr>
+              <w:spacing w:after="0"/>
+            </w:pPr>
+            <w:r>
+              <w:rPr>
+                <w:b w:val="0"/>
+                <w:i w:val="0"/>
+                <w:sz w:val="18"/>
+              </w:rPr>
+              <w:t>NLS-GQVĐ (Cơ bản 2): HS ghi thời gian làm từng việc trong một ngày vào bảng, cộng lại theo nhóm việc (học, giúp việc nhà, vận động, xem màn hình)</w:t>
+            </w:r>
+          </w:p>
+          <w:p>
+            <w:pPr>
+              <w:spacing w:after="0"/>
+            </w:pPr>
+            <w:r>
+              <w:rPr>
+                <w:b w:val="0"/>
+                <w:i w:val="0"/>
+                <w:sz w:val="18"/>
+              </w:rPr>
+              <w:t>NLS-AT: Tính cả thời gian xem điện thoại, ti vi, chơi trò chơi vào bảng theo dõi</w:t>
             </w:r>
           </w:p>
         </w:tc>
@@ -2856,6 +2949,33 @@
                 <w:i w:val="0"/>
                 <w:sz w:val="18"/>
               </w:rPr>
+              <w:t>NLS-GT (Cơ bản 2): GV tổ chức tổng kết tuần gắn với nội dung “Rèn luyện tư duy khoa học”: dùng bảng theo dõi thi đua trên máy</w:t>
+            </w:r>
+          </w:p>
+          <w:p>
+            <w:pPr>
+              <w:spacing w:after="0"/>
+            </w:pPr>
+            <w:r>
+              <w:rPr>
+                <w:b w:val="0"/>
+                <w:i w:val="0"/>
+                <w:sz w:val="18"/>
+              </w:rPr>
+              <w:t>NLS-ST (Cơ bản 2): HS trình chiếu ảnh, sản phẩm của tuần để cả lớp nhìn lại; mỗi bạn nói một lời ghi nhận cụ thể dành cho một bạn khác.</w:t>
+            </w:r>
+          </w:p>
+          <w:p>
+            <w:pPr>
+              <w:spacing w:after="0"/>
+            </w:pPr>
+            <w:r>
+              <w:rPr>
+                <w:b w:val="0"/>
+                <w:i w:val="0"/>
+                <w:sz w:val="18"/>
+              </w:rPr>
+              <w:t>NLS-AT: Nhận xét bạn phải tế nhị, dựa trên việc làm cụ thể chứ không chê con người</w:t>
             </w:r>
           </w:p>
         </w:tc>
@@ -3086,6 +3206,33 @@
                 <w:i w:val="0"/>
                 <w:sz w:val="18"/>
               </w:rPr>
+              <w:t>NLS-ST (Cơ bản 2): GV hướng dẫn HS dùng công cụ vẽ sơ đồ tư duy trên máy để sắp xếp các việc trong ngày hoặc các bước giải quyết một việc</w:t>
+            </w:r>
+          </w:p>
+          <w:p>
+            <w:pPr>
+              <w:spacing w:after="0"/>
+            </w:pPr>
+            <w:r>
+              <w:rPr>
+                <w:b w:val="0"/>
+                <w:i w:val="0"/>
+                <w:sz w:val="18"/>
+              </w:rPr>
+              <w:t>NLS-GQVĐ (Cơ bản 2): HS ghi thời gian làm từng việc trong một ngày vào bảng, cộng lại theo nhóm việc (học, giúp việc nhà, vận động, xem màn hình)</w:t>
+            </w:r>
+          </w:p>
+          <w:p>
+            <w:pPr>
+              <w:spacing w:after="0"/>
+            </w:pPr>
+            <w:r>
+              <w:rPr>
+                <w:b w:val="0"/>
+                <w:i w:val="0"/>
+                <w:sz w:val="18"/>
+              </w:rPr>
+              <w:t>NLS-AT: Tính cả thời gian xem điện thoại, ti vi, chơi trò chơi vào bảng theo dõi</w:t>
             </w:r>
           </w:p>
         </w:tc>
@@ -3200,6 +3347,33 @@
                 <w:i w:val="0"/>
                 <w:sz w:val="18"/>
               </w:rPr>
+              <w:t>NLS-KT (Cơ bản 2): Cho hoạt động “Triển lãm sơ đồ tư duy”, HS tổng hợp kết quả của tổ mình vào bảng theo dõi của lớp: nhập số liệu hoặc chụp</w:t>
+            </w:r>
+          </w:p>
+          <w:p>
+            <w:pPr>
+              <w:spacing w:after="0"/>
+            </w:pPr>
+            <w:r>
+              <w:rPr>
+                <w:b w:val="0"/>
+                <w:i w:val="0"/>
+                <w:sz w:val="18"/>
+              </w:rPr>
+              <w:t>NLS-GT (Cơ bản 2): Đại diện các tổ trình chiếu kết quả trước lớp, các bạn khác đặt câu hỏi và góp ý</w:t>
+            </w:r>
+          </w:p>
+          <w:p>
+            <w:pPr>
+              <w:spacing w:after="0"/>
+            </w:pPr>
+            <w:r>
+              <w:rPr>
+                <w:b w:val="0"/>
+                <w:i w:val="0"/>
+                <w:sz w:val="18"/>
+              </w:rPr>
+              <w:t>NLS-AT: Không đưa thông tin riêng tư của bạn (hoàn cảnh gia đình, điểm số</w:t>
             </w:r>
           </w:p>
         </w:tc>
@@ -3430,6 +3604,33 @@
                 <w:i w:val="0"/>
                 <w:sz w:val="18"/>
               </w:rPr>
+              <w:t>NLS-ST (Cơ bản 2): GV hướng dẫn HS dùng công cụ vẽ sơ đồ tư duy trên máy để sắp xếp các việc trong ngày hoặc các bước giải quyết một việc</w:t>
+            </w:r>
+          </w:p>
+          <w:p>
+            <w:pPr>
+              <w:spacing w:after="0"/>
+            </w:pPr>
+            <w:r>
+              <w:rPr>
+                <w:b w:val="0"/>
+                <w:i w:val="0"/>
+                <w:sz w:val="18"/>
+              </w:rPr>
+              <w:t>NLS-GQVĐ (Cơ bản 2): HS ghi thời gian làm từng việc trong một ngày vào bảng, cộng lại theo nhóm việc (học, giúp việc nhà, vận động, xem màn hình)</w:t>
+            </w:r>
+          </w:p>
+          <w:p>
+            <w:pPr>
+              <w:spacing w:after="0"/>
+            </w:pPr>
+            <w:r>
+              <w:rPr>
+                <w:b w:val="0"/>
+                <w:i w:val="0"/>
+                <w:sz w:val="18"/>
+              </w:rPr>
+              <w:t>NLS-AT: Tính cả thời gian xem điện thoại, ti vi, chơi trò chơi vào bảng theo dõi</w:t>
             </w:r>
           </w:p>
         </w:tc>
@@ -3544,6 +3745,33 @@
                 <w:i w:val="0"/>
                 <w:sz w:val="18"/>
               </w:rPr>
+              <w:t>NLS-KT (Cơ bản 2): Cho hoạt động “Tự đánh giá việc rèn luyện tư duy khoa học”, HS tổng hợp kết quả của tổ mình vào bảng theo dõi của lớp: nhập</w:t>
+            </w:r>
+          </w:p>
+          <w:p>
+            <w:pPr>
+              <w:spacing w:after="0"/>
+            </w:pPr>
+            <w:r>
+              <w:rPr>
+                <w:b w:val="0"/>
+                <w:i w:val="0"/>
+                <w:sz w:val="18"/>
+              </w:rPr>
+              <w:t>NLS-GT (Cơ bản 2): Đại diện các tổ trình chiếu kết quả trước lớp, các bạn khác đặt câu hỏi và góp ý</w:t>
+            </w:r>
+          </w:p>
+          <w:p>
+            <w:pPr>
+              <w:spacing w:after="0"/>
+            </w:pPr>
+            <w:r>
+              <w:rPr>
+                <w:b w:val="0"/>
+                <w:i w:val="0"/>
+                <w:sz w:val="18"/>
+              </w:rPr>
+              <w:t>NLS-AT: Không đưa thông tin riêng tư của bạn (hoàn cảnh gia đình, điểm số</w:t>
             </w:r>
           </w:p>
         </w:tc>
@@ -3775,6 +4003,33 @@
                 <w:i w:val="0"/>
                 <w:sz w:val="18"/>
               </w:rPr>
+              <w:t>NLS-KT (Cơ bản 2): HS khảo sát thực trạng vệ sinh, cảnh quan trường lớp bằng phiếu quan sát và ảnh chụp</w:t>
+            </w:r>
+          </w:p>
+          <w:p>
+            <w:pPr>
+              <w:spacing w:after="0"/>
+            </w:pPr>
+            <w:r>
+              <w:rPr>
+                <w:b w:val="0"/>
+                <w:i w:val="0"/>
+                <w:sz w:val="18"/>
+              </w:rPr>
+              <w:t>NLS-ST (Cơ bản 2): HS làm bản tin ảnh hoặc trang chiếu “Trường em xanh – sạch – đẹp” gồm ảnh trước và sau khi lớp ra tay dọn dẹp, trang trí</w:t>
+            </w:r>
+          </w:p>
+          <w:p>
+            <w:pPr>
+              <w:spacing w:after="0"/>
+            </w:pPr>
+            <w:r>
+              <w:rPr>
+                <w:b w:val="0"/>
+                <w:i w:val="0"/>
+                <w:sz w:val="18"/>
+              </w:rPr>
+              <w:t>NLS-AT: Xin phép trước khi chụp ảnh bạn và thầy cô</w:t>
             </w:r>
           </w:p>
         </w:tc>
@@ -3889,6 +4144,33 @@
                 <w:i w:val="0"/>
                 <w:sz w:val="18"/>
               </w:rPr>
+              <w:t>NLS-KT (Cơ bản 2): Cho hoạt động “Khảo sát thực trạng vệ sinh trường lớp”, HS tổng hợp kết quả của tổ mình vào bảng theo dõi của lớp: nhập số liệu</w:t>
+            </w:r>
+          </w:p>
+          <w:p>
+            <w:pPr>
+              <w:spacing w:after="0"/>
+            </w:pPr>
+            <w:r>
+              <w:rPr>
+                <w:b w:val="0"/>
+                <w:i w:val="0"/>
+                <w:sz w:val="18"/>
+              </w:rPr>
+              <w:t>NLS-GT (Cơ bản 2): Đại diện các tổ trình chiếu kết quả trước lớp, các bạn khác đặt câu hỏi và góp ý</w:t>
+            </w:r>
+          </w:p>
+          <w:p>
+            <w:pPr>
+              <w:spacing w:after="0"/>
+            </w:pPr>
+            <w:r>
+              <w:rPr>
+                <w:b w:val="0"/>
+                <w:i w:val="0"/>
+                <w:sz w:val="18"/>
+              </w:rPr>
+              <w:t>NLS-AT: Không đưa thông tin riêng tư của bạn (hoàn cảnh gia đình, điểm số</w:t>
             </w:r>
           </w:p>
         </w:tc>
@@ -4119,6 +4401,33 @@
                 <w:i w:val="0"/>
                 <w:sz w:val="18"/>
               </w:rPr>
+              <w:t>NLS-KT (Cơ bản 2): HS khảo sát thực trạng vệ sinh, cảnh quan trường lớp bằng phiếu quan sát và ảnh chụp</w:t>
+            </w:r>
+          </w:p>
+          <w:p>
+            <w:pPr>
+              <w:spacing w:after="0"/>
+            </w:pPr>
+            <w:r>
+              <w:rPr>
+                <w:b w:val="0"/>
+                <w:i w:val="0"/>
+                <w:sz w:val="18"/>
+              </w:rPr>
+              <w:t>NLS-ST (Cơ bản 2): HS làm bản tin ảnh hoặc trang chiếu “Trường em xanh – sạch – đẹp” gồm ảnh trước và sau khi lớp ra tay dọn dẹp, trang trí</w:t>
+            </w:r>
+          </w:p>
+          <w:p>
+            <w:pPr>
+              <w:spacing w:after="0"/>
+            </w:pPr>
+            <w:r>
+              <w:rPr>
+                <w:b w:val="0"/>
+                <w:i w:val="0"/>
+                <w:sz w:val="18"/>
+              </w:rPr>
+              <w:t>NLS-AT: Xin phép trước khi chụp ảnh bạn và thầy cô</w:t>
             </w:r>
           </w:p>
         </w:tc>
@@ -4233,6 +4542,33 @@
                 <w:i w:val="0"/>
                 <w:sz w:val="18"/>
               </w:rPr>
+              <w:t>NLS-GT (Cơ bản 2): GV tổ chức tổng kết tuần gắn với nội dung “Hành động giữ gìn trường học xanh, sạch, đẹp”: dùng bảng theo dõi thi đua trên máy</w:t>
+            </w:r>
+          </w:p>
+          <w:p>
+            <w:pPr>
+              <w:spacing w:after="0"/>
+            </w:pPr>
+            <w:r>
+              <w:rPr>
+                <w:b w:val="0"/>
+                <w:i w:val="0"/>
+                <w:sz w:val="18"/>
+              </w:rPr>
+              <w:t>NLS-ST (Cơ bản 2): HS trình chiếu ảnh, sản phẩm của tuần để cả lớp nhìn lại; mỗi bạn nói một lời ghi nhận cụ thể dành cho một bạn khác.</w:t>
+            </w:r>
+          </w:p>
+          <w:p>
+            <w:pPr>
+              <w:spacing w:after="0"/>
+            </w:pPr>
+            <w:r>
+              <w:rPr>
+                <w:b w:val="0"/>
+                <w:i w:val="0"/>
+                <w:sz w:val="18"/>
+              </w:rPr>
+              <w:t>NLS-AT: Nhận xét bạn phải tế nhị, dựa trên việc làm cụ thể chứ không chê con người</w:t>
             </w:r>
           </w:p>
         </w:tc>
@@ -4464,6 +4800,33 @@
                 <w:i w:val="0"/>
                 <w:sz w:val="18"/>
               </w:rPr>
+              <w:t>NLS-KT (Cơ bản 2): HS khảo sát thực trạng vệ sinh, cảnh quan trường lớp bằng phiếu quan sát và ảnh chụp</w:t>
+            </w:r>
+          </w:p>
+          <w:p>
+            <w:pPr>
+              <w:spacing w:after="0"/>
+            </w:pPr>
+            <w:r>
+              <w:rPr>
+                <w:b w:val="0"/>
+                <w:i w:val="0"/>
+                <w:sz w:val="18"/>
+              </w:rPr>
+              <w:t>NLS-ST (Cơ bản 2): HS làm bản tin ảnh hoặc trang chiếu “Trường em xanh – sạch – đẹp” gồm ảnh trước và sau khi lớp ra tay dọn dẹp, trang trí</w:t>
+            </w:r>
+          </w:p>
+          <w:p>
+            <w:pPr>
+              <w:spacing w:after="0"/>
+            </w:pPr>
+            <w:r>
+              <w:rPr>
+                <w:b w:val="0"/>
+                <w:i w:val="0"/>
+                <w:sz w:val="18"/>
+              </w:rPr>
+              <w:t>NLS-AT: Xin phép trước khi chụp ảnh bạn và thầy cô</w:t>
             </w:r>
           </w:p>
         </w:tc>
@@ -4578,7 +4941,33 @@
                 <w:i w:val="0"/>
                 <w:sz w:val="18"/>
               </w:rPr>
-              <w:t>NLS-GT (Cơ bản 2): giao tiếp, chia sẻ với bạn qua kênh số một cách văn minh, không trêu chọc nhau.</w:t>
+              <w:t>NLS-GT (Cơ bản 2): GV tổ chức tổng kết tuần gắn với nội dung “Cam kết tình bạn”: dùng bảng theo dõi thi đua trên máy</w:t>
+            </w:r>
+          </w:p>
+          <w:p>
+            <w:pPr>
+              <w:spacing w:after="0"/>
+            </w:pPr>
+            <w:r>
+              <w:rPr>
+                <w:b w:val="0"/>
+                <w:i w:val="0"/>
+                <w:sz w:val="18"/>
+              </w:rPr>
+              <w:t>NLS-ST (Cơ bản 2): HS trình chiếu ảnh, sản phẩm của tuần để cả lớp nhìn lại; mỗi bạn nói một lời ghi nhận cụ thể dành cho một bạn khác.</w:t>
+            </w:r>
+          </w:p>
+          <w:p>
+            <w:pPr>
+              <w:spacing w:after="0"/>
+            </w:pPr>
+            <w:r>
+              <w:rPr>
+                <w:b w:val="0"/>
+                <w:i w:val="0"/>
+                <w:sz w:val="18"/>
+              </w:rPr>
+              <w:t>NLS-AT: Nhận xét bạn phải tế nhị, dựa trên việc làm cụ thể chứ không chê con người</w:t>
             </w:r>
           </w:p>
         </w:tc>
@@ -4809,6 +5198,33 @@
                 <w:i w:val="0"/>
                 <w:sz w:val="18"/>
               </w:rPr>
+              <w:t>NLS-KT (Cơ bản 2): HS khảo sát thực trạng vệ sinh, cảnh quan trường lớp bằng phiếu quan sát và ảnh chụp</w:t>
+            </w:r>
+          </w:p>
+          <w:p>
+            <w:pPr>
+              <w:spacing w:after="0"/>
+            </w:pPr>
+            <w:r>
+              <w:rPr>
+                <w:b w:val="0"/>
+                <w:i w:val="0"/>
+                <w:sz w:val="18"/>
+              </w:rPr>
+              <w:t>NLS-ST (Cơ bản 2): HS làm bản tin ảnh hoặc trang chiếu “Trường em xanh – sạch – đẹp” gồm ảnh trước và sau khi lớp ra tay dọn dẹp, trang trí</w:t>
+            </w:r>
+          </w:p>
+          <w:p>
+            <w:pPr>
+              <w:spacing w:after="0"/>
+            </w:pPr>
+            <w:r>
+              <w:rPr>
+                <w:b w:val="0"/>
+                <w:i w:val="0"/>
+                <w:sz w:val="18"/>
+              </w:rPr>
+              <w:t>NLS-AT: Xin phép trước khi chụp ảnh bạn và thầy cô</w:t>
             </w:r>
           </w:p>
         </w:tc>
@@ -4923,6 +5339,33 @@
                 <w:i w:val="0"/>
                 <w:sz w:val="18"/>
               </w:rPr>
+              <w:t>NLS-GT (Cơ bản 2): GV tổ chức tổng kết tuần gắn với nội dung “Tổ chức hoạt động”: dùng bảng theo dõi thi đua trên máy</w:t>
+            </w:r>
+          </w:p>
+          <w:p>
+            <w:pPr>
+              <w:spacing w:after="0"/>
+            </w:pPr>
+            <w:r>
+              <w:rPr>
+                <w:b w:val="0"/>
+                <w:i w:val="0"/>
+                <w:sz w:val="18"/>
+              </w:rPr>
+              <w:t>NLS-ST (Cơ bản 2): HS trình chiếu ảnh, sản phẩm của tuần để cả lớp nhìn lại; mỗi bạn nói một lời ghi nhận cụ thể dành cho một bạn khác.</w:t>
+            </w:r>
+          </w:p>
+          <w:p>
+            <w:pPr>
+              <w:spacing w:after="0"/>
+            </w:pPr>
+            <w:r>
+              <w:rPr>
+                <w:b w:val="0"/>
+                <w:i w:val="0"/>
+                <w:sz w:val="18"/>
+              </w:rPr>
+              <w:t>NLS-AT: Nhận xét bạn phải tế nhị, dựa trên việc làm cụ thể chứ không chê con người</w:t>
             </w:r>
           </w:p>
         </w:tc>
@@ -5154,6 +5597,33 @@
                 <w:i w:val="0"/>
                 <w:sz w:val="18"/>
               </w:rPr>
+              <w:t>NLS-GQVĐ (Cơ bản 2): GV hướng dẫn HS dùng danh sách việc cần làm hoặc lịch trên máy tính, điện thoại của gia đình: đặt tên việc, đặt hạn hoàn thành</w:t>
+            </w:r>
+          </w:p>
+          <w:p>
+            <w:pPr>
+              <w:spacing w:after="0"/>
+            </w:pPr>
+            <w:r>
+              <w:rPr>
+                <w:b w:val="0"/>
+                <w:i w:val="0"/>
+                <w:sz w:val="18"/>
+              </w:rPr>
+              <w:t>NLS-GT (Cơ bản 2): HS phân công công việc nhóm trên một bảng theo dõi chung, mỗi bạn tự cập nhật phần việc của mình để cả nhóm cùng biết tiến độ</w:t>
+            </w:r>
+          </w:p>
+          <w:p>
+            <w:pPr>
+              <w:spacing w:after="0"/>
+            </w:pPr>
+            <w:r>
+              <w:rPr>
+                <w:b w:val="0"/>
+                <w:i w:val="0"/>
+                <w:sz w:val="18"/>
+              </w:rPr>
+              <w:t>NLS-AT: Dùng thiết bị của gia đình phải xin phép; không cài ứng dụng lạ</w:t>
             </w:r>
           </w:p>
         </w:tc>
@@ -5268,6 +5738,33 @@
                 <w:i w:val="0"/>
                 <w:sz w:val="18"/>
               </w:rPr>
+              <w:t>NLS-GT (Cơ bản 2): GV tổ chức tổng kết tuần gắn với nội dung “Chủ động thực hiện nhiệm vụ đọc sách”: dùng bảng theo dõi thi đua trên máy</w:t>
+            </w:r>
+          </w:p>
+          <w:p>
+            <w:pPr>
+              <w:spacing w:after="0"/>
+            </w:pPr>
+            <w:r>
+              <w:rPr>
+                <w:b w:val="0"/>
+                <w:i w:val="0"/>
+                <w:sz w:val="18"/>
+              </w:rPr>
+              <w:t>NLS-ST (Cơ bản 2): HS trình chiếu ảnh, sản phẩm của tuần để cả lớp nhìn lại; mỗi bạn nói một lời ghi nhận cụ thể dành cho một bạn khác.</w:t>
+            </w:r>
+          </w:p>
+          <w:p>
+            <w:pPr>
+              <w:spacing w:after="0"/>
+            </w:pPr>
+            <w:r>
+              <w:rPr>
+                <w:b w:val="0"/>
+                <w:i w:val="0"/>
+                <w:sz w:val="18"/>
+              </w:rPr>
+              <w:t>NLS-AT: Nhận xét bạn phải tế nhị, dựa trên việc làm cụ thể chứ không chê con người</w:t>
             </w:r>
           </w:p>
         </w:tc>
@@ -5499,6 +5996,33 @@
                 <w:i w:val="0"/>
                 <w:sz w:val="18"/>
               </w:rPr>
+              <w:t>NLS-GQVĐ (Cơ bản 2): GV hướng dẫn HS dùng danh sách việc cần làm hoặc lịch trên máy tính, điện thoại của gia đình: đặt tên việc, đặt hạn hoàn thành</w:t>
+            </w:r>
+          </w:p>
+          <w:p>
+            <w:pPr>
+              <w:spacing w:after="0"/>
+            </w:pPr>
+            <w:r>
+              <w:rPr>
+                <w:b w:val="0"/>
+                <w:i w:val="0"/>
+                <w:sz w:val="18"/>
+              </w:rPr>
+              <w:t>NLS-GT (Cơ bản 2): HS phân công công việc nhóm trên một bảng theo dõi chung, mỗi bạn tự cập nhật phần việc của mình để cả nhóm cùng biết tiến độ</w:t>
+            </w:r>
+          </w:p>
+          <w:p>
+            <w:pPr>
+              <w:spacing w:after="0"/>
+            </w:pPr>
+            <w:r>
+              <w:rPr>
+                <w:b w:val="0"/>
+                <w:i w:val="0"/>
+                <w:sz w:val="18"/>
+              </w:rPr>
+              <w:t>NLS-AT: Dùng thiết bị của gia đình phải xin phép; không cài ứng dụng lạ</w:t>
             </w:r>
           </w:p>
         </w:tc>
@@ -5613,6 +6137,45 @@
                 <w:i w:val="0"/>
                 <w:sz w:val="18"/>
               </w:rPr>
+              <w:t>NLS-GT (Cơ bản 2): GV tổ chức tổng kết tuần gắn với nội dung “Hợp tác thực hiện nhiệm vụ”: dùng bảng theo dõi thi đua trên máy</w:t>
+            </w:r>
+          </w:p>
+          <w:p>
+            <w:pPr>
+              <w:spacing w:after="0"/>
+            </w:pPr>
+            <w:r>
+              <w:rPr>
+                <w:b w:val="0"/>
+                <w:i w:val="0"/>
+                <w:sz w:val="18"/>
+              </w:rPr>
+              <w:t>NLS-ST (Cơ bản 2): HS trình chiếu ảnh, sản phẩm của tuần để cả lớp nhìn lại; mỗi bạn nói một lời ghi nhận cụ thể dành cho một bạn khác.</w:t>
+            </w:r>
+          </w:p>
+          <w:p>
+            <w:pPr>
+              <w:spacing w:after="0"/>
+            </w:pPr>
+            <w:r>
+              <w:rPr>
+                <w:b w:val="0"/>
+                <w:i w:val="0"/>
+                <w:sz w:val="18"/>
+              </w:rPr>
+              <w:t>NLS-AT: Nhận xét bạn phải tế nhị, dựa trên việc làm cụ thể chứ không chê con người</w:t>
+            </w:r>
+          </w:p>
+          <w:p>
+            <w:pPr>
+              <w:spacing w:after="0"/>
+            </w:pPr>
+            <w:r>
+              <w:rPr>
+                <w:b w:val="0"/>
+                <w:i w:val="0"/>
+                <w:sz w:val="18"/>
+              </w:rPr>
               <w:t>KNS: KN giao tiếp – hợp tác: làm việc nhóm, chia sẻ và giải quyết bất đồng ôn hoà.</w:t>
             </w:r>
           </w:p>
@@ -5845,6 +6408,33 @@
                 <w:i w:val="0"/>
                 <w:sz w:val="18"/>
               </w:rPr>
+              <w:t>NLS-GQVĐ (Cơ bản 2): GV hướng dẫn HS dùng danh sách việc cần làm hoặc lịch trên máy tính, điện thoại của gia đình: đặt tên việc, đặt hạn hoàn thành</w:t>
+            </w:r>
+          </w:p>
+          <w:p>
+            <w:pPr>
+              <w:spacing w:after="0"/>
+            </w:pPr>
+            <w:r>
+              <w:rPr>
+                <w:b w:val="0"/>
+                <w:i w:val="0"/>
+                <w:sz w:val="18"/>
+              </w:rPr>
+              <w:t>NLS-GT (Cơ bản 2): HS phân công công việc nhóm trên một bảng theo dõi chung, mỗi bạn tự cập nhật phần việc của mình để cả nhóm cùng biết tiến độ</w:t>
+            </w:r>
+          </w:p>
+          <w:p>
+            <w:pPr>
+              <w:spacing w:after="0"/>
+            </w:pPr>
+            <w:r>
+              <w:rPr>
+                <w:b w:val="0"/>
+                <w:i w:val="0"/>
+                <w:sz w:val="18"/>
+              </w:rPr>
+              <w:t>NLS-AT: Dùng thiết bị của gia đình phải xin phép; không cài ứng dụng lạ</w:t>
             </w:r>
           </w:p>
         </w:tc>
@@ -5959,6 +6549,33 @@
                 <w:i w:val="0"/>
                 <w:sz w:val="18"/>
               </w:rPr>
+              <w:t>NLS-KT (Cơ bản 2): Cho hoạt động “Báo cáo về việc tự lực thực hiện nhiệm vụ”, HS tổng hợp kết quả của tổ mình vào bảng theo dõi của lớp: nhập</w:t>
+            </w:r>
+          </w:p>
+          <w:p>
+            <w:pPr>
+              <w:spacing w:after="0"/>
+            </w:pPr>
+            <w:r>
+              <w:rPr>
+                <w:b w:val="0"/>
+                <w:i w:val="0"/>
+                <w:sz w:val="18"/>
+              </w:rPr>
+              <w:t>NLS-GT (Cơ bản 2): Đại diện các tổ trình chiếu kết quả trước lớp, các bạn khác đặt câu hỏi và góp ý</w:t>
+            </w:r>
+          </w:p>
+          <w:p>
+            <w:pPr>
+              <w:spacing w:after="0"/>
+            </w:pPr>
+            <w:r>
+              <w:rPr>
+                <w:b w:val="0"/>
+                <w:i w:val="0"/>
+                <w:sz w:val="18"/>
+              </w:rPr>
+              <w:t>NLS-AT: Không đưa thông tin riêng tư của bạn (hoàn cảnh gia đình, điểm số</w:t>
             </w:r>
           </w:p>
         </w:tc>
@@ -6189,6 +6806,33 @@
                 <w:i w:val="0"/>
                 <w:sz w:val="18"/>
               </w:rPr>
+              <w:t>NLS-GQVĐ (Cơ bản 2): GV hướng dẫn HS dùng danh sách việc cần làm hoặc lịch trên máy tính, điện thoại của gia đình: đặt tên việc, đặt hạn hoàn thành</w:t>
+            </w:r>
+          </w:p>
+          <w:p>
+            <w:pPr>
+              <w:spacing w:after="0"/>
+            </w:pPr>
+            <w:r>
+              <w:rPr>
+                <w:b w:val="0"/>
+                <w:i w:val="0"/>
+                <w:sz w:val="18"/>
+              </w:rPr>
+              <w:t>NLS-GT (Cơ bản 2): HS phân công công việc nhóm trên một bảng theo dõi chung, mỗi bạn tự cập nhật phần việc của mình để cả nhóm cùng biết tiến độ</w:t>
+            </w:r>
+          </w:p>
+          <w:p>
+            <w:pPr>
+              <w:spacing w:after="0"/>
+            </w:pPr>
+            <w:r>
+              <w:rPr>
+                <w:b w:val="0"/>
+                <w:i w:val="0"/>
+                <w:sz w:val="18"/>
+              </w:rPr>
+              <w:t>NLS-AT: Dùng thiết bị của gia đình phải xin phép; không cài ứng dụng lạ</w:t>
             </w:r>
           </w:p>
         </w:tc>
@@ -6303,6 +6947,33 @@
                 <w:i w:val="0"/>
                 <w:sz w:val="18"/>
               </w:rPr>
+              <w:t>NLS-KT (Cơ bản 2): Cho hoạt động “Đánh giá về khả năng tự lực thực hiện công việc ở nhà”</w:t>
+            </w:r>
+          </w:p>
+          <w:p>
+            <w:pPr>
+              <w:spacing w:after="0"/>
+            </w:pPr>
+            <w:r>
+              <w:rPr>
+                <w:b w:val="0"/>
+                <w:i w:val="0"/>
+                <w:sz w:val="18"/>
+              </w:rPr>
+              <w:t>NLS-GT (Cơ bản 2): Đại diện các tổ trình chiếu kết quả trước lớp, các bạn khác đặt câu hỏi và góp ý</w:t>
+            </w:r>
+          </w:p>
+          <w:p>
+            <w:pPr>
+              <w:spacing w:after="0"/>
+            </w:pPr>
+            <w:r>
+              <w:rPr>
+                <w:b w:val="0"/>
+                <w:i w:val="0"/>
+                <w:sz w:val="18"/>
+              </w:rPr>
+              <w:t>NLS-AT: Không đưa thông tin riêng tư của bạn (hoàn cảnh gia đình, điểm số</w:t>
             </w:r>
           </w:p>
         </w:tc>
@@ -6534,6 +7205,33 @@
                 <w:i w:val="0"/>
                 <w:sz w:val="18"/>
               </w:rPr>
+              <w:t>NLS-ST (Cơ bản 2): HS chọn ảnh gia đình, ghép thành album kỉ niệm hoặc thiệp điện tử tặng người thân</w:t>
+            </w:r>
+          </w:p>
+          <w:p>
+            <w:pPr>
+              <w:spacing w:after="0"/>
+            </w:pPr>
+            <w:r>
+              <w:rPr>
+                <w:b w:val="0"/>
+                <w:i w:val="0"/>
+                <w:sz w:val="18"/>
+              </w:rPr>
+              <w:t>NLS-GT (Cơ bản 2): HS gọi điện hoặc gọi video hỏi thăm ông bà, người thân ở xa: tập mở đầu, hỏi thăm sức khoẻ</w:t>
+            </w:r>
+          </w:p>
+          <w:p>
+            <w:pPr>
+              <w:spacing w:after="0"/>
+            </w:pPr>
+            <w:r>
+              <w:rPr>
+                <w:b w:val="0"/>
+                <w:i w:val="0"/>
+                <w:sz w:val="18"/>
+              </w:rPr>
+              <w:t>NLS-AT: Xin phép người thân trước khi dùng ảnh của họ</w:t>
             </w:r>
           </w:p>
         </w:tc>
@@ -6648,6 +7346,33 @@
                 <w:i w:val="0"/>
                 <w:sz w:val="18"/>
               </w:rPr>
+              <w:t>NLS-GT (Cơ bản 2): GV tổ chức tổng kết tuần gắn với nội dung “Ngày cuối tuần yêu thương”: dùng bảng theo dõi thi đua trên máy</w:t>
+            </w:r>
+          </w:p>
+          <w:p>
+            <w:pPr>
+              <w:spacing w:after="0"/>
+            </w:pPr>
+            <w:r>
+              <w:rPr>
+                <w:b w:val="0"/>
+                <w:i w:val="0"/>
+                <w:sz w:val="18"/>
+              </w:rPr>
+              <w:t>NLS-ST (Cơ bản 2): HS trình chiếu ảnh, sản phẩm của tuần để cả lớp nhìn lại; mỗi bạn nói một lời ghi nhận cụ thể dành cho một bạn khác.</w:t>
+            </w:r>
+          </w:p>
+          <w:p>
+            <w:pPr>
+              <w:spacing w:after="0"/>
+            </w:pPr>
+            <w:r>
+              <w:rPr>
+                <w:b w:val="0"/>
+                <w:i w:val="0"/>
+                <w:sz w:val="18"/>
+              </w:rPr>
+              <w:t>NLS-AT: Nhận xét bạn phải tế nhị, dựa trên việc làm cụ thể chứ không chê con người</w:t>
             </w:r>
           </w:p>
         </w:tc>
@@ -6879,6 +7604,33 @@
                 <w:i w:val="0"/>
                 <w:sz w:val="18"/>
               </w:rPr>
+              <w:t>NLS-ST (Cơ bản 2): HS chọn ảnh gia đình, ghép thành album kỉ niệm hoặc thiệp điện tử tặng người thân</w:t>
+            </w:r>
+          </w:p>
+          <w:p>
+            <w:pPr>
+              <w:spacing w:after="0"/>
+            </w:pPr>
+            <w:r>
+              <w:rPr>
+                <w:b w:val="0"/>
+                <w:i w:val="0"/>
+                <w:sz w:val="18"/>
+              </w:rPr>
+              <w:t>NLS-GT (Cơ bản 2): HS gọi điện hoặc gọi video hỏi thăm ông bà, người thân ở xa: tập mở đầu, hỏi thăm sức khoẻ</w:t>
+            </w:r>
+          </w:p>
+          <w:p>
+            <w:pPr>
+              <w:spacing w:after="0"/>
+            </w:pPr>
+            <w:r>
+              <w:rPr>
+                <w:b w:val="0"/>
+                <w:i w:val="0"/>
+                <w:sz w:val="18"/>
+              </w:rPr>
+              <w:t>NLS-AT: Xin phép người thân trước khi dùng ảnh của họ</w:t>
             </w:r>
           </w:p>
         </w:tc>
@@ -6993,6 +7745,33 @@
                 <w:i w:val="0"/>
                 <w:sz w:val="18"/>
               </w:rPr>
+              <w:t>NLS-GT (Cơ bản 2): GV tổ chức tổng kết tuần gắn với nội dung “Những khoảnh khắc hạnh phúc”: dùng bảng theo dõi thi đua trên máy</w:t>
+            </w:r>
+          </w:p>
+          <w:p>
+            <w:pPr>
+              <w:spacing w:after="0"/>
+            </w:pPr>
+            <w:r>
+              <w:rPr>
+                <w:b w:val="0"/>
+                <w:i w:val="0"/>
+                <w:sz w:val="18"/>
+              </w:rPr>
+              <w:t>NLS-ST (Cơ bản 2): HS trình chiếu ảnh, sản phẩm của tuần để cả lớp nhìn lại; mỗi bạn nói một lời ghi nhận cụ thể dành cho một bạn khác.</w:t>
+            </w:r>
+          </w:p>
+          <w:p>
+            <w:pPr>
+              <w:spacing w:after="0"/>
+            </w:pPr>
+            <w:r>
+              <w:rPr>
+                <w:b w:val="0"/>
+                <w:i w:val="0"/>
+                <w:sz w:val="18"/>
+              </w:rPr>
+              <w:t>NLS-AT: Nhận xét bạn phải tế nhị, dựa trên việc làm cụ thể chứ không chê con người</w:t>
             </w:r>
           </w:p>
         </w:tc>
@@ -7247,6 +8026,33 @@
                 <w:i w:val="0"/>
                 <w:sz w:val="18"/>
               </w:rPr>
+              <w:t>NLS-ST (Cơ bản 2): HS chọn ảnh gia đình, ghép thành album kỉ niệm hoặc thiệp điện tử tặng người thân</w:t>
+            </w:r>
+          </w:p>
+          <w:p>
+            <w:pPr>
+              <w:spacing w:after="0"/>
+            </w:pPr>
+            <w:r>
+              <w:rPr>
+                <w:b w:val="0"/>
+                <w:i w:val="0"/>
+                <w:sz w:val="18"/>
+              </w:rPr>
+              <w:t>NLS-GT (Cơ bản 2): HS gọi điện hoặc gọi video hỏi thăm ông bà, người thân ở xa: tập mở đầu, hỏi thăm sức khoẻ</w:t>
+            </w:r>
+          </w:p>
+          <w:p>
+            <w:pPr>
+              <w:spacing w:after="0"/>
+            </w:pPr>
+            <w:r>
+              <w:rPr>
+                <w:b w:val="0"/>
+                <w:i w:val="0"/>
+                <w:sz w:val="18"/>
+              </w:rPr>
+              <w:t>NLS-AT: Xin phép người thân trước khi dùng ảnh của họ</w:t>
             </w:r>
           </w:p>
         </w:tc>
@@ -7361,6 +8167,45 @@
                 <w:i w:val="0"/>
                 <w:sz w:val="18"/>
               </w:rPr>
+              <w:t>NLS-GQVĐ (Cơ bản 2): HS lập bảng chi tiêu của mình trong tuần trên bảng tính hoặc phiếu kẻ sẵn, chia thành ba cột “cần – muốn – có thể chờ”</w:t>
+            </w:r>
+          </w:p>
+          <w:p>
+            <w:pPr>
+              <w:spacing w:after="0"/>
+            </w:pPr>
+            <w:r>
+              <w:rPr>
+                <w:b w:val="0"/>
+                <w:i w:val="0"/>
+                <w:sz w:val="18"/>
+              </w:rPr>
+              <w:t>AI-NB (Cơ bản 2): GV nêu: các trang bán hàng và mạng xã hội dùng trí tuệ nhân tạo để chọn quảng cáo đúng thứ ta hay xem</w:t>
+            </w:r>
+          </w:p>
+          <w:p>
+            <w:pPr>
+              <w:spacing w:after="0"/>
+            </w:pPr>
+            <w:r>
+              <w:rPr>
+                <w:b w:val="0"/>
+                <w:i w:val="0"/>
+                <w:sz w:val="18"/>
+              </w:rPr>
+              <w:t>NLS-AT: Không tự đặt mua hàng trên mạng, không nạp tiền vào trò chơi</w:t>
+            </w:r>
+          </w:p>
+          <w:p>
+            <w:pPr>
+              <w:spacing w:after="0"/>
+            </w:pPr>
+            <w:r>
+              <w:rPr>
+                <w:b w:val="0"/>
+                <w:i w:val="0"/>
+                <w:sz w:val="18"/>
+              </w:rPr>
               <w:t>KNS: KN lập kế hoạch và quản lí chi tiêu, thời gian ở mức đơn giản.</w:t>
             </w:r>
           </w:p>
@@ -7592,6 +8437,33 @@
                 <w:i w:val="0"/>
                 <w:sz w:val="18"/>
               </w:rPr>
+              <w:t>NLS-ST (Cơ bản 2): HS chọn ảnh gia đình, ghép thành album kỉ niệm hoặc thiệp điện tử tặng người thân</w:t>
+            </w:r>
+          </w:p>
+          <w:p>
+            <w:pPr>
+              <w:spacing w:after="0"/>
+            </w:pPr>
+            <w:r>
+              <w:rPr>
+                <w:b w:val="0"/>
+                <w:i w:val="0"/>
+                <w:sz w:val="18"/>
+              </w:rPr>
+              <w:t>NLS-GT (Cơ bản 2): HS gọi điện hoặc gọi video hỏi thăm ông bà, người thân ở xa: tập mở đầu, hỏi thăm sức khoẻ</w:t>
+            </w:r>
+          </w:p>
+          <w:p>
+            <w:pPr>
+              <w:spacing w:after="0"/>
+            </w:pPr>
+            <w:r>
+              <w:rPr>
+                <w:b w:val="0"/>
+                <w:i w:val="0"/>
+                <w:sz w:val="18"/>
+              </w:rPr>
+              <w:t>NLS-AT: Xin phép người thân trước khi dùng ảnh của họ</w:t>
             </w:r>
           </w:p>
         </w:tc>
@@ -7706,6 +8578,33 @@
                 <w:i w:val="0"/>
                 <w:sz w:val="18"/>
               </w:rPr>
+              <w:t>NLS-GQVĐ (Cơ bản 2): HS lập bảng chi tiêu của mình trong tuần trên bảng tính hoặc phiếu kẻ sẵn, chia thành ba cột “cần – muốn – có thể chờ”</w:t>
+            </w:r>
+          </w:p>
+          <w:p>
+            <w:pPr>
+              <w:spacing w:after="0"/>
+            </w:pPr>
+            <w:r>
+              <w:rPr>
+                <w:b w:val="0"/>
+                <w:i w:val="0"/>
+                <w:sz w:val="18"/>
+              </w:rPr>
+              <w:t>AI-NB (Cơ bản 2): GV nêu: các trang bán hàng và mạng xã hội dùng trí tuệ nhân tạo để chọn quảng cáo đúng thứ ta hay xem</w:t>
+            </w:r>
+          </w:p>
+          <w:p>
+            <w:pPr>
+              <w:spacing w:after="0"/>
+            </w:pPr>
+            <w:r>
+              <w:rPr>
+                <w:b w:val="0"/>
+                <w:i w:val="0"/>
+                <w:sz w:val="18"/>
+              </w:rPr>
+              <w:t>NLS-AT: Không tự đặt mua hàng trên mạng, không nạp tiền vào trò chơi</w:t>
             </w:r>
           </w:p>
         </w:tc>
@@ -7937,6 +8836,58 @@
                 <w:i w:val="0"/>
                 <w:sz w:val="18"/>
               </w:rPr>
+              <w:t>NLS-KT (Cơ bản 2): GV cho HS nhận diện các tình huống nguy hiểm trên môi trường mạng: người lạ kết bạn rồi khen ngợi, hứa tặng quà, xin ảnh</w:t>
+            </w:r>
+          </w:p>
+          <w:p>
+            <w:pPr>
+              <w:spacing w:after="0"/>
+            </w:pPr>
+            <w:r>
+              <w:rPr>
+                <w:b w:val="0"/>
+                <w:i w:val="0"/>
+                <w:sz w:val="18"/>
+              </w:rPr>
+              <w:t>NLS-GT (Cơ bản 2): HS thực hành các bước tự bảo vệ: từ chối dứt khoát và ngừng trả lời, chụp màn hình lưu bằng chứng, chặn và báo cáo tài khoản</w:t>
+            </w:r>
+          </w:p>
+          <w:p>
+            <w:pPr>
+              <w:spacing w:after="0"/>
+            </w:pPr>
+            <w:r>
+              <w:rPr>
+                <w:b w:val="0"/>
+                <w:i w:val="0"/>
+                <w:sz w:val="18"/>
+              </w:rPr>
+              <w:t>AI-NB (Cơ bản 2): GV nêu: hiện đã có công cụ trí tuệ nhân tạo tạo được ảnh và giọng nói giả rất giống thật</w:t>
+            </w:r>
+          </w:p>
+          <w:p>
+            <w:pPr>
+              <w:spacing w:after="0"/>
+            </w:pPr>
+            <w:r>
+              <w:rPr>
+                <w:b w:val="0"/>
+                <w:i w:val="0"/>
+                <w:sz w:val="18"/>
+              </w:rPr>
+              <w:t>NLS-AT: Không gửi ảnh riêng tư cho bất kì ai, kể cả người quen</w:t>
+            </w:r>
+          </w:p>
+          <w:p>
+            <w:pPr>
+              <w:spacing w:after="0"/>
+            </w:pPr>
+            <w:r>
+              <w:rPr>
+                <w:b w:val="0"/>
+                <w:i w:val="0"/>
+                <w:sz w:val="18"/>
+              </w:rPr>
               <w:t>KNS: KN ứng phó với tình huống nguy hiểm và tìm kiếm sự trợ giúp.</w:t>
             </w:r>
           </w:p>
@@ -8052,6 +9003,45 @@
                 <w:i w:val="0"/>
                 <w:sz w:val="18"/>
               </w:rPr>
+              <w:t>NLS-GT (Cơ bản 2): GV tổ chức cho HS chia sẻ trong nhóm nhỏ về những tình huống khó nói đã gặp trên mạng: bị người lạ nhắn tin làm quen</w:t>
+            </w:r>
+          </w:p>
+          <w:p>
+            <w:pPr>
+              <w:spacing w:after="0"/>
+            </w:pPr>
+            <w:r>
+              <w:rPr>
+                <w:b w:val="0"/>
+                <w:i w:val="0"/>
+                <w:sz w:val="18"/>
+              </w:rPr>
+              <w:t>NLS-GQVĐ (Cơ bản 2): HS cùng lập bảng “Ba việc phải làm ngay” dán ở góc lớp: dừng trả lời và chặn – chụp màn hình lưu bằng chứng – kể với</w:t>
+            </w:r>
+          </w:p>
+          <w:p>
+            <w:pPr>
+              <w:spacing w:after="0"/>
+            </w:pPr>
+            <w:r>
+              <w:rPr>
+                <w:b w:val="0"/>
+                <w:i w:val="0"/>
+                <w:sz w:val="18"/>
+              </w:rPr>
+              <w:t>NLS-AT: Chuyện bạn kể trong giờ sinh hoạt lớp phải giữ kín</w:t>
+            </w:r>
+          </w:p>
+          <w:p>
+            <w:pPr>
+              <w:spacing w:after="0"/>
+            </w:pPr>
+            <w:r>
+              <w:rPr>
+                <w:b w:val="0"/>
+                <w:i w:val="0"/>
+                <w:sz w:val="18"/>
+              </w:rPr>
               <w:t>KNS: KN ứng phó với tình huống nguy hiểm và tìm kiếm sự trợ giúp.</w:t>
             </w:r>
           </w:p>
@@ -8284,6 +9274,58 @@
                 <w:i w:val="0"/>
                 <w:sz w:val="18"/>
               </w:rPr>
+              <w:t>NLS-KT (Cơ bản 2): GV cho HS nhận diện các tình huống nguy hiểm trên môi trường mạng: người lạ kết bạn rồi khen ngợi, hứa tặng quà, xin ảnh</w:t>
+            </w:r>
+          </w:p>
+          <w:p>
+            <w:pPr>
+              <w:spacing w:after="0"/>
+            </w:pPr>
+            <w:r>
+              <w:rPr>
+                <w:b w:val="0"/>
+                <w:i w:val="0"/>
+                <w:sz w:val="18"/>
+              </w:rPr>
+              <w:t>NLS-GT (Cơ bản 2): HS thực hành các bước tự bảo vệ: từ chối dứt khoát và ngừng trả lời, chụp màn hình lưu bằng chứng, chặn và báo cáo tài khoản</w:t>
+            </w:r>
+          </w:p>
+          <w:p>
+            <w:pPr>
+              <w:spacing w:after="0"/>
+            </w:pPr>
+            <w:r>
+              <w:rPr>
+                <w:b w:val="0"/>
+                <w:i w:val="0"/>
+                <w:sz w:val="18"/>
+              </w:rPr>
+              <w:t>AI-NB (Cơ bản 2): GV nêu: hiện đã có công cụ trí tuệ nhân tạo tạo được ảnh và giọng nói giả rất giống thật</w:t>
+            </w:r>
+          </w:p>
+          <w:p>
+            <w:pPr>
+              <w:spacing w:after="0"/>
+            </w:pPr>
+            <w:r>
+              <w:rPr>
+                <w:b w:val="0"/>
+                <w:i w:val="0"/>
+                <w:sz w:val="18"/>
+              </w:rPr>
+              <w:t>NLS-AT: Không gửi ảnh riêng tư cho bất kì ai, kể cả người quen</w:t>
+            </w:r>
+          </w:p>
+          <w:p>
+            <w:pPr>
+              <w:spacing w:after="0"/>
+            </w:pPr>
+            <w:r>
+              <w:rPr>
+                <w:b w:val="0"/>
+                <w:i w:val="0"/>
+                <w:sz w:val="18"/>
+              </w:rPr>
               <w:t>KNS: KN ứng phó với tình huống nguy hiểm và tìm kiếm sự trợ giúp.</w:t>
             </w:r>
           </w:p>
@@ -8399,6 +9441,45 @@
                 <w:i w:val="0"/>
                 <w:sz w:val="18"/>
               </w:rPr>
+              <w:t>NLS-GT (Cơ bản 2): GV tổ chức cho HS chia sẻ trong nhóm nhỏ về những tình huống khó nói đã gặp trên mạng: bị người lạ nhắn tin làm quen</w:t>
+            </w:r>
+          </w:p>
+          <w:p>
+            <w:pPr>
+              <w:spacing w:after="0"/>
+            </w:pPr>
+            <w:r>
+              <w:rPr>
+                <w:b w:val="0"/>
+                <w:i w:val="0"/>
+                <w:sz w:val="18"/>
+              </w:rPr>
+              <w:t>NLS-GQVĐ (Cơ bản 2): HS cùng lập bảng “Ba việc phải làm ngay” dán ở góc lớp: dừng trả lời và chặn – chụp màn hình lưu bằng chứng – kể với</w:t>
+            </w:r>
+          </w:p>
+          <w:p>
+            <w:pPr>
+              <w:spacing w:after="0"/>
+            </w:pPr>
+            <w:r>
+              <w:rPr>
+                <w:b w:val="0"/>
+                <w:i w:val="0"/>
+                <w:sz w:val="18"/>
+              </w:rPr>
+              <w:t>NLS-AT: Chuyện bạn kể trong giờ sinh hoạt lớp phải giữ kín</w:t>
+            </w:r>
+          </w:p>
+          <w:p>
+            <w:pPr>
+              <w:spacing w:after="0"/>
+            </w:pPr>
+            <w:r>
+              <w:rPr>
+                <w:b w:val="0"/>
+                <w:i w:val="0"/>
+                <w:sz w:val="18"/>
+              </w:rPr>
               <w:t>KNS: KN ứng phó với tình huống nguy hiểm và tìm kiếm sự trợ giúp.</w:t>
             </w:r>
           </w:p>
@@ -8630,6 +9711,58 @@
                 <w:i w:val="0"/>
                 <w:sz w:val="18"/>
               </w:rPr>
+              <w:t>NLS-KT (Cơ bản 2): GV cho HS nhận diện các tình huống nguy hiểm trên môi trường mạng: người lạ kết bạn rồi khen ngợi, hứa tặng quà, xin ảnh</w:t>
+            </w:r>
+          </w:p>
+          <w:p>
+            <w:pPr>
+              <w:spacing w:after="0"/>
+            </w:pPr>
+            <w:r>
+              <w:rPr>
+                <w:b w:val="0"/>
+                <w:i w:val="0"/>
+                <w:sz w:val="18"/>
+              </w:rPr>
+              <w:t>NLS-GT (Cơ bản 2): HS thực hành các bước tự bảo vệ: từ chối dứt khoát và ngừng trả lời, chụp màn hình lưu bằng chứng, chặn và báo cáo tài khoản</w:t>
+            </w:r>
+          </w:p>
+          <w:p>
+            <w:pPr>
+              <w:spacing w:after="0"/>
+            </w:pPr>
+            <w:r>
+              <w:rPr>
+                <w:b w:val="0"/>
+                <w:i w:val="0"/>
+                <w:sz w:val="18"/>
+              </w:rPr>
+              <w:t>AI-NB (Cơ bản 2): GV nêu: hiện đã có công cụ trí tuệ nhân tạo tạo được ảnh và giọng nói giả rất giống thật</w:t>
+            </w:r>
+          </w:p>
+          <w:p>
+            <w:pPr>
+              <w:spacing w:after="0"/>
+            </w:pPr>
+            <w:r>
+              <w:rPr>
+                <w:b w:val="0"/>
+                <w:i w:val="0"/>
+                <w:sz w:val="18"/>
+              </w:rPr>
+              <w:t>NLS-AT: Không gửi ảnh riêng tư cho bất kì ai, kể cả người quen</w:t>
+            </w:r>
+          </w:p>
+          <w:p>
+            <w:pPr>
+              <w:spacing w:after="0"/>
+            </w:pPr>
+            <w:r>
+              <w:rPr>
+                <w:b w:val="0"/>
+                <w:i w:val="0"/>
+                <w:sz w:val="18"/>
+              </w:rPr>
               <w:t>KNS: KN ứng phó với tình huống nguy hiểm và tìm kiếm sự trợ giúp.</w:t>
             </w:r>
           </w:p>
@@ -8745,7 +9878,33 @@
                 <w:i w:val="0"/>
                 <w:sz w:val="18"/>
               </w:rPr>
-              <w:t>NLS-GT (Cơ bản 2): giao tiếp, chia sẻ với bạn qua kênh số một cách văn minh, không trêu chọc nhau.</w:t>
+              <w:t>NLS-GT (Cơ bản 2): GV tổ chức cho HS chia sẻ trong nhóm nhỏ về những tình huống khó nói đã gặp trên mạng: bị người lạ nhắn tin làm quen</w:t>
+            </w:r>
+          </w:p>
+          <w:p>
+            <w:pPr>
+              <w:spacing w:after="0"/>
+            </w:pPr>
+            <w:r>
+              <w:rPr>
+                <w:b w:val="0"/>
+                <w:i w:val="0"/>
+                <w:sz w:val="18"/>
+              </w:rPr>
+              <w:t>NLS-GQVĐ (Cơ bản 2): HS cùng lập bảng “Ba việc phải làm ngay” dán ở góc lớp: dừng trả lời và chặn – chụp màn hình lưu bằng chứng – kể với</w:t>
+            </w:r>
+          </w:p>
+          <w:p>
+            <w:pPr>
+              <w:spacing w:after="0"/>
+            </w:pPr>
+            <w:r>
+              <w:rPr>
+                <w:b w:val="0"/>
+                <w:i w:val="0"/>
+                <w:sz w:val="18"/>
+              </w:rPr>
+              <w:t>NLS-AT: Chuyện bạn kể trong giờ sinh hoạt lớp phải giữ kín</w:t>
             </w:r>
           </w:p>
           <w:p>
@@ -8875,19 +10034,6 @@
                 <w:i w:val="0"/>
                 <w:sz w:val="18"/>
               </w:rPr>
-              <w:t>NLS-AT (Cơ bản 2): ảnh và thông tin cá nhân của em chỉ chia sẻ khi bố mẹ, thầy cô cho phép.</w:t>
-            </w:r>
-          </w:p>
-          <w:p>
-            <w:pPr>
-              <w:spacing w:after="0"/>
-            </w:pPr>
-            <w:r>
-              <w:rPr>
-                <w:b w:val="0"/>
-                <w:i w:val="0"/>
-                <w:sz w:val="18"/>
-              </w:rPr>
               <w:t>KNS: KN tự nhận thức: nhận ra điểm mạnh, điểm cần cố gắng của bản thân.</w:t>
             </w:r>
           </w:p>
@@ -9003,6 +10149,58 @@
                 <w:i w:val="0"/>
                 <w:sz w:val="18"/>
               </w:rPr>
+              <w:t>NLS-KT (Cơ bản 2): GV cho HS nhận diện các tình huống nguy hiểm trên môi trường mạng: người lạ kết bạn rồi khen ngợi, hứa tặng quà, xin ảnh</w:t>
+            </w:r>
+          </w:p>
+          <w:p>
+            <w:pPr>
+              <w:spacing w:after="0"/>
+            </w:pPr>
+            <w:r>
+              <w:rPr>
+                <w:b w:val="0"/>
+                <w:i w:val="0"/>
+                <w:sz w:val="18"/>
+              </w:rPr>
+              <w:t>NLS-GT (Cơ bản 2): HS thực hành các bước tự bảo vệ: từ chối dứt khoát và ngừng trả lời, chụp màn hình lưu bằng chứng, chặn và báo cáo tài khoản</w:t>
+            </w:r>
+          </w:p>
+          <w:p>
+            <w:pPr>
+              <w:spacing w:after="0"/>
+            </w:pPr>
+            <w:r>
+              <w:rPr>
+                <w:b w:val="0"/>
+                <w:i w:val="0"/>
+                <w:sz w:val="18"/>
+              </w:rPr>
+              <w:t>AI-NB (Cơ bản 2): GV nêu: hiện đã có công cụ trí tuệ nhân tạo tạo được ảnh và giọng nói giả rất giống thật</w:t>
+            </w:r>
+          </w:p>
+          <w:p>
+            <w:pPr>
+              <w:spacing w:after="0"/>
+            </w:pPr>
+            <w:r>
+              <w:rPr>
+                <w:b w:val="0"/>
+                <w:i w:val="0"/>
+                <w:sz w:val="18"/>
+              </w:rPr>
+              <w:t>NLS-AT: Không gửi ảnh riêng tư cho bất kì ai, kể cả người quen</w:t>
+            </w:r>
+          </w:p>
+          <w:p>
+            <w:pPr>
+              <w:spacing w:after="0"/>
+            </w:pPr>
+            <w:r>
+              <w:rPr>
+                <w:b w:val="0"/>
+                <w:i w:val="0"/>
+                <w:sz w:val="18"/>
+              </w:rPr>
               <w:t>KNS: KN ứng phó với tình huống nguy hiểm và tìm kiếm sự trợ giúp.</w:t>
             </w:r>
           </w:p>
@@ -9118,6 +10316,45 @@
                 <w:i w:val="0"/>
                 <w:sz w:val="18"/>
               </w:rPr>
+              <w:t>NLS-GT (Cơ bản 2): GV tổ chức cho HS chia sẻ trong nhóm nhỏ về những tình huống khó nói đã gặp trên mạng: bị người lạ nhắn tin làm quen</w:t>
+            </w:r>
+          </w:p>
+          <w:p>
+            <w:pPr>
+              <w:spacing w:after="0"/>
+            </w:pPr>
+            <w:r>
+              <w:rPr>
+                <w:b w:val="0"/>
+                <w:i w:val="0"/>
+                <w:sz w:val="18"/>
+              </w:rPr>
+              <w:t>NLS-GQVĐ (Cơ bản 2): HS cùng lập bảng “Ba việc phải làm ngay” dán ở góc lớp: dừng trả lời và chặn – chụp màn hình lưu bằng chứng – kể với</w:t>
+            </w:r>
+          </w:p>
+          <w:p>
+            <w:pPr>
+              <w:spacing w:after="0"/>
+            </w:pPr>
+            <w:r>
+              <w:rPr>
+                <w:b w:val="0"/>
+                <w:i w:val="0"/>
+                <w:sz w:val="18"/>
+              </w:rPr>
+              <w:t>NLS-AT: Chuyện bạn kể trong giờ sinh hoạt lớp phải giữ kín</w:t>
+            </w:r>
+          </w:p>
+          <w:p>
+            <w:pPr>
+              <w:spacing w:after="0"/>
+            </w:pPr>
+            <w:r>
+              <w:rPr>
+                <w:b w:val="0"/>
+                <w:i w:val="0"/>
+                <w:sz w:val="18"/>
+              </w:rPr>
               <w:t>KNS: KN ứng phó với tình huống nguy hiểm và tìm kiếm sự trợ giúp.</w:t>
             </w:r>
           </w:p>
@@ -9351,7 +10588,33 @@
                 <w:i w:val="0"/>
                 <w:sz w:val="18"/>
               </w:rPr>
-              <w:t>NLS-GT (Cơ bản 2): giao tiếp, chia sẻ với bạn qua kênh số một cách văn minh, không trêu chọc nhau.</w:t>
+              <w:t>NLS-KT (Cơ bản 2): HS tìm hiểu các hoạt động thiện nguyện, đền ơn đáp nghĩa đang diễn ra ở địa phương qua trang thông tin của xã</w:t>
+            </w:r>
+          </w:p>
+          <w:p>
+            <w:pPr>
+              <w:spacing w:after="0"/>
+            </w:pPr>
+            <w:r>
+              <w:rPr>
+                <w:b w:val="0"/>
+                <w:i w:val="0"/>
+                <w:sz w:val="18"/>
+              </w:rPr>
+              <w:t>NLS-ST (Cơ bản 2): HS làm áp phích hoặc trang chiếu kêu gọi các bạn tham gia hoạt động cộng đồng của lớp, nêu rõ làm việc gì, khi nào</w:t>
+            </w:r>
+          </w:p>
+          <w:p>
+            <w:pPr>
+              <w:spacing w:after="0"/>
+            </w:pPr>
+            <w:r>
+              <w:rPr>
+                <w:b w:val="0"/>
+                <w:i w:val="0"/>
+                <w:sz w:val="18"/>
+              </w:rPr>
+              <w:t>NLS-AT: Chỉ tin và tham gia các hoạt động quyên góp do nhà trường</w:t>
             </w:r>
           </w:p>
           <w:p>
@@ -9479,20 +10742,46 @@
                 <w:i w:val="0"/>
                 <w:sz w:val="18"/>
               </w:rPr>
+              <w:t>NLS-GT (Cơ bản 2): GV tổ chức tổng kết tuần gắn với nội dung “Cộng đồng cùng hành động”: dùng bảng theo dõi thi đua trên máy</w:t>
+            </w:r>
+          </w:p>
+          <w:p>
+            <w:pPr>
+              <w:spacing w:after="0"/>
+            </w:pPr>
+            <w:r>
+              <w:rPr>
+                <w:b w:val="0"/>
+                <w:i w:val="0"/>
+                <w:sz w:val="18"/>
+              </w:rPr>
+              <w:t>NLS-ST (Cơ bản 2): HS trình chiếu ảnh, sản phẩm của tuần để cả lớp nhìn lại; mỗi bạn nói một lời ghi nhận cụ thể dành cho một bạn khác.</w:t>
+            </w:r>
+          </w:p>
+          <w:p>
+            <w:pPr>
+              <w:spacing w:after="0"/>
+            </w:pPr>
+            <w:r>
+              <w:rPr>
+                <w:b w:val="0"/>
+                <w:i w:val="0"/>
+                <w:sz w:val="18"/>
+              </w:rPr>
+              <w:t>NLS-AT: Nhận xét bạn phải tế nhị, dựa trên việc làm cụ thể chứ không chê con người</w:t>
+            </w:r>
+          </w:p>
+          <w:p>
+            <w:pPr>
+              <w:spacing w:after="0"/>
+            </w:pPr>
+            <w:r>
+              <w:rPr>
+                <w:b w:val="0"/>
+                <w:i w:val="0"/>
+                <w:sz w:val="18"/>
+              </w:rPr>
               <w:t>QPAN: Tổ chức tham quan di tích lịch sử, nhà truyền thống ở địa phương hoặc xem tư liệu thay thế; giáo dục nhận biết chủ quyền lãnh thổ; có ý thức chấp hành pháp luật, nhất là pháp luật giao thông.</w:t>
-            </w:r>
-          </w:p>
-          <w:p>
-            <w:pPr>
-              <w:spacing w:after="0"/>
-            </w:pPr>
-            <w:r>
-              <w:rPr>
-                <w:b w:val="0"/>
-                <w:i w:val="0"/>
-                <w:sz w:val="18"/>
-              </w:rPr>
-              <w:t>KNS: KN giao tiếp – hợp tác: làm việc nhóm, chia sẻ và giải quyết bất đồng ôn hoà.</w:t>
             </w:r>
           </w:p>
         </w:tc>
@@ -9750,20 +11039,46 @@
                 <w:i w:val="0"/>
                 <w:sz w:val="18"/>
               </w:rPr>
+              <w:t>NLS-KT (Cơ bản 2): HS tìm hiểu các hoạt động thiện nguyện, đền ơn đáp nghĩa đang diễn ra ở địa phương qua trang thông tin của xã</w:t>
+            </w:r>
+          </w:p>
+          <w:p>
+            <w:pPr>
+              <w:spacing w:after="0"/>
+            </w:pPr>
+            <w:r>
+              <w:rPr>
+                <w:b w:val="0"/>
+                <w:i w:val="0"/>
+                <w:sz w:val="18"/>
+              </w:rPr>
+              <w:t>NLS-ST (Cơ bản 2): HS làm áp phích hoặc trang chiếu kêu gọi các bạn tham gia hoạt động cộng đồng của lớp, nêu rõ làm việc gì, khi nào</w:t>
+            </w:r>
+          </w:p>
+          <w:p>
+            <w:pPr>
+              <w:spacing w:after="0"/>
+            </w:pPr>
+            <w:r>
+              <w:rPr>
+                <w:b w:val="0"/>
+                <w:i w:val="0"/>
+                <w:sz w:val="18"/>
+              </w:rPr>
+              <w:t>NLS-AT: Chỉ tin và tham gia các hoạt động quyên góp do nhà trường</w:t>
+            </w:r>
+          </w:p>
+          <w:p>
+            <w:pPr>
+              <w:spacing w:after="0"/>
+            </w:pPr>
+            <w:r>
+              <w:rPr>
+                <w:b w:val="0"/>
+                <w:i w:val="0"/>
+                <w:sz w:val="18"/>
+              </w:rPr>
               <w:t>QPAN: Tổ chức tham quan di tích lịch sử, nhà truyền thống ở địa phương hoặc xem tư liệu thay thế; giáo dục nhận biết chủ quyền lãnh thổ; có ý thức chấp hành pháp luật, nhất là pháp luật giao thông.</w:t>
-            </w:r>
-          </w:p>
-          <w:p>
-            <w:pPr>
-              <w:spacing w:after="0"/>
-            </w:pPr>
-            <w:r>
-              <w:rPr>
-                <w:b w:val="0"/>
-                <w:i w:val="0"/>
-                <w:sz w:val="18"/>
-              </w:rPr>
-              <w:t>KNS: KN giao tiếp – hợp tác: làm việc nhóm, chia sẻ và giải quyết bất đồng ôn hoà.</w:t>
             </w:r>
           </w:p>
         </w:tc>
@@ -9878,6 +11193,45 @@
                 <w:i w:val="0"/>
                 <w:sz w:val="18"/>
               </w:rPr>
+              <w:t>NLS-GT (Cơ bản 2): GV tổ chức tổng kết tuần gắn với nội dung “Uống nước nhớ nguồn”: dùng bảng theo dõi thi đua trên máy</w:t>
+            </w:r>
+          </w:p>
+          <w:p>
+            <w:pPr>
+              <w:spacing w:after="0"/>
+            </w:pPr>
+            <w:r>
+              <w:rPr>
+                <w:b w:val="0"/>
+                <w:i w:val="0"/>
+                <w:sz w:val="18"/>
+              </w:rPr>
+              <w:t>NLS-ST (Cơ bản 2): HS trình chiếu ảnh, sản phẩm của tuần để cả lớp nhìn lại; mỗi bạn nói một lời ghi nhận cụ thể dành cho một bạn khác.</w:t>
+            </w:r>
+          </w:p>
+          <w:p>
+            <w:pPr>
+              <w:spacing w:after="0"/>
+            </w:pPr>
+            <w:r>
+              <w:rPr>
+                <w:b w:val="0"/>
+                <w:i w:val="0"/>
+                <w:sz w:val="18"/>
+              </w:rPr>
+              <w:t>NLS-AT: Nhận xét bạn phải tế nhị, dựa trên việc làm cụ thể chứ không chê con người</w:t>
+            </w:r>
+          </w:p>
+          <w:p>
+            <w:pPr>
+              <w:spacing w:after="0"/>
+            </w:pPr>
+            <w:r>
+              <w:rPr>
+                <w:b w:val="0"/>
+                <w:i w:val="0"/>
+                <w:sz w:val="18"/>
+              </w:rPr>
               <w:t>QPAN: Tổ chức tham quan di tích lịch sử, nhà truyền thống ở địa phương hoặc xem tư liệu thay thế; giáo dục nhận biết chủ quyền lãnh thổ; có ý thức chấp hành pháp luật, nhất là pháp luật giao thông.</w:t>
             </w:r>
           </w:p>
@@ -10123,20 +11477,46 @@
                 <w:i w:val="0"/>
                 <w:sz w:val="18"/>
               </w:rPr>
+              <w:t>NLS-KT (Cơ bản 2): HS tìm hiểu các hoạt động thiện nguyện, đền ơn đáp nghĩa đang diễn ra ở địa phương qua trang thông tin của xã</w:t>
+            </w:r>
+          </w:p>
+          <w:p>
+            <w:pPr>
+              <w:spacing w:after="0"/>
+            </w:pPr>
+            <w:r>
+              <w:rPr>
+                <w:b w:val="0"/>
+                <w:i w:val="0"/>
+                <w:sz w:val="18"/>
+              </w:rPr>
+              <w:t>NLS-ST (Cơ bản 2): HS làm áp phích hoặc trang chiếu kêu gọi các bạn tham gia hoạt động cộng đồng của lớp, nêu rõ làm việc gì, khi nào</w:t>
+            </w:r>
+          </w:p>
+          <w:p>
+            <w:pPr>
+              <w:spacing w:after="0"/>
+            </w:pPr>
+            <w:r>
+              <w:rPr>
+                <w:b w:val="0"/>
+                <w:i w:val="0"/>
+                <w:sz w:val="18"/>
+              </w:rPr>
+              <w:t>NLS-AT: Chỉ tin và tham gia các hoạt động quyên góp do nhà trường</w:t>
+            </w:r>
+          </w:p>
+          <w:p>
+            <w:pPr>
+              <w:spacing w:after="0"/>
+            </w:pPr>
+            <w:r>
+              <w:rPr>
+                <w:b w:val="0"/>
+                <w:i w:val="0"/>
+                <w:sz w:val="18"/>
+              </w:rPr>
               <w:t>QPAN: Tổ chức tham quan di tích lịch sử, nhà truyền thống ở địa phương hoặc xem tư liệu thay thế; giáo dục nhận biết chủ quyền lãnh thổ; có ý thức chấp hành pháp luật, nhất là pháp luật giao thông.</w:t>
-            </w:r>
-          </w:p>
-          <w:p>
-            <w:pPr>
-              <w:spacing w:after="0"/>
-            </w:pPr>
-            <w:r>
-              <w:rPr>
-                <w:b w:val="0"/>
-                <w:i w:val="0"/>
-                <w:sz w:val="18"/>
-              </w:rPr>
-              <w:t>KNS: KN giao tiếp – hợp tác: làm việc nhóm, chia sẻ và giải quyết bất đồng ôn hoà.</w:t>
             </w:r>
           </w:p>
         </w:tc>
@@ -10251,20 +11631,46 @@
                 <w:i w:val="0"/>
                 <w:sz w:val="18"/>
               </w:rPr>
+              <w:t>NLS-GT (Cơ bản 2): GV tổ chức tổng kết tuần gắn với nội dung “Cộng đồng văn minh”: dùng bảng theo dõi thi đua trên máy</w:t>
+            </w:r>
+          </w:p>
+          <w:p>
+            <w:pPr>
+              <w:spacing w:after="0"/>
+            </w:pPr>
+            <w:r>
+              <w:rPr>
+                <w:b w:val="0"/>
+                <w:i w:val="0"/>
+                <w:sz w:val="18"/>
+              </w:rPr>
+              <w:t>NLS-ST (Cơ bản 2): HS trình chiếu ảnh, sản phẩm của tuần để cả lớp nhìn lại; mỗi bạn nói một lời ghi nhận cụ thể dành cho một bạn khác.</w:t>
+            </w:r>
+          </w:p>
+          <w:p>
+            <w:pPr>
+              <w:spacing w:after="0"/>
+            </w:pPr>
+            <w:r>
+              <w:rPr>
+                <w:b w:val="0"/>
+                <w:i w:val="0"/>
+                <w:sz w:val="18"/>
+              </w:rPr>
+              <w:t>NLS-AT: Nhận xét bạn phải tế nhị, dựa trên việc làm cụ thể chứ không chê con người</w:t>
+            </w:r>
+          </w:p>
+          <w:p>
+            <w:pPr>
+              <w:spacing w:after="0"/>
+            </w:pPr>
+            <w:r>
+              <w:rPr>
+                <w:b w:val="0"/>
+                <w:i w:val="0"/>
+                <w:sz w:val="18"/>
+              </w:rPr>
               <w:t>QPAN: Tổ chức tham quan di tích lịch sử, nhà truyền thống ở địa phương hoặc xem tư liệu thay thế; giáo dục nhận biết chủ quyền lãnh thổ; có ý thức chấp hành pháp luật, nhất là pháp luật giao thông.</w:t>
-            </w:r>
-          </w:p>
-          <w:p>
-            <w:pPr>
-              <w:spacing w:after="0"/>
-            </w:pPr>
-            <w:r>
-              <w:rPr>
-                <w:b w:val="0"/>
-                <w:i w:val="0"/>
-                <w:sz w:val="18"/>
-              </w:rPr>
-              <w:t>KNS: KN giao tiếp – hợp tác: làm việc nhóm, chia sẻ và giải quyết bất đồng ôn hoà.</w:t>
             </w:r>
           </w:p>
         </w:tc>
@@ -10497,6 +11903,45 @@
                 <w:i w:val="0"/>
                 <w:sz w:val="18"/>
               </w:rPr>
+              <w:t>NLS-KT (Cơ bản 2): HS dùng bản đồ số xác định vị trí một cảnh quan thiên nhiên của địa phương, xem ảnh thực địa và đường đi tới đó</w:t>
+            </w:r>
+          </w:p>
+          <w:p>
+            <w:pPr>
+              <w:spacing w:after="0"/>
+            </w:pPr>
+            <w:r>
+              <w:rPr>
+                <w:b w:val="0"/>
+                <w:i w:val="0"/>
+                <w:sz w:val="18"/>
+              </w:rPr>
+              <w:t>NLS-ST (Cơ bản 2): HS chụp ảnh hoặc quay đoạn phim ngắn giới thiệu một cảnh quan quê mình, ghép cùng lời thuyết minh tự viết thành sản phẩm giới thiệu</w:t>
+            </w:r>
+          </w:p>
+          <w:p>
+            <w:pPr>
+              <w:spacing w:after="0"/>
+            </w:pPr>
+            <w:r>
+              <w:rPr>
+                <w:b w:val="0"/>
+                <w:i w:val="0"/>
+                <w:sz w:val="18"/>
+              </w:rPr>
+              <w:t>NLS-AT: Xin phép khi chụp ảnh có mặt người khác</w:t>
+            </w:r>
+          </w:p>
+          <w:p>
+            <w:pPr>
+              <w:spacing w:after="0"/>
+            </w:pPr>
+            <w:r>
+              <w:rPr>
+                <w:b w:val="0"/>
+                <w:i w:val="0"/>
+                <w:sz w:val="18"/>
+              </w:rPr>
               <w:t>QPAN: Tổ chức tham quan di tích lịch sử, nhà truyền thống ở địa phương hoặc xem tư liệu thay thế; giáo dục nhận biết chủ quyền lãnh thổ; có ý thức chấp hành pháp luật, nhất là pháp luật giao thông.</w:t>
             </w:r>
           </w:p>
@@ -10612,6 +12057,45 @@
                 <w:i w:val="0"/>
                 <w:sz w:val="18"/>
               </w:rPr>
+              <w:t>NLS-GT (Cơ bản 2): GV tổ chức tổng kết tuần gắn với nội dung “Hành trình trải nghiệm”: dùng bảng theo dõi thi đua trên máy</w:t>
+            </w:r>
+          </w:p>
+          <w:p>
+            <w:pPr>
+              <w:spacing w:after="0"/>
+            </w:pPr>
+            <w:r>
+              <w:rPr>
+                <w:b w:val="0"/>
+                <w:i w:val="0"/>
+                <w:sz w:val="18"/>
+              </w:rPr>
+              <w:t>NLS-ST (Cơ bản 2): HS trình chiếu ảnh, sản phẩm của tuần để cả lớp nhìn lại; mỗi bạn nói một lời ghi nhận cụ thể dành cho một bạn khác.</w:t>
+            </w:r>
+          </w:p>
+          <w:p>
+            <w:pPr>
+              <w:spacing w:after="0"/>
+            </w:pPr>
+            <w:r>
+              <w:rPr>
+                <w:b w:val="0"/>
+                <w:i w:val="0"/>
+                <w:sz w:val="18"/>
+              </w:rPr>
+              <w:t>NLS-AT: Nhận xét bạn phải tế nhị, dựa trên việc làm cụ thể chứ không chê con người</w:t>
+            </w:r>
+          </w:p>
+          <w:p>
+            <w:pPr>
+              <w:spacing w:after="0"/>
+            </w:pPr>
+            <w:r>
+              <w:rPr>
+                <w:b w:val="0"/>
+                <w:i w:val="0"/>
+                <w:sz w:val="18"/>
+              </w:rPr>
               <w:t>QPAN: Tổ chức tham quan di tích lịch sử, nhà truyền thống ở địa phương hoặc xem tư liệu thay thế; giáo dục nhận biết chủ quyền lãnh thổ; có ý thức chấp hành pháp luật, nhất là pháp luật giao thông.</w:t>
             </w:r>
           </w:p>
@@ -10844,6 +12328,45 @@
                 <w:i w:val="0"/>
                 <w:sz w:val="18"/>
               </w:rPr>
+              <w:t>NLS-KT (Cơ bản 2): HS dùng bản đồ số xác định vị trí một cảnh quan thiên nhiên của địa phương, xem ảnh thực địa và đường đi tới đó</w:t>
+            </w:r>
+          </w:p>
+          <w:p>
+            <w:pPr>
+              <w:spacing w:after="0"/>
+            </w:pPr>
+            <w:r>
+              <w:rPr>
+                <w:b w:val="0"/>
+                <w:i w:val="0"/>
+                <w:sz w:val="18"/>
+              </w:rPr>
+              <w:t>NLS-ST (Cơ bản 2): HS chụp ảnh hoặc quay đoạn phim ngắn giới thiệu một cảnh quan quê mình, ghép cùng lời thuyết minh tự viết thành sản phẩm giới thiệu</w:t>
+            </w:r>
+          </w:p>
+          <w:p>
+            <w:pPr>
+              <w:spacing w:after="0"/>
+            </w:pPr>
+            <w:r>
+              <w:rPr>
+                <w:b w:val="0"/>
+                <w:i w:val="0"/>
+                <w:sz w:val="18"/>
+              </w:rPr>
+              <w:t>NLS-AT: Xin phép khi chụp ảnh có mặt người khác</w:t>
+            </w:r>
+          </w:p>
+          <w:p>
+            <w:pPr>
+              <w:spacing w:after="0"/>
+            </w:pPr>
+            <w:r>
+              <w:rPr>
+                <w:b w:val="0"/>
+                <w:i w:val="0"/>
+                <w:sz w:val="18"/>
+              </w:rPr>
               <w:t>QPAN: Tổ chức tham quan di tích lịch sử, nhà truyền thống ở địa phương hoặc xem tư liệu thay thế; giáo dục nhận biết chủ quyền lãnh thổ; có ý thức chấp hành pháp luật, nhất là pháp luật giao thông.</w:t>
             </w:r>
           </w:p>
@@ -10959,6 +12482,45 @@
                 <w:i w:val="0"/>
                 <w:sz w:val="18"/>
               </w:rPr>
+              <w:t>NLS-ST (Cơ bản 2): HS trình chiếu chuỗi ảnh chụp cảnh quan địa phương trước và sau khi lớp tham gia chăm sóc, dọn dẹp</w:t>
+            </w:r>
+          </w:p>
+          <w:p>
+            <w:pPr>
+              <w:spacing w:after="0"/>
+            </w:pPr>
+            <w:r>
+              <w:rPr>
+                <w:b w:val="0"/>
+                <w:i w:val="0"/>
+                <w:sz w:val="18"/>
+              </w:rPr>
+              <w:t>NLS-GT (Cơ bản 2): Cả lớp cùng soạn một lời kêu gọi ngắn gửi tới các lớp khác qua bản tin nhà trường, chú ý viết câu rõ ràng, lịch sự</w:t>
+            </w:r>
+          </w:p>
+          <w:p>
+            <w:pPr>
+              <w:spacing w:after="0"/>
+            </w:pPr>
+            <w:r>
+              <w:rPr>
+                <w:b w:val="0"/>
+                <w:i w:val="0"/>
+                <w:sz w:val="18"/>
+              </w:rPr>
+              <w:t>NLS-AT: Xin phép trước khi chụp ảnh có mặt bạn và người dân</w:t>
+            </w:r>
+          </w:p>
+          <w:p>
+            <w:pPr>
+              <w:spacing w:after="0"/>
+            </w:pPr>
+            <w:r>
+              <w:rPr>
+                <w:b w:val="0"/>
+                <w:i w:val="0"/>
+                <w:sz w:val="18"/>
+              </w:rPr>
               <w:t>QPAN: Tổ chức tham quan di tích lịch sử, nhà truyền thống ở địa phương hoặc xem tư liệu thay thế; giáo dục nhận biết chủ quyền lãnh thổ; có ý thức chấp hành pháp luật, nhất là pháp luật giao thông.</w:t>
             </w:r>
           </w:p>
@@ -11191,6 +12753,45 @@
                 <w:i w:val="0"/>
                 <w:sz w:val="18"/>
               </w:rPr>
+              <w:t>NLS-KT (Cơ bản 2): HS dùng bản đồ số xác định vị trí một cảnh quan thiên nhiên của địa phương, xem ảnh thực địa và đường đi tới đó</w:t>
+            </w:r>
+          </w:p>
+          <w:p>
+            <w:pPr>
+              <w:spacing w:after="0"/>
+            </w:pPr>
+            <w:r>
+              <w:rPr>
+                <w:b w:val="0"/>
+                <w:i w:val="0"/>
+                <w:sz w:val="18"/>
+              </w:rPr>
+              <w:t>NLS-ST (Cơ bản 2): HS chụp ảnh hoặc quay đoạn phim ngắn giới thiệu một cảnh quan quê mình, ghép cùng lời thuyết minh tự viết thành sản phẩm giới thiệu</w:t>
+            </w:r>
+          </w:p>
+          <w:p>
+            <w:pPr>
+              <w:spacing w:after="0"/>
+            </w:pPr>
+            <w:r>
+              <w:rPr>
+                <w:b w:val="0"/>
+                <w:i w:val="0"/>
+                <w:sz w:val="18"/>
+              </w:rPr>
+              <w:t>NLS-AT: Xin phép khi chụp ảnh có mặt người khác</w:t>
+            </w:r>
+          </w:p>
+          <w:p>
+            <w:pPr>
+              <w:spacing w:after="0"/>
+            </w:pPr>
+            <w:r>
+              <w:rPr>
+                <w:b w:val="0"/>
+                <w:i w:val="0"/>
+                <w:sz w:val="18"/>
+              </w:rPr>
               <w:t>QPAN: Tổ chức tham quan di tích lịch sử, nhà truyền thống ở địa phương hoặc xem tư liệu thay thế; giáo dục nhận biết chủ quyền lãnh thổ; có ý thức chấp hành pháp luật, nhất là pháp luật giao thông.</w:t>
             </w:r>
           </w:p>
@@ -11306,6 +12907,45 @@
                 <w:i w:val="0"/>
                 <w:sz w:val="18"/>
               </w:rPr>
+              <w:t>NLS-KT (Cơ bản 2): Cho hoạt động “Kết quả khảo sát thực trạng cảnh quan thiên nhiên”, HS tổng hợp kết quả của tổ mình vào bảng theo dõi của lớp: nhập</w:t>
+            </w:r>
+          </w:p>
+          <w:p>
+            <w:pPr>
+              <w:spacing w:after="0"/>
+            </w:pPr>
+            <w:r>
+              <w:rPr>
+                <w:b w:val="0"/>
+                <w:i w:val="0"/>
+                <w:sz w:val="18"/>
+              </w:rPr>
+              <w:t>NLS-GT (Cơ bản 2): Đại diện các tổ trình chiếu kết quả trước lớp, các bạn khác đặt câu hỏi và góp ý</w:t>
+            </w:r>
+          </w:p>
+          <w:p>
+            <w:pPr>
+              <w:spacing w:after="0"/>
+            </w:pPr>
+            <w:r>
+              <w:rPr>
+                <w:b w:val="0"/>
+                <w:i w:val="0"/>
+                <w:sz w:val="18"/>
+              </w:rPr>
+              <w:t>NLS-AT: Không đưa thông tin riêng tư của bạn (hoàn cảnh gia đình, điểm số</w:t>
+            </w:r>
+          </w:p>
+          <w:p>
+            <w:pPr>
+              <w:spacing w:after="0"/>
+            </w:pPr>
+            <w:r>
+              <w:rPr>
+                <w:b w:val="0"/>
+                <w:i w:val="0"/>
+                <w:sz w:val="18"/>
+              </w:rPr>
               <w:t>QPAN: Tổ chức tham quan di tích lịch sử, nhà truyền thống ở địa phương hoặc xem tư liệu thay thế; giáo dục nhận biết chủ quyền lãnh thổ; có ý thức chấp hành pháp luật, nhất là pháp luật giao thông.</w:t>
             </w:r>
           </w:p>
@@ -11538,6 +13178,45 @@
                 <w:i w:val="0"/>
                 <w:sz w:val="18"/>
               </w:rPr>
+              <w:t>NLS-KT (Cơ bản 2): HS dùng bản đồ số xác định vị trí một cảnh quan thiên nhiên của địa phương, xem ảnh thực địa và đường đi tới đó</w:t>
+            </w:r>
+          </w:p>
+          <w:p>
+            <w:pPr>
+              <w:spacing w:after="0"/>
+            </w:pPr>
+            <w:r>
+              <w:rPr>
+                <w:b w:val="0"/>
+                <w:i w:val="0"/>
+                <w:sz w:val="18"/>
+              </w:rPr>
+              <w:t>NLS-ST (Cơ bản 2): HS chụp ảnh hoặc quay đoạn phim ngắn giới thiệu một cảnh quan quê mình, ghép cùng lời thuyết minh tự viết thành sản phẩm giới thiệu</w:t>
+            </w:r>
+          </w:p>
+          <w:p>
+            <w:pPr>
+              <w:spacing w:after="0"/>
+            </w:pPr>
+            <w:r>
+              <w:rPr>
+                <w:b w:val="0"/>
+                <w:i w:val="0"/>
+                <w:sz w:val="18"/>
+              </w:rPr>
+              <w:t>NLS-AT: Xin phép khi chụp ảnh có mặt người khác</w:t>
+            </w:r>
+          </w:p>
+          <w:p>
+            <w:pPr>
+              <w:spacing w:after="0"/>
+            </w:pPr>
+            <w:r>
+              <w:rPr>
+                <w:b w:val="0"/>
+                <w:i w:val="0"/>
+                <w:sz w:val="18"/>
+              </w:rPr>
               <w:t>QPAN: Tổ chức tham quan di tích lịch sử, nhà truyền thống ở địa phương hoặc xem tư liệu thay thế; giáo dục nhận biết chủ quyền lãnh thổ; có ý thức chấp hành pháp luật, nhất là pháp luật giao thông.</w:t>
             </w:r>
           </w:p>
@@ -11653,20 +13332,46 @@
                 <w:i w:val="0"/>
                 <w:sz w:val="18"/>
               </w:rPr>
+              <w:t>NLS-ST (Cơ bản 2): HS trình chiếu chuỗi ảnh chụp cảnh quan địa phương trước và sau khi lớp tham gia chăm sóc, dọn dẹp</w:t>
+            </w:r>
+          </w:p>
+          <w:p>
+            <w:pPr>
+              <w:spacing w:after="0"/>
+            </w:pPr>
+            <w:r>
+              <w:rPr>
+                <w:b w:val="0"/>
+                <w:i w:val="0"/>
+                <w:sz w:val="18"/>
+              </w:rPr>
+              <w:t>NLS-GT (Cơ bản 2): Cả lớp cùng soạn một lời kêu gọi ngắn gửi tới các lớp khác qua bản tin nhà trường, chú ý viết câu rõ ràng, lịch sự</w:t>
+            </w:r>
+          </w:p>
+          <w:p>
+            <w:pPr>
+              <w:spacing w:after="0"/>
+            </w:pPr>
+            <w:r>
+              <w:rPr>
+                <w:b w:val="0"/>
+                <w:i w:val="0"/>
+                <w:sz w:val="18"/>
+              </w:rPr>
+              <w:t>NLS-AT: Xin phép trước khi chụp ảnh có mặt bạn và người dân</w:t>
+            </w:r>
+          </w:p>
+          <w:p>
+            <w:pPr>
+              <w:spacing w:after="0"/>
+            </w:pPr>
+            <w:r>
+              <w:rPr>
+                <w:b w:val="0"/>
+                <w:i w:val="0"/>
+                <w:sz w:val="18"/>
+              </w:rPr>
               <w:t>QPAN: Tổ chức tham quan di tích lịch sử, nhà truyền thống ở địa phương hoặc xem tư liệu thay thế; giáo dục nhận biết chủ quyền lãnh thổ; có ý thức chấp hành pháp luật, nhất là pháp luật giao thông.</w:t>
-            </w:r>
-          </w:p>
-          <w:p>
-            <w:pPr>
-              <w:spacing w:after="0"/>
-            </w:pPr>
-            <w:r>
-              <w:rPr>
-                <w:b w:val="0"/>
-                <w:i w:val="0"/>
-                <w:sz w:val="18"/>
-              </w:rPr>
-              <w:t>KNS: KN lập kế hoạch và quản lí chi tiêu, thời gian ở mức đơn giản.</w:t>
             </w:r>
           </w:p>
         </w:tc>
@@ -11783,19 +13488,6 @@
                 <w:i w:val="0"/>
                 <w:sz w:val="18"/>
               </w:rPr>
-              <w:t>NLS-KT (Cơ bản 2): tìm hiểu nghề qua tư liệu số do cô chuẩn bị; ghi lại điều em học được.</w:t>
-            </w:r>
-          </w:p>
-          <w:p>
-            <w:pPr>
-              <w:spacing w:after="0"/>
-            </w:pPr>
-            <w:r>
-              <w:rPr>
-                <w:b w:val="0"/>
-                <w:i w:val="0"/>
-                <w:sz w:val="18"/>
-              </w:rPr>
               <w:t>KNS: KN lao động tự phục vụ và bước đầu tìm hiểu nghề nghiệp.</w:t>
             </w:r>
           </w:p>
@@ -11912,7 +13604,46 @@
                 <w:i w:val="0"/>
                 <w:sz w:val="18"/>
               </w:rPr>
-              <w:t>NLS-KT (Cơ bản 2): tìm hiểu nghề qua tư liệu số do cô chuẩn bị; ghi lại điều em học được.</w:t>
+              <w:t>NLS-KT (Cơ bản 2): HS tìm hiểu một nghề truyền thống ở địa phương qua ảnh, phim tư liệu và trang thông tin của làng nghề</w:t>
+            </w:r>
+          </w:p>
+          <w:p>
+            <w:pPr>
+              <w:spacing w:after="0"/>
+            </w:pPr>
+            <w:r>
+              <w:rPr>
+                <w:b w:val="0"/>
+                <w:i w:val="0"/>
+                <w:sz w:val="18"/>
+              </w:rPr>
+              <w:t>NLS-ST (Cơ bản 2): HS phỏng vấn nghệ nhân hoặc người thân đang làm nghề, ghi âm sau khi xin phép</w:t>
+            </w:r>
+          </w:p>
+          <w:p>
+            <w:pPr>
+              <w:spacing w:after="0"/>
+            </w:pPr>
+            <w:r>
+              <w:rPr>
+                <w:b w:val="0"/>
+                <w:i w:val="0"/>
+                <w:sz w:val="18"/>
+              </w:rPr>
+              <w:t>AI-NB (Cơ bản 2): GV nêu: nhiều làng nghề nay có máy móc và thiết bị điều khiển tự động hỗ trợ nên làm nhanh hơn</w:t>
+            </w:r>
+          </w:p>
+          <w:p>
+            <w:pPr>
+              <w:spacing w:after="0"/>
+            </w:pPr>
+            <w:r>
+              <w:rPr>
+                <w:b w:val="0"/>
+                <w:i w:val="0"/>
+                <w:sz w:val="18"/>
+              </w:rPr>
+              <w:t>NLS-AT: Xin phép trước khi ghi âm, chụp ảnh nghệ nhân và sản phẩm của họ</w:t>
             </w:r>
           </w:p>
           <w:p>
@@ -12040,20 +13771,46 @@
                 <w:i w:val="0"/>
                 <w:sz w:val="18"/>
               </w:rPr>
+              <w:t>NLS-ST (Cơ bản 2): HS trình bày sản phẩm giới thiệu nghề truyền thống của nhóm bằng chuỗi ảnh, đoạn ghi âm phỏng vấn hoặc trang chiếu</w:t>
+            </w:r>
+          </w:p>
+          <w:p>
+            <w:pPr>
+              <w:spacing w:after="0"/>
+            </w:pPr>
+            <w:r>
+              <w:rPr>
+                <w:b w:val="0"/>
+                <w:i w:val="0"/>
+                <w:sz w:val="18"/>
+              </w:rPr>
+              <w:t>NLS-GT (Cơ bản 2): Các nhóm nhận xét chéo bằng phiếu: điều gì làm em nhớ nhất, chỗ nào cần bổ sung</w:t>
+            </w:r>
+          </w:p>
+          <w:p>
+            <w:pPr>
+              <w:spacing w:after="0"/>
+            </w:pPr>
+            <w:r>
+              <w:rPr>
+                <w:b w:val="0"/>
+                <w:i w:val="0"/>
+                <w:sz w:val="18"/>
+              </w:rPr>
+              <w:t>NLS-AT: Chỉ dùng ảnh, ghi âm đã được nghệ nhân và người thân cho phép</w:t>
+            </w:r>
+          </w:p>
+          <w:p>
+            <w:pPr>
+              <w:spacing w:after="0"/>
+            </w:pPr>
+            <w:r>
+              <w:rPr>
+                <w:b w:val="0"/>
+                <w:i w:val="0"/>
+                <w:sz w:val="18"/>
+              </w:rPr>
               <w:t>QPAN: Tổ chức hoạt động tìm hiểu, thăm hỏi, tri ân gia đình thương binh, liệt sĩ, đơn vị bộ đội, công an trên địa bàn; giới thiệu bản đồ hành chính Việt Nam và chủ quyền của Việt Nam đối với quần đảo Hoàng Sa, Trường Sa.</w:t>
-            </w:r>
-          </w:p>
-          <w:p>
-            <w:pPr>
-              <w:spacing w:after="0"/>
-            </w:pPr>
-            <w:r>
-              <w:rPr>
-                <w:b w:val="0"/>
-                <w:i w:val="0"/>
-                <w:sz w:val="18"/>
-              </w:rPr>
-              <w:t>KNS: KN lao động tự phục vụ và bước đầu tìm hiểu nghề nghiệp.</w:t>
             </w:r>
           </w:p>
         </w:tc>
@@ -12285,20 +14042,59 @@
                 <w:i w:val="0"/>
                 <w:sz w:val="18"/>
               </w:rPr>
+              <w:t>NLS-KT (Cơ bản 2): HS tìm hiểu một nghề truyền thống ở địa phương qua ảnh, phim tư liệu và trang thông tin của làng nghề</w:t>
+            </w:r>
+          </w:p>
+          <w:p>
+            <w:pPr>
+              <w:spacing w:after="0"/>
+            </w:pPr>
+            <w:r>
+              <w:rPr>
+                <w:b w:val="0"/>
+                <w:i w:val="0"/>
+                <w:sz w:val="18"/>
+              </w:rPr>
+              <w:t>NLS-ST (Cơ bản 2): HS phỏng vấn nghệ nhân hoặc người thân đang làm nghề, ghi âm sau khi xin phép</w:t>
+            </w:r>
+          </w:p>
+          <w:p>
+            <w:pPr>
+              <w:spacing w:after="0"/>
+            </w:pPr>
+            <w:r>
+              <w:rPr>
+                <w:b w:val="0"/>
+                <w:i w:val="0"/>
+                <w:sz w:val="18"/>
+              </w:rPr>
+              <w:t>AI-NB (Cơ bản 2): GV nêu: nhiều làng nghề nay có máy móc và thiết bị điều khiển tự động hỗ trợ nên làm nhanh hơn</w:t>
+            </w:r>
+          </w:p>
+          <w:p>
+            <w:pPr>
+              <w:spacing w:after="0"/>
+            </w:pPr>
+            <w:r>
+              <w:rPr>
+                <w:b w:val="0"/>
+                <w:i w:val="0"/>
+                <w:sz w:val="18"/>
+              </w:rPr>
+              <w:t>NLS-AT: Xin phép trước khi ghi âm, chụp ảnh nghệ nhân và sản phẩm của họ</w:t>
+            </w:r>
+          </w:p>
+          <w:p>
+            <w:pPr>
+              <w:spacing w:after="0"/>
+            </w:pPr>
+            <w:r>
+              <w:rPr>
+                <w:b w:val="0"/>
+                <w:i w:val="0"/>
+                <w:sz w:val="18"/>
+              </w:rPr>
               <w:t>QPAN: Tổ chức hoạt động tìm hiểu, thăm hỏi, tri ân gia đình thương binh, liệt sĩ, đơn vị bộ đội, công an trên địa bàn; giới thiệu bản đồ hành chính Việt Nam và chủ quyền của Việt Nam đối với quần đảo Hoàng Sa, Trường Sa.</w:t>
-            </w:r>
-          </w:p>
-          <w:p>
-            <w:pPr>
-              <w:spacing w:after="0"/>
-            </w:pPr>
-            <w:r>
-              <w:rPr>
-                <w:b w:val="0"/>
-                <w:i w:val="0"/>
-                <w:sz w:val="18"/>
-              </w:rPr>
-              <w:t>KNS: KN lao động tự phục vụ và bước đầu tìm hiểu nghề nghiệp.</w:t>
             </w:r>
           </w:p>
         </w:tc>
@@ -12413,20 +14209,46 @@
                 <w:i w:val="0"/>
                 <w:sz w:val="18"/>
               </w:rPr>
+              <w:t>NLS-ST (Cơ bản 2): HS trình bày sản phẩm giới thiệu nghề truyền thống của nhóm bằng chuỗi ảnh, đoạn ghi âm phỏng vấn hoặc trang chiếu</w:t>
+            </w:r>
+          </w:p>
+          <w:p>
+            <w:pPr>
+              <w:spacing w:after="0"/>
+            </w:pPr>
+            <w:r>
+              <w:rPr>
+                <w:b w:val="0"/>
+                <w:i w:val="0"/>
+                <w:sz w:val="18"/>
+              </w:rPr>
+              <w:t>NLS-GT (Cơ bản 2): Các nhóm nhận xét chéo bằng phiếu: điều gì làm em nhớ nhất, chỗ nào cần bổ sung</w:t>
+            </w:r>
+          </w:p>
+          <w:p>
+            <w:pPr>
+              <w:spacing w:after="0"/>
+            </w:pPr>
+            <w:r>
+              <w:rPr>
+                <w:b w:val="0"/>
+                <w:i w:val="0"/>
+                <w:sz w:val="18"/>
+              </w:rPr>
+              <w:t>NLS-AT: Chỉ dùng ảnh, ghi âm đã được nghệ nhân và người thân cho phép</w:t>
+            </w:r>
+          </w:p>
+          <w:p>
+            <w:pPr>
+              <w:spacing w:after="0"/>
+            </w:pPr>
+            <w:r>
+              <w:rPr>
+                <w:b w:val="0"/>
+                <w:i w:val="0"/>
+                <w:sz w:val="18"/>
+              </w:rPr>
               <w:t>QPAN: Tổ chức hoạt động tìm hiểu, thăm hỏi, tri ân gia đình thương binh, liệt sĩ, đơn vị bộ đội, công an trên địa bàn; giới thiệu bản đồ hành chính Việt Nam và chủ quyền của Việt Nam đối với quần đảo Hoàng Sa, Trường Sa.</w:t>
-            </w:r>
-          </w:p>
-          <w:p>
-            <w:pPr>
-              <w:spacing w:after="0"/>
-            </w:pPr>
-            <w:r>
-              <w:rPr>
-                <w:b w:val="0"/>
-                <w:i w:val="0"/>
-                <w:sz w:val="18"/>
-              </w:rPr>
-              <w:t>KNS: KN lao động tự phục vụ và bước đầu tìm hiểu nghề nghiệp.</w:t>
             </w:r>
           </w:p>
         </w:tc>
@@ -12659,6 +14481,58 @@
                 <w:i w:val="0"/>
                 <w:sz w:val="18"/>
               </w:rPr>
+              <w:t>NLS-KT (Cơ bản 2): HS tìm hiểu một nghề truyền thống ở địa phương qua ảnh, phim tư liệu và trang thông tin của làng nghề</w:t>
+            </w:r>
+          </w:p>
+          <w:p>
+            <w:pPr>
+              <w:spacing w:after="0"/>
+            </w:pPr>
+            <w:r>
+              <w:rPr>
+                <w:b w:val="0"/>
+                <w:i w:val="0"/>
+                <w:sz w:val="18"/>
+              </w:rPr>
+              <w:t>NLS-ST (Cơ bản 2): HS phỏng vấn nghệ nhân hoặc người thân đang làm nghề, ghi âm sau khi xin phép</w:t>
+            </w:r>
+          </w:p>
+          <w:p>
+            <w:pPr>
+              <w:spacing w:after="0"/>
+            </w:pPr>
+            <w:r>
+              <w:rPr>
+                <w:b w:val="0"/>
+                <w:i w:val="0"/>
+                <w:sz w:val="18"/>
+              </w:rPr>
+              <w:t>AI-NB (Cơ bản 2): GV nêu: nhiều làng nghề nay có máy móc và thiết bị điều khiển tự động hỗ trợ nên làm nhanh hơn</w:t>
+            </w:r>
+          </w:p>
+          <w:p>
+            <w:pPr>
+              <w:spacing w:after="0"/>
+            </w:pPr>
+            <w:r>
+              <w:rPr>
+                <w:b w:val="0"/>
+                <w:i w:val="0"/>
+                <w:sz w:val="18"/>
+              </w:rPr>
+              <w:t>NLS-AT: Xin phép trước khi ghi âm, chụp ảnh nghệ nhân và sản phẩm của họ</w:t>
+            </w:r>
+          </w:p>
+          <w:p>
+            <w:pPr>
+              <w:spacing w:after="0"/>
+            </w:pPr>
+            <w:r>
+              <w:rPr>
+                <w:b w:val="0"/>
+                <w:i w:val="0"/>
+                <w:sz w:val="18"/>
+              </w:rPr>
               <w:t>KNS: KN lao động tự phục vụ và bước đầu tìm hiểu nghề nghiệp.</w:t>
             </w:r>
           </w:p>
@@ -12774,7 +14648,33 @@
                 <w:i w:val="0"/>
                 <w:sz w:val="18"/>
               </w:rPr>
-              <w:t>NLS-AT (Cơ bản 2): ảnh và thông tin cá nhân của em chỉ chia sẻ khi bố mẹ, thầy cô cho phép.</w:t>
+              <w:t>NLS-ST (Cơ bản 2): HS trình bày sản phẩm giới thiệu nghề truyền thống của nhóm bằng chuỗi ảnh, đoạn ghi âm phỏng vấn hoặc trang chiếu</w:t>
+            </w:r>
+          </w:p>
+          <w:p>
+            <w:pPr>
+              <w:spacing w:after="0"/>
+            </w:pPr>
+            <w:r>
+              <w:rPr>
+                <w:b w:val="0"/>
+                <w:i w:val="0"/>
+                <w:sz w:val="18"/>
+              </w:rPr>
+              <w:t>NLS-GT (Cơ bản 2): Các nhóm nhận xét chéo bằng phiếu: điều gì làm em nhớ nhất, chỗ nào cần bổ sung</w:t>
+            </w:r>
+          </w:p>
+          <w:p>
+            <w:pPr>
+              <w:spacing w:after="0"/>
+            </w:pPr>
+            <w:r>
+              <w:rPr>
+                <w:b w:val="0"/>
+                <w:i w:val="0"/>
+                <w:sz w:val="18"/>
+              </w:rPr>
+              <w:t>NLS-AT: Chỉ dùng ảnh, ghi âm đã được nghệ nhân và người thân cho phép</w:t>
             </w:r>
           </w:p>
           <w:p>
@@ -12904,19 +14804,6 @@
                 <w:i w:val="0"/>
                 <w:sz w:val="18"/>
               </w:rPr>
-              <w:t>NLS-ST (Cơ bản 2): lớp trưởng tổng hợp kết quả thi đua vào bảng trên máy, chiếu cho cả lớp cùng xem.</w:t>
-            </w:r>
-          </w:p>
-          <w:p>
-            <w:pPr>
-              <w:spacing w:after="0"/>
-            </w:pPr>
-            <w:r>
-              <w:rPr>
-                <w:b w:val="0"/>
-                <w:i w:val="0"/>
-                <w:sz w:val="18"/>
-              </w:rPr>
               <w:t>KNS: KN lao động tự phục vụ và bước đầu tìm hiểu nghề nghiệp.</w:t>
             </w:r>
           </w:p>
@@ -13032,7 +14919,46 @@
                 <w:i w:val="0"/>
                 <w:sz w:val="18"/>
               </w:rPr>
-              <w:t>NLS-KT (Cơ bản 2): tìm hiểu nghề qua tư liệu số do cô chuẩn bị; ghi lại điều em học được.</w:t>
+              <w:t>NLS-KT (Cơ bản 2): HS tìm hiểu một nghề truyền thống ở địa phương qua ảnh, phim tư liệu và trang thông tin của làng nghề</w:t>
+            </w:r>
+          </w:p>
+          <w:p>
+            <w:pPr>
+              <w:spacing w:after="0"/>
+            </w:pPr>
+            <w:r>
+              <w:rPr>
+                <w:b w:val="0"/>
+                <w:i w:val="0"/>
+                <w:sz w:val="18"/>
+              </w:rPr>
+              <w:t>NLS-ST (Cơ bản 2): HS phỏng vấn nghệ nhân hoặc người thân đang làm nghề, ghi âm sau khi xin phép</w:t>
+            </w:r>
+          </w:p>
+          <w:p>
+            <w:pPr>
+              <w:spacing w:after="0"/>
+            </w:pPr>
+            <w:r>
+              <w:rPr>
+                <w:b w:val="0"/>
+                <w:i w:val="0"/>
+                <w:sz w:val="18"/>
+              </w:rPr>
+              <w:t>AI-NB (Cơ bản 2): GV nêu: nhiều làng nghề nay có máy móc và thiết bị điều khiển tự động hỗ trợ nên làm nhanh hơn</w:t>
+            </w:r>
+          </w:p>
+          <w:p>
+            <w:pPr>
+              <w:spacing w:after="0"/>
+            </w:pPr>
+            <w:r>
+              <w:rPr>
+                <w:b w:val="0"/>
+                <w:i w:val="0"/>
+                <w:sz w:val="18"/>
+              </w:rPr>
+              <w:t>NLS-AT: Xin phép trước khi ghi âm, chụp ảnh nghệ nhân và sản phẩm của họ</w:t>
             </w:r>
           </w:p>
           <w:p>
@@ -13161,7 +15087,33 @@
                 <w:i w:val="0"/>
                 <w:sz w:val="18"/>
               </w:rPr>
-              <w:t>NLS-GT (Cơ bản 2): giao tiếp, chia sẻ với bạn qua kênh số một cách văn minh, không trêu chọc nhau.</w:t>
+              <w:t>NLS-GT (Cơ bản 2): GV tổ chức tổng kết tuần gắn với nội dung “Chia sẻ yêu thương”: dùng bảng theo dõi thi đua trên máy</w:t>
+            </w:r>
+          </w:p>
+          <w:p>
+            <w:pPr>
+              <w:spacing w:after="0"/>
+            </w:pPr>
+            <w:r>
+              <w:rPr>
+                <w:b w:val="0"/>
+                <w:i w:val="0"/>
+                <w:sz w:val="18"/>
+              </w:rPr>
+              <w:t>NLS-ST (Cơ bản 2): HS trình chiếu ảnh, sản phẩm của tuần để cả lớp nhìn lại; mỗi bạn nói một lời ghi nhận cụ thể dành cho một bạn khác.</w:t>
+            </w:r>
+          </w:p>
+          <w:p>
+            <w:pPr>
+              <w:spacing w:after="0"/>
+            </w:pPr>
+            <w:r>
+              <w:rPr>
+                <w:b w:val="0"/>
+                <w:i w:val="0"/>
+                <w:sz w:val="18"/>
+              </w:rPr>
+              <w:t>NLS-AT: Nhận xét bạn phải tế nhị, dựa trên việc làm cụ thể chứ không chê con người</w:t>
             </w:r>
           </w:p>
           <w:p>

--- a/assets/docs/lop4/Hoat dong trai nghiem - Lop 4.docx
+++ b/assets/docs/lop4/Hoat dong trai nghiem - Lop 4.docx
@@ -2410,7 +2410,7 @@
                 <w:i w:val="0"/>
                 <w:sz w:val="18"/>
               </w:rPr>
-              <w:t>NLS-ST (Cơ bản 2): GV hướng dẫn HS dùng công cụ vẽ sơ đồ tư duy trên máy để sắp xếp các việc trong ngày hoặc các bước giải quyết một việc</w:t>
+              <w:t>NLS-ST (Cơ bản 2): Ở chủ đề “Nếp sống và tư duy khoa học”, GV mở khung thời gian biểu trên máy chia theo buổi</w:t>
             </w:r>
           </w:p>
           <w:p>
@@ -2423,7 +2423,7 @@
                 <w:i w:val="0"/>
                 <w:sz w:val="18"/>
               </w:rPr>
-              <w:t>NLS-GQVĐ (Cơ bản 2): HS ghi thời gian làm từng việc trong một ngày vào bảng, cộng lại theo nhóm việc (học, giúp việc nhà, vận động, xem màn hình)</w:t>
+              <w:t>NLS-GQVĐ (Cơ bản 2): GV chiếu hai thời gian biểu: một cái cân đối, một cái dồn việc vào buổi tối và thiếu giờ ngủ; HS so sánh</w:t>
             </w:r>
           </w:p>
           <w:p>
@@ -2436,7 +2436,7 @@
                 <w:i w:val="0"/>
                 <w:sz w:val="18"/>
               </w:rPr>
-              <w:t>NLS-AT: Tính cả thời gian xem điện thoại, ti vi, chơi trò chơi vào bảng theo dõi</w:t>
+              <w:t>NLS-AT: Thời gian biểu chỉ ghi việc học và sinh hoạt chung, không ghi chuyện riêng của gia đình</w:t>
             </w:r>
           </w:p>
         </w:tc>
@@ -2808,7 +2808,7 @@
                 <w:i w:val="0"/>
                 <w:sz w:val="18"/>
               </w:rPr>
-              <w:t>NLS-ST (Cơ bản 2): GV hướng dẫn HS dùng công cụ vẽ sơ đồ tư duy trên máy để sắp xếp các việc trong ngày hoặc các bước giải quyết một việc</w:t>
+              <w:t>NLS-GQVĐ (Cơ bản 2): Ở chủ đề “Nếp sống và tư duy khoa học”, GV chiếu các câu đố và tình huống cần suy luận lên màn hình</w:t>
             </w:r>
           </w:p>
           <w:p>
@@ -2821,7 +2821,7 @@
                 <w:i w:val="0"/>
                 <w:sz w:val="18"/>
               </w:rPr>
-              <w:t>NLS-GQVĐ (Cơ bản 2): HS ghi thời gian làm từng việc trong một ngày vào bảng, cộng lại theo nhóm việc (học, giúp việc nhà, vận động, xem màn hình)</w:t>
+              <w:t>NLS-GT (Cơ bản 2): GV gõ các cách giải mà từng nhóm nêu lên màn hình thành bảng chung, kể cả cách chưa đúng; cả lớp cùng nhìn bảng để so sánh</w:t>
             </w:r>
           </w:p>
           <w:p>
@@ -2834,7 +2834,7 @@
                 <w:i w:val="0"/>
                 <w:sz w:val="18"/>
               </w:rPr>
-              <w:t>NLS-AT: Tính cả thời gian xem điện thoại, ti vi, chơi trò chơi vào bảng theo dõi</w:t>
+              <w:t>NLS-AT: Bảng chung ghi cách làm chứ không ghi tên bạn trả lời sai</w:t>
             </w:r>
           </w:p>
         </w:tc>
@@ -3206,7 +3206,7 @@
                 <w:i w:val="0"/>
                 <w:sz w:val="18"/>
               </w:rPr>
-              <w:t>NLS-ST (Cơ bản 2): GV hướng dẫn HS dùng công cụ vẽ sơ đồ tư duy trên máy để sắp xếp các việc trong ngày hoặc các bước giải quyết một việc</w:t>
+              <w:t>NLS-GQVĐ (Cơ bản 2): Ở chủ đề “Nếp sống và tư duy khoa học”, GV chiếu bảng ghi thời gian thật mà HS dùng cho từng việc trong ngày</w:t>
             </w:r>
           </w:p>
           <w:p>
@@ -3219,7 +3219,7 @@
                 <w:i w:val="0"/>
                 <w:sz w:val="18"/>
               </w:rPr>
-              <w:t>NLS-GQVĐ (Cơ bản 2): HS ghi thời gian làm từng việc trong một ngày vào bảng, cộng lại theo nhóm việc (học, giúp việc nhà, vận động, xem màn hình)</w:t>
+              <w:t>NLS-GT (Cơ bản 2): GV gõ các cách tiết kiệm thời gian mà từng nhóm nêu lên màn hình thành bảng chung; cả lớp cùng đọc</w:t>
             </w:r>
           </w:p>
           <w:p>
@@ -3232,7 +3232,7 @@
                 <w:i w:val="0"/>
                 <w:sz w:val="18"/>
               </w:rPr>
-              <w:t>NLS-AT: Tính cả thời gian xem điện thoại, ti vi, chơi trò chơi vào bảng theo dõi</w:t>
+              <w:t>NLS-AT: Bảng chung chỉ ghi việc học và sinh hoạt, không ghi chuyện riêng của gia đình</w:t>
             </w:r>
           </w:p>
         </w:tc>
@@ -4003,7 +4003,7 @@
                 <w:i w:val="0"/>
                 <w:sz w:val="18"/>
               </w:rPr>
-              <w:t>NLS-KT (Cơ bản 2): HS khảo sát thực trạng vệ sinh, cảnh quan trường lớp bằng phiếu quan sát và ảnh chụp</w:t>
+              <w:t>NLS-ST (Cơ bản 2): Ở chủ đề “Yêu trường, mến lớp”, mỗi nhóm làm một trang giới thiệu góc đẹp của trường mình: chọn ảnh do thầy cô cung cấp hoặc tranh</w:t>
             </w:r>
           </w:p>
           <w:p>
@@ -4016,7 +4016,7 @@
                 <w:i w:val="0"/>
                 <w:sz w:val="18"/>
               </w:rPr>
-              <w:t>NLS-ST (Cơ bản 2): HS làm bản tin ảnh hoặc trang chiếu “Trường em xanh – sạch – đẹp” gồm ảnh trước và sau khi lớp ra tay dọn dẹp, trang trí</w:t>
+              <w:t>NLS-GT (Cơ bản 2): GV gõ lên màn hình những việc HS nêu để giữ trường lớp đẹp hơn, thành bảng chung; cả lớp cùng đọc</w:t>
             </w:r>
           </w:p>
           <w:p>
@@ -4029,7 +4029,7 @@
                 <w:i w:val="0"/>
                 <w:sz w:val="18"/>
               </w:rPr>
-              <w:t>NLS-AT: Xin phép trước khi chụp ảnh bạn và thầy cô</w:t>
+              <w:t>NLS-AT: Ảnh chỉ chụp cảnh trường, không chụp mặt bạn khi bạn chưa đồng ý</w:t>
             </w:r>
           </w:p>
         </w:tc>
@@ -4401,7 +4401,7 @@
                 <w:i w:val="0"/>
                 <w:sz w:val="18"/>
               </w:rPr>
-              <w:t>NLS-KT (Cơ bản 2): HS khảo sát thực trạng vệ sinh, cảnh quan trường lớp bằng phiếu quan sát và ảnh chụp</w:t>
+              <w:t>NLS-KT (Cơ bản 2): Ở chủ đề “Yêu trường, mến lớp”, GV chiếu ảnh sân trường, hành lang, khu vệ sinh trước và sau khi được dọn dẹp</w:t>
             </w:r>
           </w:p>
           <w:p>
@@ -4414,7 +4414,7 @@
                 <w:i w:val="0"/>
                 <w:sz w:val="18"/>
               </w:rPr>
-              <w:t>NLS-ST (Cơ bản 2): HS làm bản tin ảnh hoặc trang chiếu “Trường em xanh – sạch – đẹp” gồm ảnh trước và sau khi lớp ra tay dọn dẹp, trang trí</w:t>
+              <w:t>NLS-ST (Cơ bản 2): Mỗi nhóm thiết kế một tấm biển nhắc nhở giữ vệ sinh: chọn hình, viết khẩu hiệu ngắn</w:t>
             </w:r>
           </w:p>
           <w:p>
@@ -4427,7 +4427,7 @@
                 <w:i w:val="0"/>
                 <w:sz w:val="18"/>
               </w:rPr>
-              <w:t>NLS-AT: Xin phép trước khi chụp ảnh bạn và thầy cô</w:t>
+              <w:t>NLS-AT: Ảnh chỉ chụp cảnh trường, không chụp bạn đang lao động khi chưa hỏi ý kiến</w:t>
             </w:r>
           </w:p>
         </w:tc>
@@ -4800,7 +4800,7 @@
                 <w:i w:val="0"/>
                 <w:sz w:val="18"/>
               </w:rPr>
-              <w:t>NLS-KT (Cơ bản 2): HS khảo sát thực trạng vệ sinh, cảnh quan trường lớp bằng phiếu quan sát và ảnh chụp</w:t>
+              <w:t>NLS-GT (Cơ bản 2): Ở hoạt động chia sẻ về bạn mình, GV gõ lên màn hình những điều tốt mà HS nói về bạn, thành bảng chung của lớp</w:t>
             </w:r>
           </w:p>
           <w:p>
@@ -4813,7 +4813,7 @@
                 <w:i w:val="0"/>
                 <w:sz w:val="18"/>
               </w:rPr>
-              <w:t>NLS-ST (Cơ bản 2): HS làm bản tin ảnh hoặc trang chiếu “Trường em xanh – sạch – đẹp” gồm ảnh trước và sau khi lớp ra tay dọn dẹp, trang trí</w:t>
+              <w:t>NLS-ST (Cơ bản 2): Mỗi nhóm làm một tấm thẻ giới thiệu bạn gồm một điểm mạnh, một sở thích và một lời chúc</w:t>
             </w:r>
           </w:p>
           <w:p>
@@ -4826,7 +4826,7 @@
                 <w:i w:val="0"/>
                 <w:sz w:val="18"/>
               </w:rPr>
-              <w:t>NLS-AT: Xin phép trước khi chụp ảnh bạn và thầy cô</w:t>
+              <w:t>NLS-AT: Thẻ chỉ ghi điểm tốt và sở thích, không ghi khuyết điểm hay chuyện riêng của bạn</w:t>
             </w:r>
           </w:p>
         </w:tc>
@@ -5597,7 +5597,7 @@
                 <w:i w:val="0"/>
                 <w:sz w:val="18"/>
               </w:rPr>
-              <w:t>NLS-GQVĐ (Cơ bản 2): GV hướng dẫn HS dùng danh sách việc cần làm hoặc lịch trên máy tính, điện thoại của gia đình: đặt tên việc, đặt hạn hoàn thành</w:t>
+              <w:t>NLS-ST (Cơ bản 2): Ở chủ đề “Tự lực thực hiện nhiệm vụ”, GV mở khung kế hoạch cá nhân trên máy gồm việc cần làm, thời gian, cách làm</w:t>
             </w:r>
           </w:p>
           <w:p>
@@ -5610,7 +5610,7 @@
                 <w:i w:val="0"/>
                 <w:sz w:val="18"/>
               </w:rPr>
-              <w:t>NLS-GT (Cơ bản 2): HS phân công công việc nhóm trên một bảng theo dõi chung, mỗi bạn tự cập nhật phần việc của mình để cả nhóm cùng biết tiến độ</w:t>
+              <w:t>NLS-GQVĐ (Cơ bản 2): GV chiếu vài tình huống gặp khó khi tự làm nhiệm vụ như quên dụng cụ, làm mãi chưa xong; HS đề xuất cách xử lí</w:t>
             </w:r>
           </w:p>
           <w:p>
@@ -5623,7 +5623,7 @@
                 <w:i w:val="0"/>
                 <w:sz w:val="18"/>
               </w:rPr>
-              <w:t>NLS-AT: Dùng thiết bị của gia đình phải xin phép; không cài ứng dụng lạ</w:t>
+              <w:t>NLS-AT: Kế hoạch chỉ ghi việc học và việc nhà vừa sức; việc dùng bếp, điện</w:t>
             </w:r>
           </w:p>
         </w:tc>
@@ -5996,7 +5996,7 @@
                 <w:i w:val="0"/>
                 <w:sz w:val="18"/>
               </w:rPr>
-              <w:t>NLS-GQVĐ (Cơ bản 2): GV hướng dẫn HS dùng danh sách việc cần làm hoặc lịch trên máy tính, điện thoại của gia đình: đặt tên việc, đặt hạn hoàn thành</w:t>
+              <w:t>NLS-GQVĐ (Cơ bản 2): Ở chủ đề “Tự lực thực hiện nhiệm vụ”, GV chiếu bảng ghi các bước làm một nhiệm vụ gồm hiểu việc, chuẩn bị, làm, kiểm tra lại</w:t>
             </w:r>
           </w:p>
           <w:p>
@@ -6009,7 +6009,7 @@
                 <w:i w:val="0"/>
                 <w:sz w:val="18"/>
               </w:rPr>
-              <w:t>NLS-GT (Cơ bản 2): HS phân công công việc nhóm trên một bảng theo dõi chung, mỗi bạn tự cập nhật phần việc của mình để cả nhóm cùng biết tiến độ</w:t>
+              <w:t>NLS-GT (Cơ bản 2): GV gõ lên màn hình khó khăn mà từng nhóm gặp khi tự làm nhiệm vụ và cách khắc phục các bạn góp ý, thành bảng chung</w:t>
             </w:r>
           </w:p>
           <w:p>
@@ -6022,7 +6022,7 @@
                 <w:i w:val="0"/>
                 <w:sz w:val="18"/>
               </w:rPr>
-              <w:t>NLS-AT: Dùng thiết bị của gia đình phải xin phép; không cài ứng dụng lạ</w:t>
+              <w:t>NLS-AT: Bảng chung chỉ ghi việc học và việc nhà vừa sức; việc dùng điện, bếp</w:t>
             </w:r>
           </w:p>
         </w:tc>

--- a/assets/docs/lop4/Hoat dong trai nghiem - Lop 4.docx
+++ b/assets/docs/lop4/Hoat dong trai nghiem - Lop 4.docx
@@ -739,33 +739,7 @@
                 <w:i w:val="0"/>
                 <w:sz w:val="18"/>
               </w:rPr>
-              <w:t>NLS-ST (Cơ bản 2): HS làm bông hoa năm cánh bằng bìa ghi đặc điểm đáng yêu của bản thân; GV chụp ảnh hoa của từng em</w:t>
-            </w:r>
-          </w:p>
-          <w:p>
-            <w:pPr>
-              <w:spacing w:after="0"/>
-            </w:pPr>
-            <w:r>
-              <w:rPr>
-                <w:b w:val="0"/>
-                <w:i w:val="0"/>
-                <w:sz w:val="18"/>
-              </w:rPr>
-              <w:t>NLS-GT (Cơ bản 2): Nhóm 4 xem ảnh hoa của các bạn trên màn hình, đếm những đặc điểm chung như chăm chỉ, lễ phép</w:t>
-            </w:r>
-          </w:p>
-          <w:p>
-            <w:pPr>
-              <w:spacing w:after="0"/>
-            </w:pPr>
-            <w:r>
-              <w:rPr>
-                <w:b w:val="0"/>
-                <w:i w:val="0"/>
-                <w:sz w:val="18"/>
-              </w:rPr>
-              <w:t>NLS-AT: Sản phẩm giới thiệu bản thân không đưa địa chỉ nhà, số điện thoại, tên lớp đầy đủ</w:t>
+              <w:t>NLS-ST (Cơ bản 2): HS làm bông hoa năm cánh bằng bìa ghi đặc điểm đáng yêu của bản thân.</w:t>
             </w:r>
           </w:p>
           <w:p>
@@ -893,45 +867,6 @@
                 <w:i w:val="0"/>
                 <w:sz w:val="18"/>
               </w:rPr>
-              <w:t>NLS-GT (Cơ bản 2): GV tổ chức đánh giá tuần trên bảng theo dõi thi đua mở trên máy tính lớp: lớp trưởng điều hành, tổ trưởng đọc kết quả nền nếp</w:t>
-            </w:r>
-          </w:p>
-          <w:p>
-            <w:pPr>
-              <w:spacing w:after="0"/>
-            </w:pPr>
-            <w:r>
-              <w:rPr>
-                <w:b w:val="0"/>
-                <w:i w:val="0"/>
-                <w:sz w:val="18"/>
-              </w:rPr>
-              <w:t>NLS-ST (Cơ bản 2): Ở phần sinh hoạt chủ đề “Tự hào thể hiện khả năng của bản thân”, HS thể hiện một khả năng như hát, kể chuyện</w:t>
-            </w:r>
-          </w:p>
-          <w:p>
-            <w:pPr>
-              <w:spacing w:after="0"/>
-            </w:pPr>
-            <w:r>
-              <w:rPr>
-                <w:b w:val="0"/>
-                <w:i w:val="0"/>
-                <w:sz w:val="18"/>
-              </w:rPr>
-              <w:t>NLS-AT: Nhận xét bạn phải tế nhị, dựa trên việc làm cụ thể chứ không chê con người</w:t>
-            </w:r>
-          </w:p>
-          <w:p>
-            <w:pPr>
-              <w:spacing w:after="0"/>
-            </w:pPr>
-            <w:r>
-              <w:rPr>
-                <w:b w:val="0"/>
-                <w:i w:val="0"/>
-                <w:sz w:val="18"/>
-              </w:rPr>
               <w:t>KNS: KN tự nhận thức: nhận ra điểm mạnh, điểm cần cố gắng của bản thân.</w:t>
             </w:r>
           </w:p>
@@ -1163,33 +1098,7 @@
                 <w:i w:val="0"/>
                 <w:sz w:val="18"/>
               </w:rPr>
-              <w:t>NLS-ST (Cơ bản 2): HS ghi những việc làm đáng tự hào của bản thân như thực hiện đúng thời gian biểu, tổ chức sinh nhật mẹ</w:t>
-            </w:r>
-          </w:p>
-          <w:p>
-            <w:pPr>
-              <w:spacing w:after="0"/>
-            </w:pPr>
-            <w:r>
-              <w:rPr>
-                <w:b w:val="0"/>
-                <w:i w:val="0"/>
-                <w:sz w:val="18"/>
-              </w:rPr>
-              <w:t>NLS-GT (Cơ bản 2): HS nghe bạn giới thiệu qua màn hình rồi hỏi thêm bạn một câu và nói một lời động viên cụ thể</w:t>
-            </w:r>
-          </w:p>
-          <w:p>
-            <w:pPr>
-              <w:spacing w:after="0"/>
-            </w:pPr>
-            <w:r>
-              <w:rPr>
-                <w:b w:val="0"/>
-                <w:i w:val="0"/>
-                <w:sz w:val="18"/>
-              </w:rPr>
-              <w:t>NLS-AT: Sản phẩm giới thiệu bản thân không đưa địa chỉ nhà, số điện thoại, tên lớp đầy đủ</w:t>
+              <w:t>NLS-GT (Cơ bản 2): HS nghe bạn giới thiệu qua màn hình.</w:t>
             </w:r>
           </w:p>
           <w:p>
@@ -1317,45 +1226,6 @@
                 <w:i w:val="0"/>
                 <w:sz w:val="18"/>
               </w:rPr>
-              <w:t>NLS-GT (Cơ bản 2): GV mở bảng theo dõi thi đua trên máy tính lớp để lớp trưởng điều hành đánh giá tuần; tổ trưởng báo kết quả nền nếp, cờ đỏ</w:t>
-            </w:r>
-          </w:p>
-          <w:p>
-            <w:pPr>
-              <w:spacing w:after="0"/>
-            </w:pPr>
-            <w:r>
-              <w:rPr>
-                <w:b w:val="0"/>
-                <w:i w:val="0"/>
-                <w:sz w:val="18"/>
-              </w:rPr>
-              <w:t>NLS-ST (Cơ bản 2): Ở phần sinh hoạt chủ đề “Niềm tự hào trong tim”, HS chia sẻ theo cặp kết quả thực hiện việc làm đáng tự hào đã dự kiến</w:t>
-            </w:r>
-          </w:p>
-          <w:p>
-            <w:pPr>
-              <w:spacing w:after="0"/>
-            </w:pPr>
-            <w:r>
-              <w:rPr>
-                <w:b w:val="0"/>
-                <w:i w:val="0"/>
-                <w:sz w:val="18"/>
-              </w:rPr>
-              <w:t>NLS-AT: Nhận xét bạn phải tế nhị, dựa trên việc làm cụ thể chứ không chê con người</w:t>
-            </w:r>
-          </w:p>
-          <w:p>
-            <w:pPr>
-              <w:spacing w:after="0"/>
-            </w:pPr>
-            <w:r>
-              <w:rPr>
-                <w:b w:val="0"/>
-                <w:i w:val="0"/>
-                <w:sz w:val="18"/>
-              </w:rPr>
               <w:t>KNS: KN tự nhận thức: nhận ra điểm mạnh, điểm cần cố gắng của bản thân.</w:t>
             </w:r>
           </w:p>
@@ -1587,33 +1457,7 @@
                 <w:i w:val="0"/>
                 <w:sz w:val="18"/>
               </w:rPr>
-              <w:t>NLS-ST (Cơ bản 2): Ở chủ đề “Nhận diện bản thân”, HS làm một trang chiếu nhỏ giới thiệu mình gồm ba mục: sở thích</w:t>
-            </w:r>
-          </w:p>
-          <w:p>
-            <w:pPr>
-              <w:spacing w:after="0"/>
-            </w:pPr>
-            <w:r>
-              <w:rPr>
-                <w:b w:val="0"/>
-                <w:i w:val="0"/>
-                <w:sz w:val="18"/>
-              </w:rPr>
-              <w:t>NLS-GT (Cơ bản 2): Khi chia sẻ tình huống khiến mình có cảm xúc tích cực hay tiêu cực</w:t>
-            </w:r>
-          </w:p>
-          <w:p>
-            <w:pPr>
-              <w:spacing w:after="0"/>
-            </w:pPr>
-            <w:r>
-              <w:rPr>
-                <w:b w:val="0"/>
-                <w:i w:val="0"/>
-                <w:sz w:val="18"/>
-              </w:rPr>
-              <w:t>NLS-AT: Trang chiếu chỉ nói về sở thích và khả năng, không ghi địa chỉ, số điện thoại</w:t>
+              <w:t>NLS-ST (Cơ bản 2): Ở chủ đề “Nhận diện bản thân”, HS làm một trang chiếu nhỏ giới thiệu mình gồm ba mục.</w:t>
             </w:r>
           </w:p>
           <w:p>
@@ -1741,33 +1585,6 @@
                 <w:i w:val="0"/>
                 <w:sz w:val="18"/>
               </w:rPr>
-              <w:t>NLS-GT (Cơ bản 2): GV tổ chức tổng kết tuần gắn với nội dung “Điều chỉnh cảm xúc”: dùng bảng theo dõi thi đua trên máy</w:t>
-            </w:r>
-          </w:p>
-          <w:p>
-            <w:pPr>
-              <w:spacing w:after="0"/>
-            </w:pPr>
-            <w:r>
-              <w:rPr>
-                <w:b w:val="0"/>
-                <w:i w:val="0"/>
-                <w:sz w:val="18"/>
-              </w:rPr>
-              <w:t>NLS-ST (Cơ bản 2): HS trình chiếu ảnh, sản phẩm của tuần để cả lớp nhìn lại; mỗi bạn nói một lời ghi nhận cụ thể dành cho một bạn khác.</w:t>
-            </w:r>
-          </w:p>
-          <w:p>
-            <w:pPr>
-              <w:spacing w:after="0"/>
-            </w:pPr>
-            <w:r>
-              <w:rPr>
-                <w:b w:val="0"/>
-                <w:i w:val="0"/>
-                <w:sz w:val="18"/>
-              </w:rPr>
-              <w:t>NLS-AT: Nhận xét bạn phải tế nhị, dựa trên việc làm cụ thể chứ không chê con người</w:t>
             </w:r>
           </w:p>
         </w:tc>
@@ -1998,33 +1815,7 @@
                 <w:i w:val="0"/>
                 <w:sz w:val="18"/>
               </w:rPr>
-              <w:t>NLS-ST (Cơ bản 2): HS làm một sản phẩm số nhỏ giới thiệu bản thân: trang chiếu “Em là ai” gồm ba ảnh về sở thích</w:t>
-            </w:r>
-          </w:p>
-          <w:p>
-            <w:pPr>
-              <w:spacing w:after="0"/>
-            </w:pPr>
-            <w:r>
-              <w:rPr>
-                <w:b w:val="0"/>
-                <w:i w:val="0"/>
-                <w:sz w:val="18"/>
-              </w:rPr>
-              <w:t>NLS-GT (Cơ bản 2): HS nhận xét về bạn bằng lời tích cực và cụ thể; GV hướng dẫn cách khen</w:t>
-            </w:r>
-          </w:p>
-          <w:p>
-            <w:pPr>
-              <w:spacing w:after="0"/>
-            </w:pPr>
-            <w:r>
-              <w:rPr>
-                <w:b w:val="0"/>
-                <w:i w:val="0"/>
-                <w:sz w:val="18"/>
-              </w:rPr>
-              <w:t>NLS-AT: Sản phẩm giới thiệu bản thân không đưa địa chỉ nhà, số điện thoại, tên lớp đầy đủ</w:t>
+              <w:t>NLS-GT (Cơ bản 2): HS nhận xét về bạn bằng lời tích cực.</w:t>
             </w:r>
           </w:p>
           <w:p>
@@ -2152,33 +1943,6 @@
                 <w:i w:val="0"/>
                 <w:sz w:val="18"/>
               </w:rPr>
-              <w:t>NLS-GT (Cơ bản 2): GV tổ chức tổng kết tuần gắn với nội dung “Nghĩ tích cực, sống vui tươi”: dùng bảng theo dõi thi đua trên máy</w:t>
-            </w:r>
-          </w:p>
-          <w:p>
-            <w:pPr>
-              <w:spacing w:after="0"/>
-            </w:pPr>
-            <w:r>
-              <w:rPr>
-                <w:b w:val="0"/>
-                <w:i w:val="0"/>
-                <w:sz w:val="18"/>
-              </w:rPr>
-              <w:t>NLS-ST (Cơ bản 2): HS trình chiếu ảnh, sản phẩm của tuần để cả lớp nhìn lại; mỗi bạn nói một lời ghi nhận cụ thể dành cho một bạn khác.</w:t>
-            </w:r>
-          </w:p>
-          <w:p>
-            <w:pPr>
-              <w:spacing w:after="0"/>
-            </w:pPr>
-            <w:r>
-              <w:rPr>
-                <w:b w:val="0"/>
-                <w:i w:val="0"/>
-                <w:sz w:val="18"/>
-              </w:rPr>
-              <w:t>NLS-AT: Nhận xét bạn phải tế nhị, dựa trên việc làm cụ thể chứ không chê con người</w:t>
             </w:r>
           </w:p>
         </w:tc>
@@ -2410,33 +2174,7 @@
                 <w:i w:val="0"/>
                 <w:sz w:val="18"/>
               </w:rPr>
-              <w:t>NLS-ST (Cơ bản 2): Ở chủ đề “Nếp sống và tư duy khoa học”, GV mở khung thời gian biểu trên máy chia theo buổi</w:t>
-            </w:r>
-          </w:p>
-          <w:p>
-            <w:pPr>
-              <w:spacing w:after="0"/>
-            </w:pPr>
-            <w:r>
-              <w:rPr>
-                <w:b w:val="0"/>
-                <w:i w:val="0"/>
-                <w:sz w:val="18"/>
-              </w:rPr>
-              <w:t>NLS-GQVĐ (Cơ bản 2): GV chiếu hai thời gian biểu: một cái cân đối, một cái dồn việc vào buổi tối và thiếu giờ ngủ; HS so sánh</w:t>
-            </w:r>
-          </w:p>
-          <w:p>
-            <w:pPr>
-              <w:spacing w:after="0"/>
-            </w:pPr>
-            <w:r>
-              <w:rPr>
-                <w:b w:val="0"/>
-                <w:i w:val="0"/>
-                <w:sz w:val="18"/>
-              </w:rPr>
-              <w:t>NLS-AT: Thời gian biểu chỉ ghi việc học và sinh hoạt chung, không ghi chuyện riêng của gia đình</w:t>
+              <w:t>NLS-ST (Cơ bản 2): Ở chủ đề “Nếp sống và tư duy khoa học”, GV mở khung thời gian biểu trên máy chia theo buổi.</w:t>
             </w:r>
           </w:p>
         </w:tc>
@@ -2551,33 +2289,6 @@
                 <w:i w:val="0"/>
                 <w:sz w:val="18"/>
               </w:rPr>
-              <w:t>NLS-GT (Cơ bản 2): GV tổ chức tổng kết tuần gắn với nội dung “Giúp nhau thực hiện nền nếp sinh hoạt”: dùng bảng theo dõi thi đua trên máy</w:t>
-            </w:r>
-          </w:p>
-          <w:p>
-            <w:pPr>
-              <w:spacing w:after="0"/>
-            </w:pPr>
-            <w:r>
-              <w:rPr>
-                <w:b w:val="0"/>
-                <w:i w:val="0"/>
-                <w:sz w:val="18"/>
-              </w:rPr>
-              <w:t>NLS-ST (Cơ bản 2): HS trình chiếu ảnh, sản phẩm của tuần để cả lớp nhìn lại; mỗi bạn nói một lời ghi nhận cụ thể dành cho một bạn khác.</w:t>
-            </w:r>
-          </w:p>
-          <w:p>
-            <w:pPr>
-              <w:spacing w:after="0"/>
-            </w:pPr>
-            <w:r>
-              <w:rPr>
-                <w:b w:val="0"/>
-                <w:i w:val="0"/>
-                <w:sz w:val="18"/>
-              </w:rPr>
-              <w:t>NLS-AT: Nhận xét bạn phải tế nhị, dựa trên việc làm cụ thể chứ không chê con người</w:t>
             </w:r>
           </w:p>
         </w:tc>
@@ -2808,33 +2519,7 @@
                 <w:i w:val="0"/>
                 <w:sz w:val="18"/>
               </w:rPr>
-              <w:t>NLS-GQVĐ (Cơ bản 2): Ở chủ đề “Nếp sống và tư duy khoa học”, GV chiếu các câu đố và tình huống cần suy luận lên màn hình</w:t>
-            </w:r>
-          </w:p>
-          <w:p>
-            <w:pPr>
-              <w:spacing w:after="0"/>
-            </w:pPr>
-            <w:r>
-              <w:rPr>
-                <w:b w:val="0"/>
-                <w:i w:val="0"/>
-                <w:sz w:val="18"/>
-              </w:rPr>
-              <w:t>NLS-GT (Cơ bản 2): GV gõ các cách giải mà từng nhóm nêu lên màn hình thành bảng chung, kể cả cách chưa đúng; cả lớp cùng nhìn bảng để so sánh</w:t>
-            </w:r>
-          </w:p>
-          <w:p>
-            <w:pPr>
-              <w:spacing w:after="0"/>
-            </w:pPr>
-            <w:r>
-              <w:rPr>
-                <w:b w:val="0"/>
-                <w:i w:val="0"/>
-                <w:sz w:val="18"/>
-              </w:rPr>
-              <w:t>NLS-AT: Bảng chung ghi cách làm chứ không ghi tên bạn trả lời sai</w:t>
+              <w:t>NLS-GQVĐ (Cơ bản 2): Ở chủ đề “Nếp sống và tư duy khoa học”, GV chiếu các câu đố.</w:t>
             </w:r>
           </w:p>
         </w:tc>
@@ -2949,33 +2634,6 @@
                 <w:i w:val="0"/>
                 <w:sz w:val="18"/>
               </w:rPr>
-              <w:t>NLS-GT (Cơ bản 2): GV tổ chức tổng kết tuần gắn với nội dung “Rèn luyện tư duy khoa học”: dùng bảng theo dõi thi đua trên máy</w:t>
-            </w:r>
-          </w:p>
-          <w:p>
-            <w:pPr>
-              <w:spacing w:after="0"/>
-            </w:pPr>
-            <w:r>
-              <w:rPr>
-                <w:b w:val="0"/>
-                <w:i w:val="0"/>
-                <w:sz w:val="18"/>
-              </w:rPr>
-              <w:t>NLS-ST (Cơ bản 2): HS trình chiếu ảnh, sản phẩm của tuần để cả lớp nhìn lại; mỗi bạn nói một lời ghi nhận cụ thể dành cho một bạn khác.</w:t>
-            </w:r>
-          </w:p>
-          <w:p>
-            <w:pPr>
-              <w:spacing w:after="0"/>
-            </w:pPr>
-            <w:r>
-              <w:rPr>
-                <w:b w:val="0"/>
-                <w:i w:val="0"/>
-                <w:sz w:val="18"/>
-              </w:rPr>
-              <w:t>NLS-AT: Nhận xét bạn phải tế nhị, dựa trên việc làm cụ thể chứ không chê con người</w:t>
             </w:r>
           </w:p>
         </w:tc>
@@ -3206,33 +2864,7 @@
                 <w:i w:val="0"/>
                 <w:sz w:val="18"/>
               </w:rPr>
-              <w:t>NLS-GQVĐ (Cơ bản 2): Ở chủ đề “Nếp sống và tư duy khoa học”, GV chiếu bảng ghi thời gian thật mà HS dùng cho từng việc trong ngày</w:t>
-            </w:r>
-          </w:p>
-          <w:p>
-            <w:pPr>
-              <w:spacing w:after="0"/>
-            </w:pPr>
-            <w:r>
-              <w:rPr>
-                <w:b w:val="0"/>
-                <w:i w:val="0"/>
-                <w:sz w:val="18"/>
-              </w:rPr>
-              <w:t>NLS-GT (Cơ bản 2): GV gõ các cách tiết kiệm thời gian mà từng nhóm nêu lên màn hình thành bảng chung; cả lớp cùng đọc</w:t>
-            </w:r>
-          </w:p>
-          <w:p>
-            <w:pPr>
-              <w:spacing w:after="0"/>
-            </w:pPr>
-            <w:r>
-              <w:rPr>
-                <w:b w:val="0"/>
-                <w:i w:val="0"/>
-                <w:sz w:val="18"/>
-              </w:rPr>
-              <w:t>NLS-AT: Bảng chung chỉ ghi việc học và sinh hoạt, không ghi chuyện riêng của gia đình</w:t>
+              <w:t>NLS-GT (Cơ bản 2): Gõ các cách tiết kiệm thời gian mà từng nhóm nêu lên màn hình thành bảng chung.</w:t>
             </w:r>
           </w:p>
         </w:tc>
@@ -3347,33 +2979,6 @@
                 <w:i w:val="0"/>
                 <w:sz w:val="18"/>
               </w:rPr>
-              <w:t>NLS-KT (Cơ bản 2): Cho hoạt động “Triển lãm sơ đồ tư duy”, HS tổng hợp kết quả của tổ mình vào bảng theo dõi của lớp: nhập số liệu hoặc chụp</w:t>
-            </w:r>
-          </w:p>
-          <w:p>
-            <w:pPr>
-              <w:spacing w:after="0"/>
-            </w:pPr>
-            <w:r>
-              <w:rPr>
-                <w:b w:val="0"/>
-                <w:i w:val="0"/>
-                <w:sz w:val="18"/>
-              </w:rPr>
-              <w:t>NLS-GT (Cơ bản 2): Đại diện các tổ trình chiếu kết quả trước lớp, các bạn khác đặt câu hỏi và góp ý</w:t>
-            </w:r>
-          </w:p>
-          <w:p>
-            <w:pPr>
-              <w:spacing w:after="0"/>
-            </w:pPr>
-            <w:r>
-              <w:rPr>
-                <w:b w:val="0"/>
-                <w:i w:val="0"/>
-                <w:sz w:val="18"/>
-              </w:rPr>
-              <w:t>NLS-AT: Không đưa thông tin riêng tư của bạn (hoàn cảnh gia đình, điểm số</w:t>
             </w:r>
           </w:p>
         </w:tc>
@@ -3604,33 +3209,7 @@
                 <w:i w:val="0"/>
                 <w:sz w:val="18"/>
               </w:rPr>
-              <w:t>NLS-ST (Cơ bản 2): GV hướng dẫn HS dùng công cụ vẽ sơ đồ tư duy trên máy để sắp xếp các việc trong ngày hoặc các bước giải quyết một việc</w:t>
-            </w:r>
-          </w:p>
-          <w:p>
-            <w:pPr>
-              <w:spacing w:after="0"/>
-            </w:pPr>
-            <w:r>
-              <w:rPr>
-                <w:b w:val="0"/>
-                <w:i w:val="0"/>
-                <w:sz w:val="18"/>
-              </w:rPr>
-              <w:t>NLS-GQVĐ (Cơ bản 2): HS ghi thời gian làm từng việc trong một ngày vào bảng, cộng lại theo nhóm việc (học, giúp việc nhà, vận động, xem màn hình)</w:t>
-            </w:r>
-          </w:p>
-          <w:p>
-            <w:pPr>
-              <w:spacing w:after="0"/>
-            </w:pPr>
-            <w:r>
-              <w:rPr>
-                <w:b w:val="0"/>
-                <w:i w:val="0"/>
-                <w:sz w:val="18"/>
-              </w:rPr>
-              <w:t>NLS-AT: Tính cả thời gian xem điện thoại, ti vi, chơi trò chơi vào bảng theo dõi</w:t>
+              <w:t>NLS-ST (Cơ bản 2): Hướng dẫn HS dùng công cụ vẽ sơ đồ tư duy trên máy.</w:t>
             </w:r>
           </w:p>
         </w:tc>
@@ -3745,33 +3324,6 @@
                 <w:i w:val="0"/>
                 <w:sz w:val="18"/>
               </w:rPr>
-              <w:t>NLS-KT (Cơ bản 2): Cho hoạt động “Tự đánh giá việc rèn luyện tư duy khoa học”, HS tổng hợp kết quả của tổ mình vào bảng theo dõi của lớp: nhập</w:t>
-            </w:r>
-          </w:p>
-          <w:p>
-            <w:pPr>
-              <w:spacing w:after="0"/>
-            </w:pPr>
-            <w:r>
-              <w:rPr>
-                <w:b w:val="0"/>
-                <w:i w:val="0"/>
-                <w:sz w:val="18"/>
-              </w:rPr>
-              <w:t>NLS-GT (Cơ bản 2): Đại diện các tổ trình chiếu kết quả trước lớp, các bạn khác đặt câu hỏi và góp ý</w:t>
-            </w:r>
-          </w:p>
-          <w:p>
-            <w:pPr>
-              <w:spacing w:after="0"/>
-            </w:pPr>
-            <w:r>
-              <w:rPr>
-                <w:b w:val="0"/>
-                <w:i w:val="0"/>
-                <w:sz w:val="18"/>
-              </w:rPr>
-              <w:t>NLS-AT: Không đưa thông tin riêng tư của bạn (hoàn cảnh gia đình, điểm số</w:t>
             </w:r>
           </w:p>
         </w:tc>
@@ -4003,33 +3555,7 @@
                 <w:i w:val="0"/>
                 <w:sz w:val="18"/>
               </w:rPr>
-              <w:t>NLS-ST (Cơ bản 2): Ở chủ đề “Yêu trường, mến lớp”, mỗi nhóm làm một trang giới thiệu góc đẹp của trường mình: chọn ảnh do thầy cô cung cấp hoặc tranh</w:t>
-            </w:r>
-          </w:p>
-          <w:p>
-            <w:pPr>
-              <w:spacing w:after="0"/>
-            </w:pPr>
-            <w:r>
-              <w:rPr>
-                <w:b w:val="0"/>
-                <w:i w:val="0"/>
-                <w:sz w:val="18"/>
-              </w:rPr>
-              <w:t>NLS-GT (Cơ bản 2): GV gõ lên màn hình những việc HS nêu để giữ trường lớp đẹp hơn, thành bảng chung; cả lớp cùng đọc</w:t>
-            </w:r>
-          </w:p>
-          <w:p>
-            <w:pPr>
-              <w:spacing w:after="0"/>
-            </w:pPr>
-            <w:r>
-              <w:rPr>
-                <w:b w:val="0"/>
-                <w:i w:val="0"/>
-                <w:sz w:val="18"/>
-              </w:rPr>
-              <w:t>NLS-AT: Ảnh chỉ chụp cảnh trường, không chụp mặt bạn khi bạn chưa đồng ý</w:t>
+              <w:t>NLS-GT (Cơ bản 2): Gõ lên màn hình những việc HS nêu.</w:t>
             </w:r>
           </w:p>
         </w:tc>
@@ -4144,33 +3670,6 @@
                 <w:i w:val="0"/>
                 <w:sz w:val="18"/>
               </w:rPr>
-              <w:t>NLS-KT (Cơ bản 2): Cho hoạt động “Khảo sát thực trạng vệ sinh trường lớp”, HS tổng hợp kết quả của tổ mình vào bảng theo dõi của lớp: nhập số liệu</w:t>
-            </w:r>
-          </w:p>
-          <w:p>
-            <w:pPr>
-              <w:spacing w:after="0"/>
-            </w:pPr>
-            <w:r>
-              <w:rPr>
-                <w:b w:val="0"/>
-                <w:i w:val="0"/>
-                <w:sz w:val="18"/>
-              </w:rPr>
-              <w:t>NLS-GT (Cơ bản 2): Đại diện các tổ trình chiếu kết quả trước lớp, các bạn khác đặt câu hỏi và góp ý</w:t>
-            </w:r>
-          </w:p>
-          <w:p>
-            <w:pPr>
-              <w:spacing w:after="0"/>
-            </w:pPr>
-            <w:r>
-              <w:rPr>
-                <w:b w:val="0"/>
-                <w:i w:val="0"/>
-                <w:sz w:val="18"/>
-              </w:rPr>
-              <w:t>NLS-AT: Không đưa thông tin riêng tư của bạn (hoàn cảnh gia đình, điểm số</w:t>
             </w:r>
           </w:p>
         </w:tc>
@@ -4401,33 +3900,7 @@
                 <w:i w:val="0"/>
                 <w:sz w:val="18"/>
               </w:rPr>
-              <w:t>NLS-KT (Cơ bản 2): Ở chủ đề “Yêu trường, mến lớp”, GV chiếu ảnh sân trường, hành lang, khu vệ sinh trước và sau khi được dọn dẹp</w:t>
-            </w:r>
-          </w:p>
-          <w:p>
-            <w:pPr>
-              <w:spacing w:after="0"/>
-            </w:pPr>
-            <w:r>
-              <w:rPr>
-                <w:b w:val="0"/>
-                <w:i w:val="0"/>
-                <w:sz w:val="18"/>
-              </w:rPr>
-              <w:t>NLS-ST (Cơ bản 2): Mỗi nhóm thiết kế một tấm biển nhắc nhở giữ vệ sinh: chọn hình, viết khẩu hiệu ngắn</w:t>
-            </w:r>
-          </w:p>
-          <w:p>
-            <w:pPr>
-              <w:spacing w:after="0"/>
-            </w:pPr>
-            <w:r>
-              <w:rPr>
-                <w:b w:val="0"/>
-                <w:i w:val="0"/>
-                <w:sz w:val="18"/>
-              </w:rPr>
-              <w:t>NLS-AT: Ảnh chỉ chụp cảnh trường, không chụp bạn đang lao động khi chưa hỏi ý kiến</w:t>
+              <w:t>NLS-KT (Cơ bản 2): Ở chủ đề “Yêu trường, mến lớp”, GV chiếu ảnh sân trường, hành lang, khu vệ sinh trước.</w:t>
             </w:r>
           </w:p>
         </w:tc>
@@ -4542,33 +4015,6 @@
                 <w:i w:val="0"/>
                 <w:sz w:val="18"/>
               </w:rPr>
-              <w:t>NLS-GT (Cơ bản 2): GV tổ chức tổng kết tuần gắn với nội dung “Hành động giữ gìn trường học xanh, sạch, đẹp”: dùng bảng theo dõi thi đua trên máy</w:t>
-            </w:r>
-          </w:p>
-          <w:p>
-            <w:pPr>
-              <w:spacing w:after="0"/>
-            </w:pPr>
-            <w:r>
-              <w:rPr>
-                <w:b w:val="0"/>
-                <w:i w:val="0"/>
-                <w:sz w:val="18"/>
-              </w:rPr>
-              <w:t>NLS-ST (Cơ bản 2): HS trình chiếu ảnh, sản phẩm của tuần để cả lớp nhìn lại; mỗi bạn nói một lời ghi nhận cụ thể dành cho một bạn khác.</w:t>
-            </w:r>
-          </w:p>
-          <w:p>
-            <w:pPr>
-              <w:spacing w:after="0"/>
-            </w:pPr>
-            <w:r>
-              <w:rPr>
-                <w:b w:val="0"/>
-                <w:i w:val="0"/>
-                <w:sz w:val="18"/>
-              </w:rPr>
-              <w:t>NLS-AT: Nhận xét bạn phải tế nhị, dựa trên việc làm cụ thể chứ không chê con người</w:t>
             </w:r>
           </w:p>
         </w:tc>
@@ -4800,33 +4246,7 @@
                 <w:i w:val="0"/>
                 <w:sz w:val="18"/>
               </w:rPr>
-              <w:t>NLS-GT (Cơ bản 2): Ở hoạt động chia sẻ về bạn mình, GV gõ lên màn hình những điều tốt mà HS nói về bạn, thành bảng chung của lớp</w:t>
-            </w:r>
-          </w:p>
-          <w:p>
-            <w:pPr>
-              <w:spacing w:after="0"/>
-            </w:pPr>
-            <w:r>
-              <w:rPr>
-                <w:b w:val="0"/>
-                <w:i w:val="0"/>
-                <w:sz w:val="18"/>
-              </w:rPr>
-              <w:t>NLS-ST (Cơ bản 2): Mỗi nhóm làm một tấm thẻ giới thiệu bạn gồm một điểm mạnh, một sở thích và một lời chúc</w:t>
-            </w:r>
-          </w:p>
-          <w:p>
-            <w:pPr>
-              <w:spacing w:after="0"/>
-            </w:pPr>
-            <w:r>
-              <w:rPr>
-                <w:b w:val="0"/>
-                <w:i w:val="0"/>
-                <w:sz w:val="18"/>
-              </w:rPr>
-              <w:t>NLS-AT: Thẻ chỉ ghi điểm tốt và sở thích, không ghi khuyết điểm hay chuyện riêng của bạn</w:t>
+              <w:t>NLS-GT (Cơ bản 2): Ở hoạt động chia sẻ về bạn mình, GV gõ lên màn hình những điều tốt mà HS nói về bạn.</w:t>
             </w:r>
           </w:p>
         </w:tc>
@@ -4941,33 +4361,6 @@
                 <w:i w:val="0"/>
                 <w:sz w:val="18"/>
               </w:rPr>
-              <w:t>NLS-GT (Cơ bản 2): GV tổ chức tổng kết tuần gắn với nội dung “Cam kết tình bạn”: dùng bảng theo dõi thi đua trên máy</w:t>
-            </w:r>
-          </w:p>
-          <w:p>
-            <w:pPr>
-              <w:spacing w:after="0"/>
-            </w:pPr>
-            <w:r>
-              <w:rPr>
-                <w:b w:val="0"/>
-                <w:i w:val="0"/>
-                <w:sz w:val="18"/>
-              </w:rPr>
-              <w:t>NLS-ST (Cơ bản 2): HS trình chiếu ảnh, sản phẩm của tuần để cả lớp nhìn lại; mỗi bạn nói một lời ghi nhận cụ thể dành cho một bạn khác.</w:t>
-            </w:r>
-          </w:p>
-          <w:p>
-            <w:pPr>
-              <w:spacing w:after="0"/>
-            </w:pPr>
-            <w:r>
-              <w:rPr>
-                <w:b w:val="0"/>
-                <w:i w:val="0"/>
-                <w:sz w:val="18"/>
-              </w:rPr>
-              <w:t>NLS-AT: Nhận xét bạn phải tế nhị, dựa trên việc làm cụ thể chứ không chê con người</w:t>
             </w:r>
           </w:p>
         </w:tc>
@@ -5198,33 +4591,7 @@
                 <w:i w:val="0"/>
                 <w:sz w:val="18"/>
               </w:rPr>
-              <w:t>NLS-KT (Cơ bản 2): HS khảo sát thực trạng vệ sinh, cảnh quan trường lớp bằng phiếu quan sát và ảnh chụp</w:t>
-            </w:r>
-          </w:p>
-          <w:p>
-            <w:pPr>
-              <w:spacing w:after="0"/>
-            </w:pPr>
-            <w:r>
-              <w:rPr>
-                <w:b w:val="0"/>
-                <w:i w:val="0"/>
-                <w:sz w:val="18"/>
-              </w:rPr>
-              <w:t>NLS-ST (Cơ bản 2): HS làm bản tin ảnh hoặc trang chiếu “Trường em xanh – sạch – đẹp” gồm ảnh trước và sau khi lớp ra tay dọn dẹp, trang trí</w:t>
-            </w:r>
-          </w:p>
-          <w:p>
-            <w:pPr>
-              <w:spacing w:after="0"/>
-            </w:pPr>
-            <w:r>
-              <w:rPr>
-                <w:b w:val="0"/>
-                <w:i w:val="0"/>
-                <w:sz w:val="18"/>
-              </w:rPr>
-              <w:t>NLS-AT: Xin phép trước khi chụp ảnh bạn và thầy cô</w:t>
+              <w:t>NLS-KT (Cơ bản 2): HS khảo sát thực trạng vệ sinh, cảnh quan trường lớp bằng phiếu quan sát.</w:t>
             </w:r>
           </w:p>
         </w:tc>
@@ -5339,33 +4706,6 @@
                 <w:i w:val="0"/>
                 <w:sz w:val="18"/>
               </w:rPr>
-              <w:t>NLS-GT (Cơ bản 2): GV tổ chức tổng kết tuần gắn với nội dung “Tổ chức hoạt động”: dùng bảng theo dõi thi đua trên máy</w:t>
-            </w:r>
-          </w:p>
-          <w:p>
-            <w:pPr>
-              <w:spacing w:after="0"/>
-            </w:pPr>
-            <w:r>
-              <w:rPr>
-                <w:b w:val="0"/>
-                <w:i w:val="0"/>
-                <w:sz w:val="18"/>
-              </w:rPr>
-              <w:t>NLS-ST (Cơ bản 2): HS trình chiếu ảnh, sản phẩm của tuần để cả lớp nhìn lại; mỗi bạn nói một lời ghi nhận cụ thể dành cho một bạn khác.</w:t>
-            </w:r>
-          </w:p>
-          <w:p>
-            <w:pPr>
-              <w:spacing w:after="0"/>
-            </w:pPr>
-            <w:r>
-              <w:rPr>
-                <w:b w:val="0"/>
-                <w:i w:val="0"/>
-                <w:sz w:val="18"/>
-              </w:rPr>
-              <w:t>NLS-AT: Nhận xét bạn phải tế nhị, dựa trên việc làm cụ thể chứ không chê con người</w:t>
             </w:r>
           </w:p>
         </w:tc>
@@ -5597,33 +4937,7 @@
                 <w:i w:val="0"/>
                 <w:sz w:val="18"/>
               </w:rPr>
-              <w:t>NLS-ST (Cơ bản 2): Ở chủ đề “Tự lực thực hiện nhiệm vụ”, GV mở khung kế hoạch cá nhân trên máy gồm việc cần làm, thời gian, cách làm</w:t>
-            </w:r>
-          </w:p>
-          <w:p>
-            <w:pPr>
-              <w:spacing w:after="0"/>
-            </w:pPr>
-            <w:r>
-              <w:rPr>
-                <w:b w:val="0"/>
-                <w:i w:val="0"/>
-                <w:sz w:val="18"/>
-              </w:rPr>
-              <w:t>NLS-GQVĐ (Cơ bản 2): GV chiếu vài tình huống gặp khó khi tự làm nhiệm vụ như quên dụng cụ, làm mãi chưa xong; HS đề xuất cách xử lí</w:t>
-            </w:r>
-          </w:p>
-          <w:p>
-            <w:pPr>
-              <w:spacing w:after="0"/>
-            </w:pPr>
-            <w:r>
-              <w:rPr>
-                <w:b w:val="0"/>
-                <w:i w:val="0"/>
-                <w:sz w:val="18"/>
-              </w:rPr>
-              <w:t>NLS-AT: Kế hoạch chỉ ghi việc học và việc nhà vừa sức; việc dùng bếp, điện</w:t>
+              <w:t>NLS-ST (Cơ bản 2): Ở chủ đề “Tự lực thực hiện nhiệm vụ”, GV mở khung kế hoạch cá nhân trên máy gồm việc cần làm.</w:t>
             </w:r>
           </w:p>
         </w:tc>
@@ -5738,33 +5052,6 @@
                 <w:i w:val="0"/>
                 <w:sz w:val="18"/>
               </w:rPr>
-              <w:t>NLS-GT (Cơ bản 2): GV tổ chức tổng kết tuần gắn với nội dung “Chủ động thực hiện nhiệm vụ đọc sách”: dùng bảng theo dõi thi đua trên máy</w:t>
-            </w:r>
-          </w:p>
-          <w:p>
-            <w:pPr>
-              <w:spacing w:after="0"/>
-            </w:pPr>
-            <w:r>
-              <w:rPr>
-                <w:b w:val="0"/>
-                <w:i w:val="0"/>
-                <w:sz w:val="18"/>
-              </w:rPr>
-              <w:t>NLS-ST (Cơ bản 2): HS trình chiếu ảnh, sản phẩm của tuần để cả lớp nhìn lại; mỗi bạn nói một lời ghi nhận cụ thể dành cho một bạn khác.</w:t>
-            </w:r>
-          </w:p>
-          <w:p>
-            <w:pPr>
-              <w:spacing w:after="0"/>
-            </w:pPr>
-            <w:r>
-              <w:rPr>
-                <w:b w:val="0"/>
-                <w:i w:val="0"/>
-                <w:sz w:val="18"/>
-              </w:rPr>
-              <w:t>NLS-AT: Nhận xét bạn phải tế nhị, dựa trên việc làm cụ thể chứ không chê con người</w:t>
             </w:r>
           </w:p>
         </w:tc>
@@ -5996,33 +5283,7 @@
                 <w:i w:val="0"/>
                 <w:sz w:val="18"/>
               </w:rPr>
-              <w:t>NLS-GQVĐ (Cơ bản 2): Ở chủ đề “Tự lực thực hiện nhiệm vụ”, GV chiếu bảng ghi các bước làm một nhiệm vụ gồm hiểu việc, chuẩn bị, làm, kiểm tra lại</w:t>
-            </w:r>
-          </w:p>
-          <w:p>
-            <w:pPr>
-              <w:spacing w:after="0"/>
-            </w:pPr>
-            <w:r>
-              <w:rPr>
-                <w:b w:val="0"/>
-                <w:i w:val="0"/>
-                <w:sz w:val="18"/>
-              </w:rPr>
-              <w:t>NLS-GT (Cơ bản 2): GV gõ lên màn hình khó khăn mà từng nhóm gặp khi tự làm nhiệm vụ và cách khắc phục các bạn góp ý, thành bảng chung</w:t>
-            </w:r>
-          </w:p>
-          <w:p>
-            <w:pPr>
-              <w:spacing w:after="0"/>
-            </w:pPr>
-            <w:r>
-              <w:rPr>
-                <w:b w:val="0"/>
-                <w:i w:val="0"/>
-                <w:sz w:val="18"/>
-              </w:rPr>
-              <w:t>NLS-AT: Bảng chung chỉ ghi việc học và việc nhà vừa sức; việc dùng điện, bếp</w:t>
+              <w:t>NLS-GQVĐ (Cơ bản 2): Ở chủ đề “Tự lực thực hiện nhiệm vụ”, GV chiếu bảng ghi các bước làm một nhiệm vụ gồm hiểu việc.</w:t>
             </w:r>
           </w:p>
         </w:tc>
@@ -6137,45 +5398,6 @@
                 <w:i w:val="0"/>
                 <w:sz w:val="18"/>
               </w:rPr>
-              <w:t>NLS-GT (Cơ bản 2): GV tổ chức tổng kết tuần gắn với nội dung “Hợp tác thực hiện nhiệm vụ”: dùng bảng theo dõi thi đua trên máy</w:t>
-            </w:r>
-          </w:p>
-          <w:p>
-            <w:pPr>
-              <w:spacing w:after="0"/>
-            </w:pPr>
-            <w:r>
-              <w:rPr>
-                <w:b w:val="0"/>
-                <w:i w:val="0"/>
-                <w:sz w:val="18"/>
-              </w:rPr>
-              <w:t>NLS-ST (Cơ bản 2): HS trình chiếu ảnh, sản phẩm của tuần để cả lớp nhìn lại; mỗi bạn nói một lời ghi nhận cụ thể dành cho một bạn khác.</w:t>
-            </w:r>
-          </w:p>
-          <w:p>
-            <w:pPr>
-              <w:spacing w:after="0"/>
-            </w:pPr>
-            <w:r>
-              <w:rPr>
-                <w:b w:val="0"/>
-                <w:i w:val="0"/>
-                <w:sz w:val="18"/>
-              </w:rPr>
-              <w:t>NLS-AT: Nhận xét bạn phải tế nhị, dựa trên việc làm cụ thể chứ không chê con người</w:t>
-            </w:r>
-          </w:p>
-          <w:p>
-            <w:pPr>
-              <w:spacing w:after="0"/>
-            </w:pPr>
-            <w:r>
-              <w:rPr>
-                <w:b w:val="0"/>
-                <w:i w:val="0"/>
-                <w:sz w:val="18"/>
-              </w:rPr>
               <w:t>KNS: KN giao tiếp – hợp tác: làm việc nhóm, chia sẻ và giải quyết bất đồng ôn hoà.</w:t>
             </w:r>
           </w:p>
@@ -6408,33 +5630,7 @@
                 <w:i w:val="0"/>
                 <w:sz w:val="18"/>
               </w:rPr>
-              <w:t>NLS-GQVĐ (Cơ bản 2): GV hướng dẫn HS dùng danh sách việc cần làm hoặc lịch trên máy tính, điện thoại của gia đình: đặt tên việc, đặt hạn hoàn thành</w:t>
-            </w:r>
-          </w:p>
-          <w:p>
-            <w:pPr>
-              <w:spacing w:after="0"/>
-            </w:pPr>
-            <w:r>
-              <w:rPr>
-                <w:b w:val="0"/>
-                <w:i w:val="0"/>
-                <w:sz w:val="18"/>
-              </w:rPr>
-              <w:t>NLS-GT (Cơ bản 2): HS phân công công việc nhóm trên một bảng theo dõi chung, mỗi bạn tự cập nhật phần việc của mình để cả nhóm cùng biết tiến độ</w:t>
-            </w:r>
-          </w:p>
-          <w:p>
-            <w:pPr>
-              <w:spacing w:after="0"/>
-            </w:pPr>
-            <w:r>
-              <w:rPr>
-                <w:b w:val="0"/>
-                <w:i w:val="0"/>
-                <w:sz w:val="18"/>
-              </w:rPr>
-              <w:t>NLS-AT: Dùng thiết bị của gia đình phải xin phép; không cài ứng dụng lạ</w:t>
+              <w:t>NLS-GT (Cơ bản 2): Ở hoạt động Chia sẻ về những nhiệm vụ được giao của chủ đề “Tự lực thực hiện nhiệm vụ”.</w:t>
             </w:r>
           </w:p>
         </w:tc>
@@ -6549,33 +5745,6 @@
                 <w:i w:val="0"/>
                 <w:sz w:val="18"/>
               </w:rPr>
-              <w:t>NLS-KT (Cơ bản 2): Cho hoạt động “Báo cáo về việc tự lực thực hiện nhiệm vụ”, HS tổng hợp kết quả của tổ mình vào bảng theo dõi của lớp: nhập</w:t>
-            </w:r>
-          </w:p>
-          <w:p>
-            <w:pPr>
-              <w:spacing w:after="0"/>
-            </w:pPr>
-            <w:r>
-              <w:rPr>
-                <w:b w:val="0"/>
-                <w:i w:val="0"/>
-                <w:sz w:val="18"/>
-              </w:rPr>
-              <w:t>NLS-GT (Cơ bản 2): Đại diện các tổ trình chiếu kết quả trước lớp, các bạn khác đặt câu hỏi và góp ý</w:t>
-            </w:r>
-          </w:p>
-          <w:p>
-            <w:pPr>
-              <w:spacing w:after="0"/>
-            </w:pPr>
-            <w:r>
-              <w:rPr>
-                <w:b w:val="0"/>
-                <w:i w:val="0"/>
-                <w:sz w:val="18"/>
-              </w:rPr>
-              <w:t>NLS-AT: Không đưa thông tin riêng tư của bạn (hoàn cảnh gia đình, điểm số</w:t>
             </w:r>
           </w:p>
         </w:tc>
@@ -6806,33 +5975,7 @@
                 <w:i w:val="0"/>
                 <w:sz w:val="18"/>
               </w:rPr>
-              <w:t>NLS-GQVĐ (Cơ bản 2): GV hướng dẫn HS dùng danh sách việc cần làm hoặc lịch trên máy tính, điện thoại của gia đình: đặt tên việc, đặt hạn hoàn thành</w:t>
-            </w:r>
-          </w:p>
-          <w:p>
-            <w:pPr>
-              <w:spacing w:after="0"/>
-            </w:pPr>
-            <w:r>
-              <w:rPr>
-                <w:b w:val="0"/>
-                <w:i w:val="0"/>
-                <w:sz w:val="18"/>
-              </w:rPr>
-              <w:t>NLS-GT (Cơ bản 2): HS phân công công việc nhóm trên một bảng theo dõi chung, mỗi bạn tự cập nhật phần việc của mình để cả nhóm cùng biết tiến độ</w:t>
-            </w:r>
-          </w:p>
-          <w:p>
-            <w:pPr>
-              <w:spacing w:after="0"/>
-            </w:pPr>
-            <w:r>
-              <w:rPr>
-                <w:b w:val="0"/>
-                <w:i w:val="0"/>
-                <w:sz w:val="18"/>
-              </w:rPr>
-              <w:t>NLS-AT: Dùng thiết bị của gia đình phải xin phép; không cài ứng dụng lạ</w:t>
+              <w:t>NLS-GQVĐ (Cơ bản 2): Hướng dẫn HS dùng danh sách việc cần làm hoặc lịch trên máy tính, điện thoại của gia đình.</w:t>
             </w:r>
           </w:p>
         </w:tc>
@@ -6947,33 +6090,6 @@
                 <w:i w:val="0"/>
                 <w:sz w:val="18"/>
               </w:rPr>
-              <w:t>NLS-KT (Cơ bản 2): Cho hoạt động “Đánh giá về khả năng tự lực thực hiện công việc ở nhà”</w:t>
-            </w:r>
-          </w:p>
-          <w:p>
-            <w:pPr>
-              <w:spacing w:after="0"/>
-            </w:pPr>
-            <w:r>
-              <w:rPr>
-                <w:b w:val="0"/>
-                <w:i w:val="0"/>
-                <w:sz w:val="18"/>
-              </w:rPr>
-              <w:t>NLS-GT (Cơ bản 2): Đại diện các tổ trình chiếu kết quả trước lớp, các bạn khác đặt câu hỏi và góp ý</w:t>
-            </w:r>
-          </w:p>
-          <w:p>
-            <w:pPr>
-              <w:spacing w:after="0"/>
-            </w:pPr>
-            <w:r>
-              <w:rPr>
-                <w:b w:val="0"/>
-                <w:i w:val="0"/>
-                <w:sz w:val="18"/>
-              </w:rPr>
-              <w:t>NLS-AT: Không đưa thông tin riêng tư của bạn (hoàn cảnh gia đình, điểm số</w:t>
             </w:r>
           </w:p>
         </w:tc>
@@ -7205,33 +6321,7 @@
                 <w:i w:val="0"/>
                 <w:sz w:val="18"/>
               </w:rPr>
-              <w:t>NLS-ST (Cơ bản 2): HS chọn ảnh gia đình, ghép thành album kỉ niệm hoặc thiệp điện tử tặng người thân</w:t>
-            </w:r>
-          </w:p>
-          <w:p>
-            <w:pPr>
-              <w:spacing w:after="0"/>
-            </w:pPr>
-            <w:r>
-              <w:rPr>
-                <w:b w:val="0"/>
-                <w:i w:val="0"/>
-                <w:sz w:val="18"/>
-              </w:rPr>
-              <w:t>NLS-GT (Cơ bản 2): HS gọi điện hoặc gọi video hỏi thăm ông bà, người thân ở xa: tập mở đầu, hỏi thăm sức khoẻ</w:t>
-            </w:r>
-          </w:p>
-          <w:p>
-            <w:pPr>
-              <w:spacing w:after="0"/>
-            </w:pPr>
-            <w:r>
-              <w:rPr>
-                <w:b w:val="0"/>
-                <w:i w:val="0"/>
-                <w:sz w:val="18"/>
-              </w:rPr>
-              <w:t>NLS-AT: Xin phép người thân trước khi dùng ảnh của họ</w:t>
+              <w:t>NLS-GT (Cơ bản 2): Ở hoạt động Khám phá chủ đề “Mái ấm gia đình”, GV chiếu bảng chung “Việc làm gắn kết gia đình – Người cùng làm – Khi nào làm”.</w:t>
             </w:r>
           </w:p>
         </w:tc>
@@ -7346,33 +6436,6 @@
                 <w:i w:val="0"/>
                 <w:sz w:val="18"/>
               </w:rPr>
-              <w:t>NLS-GT (Cơ bản 2): GV tổ chức tổng kết tuần gắn với nội dung “Ngày cuối tuần yêu thương”: dùng bảng theo dõi thi đua trên máy</w:t>
-            </w:r>
-          </w:p>
-          <w:p>
-            <w:pPr>
-              <w:spacing w:after="0"/>
-            </w:pPr>
-            <w:r>
-              <w:rPr>
-                <w:b w:val="0"/>
-                <w:i w:val="0"/>
-                <w:sz w:val="18"/>
-              </w:rPr>
-              <w:t>NLS-ST (Cơ bản 2): HS trình chiếu ảnh, sản phẩm của tuần để cả lớp nhìn lại; mỗi bạn nói một lời ghi nhận cụ thể dành cho một bạn khác.</w:t>
-            </w:r>
-          </w:p>
-          <w:p>
-            <w:pPr>
-              <w:spacing w:after="0"/>
-            </w:pPr>
-            <w:r>
-              <w:rPr>
-                <w:b w:val="0"/>
-                <w:i w:val="0"/>
-                <w:sz w:val="18"/>
-              </w:rPr>
-              <w:t>NLS-AT: Nhận xét bạn phải tế nhị, dựa trên việc làm cụ thể chứ không chê con người</w:t>
             </w:r>
           </w:p>
         </w:tc>
@@ -7604,33 +6667,7 @@
                 <w:i w:val="0"/>
                 <w:sz w:val="18"/>
               </w:rPr>
-              <w:t>NLS-ST (Cơ bản 2): HS chọn ảnh gia đình, ghép thành album kỉ niệm hoặc thiệp điện tử tặng người thân</w:t>
-            </w:r>
-          </w:p>
-          <w:p>
-            <w:pPr>
-              <w:spacing w:after="0"/>
-            </w:pPr>
-            <w:r>
-              <w:rPr>
-                <w:b w:val="0"/>
-                <w:i w:val="0"/>
-                <w:sz w:val="18"/>
-              </w:rPr>
-              <w:t>NLS-GT (Cơ bản 2): HS gọi điện hoặc gọi video hỏi thăm ông bà, người thân ở xa: tập mở đầu, hỏi thăm sức khoẻ</w:t>
-            </w:r>
-          </w:p>
-          <w:p>
-            <w:pPr>
-              <w:spacing w:after="0"/>
-            </w:pPr>
-            <w:r>
-              <w:rPr>
-                <w:b w:val="0"/>
-                <w:i w:val="0"/>
-                <w:sz w:val="18"/>
-              </w:rPr>
-              <w:t>NLS-AT: Xin phép người thân trước khi dùng ảnh của họ</w:t>
+              <w:t>NLS-GQVĐ (Cơ bản 2): Chiếu lại kế hoạch tuần trước bên cạnh kết quả thực tế, các nhóm so hai cột.</w:t>
             </w:r>
           </w:p>
         </w:tc>
@@ -7745,33 +6782,6 @@
                 <w:i w:val="0"/>
                 <w:sz w:val="18"/>
               </w:rPr>
-              <w:t>NLS-GT (Cơ bản 2): GV tổ chức tổng kết tuần gắn với nội dung “Những khoảnh khắc hạnh phúc”: dùng bảng theo dõi thi đua trên máy</w:t>
-            </w:r>
-          </w:p>
-          <w:p>
-            <w:pPr>
-              <w:spacing w:after="0"/>
-            </w:pPr>
-            <w:r>
-              <w:rPr>
-                <w:b w:val="0"/>
-                <w:i w:val="0"/>
-                <w:sz w:val="18"/>
-              </w:rPr>
-              <w:t>NLS-ST (Cơ bản 2): HS trình chiếu ảnh, sản phẩm của tuần để cả lớp nhìn lại; mỗi bạn nói một lời ghi nhận cụ thể dành cho một bạn khác.</w:t>
-            </w:r>
-          </w:p>
-          <w:p>
-            <w:pPr>
-              <w:spacing w:after="0"/>
-            </w:pPr>
-            <w:r>
-              <w:rPr>
-                <w:b w:val="0"/>
-                <w:i w:val="0"/>
-                <w:sz w:val="18"/>
-              </w:rPr>
-              <w:t>NLS-AT: Nhận xét bạn phải tế nhị, dựa trên việc làm cụ thể chứ không chê con người</w:t>
             </w:r>
           </w:p>
         </w:tc>
@@ -8026,33 +7036,7 @@
                 <w:i w:val="0"/>
                 <w:sz w:val="18"/>
               </w:rPr>
-              <w:t>NLS-ST (Cơ bản 2): HS chọn ảnh gia đình, ghép thành album kỉ niệm hoặc thiệp điện tử tặng người thân</w:t>
-            </w:r>
-          </w:p>
-          <w:p>
-            <w:pPr>
-              <w:spacing w:after="0"/>
-            </w:pPr>
-            <w:r>
-              <w:rPr>
-                <w:b w:val="0"/>
-                <w:i w:val="0"/>
-                <w:sz w:val="18"/>
-              </w:rPr>
-              <w:t>NLS-GT (Cơ bản 2): HS gọi điện hoặc gọi video hỏi thăm ông bà, người thân ở xa: tập mở đầu, hỏi thăm sức khoẻ</w:t>
-            </w:r>
-          </w:p>
-          <w:p>
-            <w:pPr>
-              <w:spacing w:after="0"/>
-            </w:pPr>
-            <w:r>
-              <w:rPr>
-                <w:b w:val="0"/>
-                <w:i w:val="0"/>
-                <w:sz w:val="18"/>
-              </w:rPr>
-              <w:t>NLS-AT: Xin phép người thân trước khi dùng ảnh của họ</w:t>
+              <w:t>NLS-KT (Cơ bản 2): Ở hoạt động Khám phá chủ đề “Mái ấm gia đình”, GV chiếu sơ đồ các nguồn tiền của gia đình.</w:t>
             </w:r>
           </w:p>
         </w:tc>
@@ -8167,45 +7151,6 @@
                 <w:i w:val="0"/>
                 <w:sz w:val="18"/>
               </w:rPr>
-              <w:t>NLS-GQVĐ (Cơ bản 2): HS lập bảng chi tiêu của mình trong tuần trên bảng tính hoặc phiếu kẻ sẵn, chia thành ba cột “cần – muốn – có thể chờ”</w:t>
-            </w:r>
-          </w:p>
-          <w:p>
-            <w:pPr>
-              <w:spacing w:after="0"/>
-            </w:pPr>
-            <w:r>
-              <w:rPr>
-                <w:b w:val="0"/>
-                <w:i w:val="0"/>
-                <w:sz w:val="18"/>
-              </w:rPr>
-              <w:t>AI-NB (Cơ bản 2): GV nêu: các trang bán hàng và mạng xã hội dùng trí tuệ nhân tạo để chọn quảng cáo đúng thứ ta hay xem</w:t>
-            </w:r>
-          </w:p>
-          <w:p>
-            <w:pPr>
-              <w:spacing w:after="0"/>
-            </w:pPr>
-            <w:r>
-              <w:rPr>
-                <w:b w:val="0"/>
-                <w:i w:val="0"/>
-                <w:sz w:val="18"/>
-              </w:rPr>
-              <w:t>NLS-AT: Không tự đặt mua hàng trên mạng, không nạp tiền vào trò chơi</w:t>
-            </w:r>
-          </w:p>
-          <w:p>
-            <w:pPr>
-              <w:spacing w:after="0"/>
-            </w:pPr>
-            <w:r>
-              <w:rPr>
-                <w:b w:val="0"/>
-                <w:i w:val="0"/>
-                <w:sz w:val="18"/>
-              </w:rPr>
               <w:t>KNS: KN lập kế hoạch và quản lí chi tiêu, thời gian ở mức đơn giản.</w:t>
             </w:r>
           </w:p>
@@ -8437,33 +7382,7 @@
                 <w:i w:val="0"/>
                 <w:sz w:val="18"/>
               </w:rPr>
-              <w:t>NLS-ST (Cơ bản 2): HS chọn ảnh gia đình, ghép thành album kỉ niệm hoặc thiệp điện tử tặng người thân</w:t>
-            </w:r>
-          </w:p>
-          <w:p>
-            <w:pPr>
-              <w:spacing w:after="0"/>
-            </w:pPr>
-            <w:r>
-              <w:rPr>
-                <w:b w:val="0"/>
-                <w:i w:val="0"/>
-                <w:sz w:val="18"/>
-              </w:rPr>
-              <w:t>NLS-GT (Cơ bản 2): HS gọi điện hoặc gọi video hỏi thăm ông bà, người thân ở xa: tập mở đầu, hỏi thăm sức khoẻ</w:t>
-            </w:r>
-          </w:p>
-          <w:p>
-            <w:pPr>
-              <w:spacing w:after="0"/>
-            </w:pPr>
-            <w:r>
-              <w:rPr>
-                <w:b w:val="0"/>
-                <w:i w:val="0"/>
-                <w:sz w:val="18"/>
-              </w:rPr>
-              <w:t>NLS-AT: Xin phép người thân trước khi dùng ảnh của họ</w:t>
+              <w:t>NLS-ST (Cơ bản 2): Ở hoạt động Khám phá chủ đề “Mái ấm gia đình”, GV mở bảng ghi chi tiêu trên máy tính lớp có.</w:t>
             </w:r>
           </w:p>
         </w:tc>
@@ -8578,33 +7497,6 @@
                 <w:i w:val="0"/>
                 <w:sz w:val="18"/>
               </w:rPr>
-              <w:t>NLS-GQVĐ (Cơ bản 2): HS lập bảng chi tiêu của mình trong tuần trên bảng tính hoặc phiếu kẻ sẵn, chia thành ba cột “cần – muốn – có thể chờ”</w:t>
-            </w:r>
-          </w:p>
-          <w:p>
-            <w:pPr>
-              <w:spacing w:after="0"/>
-            </w:pPr>
-            <w:r>
-              <w:rPr>
-                <w:b w:val="0"/>
-                <w:i w:val="0"/>
-                <w:sz w:val="18"/>
-              </w:rPr>
-              <w:t>AI-NB (Cơ bản 2): GV nêu: các trang bán hàng và mạng xã hội dùng trí tuệ nhân tạo để chọn quảng cáo đúng thứ ta hay xem</w:t>
-            </w:r>
-          </w:p>
-          <w:p>
-            <w:pPr>
-              <w:spacing w:after="0"/>
-            </w:pPr>
-            <w:r>
-              <w:rPr>
-                <w:b w:val="0"/>
-                <w:i w:val="0"/>
-                <w:sz w:val="18"/>
-              </w:rPr>
-              <w:t>NLS-AT: Không tự đặt mua hàng trên mạng, không nạp tiền vào trò chơi</w:t>
             </w:r>
           </w:p>
         </w:tc>
@@ -8836,7 +7728,7 @@
                 <w:i w:val="0"/>
                 <w:sz w:val="18"/>
               </w:rPr>
-              <w:t>NLS-KT (Cơ bản 2): GV cho HS nhận diện các tình huống nguy hiểm trên môi trường mạng: người lạ kết bạn rồi khen ngợi, hứa tặng quà, xin ảnh</w:t>
+              <w:t>NLS-KT (Cơ bản 2): Ở hoạt động Khám phá chủ đề “Phòng tránh bị xâm hại”, GV chiếu sơ đồ vùng riêng tư trên cơ thể.</w:t>
             </w:r>
           </w:p>
           <w:p>
@@ -8849,7 +7741,7 @@
                 <w:i w:val="0"/>
                 <w:sz w:val="18"/>
               </w:rPr>
-              <w:t>NLS-GT (Cơ bản 2): HS thực hành các bước tự bảo vệ: từ chối dứt khoát và ngừng trả lời, chụp màn hình lưu bằng chứng, chặn và báo cáo tài khoản</w:t>
+              <w:t>QTE</w:t>
             </w:r>
           </w:p>
           <w:p>
@@ -8862,33 +7754,7 @@
                 <w:i w:val="0"/>
                 <w:sz w:val="18"/>
               </w:rPr>
-              <w:t>AI-NB (Cơ bản 2): GV nêu: hiện đã có công cụ trí tuệ nhân tạo tạo được ảnh và giọng nói giả rất giống thật</w:t>
-            </w:r>
-          </w:p>
-          <w:p>
-            <w:pPr>
-              <w:spacing w:after="0"/>
-            </w:pPr>
-            <w:r>
-              <w:rPr>
-                <w:b w:val="0"/>
-                <w:i w:val="0"/>
-                <w:sz w:val="18"/>
-              </w:rPr>
-              <w:t>NLS-AT: Không gửi ảnh riêng tư cho bất kì ai, kể cả người quen</w:t>
-            </w:r>
-          </w:p>
-          <w:p>
-            <w:pPr>
-              <w:spacing w:after="0"/>
-            </w:pPr>
-            <w:r>
-              <w:rPr>
-                <w:b w:val="0"/>
-                <w:i w:val="0"/>
-                <w:sz w:val="18"/>
-              </w:rPr>
-              <w:t>KNS: KN ứng phó với tình huống nguy hiểm và tìm kiếm sự trợ giúp.</w:t>
+              <w:t>QTE: trẻ em có quyền được bảo vệ khỏi mọi hình thức xâm hại; nhớ số của người thân và Tổng đài quốc gia bảo vệ trẻ em 111.</w:t>
             </w:r>
           </w:p>
         </w:tc>
@@ -9003,7 +7869,7 @@
                 <w:i w:val="0"/>
                 <w:sz w:val="18"/>
               </w:rPr>
-              <w:t>NLS-GT (Cơ bản 2): GV tổ chức cho HS chia sẻ trong nhóm nhỏ về những tình huống khó nói đã gặp trên mạng: bị người lạ nhắn tin làm quen</w:t>
+              <w:t>QTE</w:t>
             </w:r>
           </w:p>
           <w:p>
@@ -9016,20 +7882,7 @@
                 <w:i w:val="0"/>
                 <w:sz w:val="18"/>
               </w:rPr>
-              <w:t>NLS-GQVĐ (Cơ bản 2): HS cùng lập bảng “Ba việc phải làm ngay” dán ở góc lớp: dừng trả lời và chặn – chụp màn hình lưu bằng chứng – kể với</w:t>
-            </w:r>
-          </w:p>
-          <w:p>
-            <w:pPr>
-              <w:spacing w:after="0"/>
-            </w:pPr>
-            <w:r>
-              <w:rPr>
-                <w:b w:val="0"/>
-                <w:i w:val="0"/>
-                <w:sz w:val="18"/>
-              </w:rPr>
-              <w:t>NLS-AT: Chuyện bạn kể trong giờ sinh hoạt lớp phải giữ kín</w:t>
+              <w:t>QTE: trẻ em có quyền được bảo vệ khỏi mọi hình thức xâm hại; nhớ số của người thân và Tổng đài quốc gia bảo vệ trẻ em 111.</w:t>
             </w:r>
           </w:p>
           <w:p>
@@ -9159,6 +8012,32 @@
                 <w:i w:val="0"/>
                 <w:sz w:val="18"/>
               </w:rPr>
+              <w:t>QTE</w:t>
+            </w:r>
+          </w:p>
+          <w:p>
+            <w:pPr>
+              <w:spacing w:after="0"/>
+            </w:pPr>
+            <w:r>
+              <w:rPr>
+                <w:b w:val="0"/>
+                <w:i w:val="0"/>
+                <w:sz w:val="18"/>
+              </w:rPr>
+              <w:t>QTE: trẻ em có quyền được bảo vệ khỏi mọi hình thức xâm hại; nhớ số của người thân và Tổng đài quốc gia bảo vệ trẻ em 111.</w:t>
+            </w:r>
+          </w:p>
+          <w:p>
+            <w:pPr>
+              <w:spacing w:after="0"/>
+            </w:pPr>
+            <w:r>
+              <w:rPr>
+                <w:b w:val="0"/>
+                <w:i w:val="0"/>
+                <w:sz w:val="18"/>
+              </w:rPr>
               <w:t>KNS: KN ứng phó với tình huống nguy hiểm và tìm kiếm sự trợ giúp.</w:t>
             </w:r>
           </w:p>
@@ -9274,7 +8153,7 @@
                 <w:i w:val="0"/>
                 <w:sz w:val="18"/>
               </w:rPr>
-              <w:t>NLS-KT (Cơ bản 2): GV cho HS nhận diện các tình huống nguy hiểm trên môi trường mạng: người lạ kết bạn rồi khen ngợi, hứa tặng quà, xin ảnh</w:t>
+              <w:t>NLS-GQVĐ (Cơ bản 2): Ở hoạt động thực hành gọi điện tìm trợ giúp, GV chiếu mẫu lời nói gồm tên mình, nơi mình đang ở, việc đang xảy ra.</w:t>
             </w:r>
           </w:p>
           <w:p>
@@ -9287,7 +8166,7 @@
                 <w:i w:val="0"/>
                 <w:sz w:val="18"/>
               </w:rPr>
-              <w:t>NLS-GT (Cơ bản 2): HS thực hành các bước tự bảo vệ: từ chối dứt khoát và ngừng trả lời, chụp màn hình lưu bằng chứng, chặn và báo cáo tài khoản</w:t>
+              <w:t>QTE</w:t>
             </w:r>
           </w:p>
           <w:p>
@@ -9300,33 +8179,7 @@
                 <w:i w:val="0"/>
                 <w:sz w:val="18"/>
               </w:rPr>
-              <w:t>AI-NB (Cơ bản 2): GV nêu: hiện đã có công cụ trí tuệ nhân tạo tạo được ảnh và giọng nói giả rất giống thật</w:t>
-            </w:r>
-          </w:p>
-          <w:p>
-            <w:pPr>
-              <w:spacing w:after="0"/>
-            </w:pPr>
-            <w:r>
-              <w:rPr>
-                <w:b w:val="0"/>
-                <w:i w:val="0"/>
-                <w:sz w:val="18"/>
-              </w:rPr>
-              <w:t>NLS-AT: Không gửi ảnh riêng tư cho bất kì ai, kể cả người quen</w:t>
-            </w:r>
-          </w:p>
-          <w:p>
-            <w:pPr>
-              <w:spacing w:after="0"/>
-            </w:pPr>
-            <w:r>
-              <w:rPr>
-                <w:b w:val="0"/>
-                <w:i w:val="0"/>
-                <w:sz w:val="18"/>
-              </w:rPr>
-              <w:t>KNS: KN ứng phó với tình huống nguy hiểm và tìm kiếm sự trợ giúp.</w:t>
+              <w:t>QTE: trẻ em có quyền được bảo vệ khỏi mọi hình thức xâm hại; nhớ số của người thân và Tổng đài quốc gia bảo vệ trẻ em 111.</w:t>
             </w:r>
           </w:p>
         </w:tc>
@@ -9441,7 +8294,7 @@
                 <w:i w:val="0"/>
                 <w:sz w:val="18"/>
               </w:rPr>
-              <w:t>NLS-GT (Cơ bản 2): GV tổ chức cho HS chia sẻ trong nhóm nhỏ về những tình huống khó nói đã gặp trên mạng: bị người lạ nhắn tin làm quen</w:t>
+              <w:t>QTE</w:t>
             </w:r>
           </w:p>
           <w:p>
@@ -9454,20 +8307,7 @@
                 <w:i w:val="0"/>
                 <w:sz w:val="18"/>
               </w:rPr>
-              <w:t>NLS-GQVĐ (Cơ bản 2): HS cùng lập bảng “Ba việc phải làm ngay” dán ở góc lớp: dừng trả lời và chặn – chụp màn hình lưu bằng chứng – kể với</w:t>
-            </w:r>
-          </w:p>
-          <w:p>
-            <w:pPr>
-              <w:spacing w:after="0"/>
-            </w:pPr>
-            <w:r>
-              <w:rPr>
-                <w:b w:val="0"/>
-                <w:i w:val="0"/>
-                <w:sz w:val="18"/>
-              </w:rPr>
-              <w:t>NLS-AT: Chuyện bạn kể trong giờ sinh hoạt lớp phải giữ kín</w:t>
+              <w:t>QTE: trẻ em có quyền được bảo vệ khỏi mọi hình thức xâm hại; nhớ số của người thân và Tổng đài quốc gia bảo vệ trẻ em 111.</w:t>
             </w:r>
           </w:p>
           <w:p>
@@ -9711,7 +8551,7 @@
                 <w:i w:val="0"/>
                 <w:sz w:val="18"/>
               </w:rPr>
-              <w:t>NLS-KT (Cơ bản 2): GV cho HS nhận diện các tình huống nguy hiểm trên môi trường mạng: người lạ kết bạn rồi khen ngợi, hứa tặng quà, xin ảnh</w:t>
+              <w:t>NLS-KT (Cơ bản 2): Ở hoạt động Khám phá chủ đề “Phòng tránh bị xâm hại”, GV chiếu các tình huống xâm hại tinh thần.</w:t>
             </w:r>
           </w:p>
           <w:p>
@@ -9724,7 +8564,7 @@
                 <w:i w:val="0"/>
                 <w:sz w:val="18"/>
               </w:rPr>
-              <w:t>NLS-GT (Cơ bản 2): HS thực hành các bước tự bảo vệ: từ chối dứt khoát và ngừng trả lời, chụp màn hình lưu bằng chứng, chặn và báo cáo tài khoản</w:t>
+              <w:t>QTE</w:t>
             </w:r>
           </w:p>
           <w:p>
@@ -9737,33 +8577,7 @@
                 <w:i w:val="0"/>
                 <w:sz w:val="18"/>
               </w:rPr>
-              <w:t>AI-NB (Cơ bản 2): GV nêu: hiện đã có công cụ trí tuệ nhân tạo tạo được ảnh và giọng nói giả rất giống thật</w:t>
-            </w:r>
-          </w:p>
-          <w:p>
-            <w:pPr>
-              <w:spacing w:after="0"/>
-            </w:pPr>
-            <w:r>
-              <w:rPr>
-                <w:b w:val="0"/>
-                <w:i w:val="0"/>
-                <w:sz w:val="18"/>
-              </w:rPr>
-              <w:t>NLS-AT: Không gửi ảnh riêng tư cho bất kì ai, kể cả người quen</w:t>
-            </w:r>
-          </w:p>
-          <w:p>
-            <w:pPr>
-              <w:spacing w:after="0"/>
-            </w:pPr>
-            <w:r>
-              <w:rPr>
-                <w:b w:val="0"/>
-                <w:i w:val="0"/>
-                <w:sz w:val="18"/>
-              </w:rPr>
-              <w:t>KNS: KN ứng phó với tình huống nguy hiểm và tìm kiếm sự trợ giúp.</w:t>
+              <w:t>QTE: trẻ em có quyền được bảo vệ khỏi mọi hình thức xâm hại; nhớ số của người thân và Tổng đài quốc gia bảo vệ trẻ em 111.</w:t>
             </w:r>
           </w:p>
         </w:tc>
@@ -9878,45 +8692,6 @@
                 <w:i w:val="0"/>
                 <w:sz w:val="18"/>
               </w:rPr>
-              <w:t>NLS-GT (Cơ bản 2): GV tổ chức cho HS chia sẻ trong nhóm nhỏ về những tình huống khó nói đã gặp trên mạng: bị người lạ nhắn tin làm quen</w:t>
-            </w:r>
-          </w:p>
-          <w:p>
-            <w:pPr>
-              <w:spacing w:after="0"/>
-            </w:pPr>
-            <w:r>
-              <w:rPr>
-                <w:b w:val="0"/>
-                <w:i w:val="0"/>
-                <w:sz w:val="18"/>
-              </w:rPr>
-              <w:t>NLS-GQVĐ (Cơ bản 2): HS cùng lập bảng “Ba việc phải làm ngay” dán ở góc lớp: dừng trả lời và chặn – chụp màn hình lưu bằng chứng – kể với</w:t>
-            </w:r>
-          </w:p>
-          <w:p>
-            <w:pPr>
-              <w:spacing w:after="0"/>
-            </w:pPr>
-            <w:r>
-              <w:rPr>
-                <w:b w:val="0"/>
-                <w:i w:val="0"/>
-                <w:sz w:val="18"/>
-              </w:rPr>
-              <w:t>NLS-AT: Chuyện bạn kể trong giờ sinh hoạt lớp phải giữ kín</w:t>
-            </w:r>
-          </w:p>
-          <w:p>
-            <w:pPr>
-              <w:spacing w:after="0"/>
-            </w:pPr>
-            <w:r>
-              <w:rPr>
-                <w:b w:val="0"/>
-                <w:i w:val="0"/>
-                <w:sz w:val="18"/>
-              </w:rPr>
               <w:t>KNS: KN giao tiếp – hợp tác: làm việc nhóm, chia sẻ và giải quyết bất đồng ôn hoà.</w:t>
             </w:r>
           </w:p>
@@ -10034,6 +8809,32 @@
                 <w:i w:val="0"/>
                 <w:sz w:val="18"/>
               </w:rPr>
+              <w:t>QTE</w:t>
+            </w:r>
+          </w:p>
+          <w:p>
+            <w:pPr>
+              <w:spacing w:after="0"/>
+            </w:pPr>
+            <w:r>
+              <w:rPr>
+                <w:b w:val="0"/>
+                <w:i w:val="0"/>
+                <w:sz w:val="18"/>
+              </w:rPr>
+              <w:t>QTE: trẻ em có quyền được bảo vệ khỏi mọi hình thức xâm hại; nhớ số của người thân và Tổng đài quốc gia bảo vệ trẻ em 111.</w:t>
+            </w:r>
+          </w:p>
+          <w:p>
+            <w:pPr>
+              <w:spacing w:after="0"/>
+            </w:pPr>
+            <w:r>
+              <w:rPr>
+                <w:b w:val="0"/>
+                <w:i w:val="0"/>
+                <w:sz w:val="18"/>
+              </w:rPr>
               <w:t>KNS: KN tự nhận thức: nhận ra điểm mạnh, điểm cần cố gắng của bản thân.</w:t>
             </w:r>
           </w:p>
@@ -10149,7 +8950,7 @@
                 <w:i w:val="0"/>
                 <w:sz w:val="18"/>
               </w:rPr>
-              <w:t>NLS-KT (Cơ bản 2): GV cho HS nhận diện các tình huống nguy hiểm trên môi trường mạng: người lạ kết bạn rồi khen ngợi, hứa tặng quà, xin ảnh</w:t>
+              <w:t>NLS-GQVĐ (Cơ bản 2): Ở hoạt động Luyện tập, GV chiếu các tình huống ở lớp, ở nhà.</w:t>
             </w:r>
           </w:p>
           <w:p>
@@ -10162,7 +8963,7 @@
                 <w:i w:val="0"/>
                 <w:sz w:val="18"/>
               </w:rPr>
-              <w:t>NLS-GT (Cơ bản 2): HS thực hành các bước tự bảo vệ: từ chối dứt khoát và ngừng trả lời, chụp màn hình lưu bằng chứng, chặn và báo cáo tài khoản</w:t>
+              <w:t>QTE</w:t>
             </w:r>
           </w:p>
           <w:p>
@@ -10175,33 +8976,7 @@
                 <w:i w:val="0"/>
                 <w:sz w:val="18"/>
               </w:rPr>
-              <w:t>AI-NB (Cơ bản 2): GV nêu: hiện đã có công cụ trí tuệ nhân tạo tạo được ảnh và giọng nói giả rất giống thật</w:t>
-            </w:r>
-          </w:p>
-          <w:p>
-            <w:pPr>
-              <w:spacing w:after="0"/>
-            </w:pPr>
-            <w:r>
-              <w:rPr>
-                <w:b w:val="0"/>
-                <w:i w:val="0"/>
-                <w:sz w:val="18"/>
-              </w:rPr>
-              <w:t>NLS-AT: Không gửi ảnh riêng tư cho bất kì ai, kể cả người quen</w:t>
-            </w:r>
-          </w:p>
-          <w:p>
-            <w:pPr>
-              <w:spacing w:after="0"/>
-            </w:pPr>
-            <w:r>
-              <w:rPr>
-                <w:b w:val="0"/>
-                <w:i w:val="0"/>
-                <w:sz w:val="18"/>
-              </w:rPr>
-              <w:t>KNS: KN ứng phó với tình huống nguy hiểm và tìm kiếm sự trợ giúp.</w:t>
+              <w:t>QTE: trẻ em có quyền được bảo vệ khỏi mọi hình thức xâm hại; nhớ số của người thân và Tổng đài quốc gia bảo vệ trẻ em 111.</w:t>
             </w:r>
           </w:p>
         </w:tc>
@@ -10316,7 +9091,7 @@
                 <w:i w:val="0"/>
                 <w:sz w:val="18"/>
               </w:rPr>
-              <w:t>NLS-GT (Cơ bản 2): GV tổ chức cho HS chia sẻ trong nhóm nhỏ về những tình huống khó nói đã gặp trên mạng: bị người lạ nhắn tin làm quen</w:t>
+              <w:t>QTE</w:t>
             </w:r>
           </w:p>
           <w:p>
@@ -10329,20 +9104,7 @@
                 <w:i w:val="0"/>
                 <w:sz w:val="18"/>
               </w:rPr>
-              <w:t>NLS-GQVĐ (Cơ bản 2): HS cùng lập bảng “Ba việc phải làm ngay” dán ở góc lớp: dừng trả lời và chặn – chụp màn hình lưu bằng chứng – kể với</w:t>
-            </w:r>
-          </w:p>
-          <w:p>
-            <w:pPr>
-              <w:spacing w:after="0"/>
-            </w:pPr>
-            <w:r>
-              <w:rPr>
-                <w:b w:val="0"/>
-                <w:i w:val="0"/>
-                <w:sz w:val="18"/>
-              </w:rPr>
-              <w:t>NLS-AT: Chuyện bạn kể trong giờ sinh hoạt lớp phải giữ kín</w:t>
+              <w:t>QTE: trẻ em có quyền được bảo vệ khỏi mọi hình thức xâm hại; nhớ số của người thân và Tổng đài quốc gia bảo vệ trẻ em 111.</w:t>
             </w:r>
           </w:p>
           <w:p>
@@ -10588,33 +9350,7 @@
                 <w:i w:val="0"/>
                 <w:sz w:val="18"/>
               </w:rPr>
-              <w:t>NLS-KT (Cơ bản 2): HS tìm hiểu các hoạt động thiện nguyện, đền ơn đáp nghĩa đang diễn ra ở địa phương qua trang thông tin của xã</w:t>
-            </w:r>
-          </w:p>
-          <w:p>
-            <w:pPr>
-              <w:spacing w:after="0"/>
-            </w:pPr>
-            <w:r>
-              <w:rPr>
-                <w:b w:val="0"/>
-                <w:i w:val="0"/>
-                <w:sz w:val="18"/>
-              </w:rPr>
-              <w:t>NLS-ST (Cơ bản 2): HS làm áp phích hoặc trang chiếu kêu gọi các bạn tham gia hoạt động cộng đồng của lớp, nêu rõ làm việc gì, khi nào</w:t>
-            </w:r>
-          </w:p>
-          <w:p>
-            <w:pPr>
-              <w:spacing w:after="0"/>
-            </w:pPr>
-            <w:r>
-              <w:rPr>
-                <w:b w:val="0"/>
-                <w:i w:val="0"/>
-                <w:sz w:val="18"/>
-              </w:rPr>
-              <w:t>NLS-AT: Chỉ tin và tham gia các hoạt động quyên góp do nhà trường</w:t>
+              <w:t>NLS-KT (Cơ bản 2): Ở hoạt động Khám phá chủ đề “Kết nối cộng đồng”, GV chiếu ảnh các hoạt động cộng đồng ở địa phương.</w:t>
             </w:r>
           </w:p>
           <w:p>
@@ -10742,7 +9478,7 @@
                 <w:i w:val="0"/>
                 <w:sz w:val="18"/>
               </w:rPr>
-              <w:t>NLS-GT (Cơ bản 2): GV tổ chức tổng kết tuần gắn với nội dung “Cộng đồng cùng hành động”: dùng bảng theo dõi thi đua trên máy</w:t>
+              <w:t>QPAN: Tổ chức tham quan di tích lịch sử, nhà truyền thống ở địa phương hoặc xem tư liệu thay thế; giáo dục nhận biết chủ quyền lãnh thổ; có ý thức chấp hành pháp luật, nhất là pháp luật giao thông.</w:t>
             </w:r>
           </w:p>
           <w:p>
@@ -10755,33 +9491,7 @@
                 <w:i w:val="0"/>
                 <w:sz w:val="18"/>
               </w:rPr>
-              <w:t>NLS-ST (Cơ bản 2): HS trình chiếu ảnh, sản phẩm của tuần để cả lớp nhìn lại; mỗi bạn nói một lời ghi nhận cụ thể dành cho một bạn khác.</w:t>
-            </w:r>
-          </w:p>
-          <w:p>
-            <w:pPr>
-              <w:spacing w:after="0"/>
-            </w:pPr>
-            <w:r>
-              <w:rPr>
-                <w:b w:val="0"/>
-                <w:i w:val="0"/>
-                <w:sz w:val="18"/>
-              </w:rPr>
-              <w:t>NLS-AT: Nhận xét bạn phải tế nhị, dựa trên việc làm cụ thể chứ không chê con người</w:t>
-            </w:r>
-          </w:p>
-          <w:p>
-            <w:pPr>
-              <w:spacing w:after="0"/>
-            </w:pPr>
-            <w:r>
-              <w:rPr>
-                <w:b w:val="0"/>
-                <w:i w:val="0"/>
-                <w:sz w:val="18"/>
-              </w:rPr>
-              <w:t>QPAN: Tổ chức tham quan di tích lịch sử, nhà truyền thống ở địa phương hoặc xem tư liệu thay thế; giáo dục nhận biết chủ quyền lãnh thổ; có ý thức chấp hành pháp luật, nhất là pháp luật giao thông.</w:t>
+              <w:t>KNS: KN giao tiếp – hợp tác: làm việc nhóm, chia sẻ và giải quyết bất đồng ôn hoà.</w:t>
             </w:r>
           </w:p>
         </w:tc>
@@ -11039,33 +9749,7 @@
                 <w:i w:val="0"/>
                 <w:sz w:val="18"/>
               </w:rPr>
-              <w:t>NLS-KT (Cơ bản 2): HS tìm hiểu các hoạt động thiện nguyện, đền ơn đáp nghĩa đang diễn ra ở địa phương qua trang thông tin của xã</w:t>
-            </w:r>
-          </w:p>
-          <w:p>
-            <w:pPr>
-              <w:spacing w:after="0"/>
-            </w:pPr>
-            <w:r>
-              <w:rPr>
-                <w:b w:val="0"/>
-                <w:i w:val="0"/>
-                <w:sz w:val="18"/>
-              </w:rPr>
-              <w:t>NLS-ST (Cơ bản 2): HS làm áp phích hoặc trang chiếu kêu gọi các bạn tham gia hoạt động cộng đồng của lớp, nêu rõ làm việc gì, khi nào</w:t>
-            </w:r>
-          </w:p>
-          <w:p>
-            <w:pPr>
-              <w:spacing w:after="0"/>
-            </w:pPr>
-            <w:r>
-              <w:rPr>
-                <w:b w:val="0"/>
-                <w:i w:val="0"/>
-                <w:sz w:val="18"/>
-              </w:rPr>
-              <w:t>NLS-AT: Chỉ tin và tham gia các hoạt động quyên góp do nhà trường</w:t>
+              <w:t>NLS-GT (Cơ bản 2): Ở hoạt động Luyện tập.</w:t>
             </w:r>
           </w:p>
           <w:p>
@@ -11193,45 +9877,6 @@
                 <w:i w:val="0"/>
                 <w:sz w:val="18"/>
               </w:rPr>
-              <w:t>NLS-GT (Cơ bản 2): GV tổ chức tổng kết tuần gắn với nội dung “Uống nước nhớ nguồn”: dùng bảng theo dõi thi đua trên máy</w:t>
-            </w:r>
-          </w:p>
-          <w:p>
-            <w:pPr>
-              <w:spacing w:after="0"/>
-            </w:pPr>
-            <w:r>
-              <w:rPr>
-                <w:b w:val="0"/>
-                <w:i w:val="0"/>
-                <w:sz w:val="18"/>
-              </w:rPr>
-              <w:t>NLS-ST (Cơ bản 2): HS trình chiếu ảnh, sản phẩm của tuần để cả lớp nhìn lại; mỗi bạn nói một lời ghi nhận cụ thể dành cho một bạn khác.</w:t>
-            </w:r>
-          </w:p>
-          <w:p>
-            <w:pPr>
-              <w:spacing w:after="0"/>
-            </w:pPr>
-            <w:r>
-              <w:rPr>
-                <w:b w:val="0"/>
-                <w:i w:val="0"/>
-                <w:sz w:val="18"/>
-              </w:rPr>
-              <w:t>NLS-AT: Nhận xét bạn phải tế nhị, dựa trên việc làm cụ thể chứ không chê con người</w:t>
-            </w:r>
-          </w:p>
-          <w:p>
-            <w:pPr>
-              <w:spacing w:after="0"/>
-            </w:pPr>
-            <w:r>
-              <w:rPr>
-                <w:b w:val="0"/>
-                <w:i w:val="0"/>
-                <w:sz w:val="18"/>
-              </w:rPr>
               <w:t>QPAN: Tổ chức tham quan di tích lịch sử, nhà truyền thống ở địa phương hoặc xem tư liệu thay thế; giáo dục nhận biết chủ quyền lãnh thổ; có ý thức chấp hành pháp luật, nhất là pháp luật giao thông.</w:t>
             </w:r>
           </w:p>
@@ -11477,33 +10122,7 @@
                 <w:i w:val="0"/>
                 <w:sz w:val="18"/>
               </w:rPr>
-              <w:t>NLS-KT (Cơ bản 2): HS tìm hiểu các hoạt động thiện nguyện, đền ơn đáp nghĩa đang diễn ra ở địa phương qua trang thông tin của xã</w:t>
-            </w:r>
-          </w:p>
-          <w:p>
-            <w:pPr>
-              <w:spacing w:after="0"/>
-            </w:pPr>
-            <w:r>
-              <w:rPr>
-                <w:b w:val="0"/>
-                <w:i w:val="0"/>
-                <w:sz w:val="18"/>
-              </w:rPr>
-              <w:t>NLS-ST (Cơ bản 2): HS làm áp phích hoặc trang chiếu kêu gọi các bạn tham gia hoạt động cộng đồng của lớp, nêu rõ làm việc gì, khi nào</w:t>
-            </w:r>
-          </w:p>
-          <w:p>
-            <w:pPr>
-              <w:spacing w:after="0"/>
-            </w:pPr>
-            <w:r>
-              <w:rPr>
-                <w:b w:val="0"/>
-                <w:i w:val="0"/>
-                <w:sz w:val="18"/>
-              </w:rPr>
-              <w:t>NLS-AT: Chỉ tin và tham gia các hoạt động quyên góp do nhà trường</w:t>
+              <w:t>NLS-KT (Cơ bản 2): HS tìm hiểu các hoạt động thiện nguyện, đền ơn đáp nghĩa đang diễn ra ở địa phương qua trang thông tin.</w:t>
             </w:r>
           </w:p>
           <w:p>
@@ -11631,7 +10250,7 @@
                 <w:i w:val="0"/>
                 <w:sz w:val="18"/>
               </w:rPr>
-              <w:t>NLS-GT (Cơ bản 2): GV tổ chức tổng kết tuần gắn với nội dung “Cộng đồng văn minh”: dùng bảng theo dõi thi đua trên máy</w:t>
+              <w:t>QPAN: Tổ chức tham quan di tích lịch sử, nhà truyền thống ở địa phương hoặc xem tư liệu thay thế; giáo dục nhận biết chủ quyền lãnh thổ; có ý thức chấp hành pháp luật, nhất là pháp luật giao thông.</w:t>
             </w:r>
           </w:p>
           <w:p>
@@ -11644,33 +10263,7 @@
                 <w:i w:val="0"/>
                 <w:sz w:val="18"/>
               </w:rPr>
-              <w:t>NLS-ST (Cơ bản 2): HS trình chiếu ảnh, sản phẩm của tuần để cả lớp nhìn lại; mỗi bạn nói một lời ghi nhận cụ thể dành cho một bạn khác.</w:t>
-            </w:r>
-          </w:p>
-          <w:p>
-            <w:pPr>
-              <w:spacing w:after="0"/>
-            </w:pPr>
-            <w:r>
-              <w:rPr>
-                <w:b w:val="0"/>
-                <w:i w:val="0"/>
-                <w:sz w:val="18"/>
-              </w:rPr>
-              <w:t>NLS-AT: Nhận xét bạn phải tế nhị, dựa trên việc làm cụ thể chứ không chê con người</w:t>
-            </w:r>
-          </w:p>
-          <w:p>
-            <w:pPr>
-              <w:spacing w:after="0"/>
-            </w:pPr>
-            <w:r>
-              <w:rPr>
-                <w:b w:val="0"/>
-                <w:i w:val="0"/>
-                <w:sz w:val="18"/>
-              </w:rPr>
-              <w:t>QPAN: Tổ chức tham quan di tích lịch sử, nhà truyền thống ở địa phương hoặc xem tư liệu thay thế; giáo dục nhận biết chủ quyền lãnh thổ; có ý thức chấp hành pháp luật, nhất là pháp luật giao thông.</w:t>
+              <w:t>KNS: KN giao tiếp – hợp tác: làm việc nhóm, chia sẻ và giải quyết bất đồng ôn hoà.</w:t>
             </w:r>
           </w:p>
         </w:tc>
@@ -11903,33 +10496,7 @@
                 <w:i w:val="0"/>
                 <w:sz w:val="18"/>
               </w:rPr>
-              <w:t>NLS-KT (Cơ bản 2): HS dùng bản đồ số xác định vị trí một cảnh quan thiên nhiên của địa phương, xem ảnh thực địa và đường đi tới đó</w:t>
-            </w:r>
-          </w:p>
-          <w:p>
-            <w:pPr>
-              <w:spacing w:after="0"/>
-            </w:pPr>
-            <w:r>
-              <w:rPr>
-                <w:b w:val="0"/>
-                <w:i w:val="0"/>
-                <w:sz w:val="18"/>
-              </w:rPr>
-              <w:t>NLS-ST (Cơ bản 2): HS chụp ảnh hoặc quay đoạn phim ngắn giới thiệu một cảnh quan quê mình, ghép cùng lời thuyết minh tự viết thành sản phẩm giới thiệu</w:t>
-            </w:r>
-          </w:p>
-          <w:p>
-            <w:pPr>
-              <w:spacing w:after="0"/>
-            </w:pPr>
-            <w:r>
-              <w:rPr>
-                <w:b w:val="0"/>
-                <w:i w:val="0"/>
-                <w:sz w:val="18"/>
-              </w:rPr>
-              <w:t>NLS-AT: Xin phép khi chụp ảnh có mặt người khác</w:t>
+              <w:t>NLS-ST (Cơ bản 2): Ở hoạt động Luyện tập.</w:t>
             </w:r>
           </w:p>
           <w:p>
@@ -12057,45 +10624,6 @@
                 <w:i w:val="0"/>
                 <w:sz w:val="18"/>
               </w:rPr>
-              <w:t>NLS-GT (Cơ bản 2): GV tổ chức tổng kết tuần gắn với nội dung “Hành trình trải nghiệm”: dùng bảng theo dõi thi đua trên máy</w:t>
-            </w:r>
-          </w:p>
-          <w:p>
-            <w:pPr>
-              <w:spacing w:after="0"/>
-            </w:pPr>
-            <w:r>
-              <w:rPr>
-                <w:b w:val="0"/>
-                <w:i w:val="0"/>
-                <w:sz w:val="18"/>
-              </w:rPr>
-              <w:t>NLS-ST (Cơ bản 2): HS trình chiếu ảnh, sản phẩm của tuần để cả lớp nhìn lại; mỗi bạn nói một lời ghi nhận cụ thể dành cho một bạn khác.</w:t>
-            </w:r>
-          </w:p>
-          <w:p>
-            <w:pPr>
-              <w:spacing w:after="0"/>
-            </w:pPr>
-            <w:r>
-              <w:rPr>
-                <w:b w:val="0"/>
-                <w:i w:val="0"/>
-                <w:sz w:val="18"/>
-              </w:rPr>
-              <w:t>NLS-AT: Nhận xét bạn phải tế nhị, dựa trên việc làm cụ thể chứ không chê con người</w:t>
-            </w:r>
-          </w:p>
-          <w:p>
-            <w:pPr>
-              <w:spacing w:after="0"/>
-            </w:pPr>
-            <w:r>
-              <w:rPr>
-                <w:b w:val="0"/>
-                <w:i w:val="0"/>
-                <w:sz w:val="18"/>
-              </w:rPr>
               <w:t>QPAN: Tổ chức tham quan di tích lịch sử, nhà truyền thống ở địa phương hoặc xem tư liệu thay thế; giáo dục nhận biết chủ quyền lãnh thổ; có ý thức chấp hành pháp luật, nhất là pháp luật giao thông.</w:t>
             </w:r>
           </w:p>
@@ -12328,33 +10856,7 @@
                 <w:i w:val="0"/>
                 <w:sz w:val="18"/>
               </w:rPr>
-              <w:t>NLS-KT (Cơ bản 2): HS dùng bản đồ số xác định vị trí một cảnh quan thiên nhiên của địa phương, xem ảnh thực địa và đường đi tới đó</w:t>
-            </w:r>
-          </w:p>
-          <w:p>
-            <w:pPr>
-              <w:spacing w:after="0"/>
-            </w:pPr>
-            <w:r>
-              <w:rPr>
-                <w:b w:val="0"/>
-                <w:i w:val="0"/>
-                <w:sz w:val="18"/>
-              </w:rPr>
-              <w:t>NLS-ST (Cơ bản 2): HS chụp ảnh hoặc quay đoạn phim ngắn giới thiệu một cảnh quan quê mình, ghép cùng lời thuyết minh tự viết thành sản phẩm giới thiệu</w:t>
-            </w:r>
-          </w:p>
-          <w:p>
-            <w:pPr>
-              <w:spacing w:after="0"/>
-            </w:pPr>
-            <w:r>
-              <w:rPr>
-                <w:b w:val="0"/>
-                <w:i w:val="0"/>
-                <w:sz w:val="18"/>
-              </w:rPr>
-              <w:t>NLS-AT: Xin phép khi chụp ảnh có mặt người khác</w:t>
+              <w:t>NLS-KT (Cơ bản 2): Ở hoạt động Khám phá chủ đề “Quê hương em tươi đẹp”, GV chiếu bộ ảnh cảnh thiên nhiên của địa phương.</w:t>
             </w:r>
           </w:p>
           <w:p>
@@ -12482,45 +10984,6 @@
                 <w:i w:val="0"/>
                 <w:sz w:val="18"/>
               </w:rPr>
-              <w:t>NLS-ST (Cơ bản 2): HS trình chiếu chuỗi ảnh chụp cảnh quan địa phương trước và sau khi lớp tham gia chăm sóc, dọn dẹp</w:t>
-            </w:r>
-          </w:p>
-          <w:p>
-            <w:pPr>
-              <w:spacing w:after="0"/>
-            </w:pPr>
-            <w:r>
-              <w:rPr>
-                <w:b w:val="0"/>
-                <w:i w:val="0"/>
-                <w:sz w:val="18"/>
-              </w:rPr>
-              <w:t>NLS-GT (Cơ bản 2): Cả lớp cùng soạn một lời kêu gọi ngắn gửi tới các lớp khác qua bản tin nhà trường, chú ý viết câu rõ ràng, lịch sự</w:t>
-            </w:r>
-          </w:p>
-          <w:p>
-            <w:pPr>
-              <w:spacing w:after="0"/>
-            </w:pPr>
-            <w:r>
-              <w:rPr>
-                <w:b w:val="0"/>
-                <w:i w:val="0"/>
-                <w:sz w:val="18"/>
-              </w:rPr>
-              <w:t>NLS-AT: Xin phép trước khi chụp ảnh có mặt bạn và người dân</w:t>
-            </w:r>
-          </w:p>
-          <w:p>
-            <w:pPr>
-              <w:spacing w:after="0"/>
-            </w:pPr>
-            <w:r>
-              <w:rPr>
-                <w:b w:val="0"/>
-                <w:i w:val="0"/>
-                <w:sz w:val="18"/>
-              </w:rPr>
               <w:t>QPAN: Tổ chức tham quan di tích lịch sử, nhà truyền thống ở địa phương hoặc xem tư liệu thay thế; giáo dục nhận biết chủ quyền lãnh thổ; có ý thức chấp hành pháp luật, nhất là pháp luật giao thông.</w:t>
             </w:r>
           </w:p>
@@ -12753,33 +11216,7 @@
                 <w:i w:val="0"/>
                 <w:sz w:val="18"/>
               </w:rPr>
-              <w:t>NLS-KT (Cơ bản 2): HS dùng bản đồ số xác định vị trí một cảnh quan thiên nhiên của địa phương, xem ảnh thực địa và đường đi tới đó</w:t>
-            </w:r>
-          </w:p>
-          <w:p>
-            <w:pPr>
-              <w:spacing w:after="0"/>
-            </w:pPr>
-            <w:r>
-              <w:rPr>
-                <w:b w:val="0"/>
-                <w:i w:val="0"/>
-                <w:sz w:val="18"/>
-              </w:rPr>
-              <w:t>NLS-ST (Cơ bản 2): HS chụp ảnh hoặc quay đoạn phim ngắn giới thiệu một cảnh quan quê mình, ghép cùng lời thuyết minh tự viết thành sản phẩm giới thiệu</w:t>
-            </w:r>
-          </w:p>
-          <w:p>
-            <w:pPr>
-              <w:spacing w:after="0"/>
-            </w:pPr>
-            <w:r>
-              <w:rPr>
-                <w:b w:val="0"/>
-                <w:i w:val="0"/>
-                <w:sz w:val="18"/>
-              </w:rPr>
-              <w:t>NLS-AT: Xin phép khi chụp ảnh có mặt người khác</w:t>
+              <w:t>NLS-GT (Cơ bản 2): Ở hoạt động Luyện tập, GV mở bảng chung “Hành vi xâm hại – Hậu quả – Điều lớp em kêu gọi”.</w:t>
             </w:r>
           </w:p>
           <w:p>
@@ -12907,45 +11344,6 @@
                 <w:i w:val="0"/>
                 <w:sz w:val="18"/>
               </w:rPr>
-              <w:t>NLS-KT (Cơ bản 2): Cho hoạt động “Kết quả khảo sát thực trạng cảnh quan thiên nhiên”, HS tổng hợp kết quả của tổ mình vào bảng theo dõi của lớp: nhập</w:t>
-            </w:r>
-          </w:p>
-          <w:p>
-            <w:pPr>
-              <w:spacing w:after="0"/>
-            </w:pPr>
-            <w:r>
-              <w:rPr>
-                <w:b w:val="0"/>
-                <w:i w:val="0"/>
-                <w:sz w:val="18"/>
-              </w:rPr>
-              <w:t>NLS-GT (Cơ bản 2): Đại diện các tổ trình chiếu kết quả trước lớp, các bạn khác đặt câu hỏi và góp ý</w:t>
-            </w:r>
-          </w:p>
-          <w:p>
-            <w:pPr>
-              <w:spacing w:after="0"/>
-            </w:pPr>
-            <w:r>
-              <w:rPr>
-                <w:b w:val="0"/>
-                <w:i w:val="0"/>
-                <w:sz w:val="18"/>
-              </w:rPr>
-              <w:t>NLS-AT: Không đưa thông tin riêng tư của bạn (hoàn cảnh gia đình, điểm số</w:t>
-            </w:r>
-          </w:p>
-          <w:p>
-            <w:pPr>
-              <w:spacing w:after="0"/>
-            </w:pPr>
-            <w:r>
-              <w:rPr>
-                <w:b w:val="0"/>
-                <w:i w:val="0"/>
-                <w:sz w:val="18"/>
-              </w:rPr>
               <w:t>QPAN: Tổ chức tham quan di tích lịch sử, nhà truyền thống ở địa phương hoặc xem tư liệu thay thế; giáo dục nhận biết chủ quyền lãnh thổ; có ý thức chấp hành pháp luật, nhất là pháp luật giao thông.</w:t>
             </w:r>
           </w:p>
@@ -13178,33 +11576,7 @@
                 <w:i w:val="0"/>
                 <w:sz w:val="18"/>
               </w:rPr>
-              <w:t>NLS-KT (Cơ bản 2): HS dùng bản đồ số xác định vị trí một cảnh quan thiên nhiên của địa phương, xem ảnh thực địa và đường đi tới đó</w:t>
-            </w:r>
-          </w:p>
-          <w:p>
-            <w:pPr>
-              <w:spacing w:after="0"/>
-            </w:pPr>
-            <w:r>
-              <w:rPr>
-                <w:b w:val="0"/>
-                <w:i w:val="0"/>
-                <w:sz w:val="18"/>
-              </w:rPr>
-              <w:t>NLS-ST (Cơ bản 2): HS chụp ảnh hoặc quay đoạn phim ngắn giới thiệu một cảnh quan quê mình, ghép cùng lời thuyết minh tự viết thành sản phẩm giới thiệu</w:t>
-            </w:r>
-          </w:p>
-          <w:p>
-            <w:pPr>
-              <w:spacing w:after="0"/>
-            </w:pPr>
-            <w:r>
-              <w:rPr>
-                <w:b w:val="0"/>
-                <w:i w:val="0"/>
-                <w:sz w:val="18"/>
-              </w:rPr>
-              <w:t>NLS-AT: Xin phép khi chụp ảnh có mặt người khác</w:t>
+              <w:t>NLS-KT (Cơ bản 2): HS dùng bản đồ số xác định vị trí một cảnh quan thiên nhiên của địa phương, xem ảnh thực địa.</w:t>
             </w:r>
           </w:p>
           <w:p>
@@ -13332,7 +11704,7 @@
                 <w:i w:val="0"/>
                 <w:sz w:val="18"/>
               </w:rPr>
-              <w:t>NLS-ST (Cơ bản 2): HS trình chiếu chuỗi ảnh chụp cảnh quan địa phương trước và sau khi lớp tham gia chăm sóc, dọn dẹp</w:t>
+              <w:t>QPAN: Tổ chức tham quan di tích lịch sử, nhà truyền thống ở địa phương hoặc xem tư liệu thay thế; giáo dục nhận biết chủ quyền lãnh thổ; có ý thức chấp hành pháp luật, nhất là pháp luật giao thông.</w:t>
             </w:r>
           </w:p>
           <w:p>
@@ -13345,33 +11717,7 @@
                 <w:i w:val="0"/>
                 <w:sz w:val="18"/>
               </w:rPr>
-              <w:t>NLS-GT (Cơ bản 2): Cả lớp cùng soạn một lời kêu gọi ngắn gửi tới các lớp khác qua bản tin nhà trường, chú ý viết câu rõ ràng, lịch sự</w:t>
-            </w:r>
-          </w:p>
-          <w:p>
-            <w:pPr>
-              <w:spacing w:after="0"/>
-            </w:pPr>
-            <w:r>
-              <w:rPr>
-                <w:b w:val="0"/>
-                <w:i w:val="0"/>
-                <w:sz w:val="18"/>
-              </w:rPr>
-              <w:t>NLS-AT: Xin phép trước khi chụp ảnh có mặt bạn và người dân</w:t>
-            </w:r>
-          </w:p>
-          <w:p>
-            <w:pPr>
-              <w:spacing w:after="0"/>
-            </w:pPr>
-            <w:r>
-              <w:rPr>
-                <w:b w:val="0"/>
-                <w:i w:val="0"/>
-                <w:sz w:val="18"/>
-              </w:rPr>
-              <w:t>QPAN: Tổ chức tham quan di tích lịch sử, nhà truyền thống ở địa phương hoặc xem tư liệu thay thế; giáo dục nhận biết chủ quyền lãnh thổ; có ý thức chấp hành pháp luật, nhất là pháp luật giao thông.</w:t>
+              <w:t>KNS: KN lập kế hoạch và quản lí chi tiêu, thời gian ở mức đơn giản.</w:t>
             </w:r>
           </w:p>
         </w:tc>
@@ -13604,46 +11950,7 @@
                 <w:i w:val="0"/>
                 <w:sz w:val="18"/>
               </w:rPr>
-              <w:t>NLS-KT (Cơ bản 2): HS tìm hiểu một nghề truyền thống ở địa phương qua ảnh, phim tư liệu và trang thông tin của làng nghề</w:t>
-            </w:r>
-          </w:p>
-          <w:p>
-            <w:pPr>
-              <w:spacing w:after="0"/>
-            </w:pPr>
-            <w:r>
-              <w:rPr>
-                <w:b w:val="0"/>
-                <w:i w:val="0"/>
-                <w:sz w:val="18"/>
-              </w:rPr>
-              <w:t>NLS-ST (Cơ bản 2): HS phỏng vấn nghệ nhân hoặc người thân đang làm nghề, ghi âm sau khi xin phép</w:t>
-            </w:r>
-          </w:p>
-          <w:p>
-            <w:pPr>
-              <w:spacing w:after="0"/>
-            </w:pPr>
-            <w:r>
-              <w:rPr>
-                <w:b w:val="0"/>
-                <w:i w:val="0"/>
-                <w:sz w:val="18"/>
-              </w:rPr>
-              <w:t>AI-NB (Cơ bản 2): GV nêu: nhiều làng nghề nay có máy móc và thiết bị điều khiển tự động hỗ trợ nên làm nhanh hơn</w:t>
-            </w:r>
-          </w:p>
-          <w:p>
-            <w:pPr>
-              <w:spacing w:after="0"/>
-            </w:pPr>
-            <w:r>
-              <w:rPr>
-                <w:b w:val="0"/>
-                <w:i w:val="0"/>
-                <w:sz w:val="18"/>
-              </w:rPr>
-              <w:t>NLS-AT: Xin phép trước khi ghi âm, chụp ảnh nghệ nhân và sản phẩm của họ</w:t>
+              <w:t>NLS-GT (Cơ bản 2): Ở hoạt động Luyện tập, GV mở bảng chung “Công đoạn – Dụng cụ – Điều khó nhất”.</w:t>
             </w:r>
           </w:p>
           <w:p>
@@ -13771,7 +12078,7 @@
                 <w:i w:val="0"/>
                 <w:sz w:val="18"/>
               </w:rPr>
-              <w:t>NLS-ST (Cơ bản 2): HS trình bày sản phẩm giới thiệu nghề truyền thống của nhóm bằng chuỗi ảnh, đoạn ghi âm phỏng vấn hoặc trang chiếu</w:t>
+              <w:t>QPAN: Tổ chức hoạt động tìm hiểu, thăm hỏi, tri ân gia đình thương binh, liệt sĩ, đơn vị bộ đội, công an trên địa bàn; giới thiệu bản đồ hành chính Việt Nam và chủ quyền của Việt Nam đối với quần đảo Hoàng Sa, Trường Sa.</w:t>
             </w:r>
           </w:p>
           <w:p>
@@ -13784,33 +12091,7 @@
                 <w:i w:val="0"/>
                 <w:sz w:val="18"/>
               </w:rPr>
-              <w:t>NLS-GT (Cơ bản 2): Các nhóm nhận xét chéo bằng phiếu: điều gì làm em nhớ nhất, chỗ nào cần bổ sung</w:t>
-            </w:r>
-          </w:p>
-          <w:p>
-            <w:pPr>
-              <w:spacing w:after="0"/>
-            </w:pPr>
-            <w:r>
-              <w:rPr>
-                <w:b w:val="0"/>
-                <w:i w:val="0"/>
-                <w:sz w:val="18"/>
-              </w:rPr>
-              <w:t>NLS-AT: Chỉ dùng ảnh, ghi âm đã được nghệ nhân và người thân cho phép</w:t>
-            </w:r>
-          </w:p>
-          <w:p>
-            <w:pPr>
-              <w:spacing w:after="0"/>
-            </w:pPr>
-            <w:r>
-              <w:rPr>
-                <w:b w:val="0"/>
-                <w:i w:val="0"/>
-                <w:sz w:val="18"/>
-              </w:rPr>
-              <w:t>QPAN: Tổ chức hoạt động tìm hiểu, thăm hỏi, tri ân gia đình thương binh, liệt sĩ, đơn vị bộ đội, công an trên địa bàn; giới thiệu bản đồ hành chính Việt Nam và chủ quyền của Việt Nam đối với quần đảo Hoàng Sa, Trường Sa.</w:t>
+              <w:t>KNS: KN lao động tự phục vụ và bước đầu tìm hiểu nghề nghiệp.</w:t>
             </w:r>
           </w:p>
         </w:tc>
@@ -14042,46 +12323,7 @@
                 <w:i w:val="0"/>
                 <w:sz w:val="18"/>
               </w:rPr>
-              <w:t>NLS-KT (Cơ bản 2): HS tìm hiểu một nghề truyền thống ở địa phương qua ảnh, phim tư liệu và trang thông tin của làng nghề</w:t>
-            </w:r>
-          </w:p>
-          <w:p>
-            <w:pPr>
-              <w:spacing w:after="0"/>
-            </w:pPr>
-            <w:r>
-              <w:rPr>
-                <w:b w:val="0"/>
-                <w:i w:val="0"/>
-                <w:sz w:val="18"/>
-              </w:rPr>
-              <w:t>NLS-ST (Cơ bản 2): HS phỏng vấn nghệ nhân hoặc người thân đang làm nghề, ghi âm sau khi xin phép</w:t>
-            </w:r>
-          </w:p>
-          <w:p>
-            <w:pPr>
-              <w:spacing w:after="0"/>
-            </w:pPr>
-            <w:r>
-              <w:rPr>
-                <w:b w:val="0"/>
-                <w:i w:val="0"/>
-                <w:sz w:val="18"/>
-              </w:rPr>
-              <w:t>AI-NB (Cơ bản 2): GV nêu: nhiều làng nghề nay có máy móc và thiết bị điều khiển tự động hỗ trợ nên làm nhanh hơn</w:t>
-            </w:r>
-          </w:p>
-          <w:p>
-            <w:pPr>
-              <w:spacing w:after="0"/>
-            </w:pPr>
-            <w:r>
-              <w:rPr>
-                <w:b w:val="0"/>
-                <w:i w:val="0"/>
-                <w:sz w:val="18"/>
-              </w:rPr>
-              <w:t>NLS-AT: Xin phép trước khi ghi âm, chụp ảnh nghệ nhân và sản phẩm của họ</w:t>
+              <w:t>NLS-KT (Cơ bản 2): Ở hoạt động Khởi động chủ đề “Trải nghiệm nghề truyền thống”, GV chiếu phim ngắn về nghề làm gốm.</w:t>
             </w:r>
           </w:p>
           <w:p>
@@ -14209,7 +12451,7 @@
                 <w:i w:val="0"/>
                 <w:sz w:val="18"/>
               </w:rPr>
-              <w:t>NLS-ST (Cơ bản 2): HS trình bày sản phẩm giới thiệu nghề truyền thống của nhóm bằng chuỗi ảnh, đoạn ghi âm phỏng vấn hoặc trang chiếu</w:t>
+              <w:t>QPAN: Tổ chức hoạt động tìm hiểu, thăm hỏi, tri ân gia đình thương binh, liệt sĩ, đơn vị bộ đội, công an trên địa bàn; giới thiệu bản đồ hành chính Việt Nam và chủ quyền của Việt Nam đối với quần đảo Hoàng Sa, Trường Sa.</w:t>
             </w:r>
           </w:p>
           <w:p>
@@ -14222,33 +12464,7 @@
                 <w:i w:val="0"/>
                 <w:sz w:val="18"/>
               </w:rPr>
-              <w:t>NLS-GT (Cơ bản 2): Các nhóm nhận xét chéo bằng phiếu: điều gì làm em nhớ nhất, chỗ nào cần bổ sung</w:t>
-            </w:r>
-          </w:p>
-          <w:p>
-            <w:pPr>
-              <w:spacing w:after="0"/>
-            </w:pPr>
-            <w:r>
-              <w:rPr>
-                <w:b w:val="0"/>
-                <w:i w:val="0"/>
-                <w:sz w:val="18"/>
-              </w:rPr>
-              <w:t>NLS-AT: Chỉ dùng ảnh, ghi âm đã được nghệ nhân và người thân cho phép</w:t>
-            </w:r>
-          </w:p>
-          <w:p>
-            <w:pPr>
-              <w:spacing w:after="0"/>
-            </w:pPr>
-            <w:r>
-              <w:rPr>
-                <w:b w:val="0"/>
-                <w:i w:val="0"/>
-                <w:sz w:val="18"/>
-              </w:rPr>
-              <w:t>QPAN: Tổ chức hoạt động tìm hiểu, thăm hỏi, tri ân gia đình thương binh, liệt sĩ, đơn vị bộ đội, công an trên địa bàn; giới thiệu bản đồ hành chính Việt Nam và chủ quyền của Việt Nam đối với quần đảo Hoàng Sa, Trường Sa.</w:t>
+              <w:t>KNS: KN lao động tự phục vụ và bước đầu tìm hiểu nghề nghiệp.</w:t>
             </w:r>
           </w:p>
         </w:tc>
@@ -14481,46 +12697,7 @@
                 <w:i w:val="0"/>
                 <w:sz w:val="18"/>
               </w:rPr>
-              <w:t>NLS-KT (Cơ bản 2): HS tìm hiểu một nghề truyền thống ở địa phương qua ảnh, phim tư liệu và trang thông tin của làng nghề</w:t>
-            </w:r>
-          </w:p>
-          <w:p>
-            <w:pPr>
-              <w:spacing w:after="0"/>
-            </w:pPr>
-            <w:r>
-              <w:rPr>
-                <w:b w:val="0"/>
-                <w:i w:val="0"/>
-                <w:sz w:val="18"/>
-              </w:rPr>
-              <w:t>NLS-ST (Cơ bản 2): HS phỏng vấn nghệ nhân hoặc người thân đang làm nghề, ghi âm sau khi xin phép</w:t>
-            </w:r>
-          </w:p>
-          <w:p>
-            <w:pPr>
-              <w:spacing w:after="0"/>
-            </w:pPr>
-            <w:r>
-              <w:rPr>
-                <w:b w:val="0"/>
-                <w:i w:val="0"/>
-                <w:sz w:val="18"/>
-              </w:rPr>
-              <w:t>AI-NB (Cơ bản 2): GV nêu: nhiều làng nghề nay có máy móc và thiết bị điều khiển tự động hỗ trợ nên làm nhanh hơn</w:t>
-            </w:r>
-          </w:p>
-          <w:p>
-            <w:pPr>
-              <w:spacing w:after="0"/>
-            </w:pPr>
-            <w:r>
-              <w:rPr>
-                <w:b w:val="0"/>
-                <w:i w:val="0"/>
-                <w:sz w:val="18"/>
-              </w:rPr>
-              <w:t>NLS-AT: Xin phép trước khi ghi âm, chụp ảnh nghệ nhân và sản phẩm của họ</w:t>
+              <w:t>NLS-ST (Cơ bản 2): Ở hoạt động Trưng bày, các nhóm chụp sản phẩm của mình.</w:t>
             </w:r>
           </w:p>
           <w:p>
@@ -14648,7 +12825,7 @@
                 <w:i w:val="0"/>
                 <w:sz w:val="18"/>
               </w:rPr>
-              <w:t>NLS-ST (Cơ bản 2): HS trình bày sản phẩm giới thiệu nghề truyền thống của nhóm bằng chuỗi ảnh, đoạn ghi âm phỏng vấn hoặc trang chiếu</w:t>
+              <w:t>QPAN: Tổ chức hoạt động tìm hiểu, thăm hỏi, tri ân gia đình thương binh, liệt sĩ, đơn vị bộ đội, công an trên địa bàn; giới thiệu bản đồ hành chính Việt Nam và chủ quyền của Việt Nam đối với quần đảo Hoàng Sa, Trường Sa.</w:t>
             </w:r>
           </w:p>
           <w:p>
@@ -14661,7 +12838,7 @@
                 <w:i w:val="0"/>
                 <w:sz w:val="18"/>
               </w:rPr>
-              <w:t>NLS-GT (Cơ bản 2): Các nhóm nhận xét chéo bằng phiếu: điều gì làm em nhớ nhất, chỗ nào cần bổ sung</w:t>
+              <w:t>QTE</w:t>
             </w:r>
           </w:p>
           <w:p>
@@ -14674,20 +12851,7 @@
                 <w:i w:val="0"/>
                 <w:sz w:val="18"/>
               </w:rPr>
-              <w:t>NLS-AT: Chỉ dùng ảnh, ghi âm đã được nghệ nhân và người thân cho phép</w:t>
-            </w:r>
-          </w:p>
-          <w:p>
-            <w:pPr>
-              <w:spacing w:after="0"/>
-            </w:pPr>
-            <w:r>
-              <w:rPr>
-                <w:b w:val="0"/>
-                <w:i w:val="0"/>
-                <w:sz w:val="18"/>
-              </w:rPr>
-              <w:t>QPAN: Tổ chức hoạt động tìm hiểu, thăm hỏi, tri ân gia đình thương binh, liệt sĩ, đơn vị bộ đội, công an trên địa bàn; giới thiệu bản đồ hành chính Việt Nam và chủ quyền của Việt Nam đối với quần đảo Hoàng Sa, Trường Sa.</w:t>
+              <w:t>QTE: trẻ em có quyền được vui chơi, được kết bạn và được lắng nghe; tôn trọng ý kiến, sự khác biệt của bạn trong lớp.</w:t>
             </w:r>
           </w:p>
         </w:tc>
@@ -14919,46 +13083,7 @@
                 <w:i w:val="0"/>
                 <w:sz w:val="18"/>
               </w:rPr>
-              <w:t>NLS-KT (Cơ bản 2): HS tìm hiểu một nghề truyền thống ở địa phương qua ảnh, phim tư liệu và trang thông tin của làng nghề</w:t>
-            </w:r>
-          </w:p>
-          <w:p>
-            <w:pPr>
-              <w:spacing w:after="0"/>
-            </w:pPr>
-            <w:r>
-              <w:rPr>
-                <w:b w:val="0"/>
-                <w:i w:val="0"/>
-                <w:sz w:val="18"/>
-              </w:rPr>
-              <w:t>NLS-ST (Cơ bản 2): HS phỏng vấn nghệ nhân hoặc người thân đang làm nghề, ghi âm sau khi xin phép</w:t>
-            </w:r>
-          </w:p>
-          <w:p>
-            <w:pPr>
-              <w:spacing w:after="0"/>
-            </w:pPr>
-            <w:r>
-              <w:rPr>
-                <w:b w:val="0"/>
-                <w:i w:val="0"/>
-                <w:sz w:val="18"/>
-              </w:rPr>
-              <w:t>AI-NB (Cơ bản 2): GV nêu: nhiều làng nghề nay có máy móc và thiết bị điều khiển tự động hỗ trợ nên làm nhanh hơn</w:t>
-            </w:r>
-          </w:p>
-          <w:p>
-            <w:pPr>
-              <w:spacing w:after="0"/>
-            </w:pPr>
-            <w:r>
-              <w:rPr>
-                <w:b w:val="0"/>
-                <w:i w:val="0"/>
-                <w:sz w:val="18"/>
-              </w:rPr>
-              <w:t>NLS-AT: Xin phép trước khi ghi âm, chụp ảnh nghệ nhân và sản phẩm của họ</w:t>
+              <w:t>NLS-KT (Cơ bản 2): Ở hoạt động Khởi động chủ đề “Trải nghiệm nghề truyền thống”, GV chiếu lại bộ ảnh những buổi trải nghiệm của.</w:t>
             </w:r>
           </w:p>
           <w:p>
@@ -15081,45 +13206,6 @@
               <w:spacing w:after="0"/>
             </w:pPr>
             <w:r/>
-            <w:r>
-              <w:rPr>
-                <w:b w:val="0"/>
-                <w:i w:val="0"/>
-                <w:sz w:val="18"/>
-              </w:rPr>
-              <w:t>NLS-GT (Cơ bản 2): GV tổ chức tổng kết tuần gắn với nội dung “Chia sẻ yêu thương”: dùng bảng theo dõi thi đua trên máy</w:t>
-            </w:r>
-          </w:p>
-          <w:p>
-            <w:pPr>
-              <w:spacing w:after="0"/>
-            </w:pPr>
-            <w:r>
-              <w:rPr>
-                <w:b w:val="0"/>
-                <w:i w:val="0"/>
-                <w:sz w:val="18"/>
-              </w:rPr>
-              <w:t>NLS-ST (Cơ bản 2): HS trình chiếu ảnh, sản phẩm của tuần để cả lớp nhìn lại; mỗi bạn nói một lời ghi nhận cụ thể dành cho một bạn khác.</w:t>
-            </w:r>
-          </w:p>
-          <w:p>
-            <w:pPr>
-              <w:spacing w:after="0"/>
-            </w:pPr>
-            <w:r>
-              <w:rPr>
-                <w:b w:val="0"/>
-                <w:i w:val="0"/>
-                <w:sz w:val="18"/>
-              </w:rPr>
-              <w:t>NLS-AT: Nhận xét bạn phải tế nhị, dựa trên việc làm cụ thể chứ không chê con người</w:t>
-            </w:r>
-          </w:p>
-          <w:p>
-            <w:pPr>
-              <w:spacing w:after="0"/>
-            </w:pPr>
             <w:r>
               <w:rPr>
                 <w:b w:val="0"/>

--- a/assets/docs/lop4/Hoat dong trai nghiem - Lop 4.docx
+++ b/assets/docs/lop4/Hoat dong trai nghiem - Lop 4.docx
@@ -585,7 +585,7 @@
                 <w:i w:val="0"/>
                 <w:sz w:val="20"/>
               </w:rPr>
-              <w:t>Sinh hoạt dưới cờ: CHÀO NĂM HỌC MỚI</w:t>
+              <w:t>Sinh hoạt dưới cờ: Chào năm học mới</w:t>
             </w:r>
           </w:p>
         </w:tc>
@@ -700,7 +700,7 @@
                 <w:i w:val="0"/>
                 <w:sz w:val="20"/>
               </w:rPr>
-              <w:t>HĐGD chủ đề: NHẬN DIỆN BẢN THÂN</w:t>
+              <w:t>Hoạt động giáo dục theo chủ đề: Em tự hào về bản thân</w:t>
             </w:r>
           </w:p>
         </w:tc>
@@ -739,7 +739,7 @@
                 <w:i w:val="0"/>
                 <w:sz w:val="18"/>
               </w:rPr>
-              <w:t>NLS-ST (Cơ bản 2): HS làm bông hoa năm cánh bằng bìa ghi đặc điểm đáng yêu của bản thân.</w:t>
+              <w:t>Năng lực số 2.5 CB2a: HS nhận xét bạn bằng lời tích cực, cụ thể và biết cách góp ý tế nhị trên nhóm lớp</w:t>
             </w:r>
           </w:p>
           <w:p>
@@ -828,7 +828,7 @@
                 <w:i w:val="0"/>
                 <w:sz w:val="20"/>
               </w:rPr>
-              <w:t>SHL: TỰ HÀO THỂ HIỆN KHẢ NĂNG CỦA BẢN THÂN</w:t>
+              <w:t>Sinh hoạt lớp: Tự hào thể hiện khả năng của bản thân</w:t>
             </w:r>
           </w:p>
         </w:tc>
@@ -861,6 +861,19 @@
               <w:spacing w:after="0"/>
             </w:pPr>
             <w:r/>
+            <w:r>
+              <w:rPr>
+                <w:b w:val="0"/>
+                <w:i w:val="0"/>
+                <w:sz w:val="18"/>
+              </w:rPr>
+              <w:t>Năng lực số 2.1 CB2a: HS đọc bảng thi đua của tổ trên màn hình và nhận xét dựa trên số liệu thật của tuần</w:t>
+            </w:r>
+          </w:p>
+          <w:p>
+            <w:pPr>
+              <w:spacing w:after="0"/>
+            </w:pPr>
             <w:r>
               <w:rPr>
                 <w:b w:val="0"/>
@@ -945,7 +958,7 @@
                 <w:i w:val="0"/>
                 <w:sz w:val="20"/>
               </w:rPr>
-              <w:t>Sinh hoạt dưới cờ: CÂU LẠC BỘ CỦA EM</w:t>
+              <w:t>Sinh hoạt dưới cờ: Câu lạc bộ của em</w:t>
             </w:r>
           </w:p>
         </w:tc>
@@ -1059,7 +1072,7 @@
                 <w:i w:val="0"/>
                 <w:sz w:val="20"/>
               </w:rPr>
-              <w:t>HĐGD chủ đề: NHẬN DIỆN BẢN THÂN</w:t>
+              <w:t>Hoạt động giáo dục theo chủ đề: Những việc làm đáng tự hào của em</w:t>
             </w:r>
           </w:p>
         </w:tc>
@@ -1098,7 +1111,7 @@
                 <w:i w:val="0"/>
                 <w:sz w:val="18"/>
               </w:rPr>
-              <w:t>NLS-GT (Cơ bản 2): HS nghe bạn giới thiệu qua màn hình.</w:t>
+              <w:t>Năng lực số 2.5 CB2a: HS nhận xét bạn bằng lời tích cực, cụ thể và biết cách góp ý tế nhị trên nhóm lớp</w:t>
             </w:r>
           </w:p>
           <w:p>
@@ -1187,7 +1200,7 @@
                 <w:i w:val="0"/>
                 <w:sz w:val="20"/>
               </w:rPr>
-              <w:t>SHL: NIỀM TỰ HÀO TRONG TIM</w:t>
+              <w:t>Sinh hoạt lớp: Niềm tự hào trong tim</w:t>
             </w:r>
           </w:p>
         </w:tc>
@@ -1220,6 +1233,19 @@
               <w:spacing w:after="0"/>
             </w:pPr>
             <w:r/>
+            <w:r>
+              <w:rPr>
+                <w:b w:val="0"/>
+                <w:i w:val="0"/>
+                <w:sz w:val="18"/>
+              </w:rPr>
+              <w:t>Năng lực số 2.1 CB2a: HS nhập kết quả tuần của tổ vào bảng chung rồi nêu được điều tổ mình đã làm tốt</w:t>
+            </w:r>
+          </w:p>
+          <w:p>
+            <w:pPr>
+              <w:spacing w:after="0"/>
+            </w:pPr>
             <w:r>
               <w:rPr>
                 <w:b w:val="0"/>
@@ -1304,7 +1330,7 @@
                 <w:i w:val="0"/>
                 <w:sz w:val="20"/>
               </w:rPr>
-              <w:t>Sinh hoạt dưới cờ: GIAO LƯU TÀI NĂNG HỌC TRÒ VỚI CHỦ ĐỀ :”NỤ CƯỜI LAN TỎA NIỀM VUI”</w:t>
+              <w:t>Sinh hoạt dưới cờ: Giao lưu tài năng học trò "Nụ cười lan toả niềm vui"</w:t>
             </w:r>
           </w:p>
         </w:tc>
@@ -1343,6 +1369,7 @@
                 <w:i w:val="0"/>
                 <w:sz w:val="18"/>
               </w:rPr>
+              <w:t>Năng lực số 2.2 CB2a: HS nhận biết kênh số phù hợp của lớp để chia sẻ, tuyên truyền nội dung theo chủ điểm</w:t>
             </w:r>
           </w:p>
         </w:tc>
@@ -1418,7 +1445,7 @@
                 <w:i w:val="0"/>
                 <w:sz w:val="20"/>
               </w:rPr>
-              <w:t>HĐGD chủ đề: NHẬN DIỆN BẢN THÂN</w:t>
+              <w:t>Hoạt động giáo dục theo chủ đề: Khả năng điều chỉnh cảm xúc</w:t>
             </w:r>
           </w:p>
         </w:tc>
@@ -1457,20 +1484,7 @@
                 <w:i w:val="0"/>
                 <w:sz w:val="18"/>
               </w:rPr>
-              <w:t>NLS-ST (Cơ bản 2): Ở chủ đề “Nhận diện bản thân”, HS làm một trang chiếu nhỏ giới thiệu mình gồm ba mục.</w:t>
-            </w:r>
-          </w:p>
-          <w:p>
-            <w:pPr>
-              <w:spacing w:after="0"/>
-            </w:pPr>
-            <w:r>
-              <w:rPr>
-                <w:b w:val="0"/>
-                <w:i w:val="0"/>
-                <w:sz w:val="18"/>
-              </w:rPr>
-              <w:t>KNS: KN tự nhận thức: nhận ra điểm mạnh, điểm cần cố gắng của bản thân.</w:t>
+              <w:t>Năng lực số 2.5 CB2a: HS nhận xét bạn bằng lời tích cực, cụ thể và biết cách góp ý tế nhị trên nhóm lớp</w:t>
             </w:r>
           </w:p>
         </w:tc>
@@ -1546,7 +1560,7 @@
                 <w:i w:val="0"/>
                 <w:sz w:val="20"/>
               </w:rPr>
-              <w:t>SHL: ĐIỀU CHỈNH CẢM XÚC</w:t>
+              <w:t>Sinh hoạt lớp: Điều chỉnh cảm xúc</w:t>
             </w:r>
           </w:p>
         </w:tc>
@@ -1585,6 +1599,7 @@
                 <w:i w:val="0"/>
                 <w:sz w:val="18"/>
               </w:rPr>
+              <w:t>Năng lực số 2.1 CB2a: HS nhập, đọc số liệu thi đua và nhận xét dựa trên kết quả thật của tổ mình</w:t>
             </w:r>
           </w:p>
         </w:tc>
@@ -1662,7 +1677,7 @@
                 <w:i w:val="0"/>
                 <w:sz w:val="20"/>
               </w:rPr>
-              <w:t>Sinh hoạt dưới cờ: NGÀY HỘI :”CÙNG LÀM CÙNG VUI”</w:t>
+              <w:t>Sinh hoạt dưới cờ: Ngày hội "Cùng làm cùng vui"</w:t>
             </w:r>
           </w:p>
         </w:tc>
@@ -1776,7 +1791,7 @@
                 <w:i w:val="0"/>
                 <w:sz w:val="20"/>
               </w:rPr>
-              <w:t>HĐGD chủ đề: NHẬN DIỆN BẢN THÂN</w:t>
+              <w:t>Hoạt động giáo dục theo chủ đề: Suy nghĩ tích cực</w:t>
             </w:r>
           </w:p>
         </w:tc>
@@ -1815,20 +1830,7 @@
                 <w:i w:val="0"/>
                 <w:sz w:val="18"/>
               </w:rPr>
-              <w:t>NLS-GT (Cơ bản 2): HS nhận xét về bạn bằng lời tích cực.</w:t>
-            </w:r>
-          </w:p>
-          <w:p>
-            <w:pPr>
-              <w:spacing w:after="0"/>
-            </w:pPr>
-            <w:r>
-              <w:rPr>
-                <w:b w:val="0"/>
-                <w:i w:val="0"/>
-                <w:sz w:val="18"/>
-              </w:rPr>
-              <w:t>KNS: KN tự nhận thức: nhận ra điểm mạnh, điểm cần cố gắng của bản thân.</w:t>
+              <w:t>Năng lực số 2.5 CB2a: HS nhận xét bạn bằng lời tích cực, cụ thể và biết cách góp ý tế nhị trên nhóm lớp</w:t>
             </w:r>
           </w:p>
         </w:tc>
@@ -1904,7 +1906,7 @@
                 <w:i w:val="0"/>
                 <w:sz w:val="20"/>
               </w:rPr>
-              <w:t>SHL: NGHĨ TÍCH CỰC, SỐNG VUI TƯƠI</w:t>
+              <w:t>Sinh hoạt lớp: Nghĩ tích cực – Sống vui tươi</w:t>
             </w:r>
           </w:p>
         </w:tc>
@@ -1943,6 +1945,7 @@
                 <w:i w:val="0"/>
                 <w:sz w:val="18"/>
               </w:rPr>
+              <w:t>Năng lực số 2.1 CB2a: HS nhập, đọc số liệu thi đua và nhận xét dựa trên kết quả thật của tổ mình</w:t>
             </w:r>
           </w:p>
         </w:tc>
@@ -2001,7 +2004,7 @@
                 <w:i w:val="0"/>
                 <w:sz w:val="20"/>
               </w:rPr>
-              <w:t>Chủ đề: NHẬN DIỆN BẢN THÂN</w:t>
+              <w:t>Chủ đề: NẾP SỐNG VÀ TƯ DUY KHOA HỌC</w:t>
             </w:r>
           </w:p>
         </w:tc>
@@ -2020,7 +2023,7 @@
                 <w:i w:val="0"/>
                 <w:sz w:val="20"/>
               </w:rPr>
-              <w:t>Sinh hoạt dưới cờ: "TRUNG THU CỦA EM"</w:t>
+              <w:t>Sinh hoạt dưới cờ: Trung thu của em</w:t>
             </w:r>
           </w:p>
         </w:tc>
@@ -2116,7 +2119,6 @@
                 <w:i w:val="0"/>
                 <w:sz w:val="20"/>
               </w:rPr>
-              <w:t>Chủ đề: NẾP SỐNG VÀ TƯ DUY KHOA HỌC</w:t>
             </w:r>
           </w:p>
         </w:tc>
@@ -2135,7 +2137,7 @@
                 <w:i w:val="0"/>
                 <w:sz w:val="20"/>
               </w:rPr>
-              <w:t>HĐGD chủ đề: NẾP SỐNG VÀ TƯ DUY KHOA HỌC</w:t>
+              <w:t>Hoạt động giáo dục theo chủ đề: Nền nếp sinh hoạt</w:t>
             </w:r>
           </w:p>
         </w:tc>
@@ -2174,7 +2176,7 @@
                 <w:i w:val="0"/>
                 <w:sz w:val="18"/>
               </w:rPr>
-              <w:t>NLS-ST (Cơ bản 2): Ở chủ đề “Nếp sống và tư duy khoa học”, GV mở khung thời gian biểu trên máy chia theo buổi.</w:t>
+              <w:t>Năng lực số 3.1 CB2a: HS vẽ được sơ đồ tư duy trên máy để sắp xếp công việc theo trình tự hợp lí</w:t>
             </w:r>
           </w:p>
         </w:tc>
@@ -2250,7 +2252,7 @@
                 <w:i w:val="0"/>
                 <w:sz w:val="20"/>
               </w:rPr>
-              <w:t>SHL: GIÚP NHAU THỰC HIỆN NỀN NẾP SINH HOẠT</w:t>
+              <w:t>Sinh hoạt lớp: Giúp nhau thực hiện nền nếp sinh hoạt</w:t>
             </w:r>
           </w:p>
         </w:tc>
@@ -2289,6 +2291,20 @@
                 <w:i w:val="0"/>
                 <w:sz w:val="18"/>
               </w:rPr>
+              <w:t>Năng lực số 2.1 CB2a: HS nhập, đọc số liệu thi đua và nhận xét dựa trên kết quả thật của tổ mình</w:t>
+            </w:r>
+          </w:p>
+          <w:p>
+            <w:pPr>
+              <w:spacing w:after="0"/>
+            </w:pPr>
+            <w:r>
+              <w:rPr>
+                <w:b w:val="0"/>
+                <w:i w:val="0"/>
+                <w:sz w:val="18"/>
+              </w:rPr>
+              <w:t>KNS: KN tự đánh giá và đánh giá bạn một cách khách quan, thiện chí.</w:t>
             </w:r>
           </w:p>
         </w:tc>
@@ -2366,7 +2382,7 @@
                 <w:i w:val="0"/>
                 <w:sz w:val="20"/>
               </w:rPr>
-              <w:t>Sinh hoạt dưới cờ: "CUỘC PHIÊU LƯU CỦA SÁCH BÚT"</w:t>
+              <w:t>Sinh hoạt dưới cờ: Cuộc phiêu lưu của sách bút</w:t>
             </w:r>
           </w:p>
         </w:tc>
@@ -2480,7 +2496,7 @@
                 <w:i w:val="0"/>
                 <w:sz w:val="20"/>
               </w:rPr>
-              <w:t>HĐGD chủ đề: NẾP SỐNG VÀ TƯ DUY KHOA HỌC</w:t>
+              <w:t>Hoạt động giáo dục theo chủ đề: Kĩ năng đặt câu hỏi để tìm hiểu thông tin</w:t>
             </w:r>
           </w:p>
         </w:tc>
@@ -2519,7 +2535,7 @@
                 <w:i w:val="0"/>
                 <w:sz w:val="18"/>
               </w:rPr>
-              <w:t>NLS-GQVĐ (Cơ bản 2): Ở chủ đề “Nếp sống và tư duy khoa học”, GV chiếu các câu đố.</w:t>
+              <w:t>Năng lực số 3.1 CB2a: HS vẽ được sơ đồ tư duy trên máy để sắp xếp công việc theo trình tự hợp lí</w:t>
             </w:r>
           </w:p>
         </w:tc>
@@ -2595,7 +2611,7 @@
                 <w:i w:val="0"/>
                 <w:sz w:val="20"/>
               </w:rPr>
-              <w:t>SHL: RÈN LUYỆN TƯ DUY KHOA HỌC</w:t>
+              <w:t>Sinh hoạt lớp: Rèn luyện tư duy khoa học</w:t>
             </w:r>
           </w:p>
         </w:tc>
@@ -2634,6 +2650,20 @@
                 <w:i w:val="0"/>
                 <w:sz w:val="18"/>
               </w:rPr>
+              <w:t>Năng lực số 2.1 CB2a: HS nhập, đọc số liệu thi đua và nhận xét dựa trên kết quả thật của tổ mình</w:t>
+            </w:r>
+          </w:p>
+          <w:p>
+            <w:pPr>
+              <w:spacing w:after="0"/>
+            </w:pPr>
+            <w:r>
+              <w:rPr>
+                <w:b w:val="0"/>
+                <w:i w:val="0"/>
+                <w:sz w:val="18"/>
+              </w:rPr>
+              <w:t>KNS: KN tự đánh giá và đánh giá bạn một cách khách quan, thiện chí.</w:t>
             </w:r>
           </w:p>
         </w:tc>
@@ -2711,7 +2741,7 @@
                 <w:i w:val="0"/>
                 <w:sz w:val="20"/>
               </w:rPr>
-              <w:t>Sinh hoạt dưới cờ: "HỘI CHỢ ĐỒ TÁI CHẾ"</w:t>
+              <w:t>Sinh hoạt dưới cờ: Hội chợ đồ tái chế</w:t>
             </w:r>
           </w:p>
         </w:tc>
@@ -2825,7 +2855,7 @@
                 <w:i w:val="0"/>
                 <w:sz w:val="20"/>
               </w:rPr>
-              <w:t>HĐGD chủ đề: NẾP SỐNG VÀ TƯ DUY KHOA HỌC</w:t>
+              <w:t>Hoạt động giáo dục theo chủ đề: Phân loại và sắp xếp hoạt động cá nhân</w:t>
             </w:r>
           </w:p>
         </w:tc>
@@ -2864,7 +2894,7 @@
                 <w:i w:val="0"/>
                 <w:sz w:val="18"/>
               </w:rPr>
-              <w:t>NLS-GT (Cơ bản 2): Gõ các cách tiết kiệm thời gian mà từng nhóm nêu lên màn hình thành bảng chung.</w:t>
+              <w:t>Năng lực số 3.1 CB2a: HS vẽ được sơ đồ tư duy trên máy để sắp xếp công việc theo trình tự hợp lí</w:t>
             </w:r>
           </w:p>
         </w:tc>
@@ -2940,7 +2970,7 @@
                 <w:i w:val="0"/>
                 <w:sz w:val="20"/>
               </w:rPr>
-              <w:t>SHL: TRIỂN LÃM SƠ ĐỒ TƯ DUY</w:t>
+              <w:t>Sinh hoạt lớp: Triển lãm sơ đồ tư duy</w:t>
             </w:r>
           </w:p>
         </w:tc>
@@ -2979,6 +3009,20 @@
                 <w:i w:val="0"/>
                 <w:sz w:val="18"/>
               </w:rPr>
+              <w:t>Năng lực số 1.1 CB2c: HS nhập số liệu, đọc biểu đồ và nêu nhận xét dựa trên số liệu thật của lớp</w:t>
+            </w:r>
+          </w:p>
+          <w:p>
+            <w:pPr>
+              <w:spacing w:after="0"/>
+            </w:pPr>
+            <w:r>
+              <w:rPr>
+                <w:b w:val="0"/>
+                <w:i w:val="0"/>
+                <w:sz w:val="18"/>
+              </w:rPr>
+              <w:t>KNS: KN tự đánh giá và đánh giá bạn một cách khách quan, thiện chí.</w:t>
             </w:r>
           </w:p>
         </w:tc>
@@ -3056,7 +3100,7 @@
                 <w:i w:val="0"/>
                 <w:sz w:val="20"/>
               </w:rPr>
-              <w:t>Sinh hoạt dưới cờ: "NGÀY HỘI STEM"</w:t>
+              <w:t>Sinh hoạt dưới cờ: Ngày hội STEM</w:t>
             </w:r>
           </w:p>
         </w:tc>
@@ -3170,7 +3214,7 @@
                 <w:i w:val="0"/>
                 <w:sz w:val="20"/>
               </w:rPr>
-              <w:t>HĐGD chủ đề: NẾP SỐNG VÀ TƯ DUY KHOA HỌC</w:t>
+              <w:t>Hoạt động giáo dục theo chủ đề: Nếp sống khoa học</w:t>
             </w:r>
           </w:p>
         </w:tc>
@@ -3209,7 +3253,7 @@
                 <w:i w:val="0"/>
                 <w:sz w:val="18"/>
               </w:rPr>
-              <w:t>NLS-ST (Cơ bản 2): Hướng dẫn HS dùng công cụ vẽ sơ đồ tư duy trên máy.</w:t>
+              <w:t>Năng lực số 3.1 CB2a: HS vẽ được sơ đồ tư duy trên máy để sắp xếp công việc theo trình tự hợp lí</w:t>
             </w:r>
           </w:p>
         </w:tc>
@@ -3285,7 +3329,7 @@
                 <w:i w:val="0"/>
                 <w:sz w:val="20"/>
               </w:rPr>
-              <w:t>SHL: TỰ ĐÁNH GIÁ VIỆC RÈN LUYỆN TƯ DUY KHOA HỌC</w:t>
+              <w:t>Sinh hoạt lớp: Tự đánh giá việc rèn luyện tư duy khoa học</w:t>
             </w:r>
           </w:p>
         </w:tc>
@@ -3324,6 +3368,20 @@
                 <w:i w:val="0"/>
                 <w:sz w:val="18"/>
               </w:rPr>
+              <w:t>Năng lực số 1.1 CB2c: HS nhập số liệu, đọc biểu đồ và nêu nhận xét dựa trên số liệu thật của lớp</w:t>
+            </w:r>
+          </w:p>
+          <w:p>
+            <w:pPr>
+              <w:spacing w:after="0"/>
+            </w:pPr>
+            <w:r>
+              <w:rPr>
+                <w:b w:val="0"/>
+                <w:i w:val="0"/>
+                <w:sz w:val="18"/>
+              </w:rPr>
+              <w:t>KNS: KN tự đánh giá và đánh giá bạn một cách khách quan, thiện chí.</w:t>
             </w:r>
           </w:p>
         </w:tc>
@@ -3382,7 +3440,7 @@
                 <w:i w:val="0"/>
                 <w:sz w:val="20"/>
               </w:rPr>
-              <w:t>Chủ đề: NẾP SỐNG VÀ TƯ DUY KHOA HỌC</w:t>
+              <w:t>Chủ đề: YÊU TRƯỜNG, MẾN LỚP</w:t>
             </w:r>
           </w:p>
         </w:tc>
@@ -3401,7 +3459,7 @@
                 <w:i w:val="0"/>
                 <w:sz w:val="20"/>
               </w:rPr>
-              <w:t>Sinh hoạt dưới cờ: "GÓC ĐỌC XANH"</w:t>
+              <w:t>Sinh hoạt dưới cờ: Góc đọc xanh</w:t>
             </w:r>
           </w:p>
         </w:tc>
@@ -3440,6 +3498,7 @@
                 <w:i w:val="0"/>
                 <w:sz w:val="18"/>
               </w:rPr>
+              <w:t>Năng lực số 3.1 CB2b: HS chọn cách giới thiệu sản phẩm/hình ảnh theo chủ điểm bằng phương tiện số đơn giản</w:t>
             </w:r>
           </w:p>
         </w:tc>
@@ -3497,7 +3556,6 @@
                 <w:i w:val="0"/>
                 <w:sz w:val="20"/>
               </w:rPr>
-              <w:t>Chủ đề: YÊU TRƯỜNG, MẾN LỚP</w:t>
             </w:r>
           </w:p>
         </w:tc>
@@ -3516,7 +3574,7 @@
                 <w:i w:val="0"/>
                 <w:sz w:val="20"/>
               </w:rPr>
-              <w:t>HĐGD chủ đề: YÊU TRƯỜNG, MẾN LỚP</w:t>
+              <w:t>Hoạt động giáo dục theo chủ đề: Thực trạng vệ sinh trường, lớp</w:t>
             </w:r>
           </w:p>
         </w:tc>
@@ -3555,7 +3613,7 @@
                 <w:i w:val="0"/>
                 <w:sz w:val="18"/>
               </w:rPr>
-              <w:t>NLS-GT (Cơ bản 2): Gõ lên màn hình những việc HS nêu.</w:t>
+              <w:t>Năng lực số 1.1 CB2c: HS khảo sát, tổng hợp được số liệu về cảnh quan trường lớp và chỉ ra việc cần làm</w:t>
             </w:r>
           </w:p>
         </w:tc>
@@ -3631,7 +3689,7 @@
                 <w:i w:val="0"/>
                 <w:sz w:val="20"/>
               </w:rPr>
-              <w:t>SHL: KHẢO SÁT THỰC TRẠNG VỆ SINH TRƯỜNG LỚP.</w:t>
+              <w:t>Sinh hoạt lớp: Khảo sát thực trạng vệ sinh trường, lớp</w:t>
             </w:r>
           </w:p>
         </w:tc>
@@ -3670,6 +3728,20 @@
                 <w:i w:val="0"/>
                 <w:sz w:val="18"/>
               </w:rPr>
+              <w:t>Năng lực số 1.1 CB2c: HS nhập số liệu, đọc biểu đồ và nêu nhận xét dựa trên số liệu thật của lớp</w:t>
+            </w:r>
+          </w:p>
+          <w:p>
+            <w:pPr>
+              <w:spacing w:after="0"/>
+            </w:pPr>
+            <w:r>
+              <w:rPr>
+                <w:b w:val="0"/>
+                <w:i w:val="0"/>
+                <w:sz w:val="18"/>
+              </w:rPr>
+              <w:t>KNS: KN tự đánh giá và đánh giá bạn một cách khách quan, thiện chí.</w:t>
             </w:r>
           </w:p>
         </w:tc>
@@ -3747,7 +3819,7 @@
                 <w:i w:val="0"/>
                 <w:sz w:val="20"/>
               </w:rPr>
-              <w:t>Sinh hoạt dưới cờ: "MÁI TRƯỜNG THÂN YÊU"</w:t>
+              <w:t>Sinh hoạt dưới cờ: Mái trường thân yêu</w:t>
             </w:r>
           </w:p>
         </w:tc>
@@ -3861,7 +3933,7 @@
                 <w:i w:val="0"/>
                 <w:sz w:val="20"/>
               </w:rPr>
-              <w:t>HĐGD chủ đề: YÊU TRƯỜNG, MẾN LỚP</w:t>
+              <w:t>Hoạt động giáo dục theo chủ đề: Giữ gìn trường học xanh, sạch, đẹp</w:t>
             </w:r>
           </w:p>
         </w:tc>
@@ -3900,7 +3972,7 @@
                 <w:i w:val="0"/>
                 <w:sz w:val="18"/>
               </w:rPr>
-              <w:t>NLS-KT (Cơ bản 2): Ở chủ đề “Yêu trường, mến lớp”, GV chiếu ảnh sân trường, hành lang, khu vệ sinh trước.</w:t>
+              <w:t>Năng lực số 1.1 CB2c: HS khảo sát, tổng hợp được số liệu về cảnh quan trường lớp và chỉ ra việc cần làm</w:t>
             </w:r>
           </w:p>
         </w:tc>
@@ -3976,7 +4048,7 @@
                 <w:i w:val="0"/>
                 <w:sz w:val="20"/>
               </w:rPr>
-              <w:t>SHL: HÀNH ĐỘNG GIỮ GÌN TRƯỜNG HỌC XANH, SẠCH, ĐẸP</w:t>
+              <w:t>Sinh hoạt lớp: Hành động giữ gìn trường học xanh, sạch, đẹp</w:t>
             </w:r>
           </w:p>
         </w:tc>
@@ -4015,6 +4087,20 @@
                 <w:i w:val="0"/>
                 <w:sz w:val="18"/>
               </w:rPr>
+              <w:t>Năng lực số 2.1 CB2a: HS nhập, đọc số liệu thi đua và nhận xét dựa trên kết quả thật của tổ mình</w:t>
+            </w:r>
+          </w:p>
+          <w:p>
+            <w:pPr>
+              <w:spacing w:after="0"/>
+            </w:pPr>
+            <w:r>
+              <w:rPr>
+                <w:b w:val="0"/>
+                <w:i w:val="0"/>
+                <w:sz w:val="18"/>
+              </w:rPr>
+              <w:t>KNS: KN tự đánh giá và đánh giá bạn một cách khách quan, thiện chí.</w:t>
             </w:r>
           </w:p>
         </w:tc>
@@ -4092,7 +4178,7 @@
                 <w:i w:val="0"/>
                 <w:sz w:val="20"/>
               </w:rPr>
-              <w:t>Sinh hoạt dưới cờ: "ĐỘI VIÊN CÙNG TIẾN"</w:t>
+              <w:t>Sinh hoạt dưới cờ: Đội viên cùng tiến</w:t>
             </w:r>
           </w:p>
         </w:tc>
@@ -4207,7 +4293,7 @@
                 <w:i w:val="0"/>
                 <w:sz w:val="20"/>
               </w:rPr>
-              <w:t>HĐGD chủ đề: YÊU TRƯỜNG, MẾN LỚP</w:t>
+              <w:t>Hoạt động giáo dục theo chủ đề: Tình bạn</w:t>
             </w:r>
           </w:p>
         </w:tc>
@@ -4246,7 +4332,7 @@
                 <w:i w:val="0"/>
                 <w:sz w:val="18"/>
               </w:rPr>
-              <w:t>NLS-GT (Cơ bản 2): Ở hoạt động chia sẻ về bạn mình, GV gõ lên màn hình những điều tốt mà HS nói về bạn.</w:t>
+              <w:t>Năng lực số 1.1 CB2c: HS khảo sát, tổng hợp được số liệu về cảnh quan trường lớp và chỉ ra việc cần làm</w:t>
             </w:r>
           </w:p>
         </w:tc>
@@ -4322,7 +4408,7 @@
                 <w:i w:val="0"/>
                 <w:sz w:val="20"/>
               </w:rPr>
-              <w:t>SHL: CAM KẾT TÌNH BẠN</w:t>
+              <w:t>Sinh hoạt lớp: Cam kết tình bạn</w:t>
             </w:r>
           </w:p>
         </w:tc>
@@ -4361,6 +4447,20 @@
                 <w:i w:val="0"/>
                 <w:sz w:val="18"/>
               </w:rPr>
+              <w:t>Năng lực số 2.1 CB2a: HS nhập, đọc số liệu thi đua và nhận xét dựa trên kết quả thật của tổ mình</w:t>
+            </w:r>
+          </w:p>
+          <w:p>
+            <w:pPr>
+              <w:spacing w:after="0"/>
+            </w:pPr>
+            <w:r>
+              <w:rPr>
+                <w:b w:val="0"/>
+                <w:i w:val="0"/>
+                <w:sz w:val="18"/>
+              </w:rPr>
+              <w:t>KNS: KN tự đánh giá và đánh giá bạn một cách khách quan, thiện chí.</w:t>
             </w:r>
           </w:p>
         </w:tc>
@@ -4438,7 +4538,7 @@
                 <w:i w:val="0"/>
                 <w:sz w:val="20"/>
               </w:rPr>
-              <w:t>Sinh hoạt dưới cờ: "CHÀO MỪNG NGÀY NHÀ GIÁO VIỆT NAM 20-11"</w:t>
+              <w:t>Sinh hoạt dưới cờ: Chào mừng ngày Nhà giáo Việt Nam 20-11</w:t>
             </w:r>
           </w:p>
         </w:tc>
@@ -4552,7 +4652,7 @@
                 <w:i w:val="0"/>
                 <w:sz w:val="20"/>
               </w:rPr>
-              <w:t>HĐGD chủ đề: YÊU TRƯỜNG, MẾN LỚP</w:t>
+              <w:t>Hoạt động giáo dục theo chủ đề: Thông điệp yêu thương</w:t>
             </w:r>
           </w:p>
         </w:tc>
@@ -4591,7 +4691,7 @@
                 <w:i w:val="0"/>
                 <w:sz w:val="18"/>
               </w:rPr>
-              <w:t>NLS-KT (Cơ bản 2): HS khảo sát thực trạng vệ sinh, cảnh quan trường lớp bằng phiếu quan sát.</w:t>
+              <w:t>Năng lực số 1.1 CB2c: HS khảo sát, tổng hợp được số liệu về cảnh quan trường lớp và chỉ ra việc cần làm</w:t>
             </w:r>
           </w:p>
         </w:tc>
@@ -4667,7 +4767,7 @@
                 <w:i w:val="0"/>
                 <w:sz w:val="20"/>
               </w:rPr>
-              <w:t>SHL: TỔ CHỨC HOẠT ĐỘNG</w:t>
+              <w:t>Sinh hoạt lớp: Tổ chức hoạt động chào mừng ngày Nhà giáo Việt Nam 20-11</w:t>
             </w:r>
           </w:p>
         </w:tc>
@@ -4706,6 +4806,20 @@
                 <w:i w:val="0"/>
                 <w:sz w:val="18"/>
               </w:rPr>
+              <w:t>Năng lực số 2.1 CB2a: HS nhập, đọc số liệu thi đua và nhận xét dựa trên kết quả thật của tổ mình</w:t>
+            </w:r>
+          </w:p>
+          <w:p>
+            <w:pPr>
+              <w:spacing w:after="0"/>
+            </w:pPr>
+            <w:r>
+              <w:rPr>
+                <w:b w:val="0"/>
+                <w:i w:val="0"/>
+                <w:sz w:val="18"/>
+              </w:rPr>
+              <w:t>KNS: KN tự đánh giá và đánh giá bạn một cách khách quan, thiện chí.</w:t>
             </w:r>
           </w:p>
         </w:tc>
@@ -4764,7 +4878,7 @@
                 <w:i w:val="0"/>
                 <w:sz w:val="20"/>
               </w:rPr>
-              <w:t>Chủ đề: YÊU TRƯỜNG, MẾN LỚP</w:t>
+              <w:t>Chủ đề: TỰ LỰC THỰC HIỆN NHIỆM VỤ</w:t>
             </w:r>
           </w:p>
         </w:tc>
@@ -4783,7 +4897,7 @@
                 <w:i w:val="0"/>
                 <w:sz w:val="20"/>
               </w:rPr>
-              <w:t>Sinh hoạt dưới cờ: "TỰ HỌC TỰ LÀM"</w:t>
+              <w:t>Sinh hoạt dưới cờ: Tự học – Tự làm</w:t>
             </w:r>
           </w:p>
         </w:tc>
@@ -4879,7 +4993,6 @@
                 <w:i w:val="0"/>
                 <w:sz w:val="20"/>
               </w:rPr>
-              <w:t>Chủ đề: TỰ LỰC THỰC HIỆN NHIỆM VỤ</w:t>
             </w:r>
           </w:p>
         </w:tc>
@@ -4898,7 +5011,7 @@
                 <w:i w:val="0"/>
                 <w:sz w:val="20"/>
               </w:rPr>
-              <w:t>HĐGD chủ đề: TỰ LỰC THỰC HIỆN NHIỆM VỤ</w:t>
+              <w:t>Hoạt động giáo dục theo chủ đề: Chủ động lập kế hoạch</w:t>
             </w:r>
           </w:p>
         </w:tc>
@@ -4937,7 +5050,20 @@
                 <w:i w:val="0"/>
                 <w:sz w:val="18"/>
               </w:rPr>
-              <w:t>NLS-ST (Cơ bản 2): Ở chủ đề “Tự lực thực hiện nhiệm vụ”, GV mở khung kế hoạch cá nhân trên máy gồm việc cần làm.</w:t>
+              <w:t>Năng lực số 2.4 CB2a: HS cập nhật phần việc của mình trên bảng theo dõi chung và phối hợp với bạn trong nhóm</w:t>
+            </w:r>
+          </w:p>
+          <w:p>
+            <w:pPr>
+              <w:spacing w:after="0"/>
+            </w:pPr>
+            <w:r>
+              <w:rPr>
+                <w:b w:val="0"/>
+                <w:i w:val="0"/>
+                <w:sz w:val="18"/>
+              </w:rPr>
+              <w:t>KNS: KN lập kế hoạch và quản lí chi tiêu, thời gian ở mức đơn giản.</w:t>
             </w:r>
           </w:p>
         </w:tc>
@@ -5013,7 +5139,7 @@
                 <w:i w:val="0"/>
                 <w:sz w:val="20"/>
               </w:rPr>
-              <w:t>SHL: CHỦ ĐỘNG THỰC HIỆN NHIỆM VỤ ĐỌC SÁCH</w:t>
+              <w:t>Sinh hoạt lớp: Chủ động thực hiện nhiệm vụ đọc sách</w:t>
             </w:r>
           </w:p>
         </w:tc>
@@ -5052,6 +5178,20 @@
                 <w:i w:val="0"/>
                 <w:sz w:val="18"/>
               </w:rPr>
+              <w:t>Năng lực số 2.1 CB2a: HS nhập, đọc số liệu thi đua và nhận xét dựa trên kết quả thật của tổ mình</w:t>
+            </w:r>
+          </w:p>
+          <w:p>
+            <w:pPr>
+              <w:spacing w:after="0"/>
+            </w:pPr>
+            <w:r>
+              <w:rPr>
+                <w:b w:val="0"/>
+                <w:i w:val="0"/>
+                <w:sz w:val="18"/>
+              </w:rPr>
+              <w:t>KNS: KN tự đánh giá và đánh giá bạn một cách khách quan, thiện chí.</w:t>
             </w:r>
           </w:p>
         </w:tc>
@@ -5129,7 +5269,7 @@
                 <w:i w:val="0"/>
                 <w:sz w:val="20"/>
               </w:rPr>
-              <w:t>Sinh hoạt dưới cờ: "KẾ HOẠCH HOẠT ĐỘNG TẠI THƯ VIỆN"</w:t>
+              <w:t>Sinh hoạt dưới cờ: Kế hoạch hoạt động tại thư viện</w:t>
             </w:r>
           </w:p>
         </w:tc>
@@ -5162,6 +5302,19 @@
               <w:spacing w:after="0"/>
             </w:pPr>
             <w:r/>
+            <w:r>
+              <w:rPr>
+                <w:b w:val="0"/>
+                <w:i w:val="0"/>
+                <w:sz w:val="18"/>
+              </w:rPr>
+              <w:t>Năng lực số 1.1 CB2b: HS tìm thông tin, tư liệu liên quan chủ điểm từ sách và nguồn số phù hợp</w:t>
+            </w:r>
+          </w:p>
+          <w:p>
+            <w:pPr>
+              <w:spacing w:after="0"/>
+            </w:pPr>
             <w:r>
               <w:rPr>
                 <w:b w:val="0"/>
@@ -5244,7 +5397,7 @@
                 <w:i w:val="0"/>
                 <w:sz w:val="20"/>
               </w:rPr>
-              <w:t>HĐGD chủ đề: TỰ LỰC THỰC HIỆN NHIỆM VỤ</w:t>
+              <w:t>Hoạt động giáo dục theo chủ đề: Luyện tập giới thiệu sách</w:t>
             </w:r>
           </w:p>
         </w:tc>
@@ -5283,7 +5436,7 @@
                 <w:i w:val="0"/>
                 <w:sz w:val="18"/>
               </w:rPr>
-              <w:t>NLS-GQVĐ (Cơ bản 2): Ở chủ đề “Tự lực thực hiện nhiệm vụ”, GV chiếu bảng ghi các bước làm một nhiệm vụ gồm hiểu việc.</w:t>
+              <w:t>Năng lực số 2.4 CB2a: HS cập nhật phần việc của mình trên bảng theo dõi chung và phối hợp với bạn trong nhóm</w:t>
             </w:r>
           </w:p>
         </w:tc>
@@ -5359,7 +5512,7 @@
                 <w:i w:val="0"/>
                 <w:sz w:val="20"/>
               </w:rPr>
-              <w:t>SHL: HỢP TÁC THỰC HIỆN NHIỆM VỤ</w:t>
+              <w:t>Sinh hoạt lớp: Hợp tác thực hiện nhiệm vụ</w:t>
             </w:r>
           </w:p>
         </w:tc>
@@ -5392,6 +5545,19 @@
               <w:spacing w:after="0"/>
             </w:pPr>
             <w:r/>
+            <w:r>
+              <w:rPr>
+                <w:b w:val="0"/>
+                <w:i w:val="0"/>
+                <w:sz w:val="18"/>
+              </w:rPr>
+              <w:t>Năng lực số 2.1 CB2a: HS nhập, đọc số liệu thi đua và nhận xét dựa trên kết quả thật của tổ mình</w:t>
+            </w:r>
+          </w:p>
+          <w:p>
+            <w:pPr>
+              <w:spacing w:after="0"/>
+            </w:pPr>
             <w:r>
               <w:rPr>
                 <w:b w:val="0"/>
@@ -5476,7 +5642,7 @@
                 <w:i w:val="0"/>
                 <w:sz w:val="20"/>
               </w:rPr>
-              <w:t>Sinh hoạt dưới cờ: "CHÀO MỪNG NGÀY THÀNH LẬP QUÂN ĐỘI NHÂN DÂN 22-12"</w:t>
+              <w:t>Sinh hoạt dưới cờ: Chào mừng ngày Thành lập Quân đội nhân dân Việt Nam 22-12</w:t>
             </w:r>
           </w:p>
         </w:tc>
@@ -5591,7 +5757,7 @@
                 <w:i w:val="0"/>
                 <w:sz w:val="20"/>
               </w:rPr>
-              <w:t>HĐGD chủ đề: TỰ LỰC THỰC HIỆN NHIỆM VỤ</w:t>
+              <w:t>Hoạt động giáo dục theo chủ đề: Tự lực thực hiện nhiệm vụ ở trường</w:t>
             </w:r>
           </w:p>
         </w:tc>
@@ -5630,7 +5796,7 @@
                 <w:i w:val="0"/>
                 <w:sz w:val="18"/>
               </w:rPr>
-              <w:t>NLS-GT (Cơ bản 2): Ở hoạt động Chia sẻ về những nhiệm vụ được giao của chủ đề “Tự lực thực hiện nhiệm vụ”.</w:t>
+              <w:t>Năng lực số 2.4 CB2a: HS cập nhật phần việc của mình trên bảng theo dõi chung và phối hợp với bạn trong nhóm</w:t>
             </w:r>
           </w:p>
         </w:tc>
@@ -5706,7 +5872,7 @@
                 <w:i w:val="0"/>
                 <w:sz w:val="20"/>
               </w:rPr>
-              <w:t>SHL: BÁO CÁO VỀ VIỆC TỰ LỰC THỰC HIỆN NHIỆM VỤ</w:t>
+              <w:t>Sinh hoạt lớp: Vượt khó và sáng tạo</w:t>
             </w:r>
           </w:p>
         </w:tc>
@@ -5745,6 +5911,20 @@
                 <w:i w:val="0"/>
                 <w:sz w:val="18"/>
               </w:rPr>
+              <w:t>Năng lực số 1.1 CB2c: HS nhập số liệu, đọc biểu đồ và nêu nhận xét dựa trên số liệu thật của lớp</w:t>
+            </w:r>
+          </w:p>
+          <w:p>
+            <w:pPr>
+              <w:spacing w:after="0"/>
+            </w:pPr>
+            <w:r>
+              <w:rPr>
+                <w:b w:val="0"/>
+                <w:i w:val="0"/>
+                <w:sz w:val="18"/>
+              </w:rPr>
+              <w:t>KNS: KN tự đánh giá và đánh giá bạn một cách khách quan, thiện chí.</w:t>
             </w:r>
           </w:p>
         </w:tc>
@@ -5822,7 +6002,7 @@
                 <w:i w:val="0"/>
                 <w:sz w:val="20"/>
               </w:rPr>
-              <w:t>Sinh hoạt dưới cờ: GÌN GIỮ NÉT ĐẸP TÂM HỒN HỌC TRÒ</w:t>
+              <w:t>Sinh hoạt dưới cờ: Gìn giữ nét đẹp tâm hồn học trò</w:t>
             </w:r>
           </w:p>
         </w:tc>
@@ -5936,7 +6116,7 @@
                 <w:i w:val="0"/>
                 <w:sz w:val="20"/>
               </w:rPr>
-              <w:t>HĐGD chủ đề: TỰ LỰC THỰC HIỆN NHIỆM VỤ</w:t>
+              <w:t>Hoạt động giáo dục theo chủ đề: Tự lực thực hiện nhiệm vụ ở nhà</w:t>
             </w:r>
           </w:p>
         </w:tc>
@@ -5975,7 +6155,7 @@
                 <w:i w:val="0"/>
                 <w:sz w:val="18"/>
               </w:rPr>
-              <w:t>NLS-GQVĐ (Cơ bản 2): Hướng dẫn HS dùng danh sách việc cần làm hoặc lịch trên máy tính, điện thoại của gia đình.</w:t>
+              <w:t>Năng lực số 2.4 CB2a: HS cập nhật phần việc của mình trên bảng theo dõi chung và phối hợp với bạn trong nhóm</w:t>
             </w:r>
           </w:p>
         </w:tc>
@@ -6051,7 +6231,7 @@
                 <w:i w:val="0"/>
                 <w:sz w:val="20"/>
               </w:rPr>
-              <w:t>SHL: ĐÁNH GIÁ VỀ KHẢ NĂNG TỰ LỰC THỰC HIỆN CÔNG VIỆC Ở NHÀ</w:t>
+              <w:t>Sinh hoạt lớp: Đánh giá về khả năng tự lực</w:t>
             </w:r>
           </w:p>
         </w:tc>
@@ -6090,6 +6270,20 @@
                 <w:i w:val="0"/>
                 <w:sz w:val="18"/>
               </w:rPr>
+              <w:t>Năng lực số 1.1 CB2c: HS nhập số liệu, đọc biểu đồ và nêu nhận xét dựa trên số liệu thật của lớp</w:t>
+            </w:r>
+          </w:p>
+          <w:p>
+            <w:pPr>
+              <w:spacing w:after="0"/>
+            </w:pPr>
+            <w:r>
+              <w:rPr>
+                <w:b w:val="0"/>
+                <w:i w:val="0"/>
+                <w:sz w:val="18"/>
+              </w:rPr>
+              <w:t>KNS: KN tự đánh giá và đánh giá bạn một cách khách quan, thiện chí.</w:t>
             </w:r>
           </w:p>
         </w:tc>
@@ -6148,7 +6342,7 @@
                 <w:i w:val="0"/>
                 <w:sz w:val="20"/>
               </w:rPr>
-              <w:t>Chủ đề: TỰ LỰC THỰC HIỆN NHIỆM VỤ</w:t>
+              <w:t>Chủ đề: MÁI ẤM GIA ĐÌNH</w:t>
             </w:r>
           </w:p>
         </w:tc>
@@ -6167,7 +6361,7 @@
                 <w:i w:val="0"/>
                 <w:sz w:val="20"/>
               </w:rPr>
-              <w:t>Sinh hoạt dưới cờ: KỈ NIỆM GIA ĐÌNH</w:t>
+              <w:t>Sinh hoạt dưới cờ: Kỉ niệm gia đình</w:t>
             </w:r>
           </w:p>
         </w:tc>
@@ -6263,7 +6457,6 @@
                 <w:i w:val="0"/>
                 <w:sz w:val="20"/>
               </w:rPr>
-              <w:t>Chủ đề: MÁI ẤM GIA ĐÌNH</w:t>
             </w:r>
           </w:p>
         </w:tc>
@@ -6282,7 +6475,7 @@
                 <w:i w:val="0"/>
                 <w:sz w:val="20"/>
               </w:rPr>
-              <w:t>HĐGD chủ đề: MÁI ẤM GIA ĐÌNH</w:t>
+              <w:t>Hoạt động giáo dục theo chủ đề: Gắn kết yêu thương</w:t>
             </w:r>
           </w:p>
         </w:tc>
@@ -6321,7 +6514,7 @@
                 <w:i w:val="0"/>
                 <w:sz w:val="18"/>
               </w:rPr>
-              <w:t>NLS-GT (Cơ bản 2): Ở hoạt động Khám phá chủ đề “Mái ấm gia đình”, GV chiếu bảng chung “Việc làm gắn kết gia đình – Người cùng làm – Khi nào làm”.</w:t>
+              <w:t>Năng lực số 2.5 CB2a: HS gọi điện hỏi thăm người thân lễ phép và biết cách xác minh khi nhận cuộc gọi đáng ngờ</w:t>
             </w:r>
           </w:p>
         </w:tc>
@@ -6397,7 +6590,7 @@
                 <w:i w:val="0"/>
                 <w:sz w:val="20"/>
               </w:rPr>
-              <w:t>SHL: NGÀY CUỐI TUẦN YÊU THƯƠNG</w:t>
+              <w:t>Sinh hoạt lớp: Ngày cuối tuần yêu thương</w:t>
             </w:r>
           </w:p>
         </w:tc>
@@ -6436,6 +6629,20 @@
                 <w:i w:val="0"/>
                 <w:sz w:val="18"/>
               </w:rPr>
+              <w:t>Năng lực số 2.1 CB2a: HS nhập, đọc số liệu thi đua và nhận xét dựa trên kết quả thật của tổ mình</w:t>
+            </w:r>
+          </w:p>
+          <w:p>
+            <w:pPr>
+              <w:spacing w:after="0"/>
+            </w:pPr>
+            <w:r>
+              <w:rPr>
+                <w:b w:val="0"/>
+                <w:i w:val="0"/>
+                <w:sz w:val="18"/>
+              </w:rPr>
+              <w:t>KNS: KN tự đánh giá và đánh giá bạn một cách khách quan, thiện chí.</w:t>
             </w:r>
           </w:p>
         </w:tc>
@@ -6513,7 +6720,7 @@
                 <w:i w:val="0"/>
                 <w:sz w:val="20"/>
               </w:rPr>
-              <w:t>Sinh hoạt dưới cờ: BIẾT ƠN NGƯỜI THÂN</w:t>
+              <w:t>Sinh hoạt dưới cờ: Biết ơn người thân</w:t>
             </w:r>
           </w:p>
         </w:tc>
@@ -6628,7 +6835,7 @@
                 <w:i w:val="0"/>
                 <w:sz w:val="20"/>
               </w:rPr>
-              <w:t>HĐGD chủ đề: MÁI ẤM GIA ĐÌNH</w:t>
+              <w:t>Hoạt động giáo dục theo chủ đề: Đồng hành bên nhau</w:t>
             </w:r>
           </w:p>
         </w:tc>
@@ -6667,7 +6874,7 @@
                 <w:i w:val="0"/>
                 <w:sz w:val="18"/>
               </w:rPr>
-              <w:t>NLS-GQVĐ (Cơ bản 2): Chiếu lại kế hoạch tuần trước bên cạnh kết quả thực tế, các nhóm so hai cột.</w:t>
+              <w:t>Năng lực số 2.5 CB2a: HS gọi điện hỏi thăm người thân lễ phép và biết cách xác minh khi nhận cuộc gọi đáng ngờ</w:t>
             </w:r>
           </w:p>
         </w:tc>
@@ -6743,7 +6950,7 @@
                 <w:i w:val="0"/>
                 <w:sz w:val="20"/>
               </w:rPr>
-              <w:t>SHL: NHỮNG KHOẢNH KHẮC HẠNH PHÚC</w:t>
+              <w:t>Sinh hoạt lớp: Những khoảnh khắc hạnh phúc</w:t>
             </w:r>
           </w:p>
         </w:tc>
@@ -6782,6 +6989,20 @@
                 <w:i w:val="0"/>
                 <w:sz w:val="18"/>
               </w:rPr>
+              <w:t>Năng lực số 2.1 CB2a: HS nhập, đọc số liệu thi đua và nhận xét dựa trên kết quả thật của tổ mình</w:t>
+            </w:r>
+          </w:p>
+          <w:p>
+            <w:pPr>
+              <w:spacing w:after="0"/>
+            </w:pPr>
+            <w:r>
+              <w:rPr>
+                <w:b w:val="0"/>
+                <w:i w:val="0"/>
+                <w:sz w:val="18"/>
+              </w:rPr>
+              <w:t>KNS: KN tự đánh giá và đánh giá bạn một cách khách quan, thiện chí.</w:t>
             </w:r>
           </w:p>
         </w:tc>
@@ -6864,7 +7085,7 @@
                 <w:i w:val="0"/>
                 <w:sz w:val="20"/>
               </w:rPr>
-              <w:t>Chủ đề: MÁI ẤM GIA ĐÌNH</w:t>
+              <w:t>Chủ đề: Trước Tết</w:t>
             </w:r>
           </w:p>
         </w:tc>
@@ -6883,7 +7104,7 @@
                 <w:i w:val="0"/>
                 <w:sz w:val="20"/>
               </w:rPr>
-              <w:t>Sinh hoạt dưới cờ: ĐÓN TẾT BÊN NGƯỜI THÂN</w:t>
+              <w:t>Sinh hoạt dưới cờ: Đón Tết bên người thân</w:t>
             </w:r>
           </w:p>
         </w:tc>
@@ -6997,7 +7218,7 @@
                 <w:i w:val="0"/>
                 <w:sz w:val="20"/>
               </w:rPr>
-              <w:t>HĐGD chủ đề: MÁI ẤM GIA ĐÌNH</w:t>
+              <w:t>Hoạt động giáo dục theo chủ đề: Sử dụng tiền tiết kiệm cá nhân</w:t>
             </w:r>
           </w:p>
         </w:tc>
@@ -7036,7 +7257,20 @@
                 <w:i w:val="0"/>
                 <w:sz w:val="18"/>
               </w:rPr>
-              <w:t>NLS-KT (Cơ bản 2): Ở hoạt động Khám phá chủ đề “Mái ấm gia đình”, GV chiếu sơ đồ các nguồn tiền của gia đình.</w:t>
+              <w:t>Năng lực số 2.5 CB2a: HS gọi điện hỏi thăm người thân lễ phép và biết cách xác minh khi nhận cuộc gọi đáng ngờ</w:t>
+            </w:r>
+          </w:p>
+          <w:p>
+            <w:pPr>
+              <w:spacing w:after="0"/>
+            </w:pPr>
+            <w:r>
+              <w:rPr>
+                <w:b w:val="0"/>
+                <w:i w:val="0"/>
+                <w:sz w:val="18"/>
+              </w:rPr>
+              <w:t>KNS: KN lập kế hoạch và quản lí chi tiêu, thời gian ở mức đơn giản.</w:t>
             </w:r>
           </w:p>
         </w:tc>
@@ -7112,7 +7346,7 @@
                 <w:i w:val="0"/>
                 <w:sz w:val="20"/>
               </w:rPr>
-              <w:t>SHL: LỰA CHỌN CHI TIÊU "CẦN, MUỐN VÀ CÓ THỂ"</w:t>
+              <w:t>Sinh hoạt lớp: Lựa chọn chi tiêu "Cần, muốn và có thể"</w:t>
             </w:r>
           </w:p>
         </w:tc>
@@ -7145,6 +7379,32 @@
               <w:spacing w:after="0"/>
             </w:pPr>
             <w:r/>
+            <w:r>
+              <w:rPr>
+                <w:b w:val="0"/>
+                <w:i w:val="0"/>
+                <w:sz w:val="18"/>
+              </w:rPr>
+              <w:t>muốn; có thể chờ và tự nhận xét thói quen tiêu tiền</w:t>
+            </w:r>
+          </w:p>
+          <w:p>
+            <w:pPr>
+              <w:spacing w:after="0"/>
+            </w:pPr>
+            <w:r>
+              <w:rPr>
+                <w:b w:val="0"/>
+                <w:i w:val="0"/>
+                <w:sz w:val="18"/>
+              </w:rPr>
+              <w:t>NLS: Năng lực số 5.2 CB2b: HS lập được bảng chi tiêu theo ba mức cần</w:t>
+            </w:r>
+          </w:p>
+          <w:p>
+            <w:pPr>
+              <w:spacing w:after="0"/>
+            </w:pPr>
             <w:r>
               <w:rPr>
                 <w:b w:val="0"/>
@@ -7210,7 +7470,7 @@
                 <w:i w:val="0"/>
                 <w:sz w:val="20"/>
               </w:rPr>
-              <w:t>Chủ đề: MÁI ẤM GIA ĐÌNH</w:t>
+              <w:t>Chủ đề: Trước Tết</w:t>
             </w:r>
           </w:p>
         </w:tc>
@@ -7229,7 +7489,7 @@
                 <w:i w:val="0"/>
                 <w:sz w:val="20"/>
               </w:rPr>
-              <w:t>Sinh hoạt dưới cờ: CHÀO XUÂN MỚI</w:t>
+              <w:t>Sinh hoạt dưới cờ: Chào xuân mới</w:t>
             </w:r>
           </w:p>
         </w:tc>
@@ -7343,7 +7603,7 @@
                 <w:i w:val="0"/>
                 <w:sz w:val="20"/>
               </w:rPr>
-              <w:t>HĐGD chủ đề: MÁI ẤM GIA ĐÌNH</w:t>
+              <w:t>Hoạt động giáo dục theo chủ đề: Chi tiêu tiết kiệm trong gia đình</w:t>
             </w:r>
           </w:p>
         </w:tc>
@@ -7382,7 +7642,20 @@
                 <w:i w:val="0"/>
                 <w:sz w:val="18"/>
               </w:rPr>
-              <w:t>NLS-ST (Cơ bản 2): Ở hoạt động Khám phá chủ đề “Mái ấm gia đình”, GV mở bảng ghi chi tiêu trên máy tính lớp có.</w:t>
+              <w:t>Năng lực số 2.5 CB2a: HS gọi điện hỏi thăm người thân lễ phép và biết cách xác minh khi nhận cuộc gọi đáng ngờ</w:t>
+            </w:r>
+          </w:p>
+          <w:p>
+            <w:pPr>
+              <w:spacing w:after="0"/>
+            </w:pPr>
+            <w:r>
+              <w:rPr>
+                <w:b w:val="0"/>
+                <w:i w:val="0"/>
+                <w:sz w:val="18"/>
+              </w:rPr>
+              <w:t>KNS: KN lập kế hoạch và quản lí chi tiêu, thời gian ở mức đơn giản.</w:t>
             </w:r>
           </w:p>
         </w:tc>
@@ -7458,7 +7731,7 @@
                 <w:i w:val="0"/>
                 <w:sz w:val="20"/>
               </w:rPr>
-              <w:t>SHL: MUA SẮM THÔNG MINH</w:t>
+              <w:t>Sinh hoạt lớp: Mua sắm thông minh</w:t>
             </w:r>
           </w:p>
         </w:tc>
@@ -7497,6 +7770,33 @@
                 <w:i w:val="0"/>
                 <w:sz w:val="18"/>
               </w:rPr>
+              <w:t>muốn; có thể chờ và tự nhận xét thói quen tiêu tiền</w:t>
+            </w:r>
+          </w:p>
+          <w:p>
+            <w:pPr>
+              <w:spacing w:after="0"/>
+            </w:pPr>
+            <w:r>
+              <w:rPr>
+                <w:b w:val="0"/>
+                <w:i w:val="0"/>
+                <w:sz w:val="18"/>
+              </w:rPr>
+              <w:t>NLS: Năng lực số 5.2 CB2b: HS lập được bảng chi tiêu theo ba mức cần</w:t>
+            </w:r>
+          </w:p>
+          <w:p>
+            <w:pPr>
+              <w:spacing w:after="0"/>
+            </w:pPr>
+            <w:r>
+              <w:rPr>
+                <w:b w:val="0"/>
+                <w:i w:val="0"/>
+                <w:sz w:val="18"/>
+              </w:rPr>
+              <w:t>KNS: KN tự đánh giá và đánh giá bạn một cách khách quan, thiện chí.</w:t>
             </w:r>
           </w:p>
         </w:tc>
@@ -7555,7 +7855,7 @@
                 <w:i w:val="0"/>
                 <w:sz w:val="20"/>
               </w:rPr>
-              <w:t>Chủ đề: MÁI ẤM GIA ĐÌNH</w:t>
+              <w:t>Chủ đề: PHÒNG TRÁNH BỊ XÂM HẠI</w:t>
             </w:r>
           </w:p>
         </w:tc>
@@ -7574,7 +7874,7 @@
                 <w:i w:val="0"/>
                 <w:sz w:val="20"/>
               </w:rPr>
-              <w:t>Sinh hoạt dưới cờ: KHỎE THỂ CHẤT, MẠNH TINH THẦN</w:t>
+              <w:t>Sinh hoạt dưới cờ: Khoẻ thể chất – Mạnh tinh thần</w:t>
             </w:r>
           </w:p>
         </w:tc>
@@ -7613,6 +7913,33 @@
                 <w:i w:val="0"/>
                 <w:sz w:val="18"/>
               </w:rPr>
+              <w:t>Năng lực số 4.3 CB2b: HS lựa chọn cách đơn giản để tự bảo vệ bản thân khỏi nguy cơ, kể cả khi dùng thiết bị, mạng</w:t>
+            </w:r>
+          </w:p>
+          <w:p>
+            <w:pPr>
+              <w:spacing w:after="0"/>
+            </w:pPr>
+            <w:r>
+              <w:rPr>
+                <w:b w:val="0"/>
+                <w:i w:val="0"/>
+                <w:sz w:val="18"/>
+              </w:rPr>
+              <w:t>QTE</w:t>
+            </w:r>
+          </w:p>
+          <w:p>
+            <w:pPr>
+              <w:spacing w:after="0"/>
+            </w:pPr>
+            <w:r>
+              <w:rPr>
+                <w:b w:val="0"/>
+                <w:i w:val="0"/>
+                <w:sz w:val="18"/>
+              </w:rPr>
+              <w:t>QTE: trẻ em có quyền được bảo vệ khỏi mọi hình thức xâm hại; nhớ số của người thân và Tổng đài quốc gia bảo vệ trẻ em 111.</w:t>
             </w:r>
           </w:p>
         </w:tc>
@@ -7670,7 +7997,6 @@
                 <w:i w:val="0"/>
                 <w:sz w:val="20"/>
               </w:rPr>
-              <w:t>Chủ đề: PHÒNG TRÁNH BỊ XÂM HẠI</w:t>
             </w:r>
           </w:p>
         </w:tc>
@@ -7689,7 +8015,7 @@
                 <w:i w:val="0"/>
                 <w:sz w:val="20"/>
               </w:rPr>
-              <w:t>HĐGD chủ đề: PHÒNG TRÁNH BỊ XÂM HẠI</w:t>
+              <w:t>Hoạt động giáo dục theo chủ đề: Hành vi xâm hại trẻ em</w:t>
             </w:r>
           </w:p>
         </w:tc>
@@ -7728,7 +8054,7 @@
                 <w:i w:val="0"/>
                 <w:sz w:val="18"/>
               </w:rPr>
-              <w:t>NLS-KT (Cơ bản 2): Ở hoạt động Khám phá chủ đề “Phòng tránh bị xâm hại”, GV chiếu sơ đồ vùng riêng tư trên cơ thể.</w:t>
+              <w:t>Năng lực số 2.1 CB2a: HS nói ra được tình huống khó nói đã gặp và cùng bạn tìm cách xử lí an toàn</w:t>
             </w:r>
           </w:p>
           <w:p>
@@ -7830,7 +8156,7 @@
                 <w:i w:val="0"/>
                 <w:sz w:val="20"/>
               </w:rPr>
-              <w:t>SHL: NHẬN DIỆN NGUY CƠ XÂM HẠI TRẺ EM</w:t>
+              <w:t>Sinh hoạt lớp: Nhận diện nguy cơ xâm hại trẻ em</w:t>
             </w:r>
           </w:p>
         </w:tc>
@@ -7869,6 +8195,19 @@
                 <w:i w:val="0"/>
                 <w:sz w:val="18"/>
               </w:rPr>
+              <w:t>Năng lực số 2.1 CB2a: HS nói ra được tình huống khó nói đã gặp và cùng bạn tìm cách xử lí an toàn</w:t>
+            </w:r>
+          </w:p>
+          <w:p>
+            <w:pPr>
+              <w:spacing w:after="0"/>
+            </w:pPr>
+            <w:r>
+              <w:rPr>
+                <w:b w:val="0"/>
+                <w:i w:val="0"/>
+                <w:sz w:val="18"/>
+              </w:rPr>
               <w:t>QTE</w:t>
             </w:r>
           </w:p>
@@ -7883,19 +8222,6 @@
                 <w:sz w:val="18"/>
               </w:rPr>
               <w:t>QTE: trẻ em có quyền được bảo vệ khỏi mọi hình thức xâm hại; nhớ số của người thân và Tổng đài quốc gia bảo vệ trẻ em 111.</w:t>
-            </w:r>
-          </w:p>
-          <w:p>
-            <w:pPr>
-              <w:spacing w:after="0"/>
-            </w:pPr>
-            <w:r>
-              <w:rPr>
-                <w:b w:val="0"/>
-                <w:i w:val="0"/>
-                <w:sz w:val="18"/>
-              </w:rPr>
-              <w:t>KNS: KN ứng phó với tình huống nguy hiểm và tìm kiếm sự trợ giúp.</w:t>
             </w:r>
           </w:p>
         </w:tc>
@@ -7973,7 +8299,7 @@
                 <w:i w:val="0"/>
                 <w:sz w:val="20"/>
               </w:rPr>
-              <w:t>Sinh hoạt dưới cờ: SỐNG AN TOÀN LÀNH MẠNH</w:t>
+              <w:t>Sinh hoạt dưới cờ: Sống an toàn, lành mạnh</w:t>
             </w:r>
           </w:p>
         </w:tc>
@@ -8012,20 +8338,7 @@
                 <w:i w:val="0"/>
                 <w:sz w:val="18"/>
               </w:rPr>
-              <w:t>QTE</w:t>
-            </w:r>
-          </w:p>
-          <w:p>
-            <w:pPr>
-              <w:spacing w:after="0"/>
-            </w:pPr>
-            <w:r>
-              <w:rPr>
-                <w:b w:val="0"/>
-                <w:i w:val="0"/>
-                <w:sz w:val="18"/>
-              </w:rPr>
-              <w:t>QTE: trẻ em có quyền được bảo vệ khỏi mọi hình thức xâm hại; nhớ số của người thân và Tổng đài quốc gia bảo vệ trẻ em 111.</w:t>
+              <w:t>Năng lực số 4.3 CB2b: HS lựa chọn cách đơn giản để tự bảo vệ bản thân khỏi nguy cơ, kể cả khi dùng thiết bị, mạng</w:t>
             </w:r>
           </w:p>
           <w:p>
@@ -8114,7 +8427,7 @@
                 <w:i w:val="0"/>
                 <w:sz w:val="20"/>
               </w:rPr>
-              <w:t>HĐGD chủ đề: PHÒNG TRÁNH BỊ XÂM HẠI</w:t>
+              <w:t>Hoạt động giáo dục theo chủ đề: Hành vi xâm hại thân thể</w:t>
             </w:r>
           </w:p>
         </w:tc>
@@ -8153,7 +8466,7 @@
                 <w:i w:val="0"/>
                 <w:sz w:val="18"/>
               </w:rPr>
-              <w:t>NLS-GQVĐ (Cơ bản 2): Ở hoạt động thực hành gọi điện tìm trợ giúp, GV chiếu mẫu lời nói gồm tên mình, nơi mình đang ở, việc đang xảy ra.</w:t>
+              <w:t>Năng lực số 2.1 CB2a: HS nói ra được tình huống khó nói đã gặp và cùng bạn tìm cách xử lí an toàn</w:t>
             </w:r>
           </w:p>
           <w:p>
@@ -8255,7 +8568,7 @@
                 <w:i w:val="0"/>
                 <w:sz w:val="20"/>
               </w:rPr>
-              <w:t>SHL: PHÒNG TRÁNH BỊ XÂM HẠI.</w:t>
+              <w:t>Sinh hoạt lớp: Phòng tránh bị xâm hại</w:t>
             </w:r>
           </w:p>
         </w:tc>
@@ -8294,6 +8607,19 @@
                 <w:i w:val="0"/>
                 <w:sz w:val="18"/>
               </w:rPr>
+              <w:t>Năng lực số 2.1 CB2a: HS nói ra được tình huống khó nói đã gặp và cùng bạn tìm cách xử lí an toàn</w:t>
+            </w:r>
+          </w:p>
+          <w:p>
+            <w:pPr>
+              <w:spacing w:after="0"/>
+            </w:pPr>
+            <w:r>
+              <w:rPr>
+                <w:b w:val="0"/>
+                <w:i w:val="0"/>
+                <w:sz w:val="18"/>
+              </w:rPr>
               <w:t>QTE</w:t>
             </w:r>
           </w:p>
@@ -8308,19 +8634,6 @@
                 <w:sz w:val="18"/>
               </w:rPr>
               <w:t>QTE: trẻ em có quyền được bảo vệ khỏi mọi hình thức xâm hại; nhớ số của người thân và Tổng đài quốc gia bảo vệ trẻ em 111.</w:t>
-            </w:r>
-          </w:p>
-          <w:p>
-            <w:pPr>
-              <w:spacing w:after="0"/>
-            </w:pPr>
-            <w:r>
-              <w:rPr>
-                <w:b w:val="0"/>
-                <w:i w:val="0"/>
-                <w:sz w:val="18"/>
-              </w:rPr>
-              <w:t>KNS: KN ứng phó với tình huống nguy hiểm và tìm kiếm sự trợ giúp.</w:t>
             </w:r>
           </w:p>
         </w:tc>
@@ -8398,7 +8711,7 @@
                 <w:i w:val="0"/>
                 <w:sz w:val="20"/>
               </w:rPr>
-              <w:t>Sinh hoạt dưới cờ: CHÀO MỪNG NGÀY QUỐC TẾ PHỤ NỮ 8-3</w:t>
+              <w:t>Sinh hoạt dưới cờ: Chào mừng ngày Quốc tế Phụ nữ 8-3</w:t>
             </w:r>
           </w:p>
         </w:tc>
@@ -8437,6 +8750,7 @@
                 <w:i w:val="0"/>
                 <w:sz w:val="18"/>
               </w:rPr>
+              <w:t>Năng lực số 4.3 CB2b: HS lựa chọn cách đơn giản để tự bảo vệ bản thân khỏi nguy cơ, kể cả khi dùng thiết bị, mạng</w:t>
             </w:r>
           </w:p>
         </w:tc>
@@ -8512,7 +8826,7 @@
                 <w:i w:val="0"/>
                 <w:sz w:val="20"/>
               </w:rPr>
-              <w:t>HĐGD chủ đề: PHÒNG TRÁNH BỊ XÂM HẠI</w:t>
+              <w:t>Hoạt động giáo dục theo chủ đề: Hành vi xâm hại tinh thần</w:t>
             </w:r>
           </w:p>
         </w:tc>
@@ -8551,7 +8865,7 @@
                 <w:i w:val="0"/>
                 <w:sz w:val="18"/>
               </w:rPr>
-              <w:t>NLS-KT (Cơ bản 2): Ở hoạt động Khám phá chủ đề “Phòng tránh bị xâm hại”, GV chiếu các tình huống xâm hại tinh thần.</w:t>
+              <w:t>Năng lực số 2.1 CB2a: HS nói ra được tình huống khó nói đã gặp và cùng bạn tìm cách xử lí an toàn</w:t>
             </w:r>
           </w:p>
           <w:p>
@@ -8653,7 +8967,7 @@
                 <w:i w:val="0"/>
                 <w:sz w:val="20"/>
               </w:rPr>
-              <w:t>SHL: CHIA SẺ NHỮNG ĐIỀU KHÓ NÓI</w:t>
+              <w:t>Sinh hoạt lớp: Chia sẻ những điều khó nói</w:t>
             </w:r>
           </w:p>
         </w:tc>
@@ -8686,6 +9000,19 @@
               <w:spacing w:after="0"/>
             </w:pPr>
             <w:r/>
+            <w:r>
+              <w:rPr>
+                <w:b w:val="0"/>
+                <w:i w:val="0"/>
+                <w:sz w:val="18"/>
+              </w:rPr>
+              <w:t>Năng lực số 2.1 CB2a: HS nói ra được tình huống khó nói đã gặp và cùng bạn tìm cách xử lí an toàn</w:t>
+            </w:r>
+          </w:p>
+          <w:p>
+            <w:pPr>
+              <w:spacing w:after="0"/>
+            </w:pPr>
             <w:r>
               <w:rPr>
                 <w:b w:val="0"/>
@@ -8770,7 +9097,7 @@
                 <w:i w:val="0"/>
                 <w:sz w:val="20"/>
               </w:rPr>
-              <w:t>Sinh hoạt dưới cờ: TỰ BẢO VỆ BẢN THÂN</w:t>
+              <w:t>Sinh hoạt dưới cờ: Tự bảo vệ bản thân</w:t>
             </w:r>
           </w:p>
         </w:tc>
@@ -8809,6 +9136,19 @@
                 <w:i w:val="0"/>
                 <w:sz w:val="18"/>
               </w:rPr>
+              <w:t>Năng lực số 4.3 CB2b: HS lựa chọn cách đơn giản để tự bảo vệ bản thân khỏi nguy cơ, kể cả khi dùng thiết bị, mạng</w:t>
+            </w:r>
+          </w:p>
+          <w:p>
+            <w:pPr>
+              <w:spacing w:after="0"/>
+            </w:pPr>
+            <w:r>
+              <w:rPr>
+                <w:b w:val="0"/>
+                <w:i w:val="0"/>
+                <w:sz w:val="18"/>
+              </w:rPr>
               <w:t>QTE</w:t>
             </w:r>
           </w:p>
@@ -8823,19 +9163,6 @@
                 <w:sz w:val="18"/>
               </w:rPr>
               <w:t>QTE: trẻ em có quyền được bảo vệ khỏi mọi hình thức xâm hại; nhớ số của người thân và Tổng đài quốc gia bảo vệ trẻ em 111.</w:t>
-            </w:r>
-          </w:p>
-          <w:p>
-            <w:pPr>
-              <w:spacing w:after="0"/>
-            </w:pPr>
-            <w:r>
-              <w:rPr>
-                <w:b w:val="0"/>
-                <w:i w:val="0"/>
-                <w:sz w:val="18"/>
-              </w:rPr>
-              <w:t>KNS: KN tự nhận thức: nhận ra điểm mạnh, điểm cần cố gắng của bản thân.</w:t>
             </w:r>
           </w:p>
         </w:tc>
@@ -8911,7 +9238,7 @@
                 <w:i w:val="0"/>
                 <w:sz w:val="20"/>
               </w:rPr>
-              <w:t>HĐGD chủ đề: PHÒNG TRÁNH BỊ XÂM HẠI</w:t>
+              <w:t>Hoạt động giáo dục theo chủ đề: Hành vi xâm hại tình dục</w:t>
             </w:r>
           </w:p>
         </w:tc>
@@ -8950,7 +9277,7 @@
                 <w:i w:val="0"/>
                 <w:sz w:val="18"/>
               </w:rPr>
-              <w:t>NLS-GQVĐ (Cơ bản 2): Ở hoạt động Luyện tập, GV chiếu các tình huống ở lớp, ở nhà.</w:t>
+              <w:t>Năng lực số 2.1 CB2a: HS nói ra được tình huống khó nói đã gặp và cùng bạn tìm cách xử lí an toàn</w:t>
             </w:r>
           </w:p>
           <w:p>
@@ -9052,7 +9379,7 @@
                 <w:i w:val="0"/>
                 <w:sz w:val="20"/>
               </w:rPr>
-              <w:t>SHL: PHÒNG TRÁNH BỊ XÂM HẠI TÌNH DỤC</w:t>
+              <w:t>Sinh hoạt lớp: Phòng tránh bị xâm hại tình dục</w:t>
             </w:r>
           </w:p>
         </w:tc>
@@ -9091,6 +9418,19 @@
                 <w:i w:val="0"/>
                 <w:sz w:val="18"/>
               </w:rPr>
+              <w:t>Năng lực số 2.1 CB2a: HS nói ra được tình huống khó nói đã gặp và cùng bạn tìm cách xử lí an toàn</w:t>
+            </w:r>
+          </w:p>
+          <w:p>
+            <w:pPr>
+              <w:spacing w:after="0"/>
+            </w:pPr>
+            <w:r>
+              <w:rPr>
+                <w:b w:val="0"/>
+                <w:i w:val="0"/>
+                <w:sz w:val="18"/>
+              </w:rPr>
               <w:t>QTE</w:t>
             </w:r>
           </w:p>
@@ -9105,19 +9445,6 @@
                 <w:sz w:val="18"/>
               </w:rPr>
               <w:t>QTE: trẻ em có quyền được bảo vệ khỏi mọi hình thức xâm hại; nhớ số của người thân và Tổng đài quốc gia bảo vệ trẻ em 111.</w:t>
-            </w:r>
-          </w:p>
-          <w:p>
-            <w:pPr>
-              <w:spacing w:after="0"/>
-            </w:pPr>
-            <w:r>
-              <w:rPr>
-                <w:b w:val="0"/>
-                <w:i w:val="0"/>
-                <w:sz w:val="18"/>
-              </w:rPr>
-              <w:t>KNS: KN ứng phó với tình huống nguy hiểm và tìm kiếm sự trợ giúp.</w:t>
             </w:r>
           </w:p>
         </w:tc>
@@ -9176,7 +9503,7 @@
                 <w:i w:val="0"/>
                 <w:sz w:val="20"/>
               </w:rPr>
-              <w:t>Chủ đề: PHÒNG TRÁNH BỊ XÂM HẠI</w:t>
+              <w:t>Chủ đề: KẾT NỐI CỘNG ĐỒNG</w:t>
             </w:r>
           </w:p>
         </w:tc>
@@ -9195,7 +9522,7 @@
                 <w:i w:val="0"/>
                 <w:sz w:val="20"/>
               </w:rPr>
-              <w:t>Sinh hoạt dưới cờ: NGÀY HỘI TRUYỀN THỐNG QUÊ EM</w:t>
+              <w:t>Sinh hoạt dưới cờ: Ngày hội truyền thống quê em</w:t>
             </w:r>
           </w:p>
         </w:tc>
@@ -9235,6 +9562,19 @@
                 <w:sz w:val="18"/>
               </w:rPr>
               <w:t>QPAN: Tổ chức hoạt động tìm hiểu, thăm hỏi, tri ân gia đình thương binh, liệt sĩ, đơn vị bộ đội, công an trên địa bàn; giới thiệu bản đồ hành chính Việt Nam và chủ quyền của Việt Nam đối với quần đảo Hoàng Sa, Trường Sa.</w:t>
+            </w:r>
+          </w:p>
+          <w:p>
+            <w:pPr>
+              <w:spacing w:after="0"/>
+            </w:pPr>
+            <w:r>
+              <w:rPr>
+                <w:b w:val="0"/>
+                <w:i w:val="0"/>
+                <w:sz w:val="18"/>
+              </w:rPr>
+              <w:t>KNS: KN giao tiếp – hợp tác: làm việc nhóm, chia sẻ và giải quyết bất đồng ôn hoà.</w:t>
             </w:r>
           </w:p>
         </w:tc>
@@ -9292,7 +9632,6 @@
                 <w:i w:val="0"/>
                 <w:sz w:val="20"/>
               </w:rPr>
-              <w:t>Chủ đề: KẾT NỐI CỘNG ĐỒNG</w:t>
             </w:r>
           </w:p>
         </w:tc>
@@ -9311,7 +9650,7 @@
                 <w:i w:val="0"/>
                 <w:sz w:val="20"/>
               </w:rPr>
-              <w:t>HĐGD chủ đề: KẾT NỐI CỘNG ĐỒNG</w:t>
+              <w:t>Hoạt động giáo dục theo chủ đề: Kết nối những người sống quanh em</w:t>
             </w:r>
           </w:p>
         </w:tc>
@@ -9350,7 +9689,7 @@
                 <w:i w:val="0"/>
                 <w:sz w:val="18"/>
               </w:rPr>
-              <w:t>NLS-KT (Cơ bản 2): Ở hoạt động Khám phá chủ đề “Kết nối cộng đồng”, GV chiếu ảnh các hoạt động cộng đồng ở địa phương.</w:t>
+              <w:t>Năng lực số 1.1 CB2c: HS tìm được thông tin về hoạt động cộng đồng ở địa phương từ nguồn chính thống và ghi rõ nguồn</w:t>
             </w:r>
           </w:p>
           <w:p>
@@ -9439,7 +9778,7 @@
                 <w:i w:val="0"/>
                 <w:sz w:val="20"/>
               </w:rPr>
-              <w:t>SHL: CỘNG ĐỒNG CÙNG HÀNH ĐỘNG</w:t>
+              <w:t>Sinh hoạt lớp: Cộng đồng cùng hành động</w:t>
             </w:r>
           </w:p>
         </w:tc>
@@ -9478,20 +9817,20 @@
                 <w:i w:val="0"/>
                 <w:sz w:val="18"/>
               </w:rPr>
+              <w:t>Năng lực số 2.1 CB2a: HS nhập, đọc số liệu thi đua và nhận xét dựa trên kết quả thật của tổ mình</w:t>
+            </w:r>
+          </w:p>
+          <w:p>
+            <w:pPr>
+              <w:spacing w:after="0"/>
+            </w:pPr>
+            <w:r>
+              <w:rPr>
+                <w:b w:val="0"/>
+                <w:i w:val="0"/>
+                <w:sz w:val="18"/>
+              </w:rPr>
               <w:t>QPAN: Tổ chức tham quan di tích lịch sử, nhà truyền thống ở địa phương hoặc xem tư liệu thay thế; giáo dục nhận biết chủ quyền lãnh thổ; có ý thức chấp hành pháp luật, nhất là pháp luật giao thông.</w:t>
-            </w:r>
-          </w:p>
-          <w:p>
-            <w:pPr>
-              <w:spacing w:after="0"/>
-            </w:pPr>
-            <w:r>
-              <w:rPr>
-                <w:b w:val="0"/>
-                <w:i w:val="0"/>
-                <w:sz w:val="18"/>
-              </w:rPr>
-              <w:t>KNS: KN giao tiếp – hợp tác: làm việc nhóm, chia sẻ và giải quyết bất đồng ôn hoà.</w:t>
             </w:r>
           </w:p>
         </w:tc>
@@ -9569,7 +9908,7 @@
                 <w:i w:val="0"/>
                 <w:sz w:val="20"/>
               </w:rPr>
-              <w:t>Sinh hoạt dưới cờ: HOẠT ĐỘNG CHỦ ĐỀ ĐỀN ƠN ĐÁP NGHĨA</w:t>
+              <w:t>Sinh hoạt dưới cờ: Hoạt động về chủ đề "Đền ơn đáp nghĩa"</w:t>
             </w:r>
           </w:p>
         </w:tc>
@@ -9622,19 +9961,6 @@
                 <w:sz w:val="18"/>
               </w:rPr>
               <w:t>QPAN: Tổ chức hoạt động tìm hiểu, thăm hỏi, tri ân gia đình thương binh, liệt sĩ, đơn vị bộ đội, công an trên địa bàn; giới thiệu bản đồ hành chính Việt Nam và chủ quyền của Việt Nam đối với quần đảo Hoàng Sa, Trường Sa.</w:t>
-            </w:r>
-          </w:p>
-          <w:p>
-            <w:pPr>
-              <w:spacing w:after="0"/>
-            </w:pPr>
-            <w:r>
-              <w:rPr>
-                <w:b w:val="0"/>
-                <w:i w:val="0"/>
-                <w:sz w:val="18"/>
-              </w:rPr>
-              <w:t>KNS: KN giao tiếp – hợp tác: làm việc nhóm, chia sẻ và giải quyết bất đồng ôn hoà.</w:t>
             </w:r>
           </w:p>
         </w:tc>
@@ -9710,7 +10036,7 @@
                 <w:i w:val="0"/>
                 <w:sz w:val="20"/>
               </w:rPr>
-              <w:t>HĐGD chủ đề: KẾT NỐI CỘNG ĐỒNG</w:t>
+              <w:t>Hoạt động giáo dục theo chủ đề: Đền ơn đáp nghĩa</w:t>
             </w:r>
           </w:p>
         </w:tc>
@@ -9749,7 +10075,7 @@
                 <w:i w:val="0"/>
                 <w:sz w:val="18"/>
               </w:rPr>
-              <w:t>NLS-GT (Cơ bản 2): Ở hoạt động Luyện tập.</w:t>
+              <w:t>Năng lực số 1.1 CB2c: HS tìm được thông tin về hoạt động cộng đồng ở địa phương từ nguồn chính thống và ghi rõ nguồn</w:t>
             </w:r>
           </w:p>
           <w:p>
@@ -9762,7 +10088,7 @@
                 <w:i w:val="0"/>
                 <w:sz w:val="18"/>
               </w:rPr>
-              <w:t>QPAN: Tổ chức tham quan di tích lịch sử, nhà truyền thống ở địa phương hoặc xem tư liệu thay thế; giáo dục nhận biết chủ quyền lãnh thổ; có ý thức chấp hành pháp luật, nhất là pháp luật giao thông.</w:t>
+              <w:t>QPAN: Tổ chức hoạt động tìm hiểu, thăm hỏi, tri ân gia đình thương binh, liệt sĩ, đơn vị bộ đội, công an trên địa bàn; giới thiệu bản đồ hành chính Việt Nam và chủ quyền của Việt Nam đối với quần đảo Hoàng Sa, Trường Sa.</w:t>
             </w:r>
           </w:p>
         </w:tc>
@@ -9838,7 +10164,7 @@
                 <w:i w:val="0"/>
                 <w:sz w:val="20"/>
               </w:rPr>
-              <w:t>SHL: UỐNG NƯỚC NHỚ NGUỒN</w:t>
+              <w:t>Sinh hoạt lớp: Uống nước nhớ nguồn</w:t>
             </w:r>
           </w:p>
         </w:tc>
@@ -9877,7 +10203,7 @@
                 <w:i w:val="0"/>
                 <w:sz w:val="18"/>
               </w:rPr>
-              <w:t>QPAN: Tổ chức tham quan di tích lịch sử, nhà truyền thống ở địa phương hoặc xem tư liệu thay thế; giáo dục nhận biết chủ quyền lãnh thổ; có ý thức chấp hành pháp luật, nhất là pháp luật giao thông.</w:t>
+              <w:t>Năng lực số 2.1 CB2a: HS nhập, đọc số liệu thi đua và nhận xét dựa trên kết quả thật của tổ mình</w:t>
             </w:r>
           </w:p>
         </w:tc>
@@ -9955,7 +10281,7 @@
                 <w:i w:val="0"/>
                 <w:sz w:val="20"/>
               </w:rPr>
-              <w:t>Sinh hoạt dưới cờ: LÒNG NHÂN ÁI KẾT NỐI CỘNG ĐỒNG</w:t>
+              <w:t>Sinh hoạt dưới cờ: Lòng nhân ái kết nối cộng đồng</w:t>
             </w:r>
           </w:p>
         </w:tc>
@@ -10083,7 +10409,7 @@
                 <w:i w:val="0"/>
                 <w:sz w:val="20"/>
               </w:rPr>
-              <w:t>HĐGD chủ đề: KẾT NỐI CỘNG ĐỒNG</w:t>
+              <w:t>Hoạt động giáo dục theo chủ đề: Ứng xử có văn hoá</w:t>
             </w:r>
           </w:p>
         </w:tc>
@@ -10122,20 +10448,7 @@
                 <w:i w:val="0"/>
                 <w:sz w:val="18"/>
               </w:rPr>
-              <w:t>NLS-KT (Cơ bản 2): HS tìm hiểu các hoạt động thiện nguyện, đền ơn đáp nghĩa đang diễn ra ở địa phương qua trang thông tin.</w:t>
-            </w:r>
-          </w:p>
-          <w:p>
-            <w:pPr>
-              <w:spacing w:after="0"/>
-            </w:pPr>
-            <w:r>
-              <w:rPr>
-                <w:b w:val="0"/>
-                <w:i w:val="0"/>
-                <w:sz w:val="18"/>
-              </w:rPr>
-              <w:t>QPAN: Tổ chức tham quan di tích lịch sử, nhà truyền thống ở địa phương hoặc xem tư liệu thay thế; giáo dục nhận biết chủ quyền lãnh thổ; có ý thức chấp hành pháp luật, nhất là pháp luật giao thông.</w:t>
+              <w:t>Năng lực số 1.1 CB2c: HS tìm được thông tin về hoạt động cộng đồng ở địa phương từ nguồn chính thống và ghi rõ nguồn</w:t>
             </w:r>
           </w:p>
         </w:tc>
@@ -10211,7 +10524,7 @@
                 <w:i w:val="0"/>
                 <w:sz w:val="20"/>
               </w:rPr>
-              <w:t>SHL: CỘNG ĐỒNG VĂN MINH</w:t>
+              <w:t>Sinh hoạt lớp: Cộng đồng văn minh</w:t>
             </w:r>
           </w:p>
         </w:tc>
@@ -10250,20 +10563,20 @@
                 <w:i w:val="0"/>
                 <w:sz w:val="18"/>
               </w:rPr>
+              <w:t>Năng lực số 2.1 CB2a: HS nhập, đọc số liệu thi đua và nhận xét dựa trên kết quả thật của tổ mình</w:t>
+            </w:r>
+          </w:p>
+          <w:p>
+            <w:pPr>
+              <w:spacing w:after="0"/>
+            </w:pPr>
+            <w:r>
+              <w:rPr>
+                <w:b w:val="0"/>
+                <w:i w:val="0"/>
+                <w:sz w:val="18"/>
+              </w:rPr>
               <w:t>QPAN: Tổ chức tham quan di tích lịch sử, nhà truyền thống ở địa phương hoặc xem tư liệu thay thế; giáo dục nhận biết chủ quyền lãnh thổ; có ý thức chấp hành pháp luật, nhất là pháp luật giao thông.</w:t>
-            </w:r>
-          </w:p>
-          <w:p>
-            <w:pPr>
-              <w:spacing w:after="0"/>
-            </w:pPr>
-            <w:r>
-              <w:rPr>
-                <w:b w:val="0"/>
-                <w:i w:val="0"/>
-                <w:sz w:val="18"/>
-              </w:rPr>
-              <w:t>KNS: KN giao tiếp – hợp tác: làm việc nhóm, chia sẻ và giải quyết bất đồng ôn hoà.</w:t>
             </w:r>
           </w:p>
         </w:tc>
@@ -10341,7 +10654,7 @@
                 <w:i w:val="0"/>
                 <w:sz w:val="20"/>
               </w:rPr>
-              <w:t>Sinh hoạt dưới cờ: QUÊ HƯƠNG EM TƯƠI ĐẸP</w:t>
+              <w:t>Sinh hoạt dưới cờ: Quê hương em tươi đẹp</w:t>
             </w:r>
           </w:p>
         </w:tc>
@@ -10438,7 +10751,6 @@
                 <w:i w:val="0"/>
                 <w:sz w:val="20"/>
               </w:rPr>
-              <w:t>Chủ đề: QUÊ HƯƠNG EM TƯƠI ĐẸP</w:t>
             </w:r>
           </w:p>
         </w:tc>
@@ -10457,7 +10769,7 @@
                 <w:i w:val="0"/>
                 <w:sz w:val="20"/>
               </w:rPr>
-              <w:t>HĐGD chủ đề: QUÊ HƯƠNG EM TƯƠI ĐẸP</w:t>
+              <w:t>Hoạt động giáo dục theo chủ đề: Xây dựng Hành trình trải nghiệm</w:t>
             </w:r>
           </w:p>
         </w:tc>
@@ -10496,20 +10808,7 @@
                 <w:i w:val="0"/>
                 <w:sz w:val="18"/>
               </w:rPr>
-              <w:t>NLS-ST (Cơ bản 2): Ở hoạt động Luyện tập.</w:t>
-            </w:r>
-          </w:p>
-          <w:p>
-            <w:pPr>
-              <w:spacing w:after="0"/>
-            </w:pPr>
-            <w:r>
-              <w:rPr>
-                <w:b w:val="0"/>
-                <w:i w:val="0"/>
-                <w:sz w:val="18"/>
-              </w:rPr>
-              <w:t>QPAN: Tổ chức tham quan di tích lịch sử, nhà truyền thống ở địa phương hoặc xem tư liệu thay thế; giáo dục nhận biết chủ quyền lãnh thổ; có ý thức chấp hành pháp luật, nhất là pháp luật giao thông.</w:t>
+              <w:t>Năng lực số 1.1 CB2c: HS xác định được vị trí cảnh quan địa phương trên bản đồ số và mô tả đặc điểm của nó</w:t>
             </w:r>
           </w:p>
         </w:tc>
@@ -10585,7 +10884,7 @@
                 <w:i w:val="0"/>
                 <w:sz w:val="20"/>
               </w:rPr>
-              <w:t>SHL: HÀNH TRÌNH TRẢI NGHIỆM</w:t>
+              <w:t>Sinh hoạt lớp: Hành trình trải nghiệm</w:t>
             </w:r>
           </w:p>
         </w:tc>
@@ -10624,7 +10923,7 @@
                 <w:i w:val="0"/>
                 <w:sz w:val="18"/>
               </w:rPr>
-              <w:t>QPAN: Tổ chức tham quan di tích lịch sử, nhà truyền thống ở địa phương hoặc xem tư liệu thay thế; giáo dục nhận biết chủ quyền lãnh thổ; có ý thức chấp hành pháp luật, nhất là pháp luật giao thông.</w:t>
+              <w:t>Năng lực số 2.1 CB2a: HS nhập, đọc số liệu thi đua và nhận xét dựa trên kết quả thật của tổ mình</w:t>
             </w:r>
           </w:p>
         </w:tc>
@@ -10683,7 +10982,7 @@
                 <w:i w:val="0"/>
                 <w:sz w:val="20"/>
               </w:rPr>
-              <w:t>Chủ đề: QUÊ HƯƠNG EM TƯƠI ĐẸP</w:t>
+              <w:t>Chủ đề: KẾT NỐI CỘNG ĐỒNG</w:t>
             </w:r>
           </w:p>
         </w:tc>
@@ -10702,7 +11001,7 @@
                 <w:i w:val="0"/>
                 <w:sz w:val="20"/>
               </w:rPr>
-              <w:t>Sinh hoạt dưới cờ: BẢO VỆ CẢNH QUAN THIÊN NHIÊN</w:t>
+              <w:t>Sinh hoạt dưới cờ: Bảo vệ cảnh quan thiên nhiên</w:t>
             </w:r>
           </w:p>
         </w:tc>
@@ -10735,6 +11034,19 @@
               <w:spacing w:after="0"/>
             </w:pPr>
             <w:r/>
+            <w:r>
+              <w:rPr>
+                <w:b w:val="0"/>
+                <w:i w:val="0"/>
+                <w:sz w:val="18"/>
+              </w:rPr>
+              <w:t>Năng lực số 3.1 CB2b: HS chọn cách giới thiệu sản phẩm/hình ảnh theo chủ điểm bằng phương tiện số đơn giản</w:t>
+            </w:r>
+          </w:p>
+          <w:p>
+            <w:pPr>
+              <w:spacing w:after="0"/>
+            </w:pPr>
             <w:r>
               <w:rPr>
                 <w:b w:val="0"/>
@@ -10817,7 +11129,7 @@
                 <w:i w:val="0"/>
                 <w:sz w:val="20"/>
               </w:rPr>
-              <w:t>HĐGD chủ đề: QUÊ HƯƠNG EM TƯƠI ĐẸP</w:t>
+              <w:t>Hoạt động giáo dục theo chủ đề: Cảnh quan thiên nhiên quê hương em</w:t>
             </w:r>
           </w:p>
         </w:tc>
@@ -10856,7 +11168,7 @@
                 <w:i w:val="0"/>
                 <w:sz w:val="18"/>
               </w:rPr>
-              <w:t>NLS-KT (Cơ bản 2): Ở hoạt động Khám phá chủ đề “Quê hương em tươi đẹp”, GV chiếu bộ ảnh cảnh thiên nhiên của địa phương.</w:t>
+              <w:t>Năng lực số 1.1 CB2c: HS xác định được vị trí cảnh quan địa phương trên bản đồ số và mô tả đặc điểm của nó</w:t>
             </w:r>
           </w:p>
           <w:p>
@@ -10945,7 +11257,7 @@
                 <w:i w:val="0"/>
                 <w:sz w:val="20"/>
               </w:rPr>
-              <w:t>SHL: GIỚI THIỆU CẢNH QUAN THIÊN NHIÊN Ở ĐỊA PHƯƠNG</w:t>
+              <w:t>Sinh hoạt lớp: Giới thiệu cảnh quan thiên nhiên ở địa phương</w:t>
             </w:r>
           </w:p>
         </w:tc>
@@ -10978,6 +11290,19 @@
               <w:spacing w:after="0"/>
             </w:pPr>
             <w:r/>
+            <w:r>
+              <w:rPr>
+                <w:b w:val="0"/>
+                <w:i w:val="0"/>
+                <w:sz w:val="18"/>
+              </w:rPr>
+              <w:t>Năng lực số 2.5 CB2a: HS viết được lời kêu gọi ngắn, rõ ràng, lịch sự gửi tới các bạn trong trường</w:t>
+            </w:r>
+          </w:p>
+          <w:p>
+            <w:pPr>
+              <w:spacing w:after="0"/>
+            </w:pPr>
             <w:r>
               <w:rPr>
                 <w:b w:val="0"/>
@@ -11043,7 +11368,7 @@
                 <w:i w:val="0"/>
                 <w:sz w:val="20"/>
               </w:rPr>
-              <w:t>Chủ đề: QUÊ HƯƠNG EM TƯƠI ĐẸP</w:t>
+              <w:t>Chủ đề: KẾT NỐI CỘNG ĐỒNG</w:t>
             </w:r>
           </w:p>
         </w:tc>
@@ -11062,7 +11387,7 @@
                 <w:i w:val="0"/>
                 <w:sz w:val="20"/>
               </w:rPr>
-              <w:t>Sinh hoạt dưới cờ: CHUNG TAY BẢO VỆ CẢNH QUAN ĐỊA PHƯƠNG</w:t>
+              <w:t>Sinh hoạt dưới cờ: Chung tay bảo vệ cảnh quan địa phương</w:t>
             </w:r>
           </w:p>
         </w:tc>
@@ -11095,6 +11420,19 @@
               <w:spacing w:after="0"/>
             </w:pPr>
             <w:r/>
+            <w:r>
+              <w:rPr>
+                <w:b w:val="0"/>
+                <w:i w:val="0"/>
+                <w:sz w:val="18"/>
+              </w:rPr>
+              <w:t>Năng lực số 3.1 CB2b: HS chọn cách giới thiệu sản phẩm/hình ảnh theo chủ điểm bằng phương tiện số đơn giản</w:t>
+            </w:r>
+          </w:p>
+          <w:p>
+            <w:pPr>
+              <w:spacing w:after="0"/>
+            </w:pPr>
             <w:r>
               <w:rPr>
                 <w:b w:val="0"/>
@@ -11177,7 +11515,7 @@
                 <w:i w:val="0"/>
                 <w:sz w:val="20"/>
               </w:rPr>
-              <w:t>HĐGD chủ đề: QUÊ HƯƠNG EM TƯƠI ĐẸP</w:t>
+              <w:t>Hoạt động giáo dục theo chủ đề: Khảo sát thực trạng cảnh quan thiên nhiên</w:t>
             </w:r>
           </w:p>
         </w:tc>
@@ -11216,7 +11554,7 @@
                 <w:i w:val="0"/>
                 <w:sz w:val="18"/>
               </w:rPr>
-              <w:t>NLS-GT (Cơ bản 2): Ở hoạt động Luyện tập, GV mở bảng chung “Hành vi xâm hại – Hậu quả – Điều lớp em kêu gọi”.</w:t>
+              <w:t>Năng lực số 1.1 CB2c: HS xác định được vị trí cảnh quan địa phương trên bản đồ số và mô tả đặc điểm của nó</w:t>
             </w:r>
           </w:p>
           <w:p>
@@ -11305,7 +11643,7 @@
                 <w:i w:val="0"/>
                 <w:sz w:val="20"/>
               </w:rPr>
-              <w:t>SHL: KẾT QUẢ KHẢO SÁT THỰC TRẠNG CẢNH QUAN THIÊN NHIÊN</w:t>
+              <w:t>Sinh hoạt lớp: Kết quả khảo sát thực trạng cảnh quan thiên nhiên</w:t>
             </w:r>
           </w:p>
         </w:tc>
@@ -11338,6 +11676,19 @@
               <w:spacing w:after="0"/>
             </w:pPr>
             <w:r/>
+            <w:r>
+              <w:rPr>
+                <w:b w:val="0"/>
+                <w:i w:val="0"/>
+                <w:sz w:val="18"/>
+              </w:rPr>
+              <w:t>Năng lực số 1.1 CB2c: HS nhập số liệu, đọc biểu đồ và nêu nhận xét dựa trên số liệu thật của lớp</w:t>
+            </w:r>
+          </w:p>
+          <w:p>
+            <w:pPr>
+              <w:spacing w:after="0"/>
+            </w:pPr>
             <w:r>
               <w:rPr>
                 <w:b w:val="0"/>
@@ -11403,7 +11754,7 @@
                 <w:i w:val="0"/>
                 <w:sz w:val="20"/>
               </w:rPr>
-              <w:t>Chủ đề: QUÊ HƯƠNG EM TƯƠI ĐẸP</w:t>
+              <w:t>Chủ đề: KẾT NỐI CỘNG ĐỒNG</w:t>
             </w:r>
           </w:p>
         </w:tc>
@@ -11422,7 +11773,7 @@
                 <w:i w:val="0"/>
                 <w:sz w:val="20"/>
               </w:rPr>
-              <w:t>Sinh hoạt dưới cờ: NGÀY HỘI SỐNG XANH – BẢO VỆ MÔI TRƯỜNG</w:t>
+              <w:t>Sinh hoạt dưới cờ: Ngày hội sống xanh – Bảo vệ môi trường</w:t>
             </w:r>
           </w:p>
         </w:tc>
@@ -11455,6 +11806,19 @@
               <w:spacing w:after="0"/>
             </w:pPr>
             <w:r/>
+            <w:r>
+              <w:rPr>
+                <w:b w:val="0"/>
+                <w:i w:val="0"/>
+                <w:sz w:val="18"/>
+              </w:rPr>
+              <w:t>Năng lực số 1.3 CB2a: HS nhận biết cách ghi lại, sắp xếp số liệu khảo sát môi trường một cách đơn giản</w:t>
+            </w:r>
+          </w:p>
+          <w:p>
+            <w:pPr>
+              <w:spacing w:after="0"/>
+            </w:pPr>
             <w:r>
               <w:rPr>
                 <w:b w:val="0"/>
@@ -11537,7 +11901,7 @@
                 <w:i w:val="0"/>
                 <w:sz w:val="20"/>
               </w:rPr>
-              <w:t>HĐGD chủ đề: QUÊ HƯƠNG EM TƯƠI ĐẸP</w:t>
+              <w:t>Hoạt động giáo dục theo chủ đề: Chăm sóc, bảo vệ cảnh quan thiên nhiên</w:t>
             </w:r>
           </w:p>
         </w:tc>
@@ -11576,7 +11940,7 @@
                 <w:i w:val="0"/>
                 <w:sz w:val="18"/>
               </w:rPr>
-              <w:t>NLS-KT (Cơ bản 2): HS dùng bản đồ số xác định vị trí một cảnh quan thiên nhiên của địa phương, xem ảnh thực địa.</w:t>
+              <w:t>Năng lực số 1.1 CB2c: HS xác định được vị trí cảnh quan địa phương trên bản đồ số và mô tả đặc điểm của nó</w:t>
             </w:r>
           </w:p>
           <w:p>
@@ -11665,7 +12029,7 @@
                 <w:i w:val="0"/>
                 <w:sz w:val="20"/>
               </w:rPr>
-              <w:t>SHL: THỰC HIỆN KẾ HOẠCH CHĂM SÓC, BẢO VỆ CẢNH QUAN</w:t>
+              <w:t>Sinh hoạt lớp: Thực hiện kế hoạch chăm sóc, bảo vệ cảnh quan thiên nhiên</w:t>
             </w:r>
           </w:p>
         </w:tc>
@@ -11704,20 +12068,20 @@
                 <w:i w:val="0"/>
                 <w:sz w:val="18"/>
               </w:rPr>
+              <w:t>Năng lực số 2.5 CB2a: HS viết được lời kêu gọi ngắn, rõ ràng, lịch sự gửi tới các bạn trong trường</w:t>
+            </w:r>
+          </w:p>
+          <w:p>
+            <w:pPr>
+              <w:spacing w:after="0"/>
+            </w:pPr>
+            <w:r>
+              <w:rPr>
+                <w:b w:val="0"/>
+                <w:i w:val="0"/>
+                <w:sz w:val="18"/>
+              </w:rPr>
               <w:t>QPAN: Tổ chức tham quan di tích lịch sử, nhà truyền thống ở địa phương hoặc xem tư liệu thay thế; giáo dục nhận biết chủ quyền lãnh thổ; có ý thức chấp hành pháp luật, nhất là pháp luật giao thông.</w:t>
-            </w:r>
-          </w:p>
-          <w:p>
-            <w:pPr>
-              <w:spacing w:after="0"/>
-            </w:pPr>
-            <w:r>
-              <w:rPr>
-                <w:b w:val="0"/>
-                <w:i w:val="0"/>
-                <w:sz w:val="18"/>
-              </w:rPr>
-              <w:t>KNS: KN lập kế hoạch và quản lí chi tiêu, thời gian ở mức đơn giản.</w:t>
             </w:r>
           </w:p>
         </w:tc>
@@ -11776,7 +12140,7 @@
                 <w:i w:val="0"/>
                 <w:sz w:val="20"/>
               </w:rPr>
-              <w:t>Chủ đề: QUÊ HƯƠNG EM TƯƠI ĐẸP</w:t>
+              <w:t>Chủ đề: TRẢI NGHIỆM NGHỀ TRUYỀN THỐNG</w:t>
             </w:r>
           </w:p>
         </w:tc>
@@ -11795,7 +12159,7 @@
                 <w:i w:val="0"/>
                 <w:sz w:val="20"/>
               </w:rPr>
-              <w:t>Sinh hoạt dưới cờ: THẾ GIỚI NGHỀ NGHIỆP QUANH EM</w:t>
+              <w:t>Sinh hoạt dưới cờ: Thế giới nghề nghiệp quanh em</w:t>
             </w:r>
           </w:p>
         </w:tc>
@@ -11834,7 +12198,20 @@
                 <w:i w:val="0"/>
                 <w:sz w:val="18"/>
               </w:rPr>
-              <w:t>KNS: KN lao động tự phục vụ và bước đầu tìm hiểu nghề nghiệp.</w:t>
+              <w:t>NLS: Năng lực số 1.1 CB2b: HS tìm thông tin đơn giản về nghề nghiệp từ nguồn số phù hợp</w:t>
+            </w:r>
+          </w:p>
+          <w:p>
+            <w:pPr>
+              <w:spacing w:after="0"/>
+            </w:pPr>
+            <w:r>
+              <w:rPr>
+                <w:b w:val="0"/>
+                <w:i w:val="0"/>
+                <w:sz w:val="18"/>
+              </w:rPr>
+              <w:t>QPAN: Tổ chức hoạt động tìm hiểu, thăm hỏi, tri ân gia đình thương binh, liệt sĩ, đơn vị bộ đội, công an trên địa bàn; giới thiệu bản đồ hành chính Việt Nam và chủ quyền của Việt Nam đối với quần đảo Hoàng Sa, Trường Sa.</w:t>
             </w:r>
           </w:p>
         </w:tc>
@@ -11892,7 +12269,6 @@
                 <w:i w:val="0"/>
                 <w:sz w:val="20"/>
               </w:rPr>
-              <w:t>Chủ đề: TRẢI NGHIỆM NGHỀ TRUYỀN THỐNG</w:t>
             </w:r>
           </w:p>
         </w:tc>
@@ -11911,7 +12287,7 @@
                 <w:i w:val="0"/>
                 <w:sz w:val="20"/>
               </w:rPr>
-              <w:t>HĐGD chủ đề: TRẢI NGHIỆM NGHỀ TRUYỀN THỐNG</w:t>
+              <w:t>Hoạt động giáo dục theo chủ đề: Nghề truyền thống</w:t>
             </w:r>
           </w:p>
         </w:tc>
@@ -11950,7 +12326,7 @@
                 <w:i w:val="0"/>
                 <w:sz w:val="18"/>
               </w:rPr>
-              <w:t>NLS-GT (Cơ bản 2): Ở hoạt động Luyện tập, GV mở bảng chung “Công đoạn – Dụng cụ – Điều khó nhất”.</w:t>
+              <w:t>Năng lực số 1.1 CB2c: HS tìm hiểu và trình bày được các công đoạn của một nghề truyền thống, có ghi nguồn tư liệu</w:t>
             </w:r>
           </w:p>
           <w:p>
@@ -12039,7 +12415,7 @@
                 <w:i w:val="0"/>
                 <w:sz w:val="20"/>
               </w:rPr>
-              <w:t>SHL: THEO DẤU NGHỆ NHÂN</w:t>
+              <w:t>Sinh hoạt lớp: Theo dấu nghệ nhân</w:t>
             </w:r>
           </w:p>
         </w:tc>
@@ -12078,7 +12454,7 @@
                 <w:i w:val="0"/>
                 <w:sz w:val="18"/>
               </w:rPr>
-              <w:t>QPAN: Tổ chức hoạt động tìm hiểu, thăm hỏi, tri ân gia đình thương binh, liệt sĩ, đơn vị bộ đội, công an trên địa bàn; giới thiệu bản đồ hành chính Việt Nam và chủ quyền của Việt Nam đối với quần đảo Hoàng Sa, Trường Sa.</w:t>
+              <w:t>Năng lực số 3.1 CB2a: HS trình bày được sản phẩm giới thiệu nghề truyền thống và nêu rõ nguồn tư liệu</w:t>
             </w:r>
           </w:p>
           <w:p>
@@ -12169,7 +12545,7 @@
                 <w:i w:val="0"/>
                 <w:sz w:val="20"/>
               </w:rPr>
-              <w:t>Sinh hoạt dưới cờ: NGÀY HỘI NGHỆ NHÂN TƯƠNG LAI</w:t>
+              <w:t>Sinh hoạt dưới cờ: Ngày hội "Nghệ nhân tương lai"</w:t>
             </w:r>
           </w:p>
         </w:tc>
@@ -12202,6 +12578,19 @@
               <w:spacing w:after="0"/>
             </w:pPr>
             <w:r/>
+            <w:r>
+              <w:rPr>
+                <w:b w:val="0"/>
+                <w:i w:val="0"/>
+                <w:sz w:val="18"/>
+              </w:rPr>
+              <w:t>NLS: Năng lực số 1.1 CB2b: HS tìm thông tin đơn giản về nghề nghiệp từ nguồn số phù hợp</w:t>
+            </w:r>
+          </w:p>
+          <w:p>
+            <w:pPr>
+              <w:spacing w:after="0"/>
+            </w:pPr>
             <w:r>
               <w:rPr>
                 <w:b w:val="0"/>
@@ -12284,7 +12673,7 @@
                 <w:i w:val="0"/>
                 <w:sz w:val="20"/>
               </w:rPr>
-              <w:t>HĐGD chủ đề: TRẢI NGHIỆM NGHỀ TRUYỀN THỐNG</w:t>
+              <w:t>Hoạt động giáo dục theo chủ đề: Khéo tay, thạo việc</w:t>
             </w:r>
           </w:p>
         </w:tc>
@@ -12323,7 +12712,7 @@
                 <w:i w:val="0"/>
                 <w:sz w:val="18"/>
               </w:rPr>
-              <w:t>NLS-KT (Cơ bản 2): Ở hoạt động Khởi động chủ đề “Trải nghiệm nghề truyền thống”, GV chiếu phim ngắn về nghề làm gốm.</w:t>
+              <w:t>Năng lực số 1.1 CB2c: HS tìm hiểu và trình bày được các công đoạn của một nghề truyền thống, có ghi nguồn tư liệu</w:t>
             </w:r>
           </w:p>
           <w:p>
@@ -12336,7 +12725,7 @@
                 <w:i w:val="0"/>
                 <w:sz w:val="18"/>
               </w:rPr>
-              <w:t>QPAN: Tổ chức hoạt động tìm hiểu, thăm hỏi, tri ân gia đình thương binh, liệt sĩ, đơn vị bộ đội, công an trên địa bàn; giới thiệu bản đồ hành chính Việt Nam và chủ quyền của Việt Nam đối với quần đảo Hoàng Sa, Trường Sa.</w:t>
+              <w:t>KNS: KN lao động tự phục vụ và bước đầu tìm hiểu nghề nghiệp.</w:t>
             </w:r>
           </w:p>
         </w:tc>
@@ -12412,7 +12801,7 @@
                 <w:i w:val="0"/>
                 <w:sz w:val="20"/>
               </w:rPr>
-              <w:t>SHL: SẢN PHẨM TRUYỀN THỐNG Ở ĐỊA PHƯƠNG</w:t>
+              <w:t>Sinh hoạt lớp: Sản phẩm nghề truyền thống ở địa phương</w:t>
             </w:r>
           </w:p>
         </w:tc>
@@ -12451,20 +12840,20 @@
                 <w:i w:val="0"/>
                 <w:sz w:val="18"/>
               </w:rPr>
+              <w:t>Năng lực số 3.1 CB2a: HS trình bày được sản phẩm giới thiệu nghề truyền thống và nêu rõ nguồn tư liệu</w:t>
+            </w:r>
+          </w:p>
+          <w:p>
+            <w:pPr>
+              <w:spacing w:after="0"/>
+            </w:pPr>
+            <w:r>
+              <w:rPr>
+                <w:b w:val="0"/>
+                <w:i w:val="0"/>
+                <w:sz w:val="18"/>
+              </w:rPr>
               <w:t>QPAN: Tổ chức hoạt động tìm hiểu, thăm hỏi, tri ân gia đình thương binh, liệt sĩ, đơn vị bộ đội, công an trên địa bàn; giới thiệu bản đồ hành chính Việt Nam và chủ quyền của Việt Nam đối với quần đảo Hoàng Sa, Trường Sa.</w:t>
-            </w:r>
-          </w:p>
-          <w:p>
-            <w:pPr>
-              <w:spacing w:after="0"/>
-            </w:pPr>
-            <w:r>
-              <w:rPr>
-                <w:b w:val="0"/>
-                <w:i w:val="0"/>
-                <w:sz w:val="18"/>
-              </w:rPr>
-              <w:t>KNS: KN lao động tự phục vụ và bước đầu tìm hiểu nghề nghiệp.</w:t>
             </w:r>
           </w:p>
         </w:tc>
@@ -12542,7 +12931,7 @@
                 <w:i w:val="0"/>
                 <w:sz w:val="20"/>
               </w:rPr>
-              <w:t>Sinh hoạt dưới cờ: KỈ NIỆM SINH NHẬT BÁC HỒ</w:t>
+              <w:t>Sinh hoạt dưới cờ: Kỉ niệm sinh nhật Bác Hồ</w:t>
             </w:r>
           </w:p>
         </w:tc>
@@ -12581,7 +12970,6 @@
                 <w:i w:val="0"/>
                 <w:sz w:val="18"/>
               </w:rPr>
-              <w:t>KNS: KN lao động tự phục vụ và bước đầu tìm hiểu nghề nghiệp.</w:t>
             </w:r>
           </w:p>
         </w:tc>
@@ -12639,7 +13027,6 @@
                 <w:i w:val="0"/>
                 <w:sz w:val="20"/>
               </w:rPr>
-              <w:t>Chủ đề: THEO DẤU NGHỆ NHÂN</w:t>
             </w:r>
           </w:p>
         </w:tc>
@@ -12658,7 +13045,7 @@
                 <w:i w:val="0"/>
                 <w:sz w:val="20"/>
               </w:rPr>
-              <w:t>HĐGD chủ đề: THEO DẤU NGHỆ NHÂN</w:t>
+              <w:t>Hoạt động giáo dục theo chủ đề: Triển lãm "Theo dấu nghệ nhân"</w:t>
             </w:r>
           </w:p>
         </w:tc>
@@ -12697,7 +13084,7 @@
                 <w:i w:val="0"/>
                 <w:sz w:val="18"/>
               </w:rPr>
-              <w:t>NLS-ST (Cơ bản 2): Ở hoạt động Trưng bày, các nhóm chụp sản phẩm của mình.</w:t>
+              <w:t>Năng lực số 1.1 CB2c: HS tìm hiểu và trình bày được các công đoạn của một nghề truyền thống, có ghi nguồn tư liệu</w:t>
             </w:r>
           </w:p>
           <w:p>
@@ -12786,7 +13173,7 @@
                 <w:i w:val="0"/>
                 <w:sz w:val="20"/>
               </w:rPr>
-              <w:t>SHL: CẢM XÚC VÀ NIỀM TỰ HÀO VỀ LÀNG NGHỀ TRUYỀN THỐNG</w:t>
+              <w:t>Sinh hoạt lớp: Tổng kết hoạt động "Theo dấu nghệ nhân"</w:t>
             </w:r>
           </w:p>
         </w:tc>
@@ -12825,7 +13212,7 @@
                 <w:i w:val="0"/>
                 <w:sz w:val="18"/>
               </w:rPr>
-              <w:t>QPAN: Tổ chức hoạt động tìm hiểu, thăm hỏi, tri ân gia đình thương binh, liệt sĩ, đơn vị bộ đội, công an trên địa bàn; giới thiệu bản đồ hành chính Việt Nam và chủ quyền của Việt Nam đối với quần đảo Hoàng Sa, Trường Sa.</w:t>
+              <w:t>Năng lực số 3.1 CB2a: HS trình bày được sản phẩm giới thiệu nghề truyền thống và nêu rõ nguồn tư liệu</w:t>
             </w:r>
           </w:p>
           <w:p>
@@ -12838,20 +13225,7 @@
                 <w:i w:val="0"/>
                 <w:sz w:val="18"/>
               </w:rPr>
-              <w:t>QTE</w:t>
-            </w:r>
-          </w:p>
-          <w:p>
-            <w:pPr>
-              <w:spacing w:after="0"/>
-            </w:pPr>
-            <w:r>
-              <w:rPr>
-                <w:b w:val="0"/>
-                <w:i w:val="0"/>
-                <w:sz w:val="18"/>
-              </w:rPr>
-              <w:t>QTE: trẻ em có quyền được vui chơi, được kết bạn và được lắng nghe; tôn trọng ý kiến, sự khác biệt của bạn trong lớp.</w:t>
+              <w:t>KNS: KN lao động tự phục vụ và bước đầu tìm hiểu nghề nghiệp.</w:t>
             </w:r>
           </w:p>
         </w:tc>
@@ -12910,7 +13284,7 @@
                 <w:i w:val="0"/>
                 <w:sz w:val="20"/>
               </w:rPr>
-              <w:t>Chủ đề: THEO DẤU NGHỆ NHÂN</w:t>
+              <w:t>Chủ đề: TRẢI NGHIỆM NGHỀ TRUYỀN THỐNG</w:t>
             </w:r>
           </w:p>
         </w:tc>
@@ -12929,7 +13303,7 @@
                 <w:i w:val="0"/>
                 <w:sz w:val="20"/>
               </w:rPr>
-              <w:t>Sinh hoạt dưới cờ: LỄ TỔNG KẾT NĂM HỌC</w:t>
+              <w:t>Sinh hoạt dưới cờ: Lễ tổng kết năm học</w:t>
             </w:r>
           </w:p>
         </w:tc>
@@ -12968,7 +13342,7 @@
                 <w:i w:val="0"/>
                 <w:sz w:val="18"/>
               </w:rPr>
-              <w:t>KNS: KN lao động tự phục vụ và bước đầu tìm hiểu nghề nghiệp.</w:t>
+              <w:t>NLS: Năng lực số 1.1 CB2b: HS tìm thông tin đơn giản về nghề nghiệp từ nguồn số phù hợp</w:t>
             </w:r>
           </w:p>
         </w:tc>
@@ -13044,7 +13418,7 @@
                 <w:i w:val="0"/>
                 <w:sz w:val="20"/>
               </w:rPr>
-              <w:t>HĐGD chủ đề: TRẢI NGHIỆM NGHỀ TRUYỀN THỐNG</w:t>
+              <w:t>Hoạt động giáo dục theo chủ đề: Hồ sơ trải nghiệm</w:t>
             </w:r>
           </w:p>
         </w:tc>
@@ -13083,20 +13457,7 @@
                 <w:i w:val="0"/>
                 <w:sz w:val="18"/>
               </w:rPr>
-              <w:t>NLS-KT (Cơ bản 2): Ở hoạt động Khởi động chủ đề “Trải nghiệm nghề truyền thống”, GV chiếu lại bộ ảnh những buổi trải nghiệm của.</w:t>
-            </w:r>
-          </w:p>
-          <w:p>
-            <w:pPr>
-              <w:spacing w:after="0"/>
-            </w:pPr>
-            <w:r>
-              <w:rPr>
-                <w:b w:val="0"/>
-                <w:i w:val="0"/>
-                <w:sz w:val="18"/>
-              </w:rPr>
-              <w:t>QPAN: Tổ chức hoạt động tìm hiểu, thăm hỏi, tri ân gia đình thương binh, liệt sĩ, đơn vị bộ đội, công an trên địa bàn; giới thiệu bản đồ hành chính Việt Nam và chủ quyền của Việt Nam đối với quần đảo Hoàng Sa, Trường Sa.</w:t>
+              <w:t>Năng lực số 1.1 CB2c: HS tìm hiểu và trình bày được các công đoạn của một nghề truyền thống, có ghi nguồn tư liệu</w:t>
             </w:r>
           </w:p>
         </w:tc>
@@ -13154,7 +13515,6 @@
                 <w:i w:val="0"/>
                 <w:sz w:val="20"/>
               </w:rPr>
-              <w:t>Chủ đề: TRẢI NGHIỆM NGHỀ TRUYỀN THỐNG</w:t>
             </w:r>
           </w:p>
         </w:tc>
@@ -13173,7 +13533,7 @@
                 <w:i w:val="0"/>
                 <w:sz w:val="20"/>
               </w:rPr>
-              <w:t>SHL: CHIA SẺ YÊU THƯƠNG</w:t>
+              <w:t>Sinh hoạt lớp: Chia sẻ yêu thương</w:t>
             </w:r>
           </w:p>
         </w:tc>
@@ -13206,6 +13566,19 @@
               <w:spacing w:after="0"/>
             </w:pPr>
             <w:r/>
+            <w:r>
+              <w:rPr>
+                <w:b w:val="0"/>
+                <w:i w:val="0"/>
+                <w:sz w:val="18"/>
+              </w:rPr>
+              <w:t>Năng lực số 2.1 CB2a: HS nhập, đọc số liệu thi đua và nhận xét dựa trên kết quả thật của tổ mình</w:t>
+            </w:r>
+          </w:p>
+          <w:p>
+            <w:pPr>
+              <w:spacing w:after="0"/>
+            </w:pPr>
             <w:r>
               <w:rPr>
                 <w:b w:val="0"/>

--- a/assets/docs/lop4/Hoat dong trai nghiem - Lop 4.docx
+++ b/assets/docs/lop4/Hoat dong trai nghiem - Lop 4.docx
@@ -1484,7 +1484,7 @@
                 <w:i w:val="0"/>
                 <w:sz w:val="18"/>
               </w:rPr>
-              <w:t>Năng lực số 2.5 CB2a: HS nhận xét bạn bằng lời tích cực, cụ thể và biết cách góp ý tế nhị trên nhóm lớp</w:t>
+              <w:t>Năng lực số 2.1 CB2a: HS nhập, đọc số liệu thi đua và nhận xét dựa trên kết quả thật của tổ mình</w:t>
             </w:r>
           </w:p>
         </w:tc>
@@ -1599,7 +1599,7 @@
                 <w:i w:val="0"/>
                 <w:sz w:val="18"/>
               </w:rPr>
-              <w:t>Năng lực số 2.1 CB2a: HS nhập, đọc số liệu thi đua và nhận xét dựa trên kết quả thật của tổ mình</w:t>
+              <w:t>Năng lực số 2.5 CB2a: HS nhận xét bạn bằng lời tích cực, cụ thể và biết cách góp ý tế nhị trên nhóm lớp</w:t>
             </w:r>
           </w:p>
         </w:tc>
@@ -3972,7 +3972,7 @@
                 <w:i w:val="0"/>
                 <w:sz w:val="18"/>
               </w:rPr>
-              <w:t>Năng lực số 1.1 CB2c: HS khảo sát, tổng hợp được số liệu về cảnh quan trường lớp và chỉ ra việc cần làm</w:t>
+              <w:t>Năng lực số 2.1 CB2a: HS nhập, đọc số liệu thi đua và nhận xét dựa trên kết quả thật của tổ mình</w:t>
             </w:r>
           </w:p>
         </w:tc>
@@ -4087,7 +4087,7 @@
                 <w:i w:val="0"/>
                 <w:sz w:val="18"/>
               </w:rPr>
-              <w:t>Năng lực số 2.1 CB2a: HS nhập, đọc số liệu thi đua và nhận xét dựa trên kết quả thật của tổ mình</w:t>
+              <w:t>Năng lực số 1.1 CB2c: HS khảo sát, tổng hợp được số liệu về cảnh quan trường lớp và chỉ ra việc cần làm</w:t>
             </w:r>
           </w:p>
           <w:p>
@@ -8054,7 +8054,7 @@
                 <w:i w:val="0"/>
                 <w:sz w:val="18"/>
               </w:rPr>
-              <w:t>Năng lực số 2.1 CB2a: HS nói ra được tình huống khó nói đã gặp và cùng bạn tìm cách xử lí an toàn</w:t>
+              <w:t>Năng lực số 1.2 CB2a: HS nêu được vì sao ảnh và giọng nói nhận qua mạng có thể là giả do máy tạo</w:t>
             </w:r>
           </w:p>
           <w:p>
@@ -8466,7 +8466,7 @@
                 <w:i w:val="0"/>
                 <w:sz w:val="18"/>
               </w:rPr>
-              <w:t>Năng lực số 2.1 CB2a: HS nói ra được tình huống khó nói đã gặp và cùng bạn tìm cách xử lí an toàn</w:t>
+              <w:t>Năng lực số 1.2 CB2a: HS nêu được vì sao ảnh và giọng nói nhận qua mạng có thể là giả do máy tạo</w:t>
             </w:r>
           </w:p>
           <w:p>
@@ -8865,7 +8865,7 @@
                 <w:i w:val="0"/>
                 <w:sz w:val="18"/>
               </w:rPr>
-              <w:t>Năng lực số 2.1 CB2a: HS nói ra được tình huống khó nói đã gặp và cùng bạn tìm cách xử lí an toàn</w:t>
+              <w:t>Năng lực số 1.2 CB2a: HS nêu được vì sao ảnh và giọng nói nhận qua mạng có thể là giả do máy tạo</w:t>
             </w:r>
           </w:p>
           <w:p>
@@ -9277,7 +9277,7 @@
                 <w:i w:val="0"/>
                 <w:sz w:val="18"/>
               </w:rPr>
-              <w:t>Năng lực số 2.1 CB2a: HS nói ra được tình huống khó nói đã gặp và cùng bạn tìm cách xử lí an toàn</w:t>
+              <w:t>Năng lực số 1.2 CB2a: HS nêu được vì sao ảnh và giọng nói nhận qua mạng có thể là giả do máy tạo</w:t>
             </w:r>
           </w:p>
           <w:p>
@@ -10808,7 +10808,7 @@
                 <w:i w:val="0"/>
                 <w:sz w:val="18"/>
               </w:rPr>
-              <w:t>Năng lực số 1.1 CB2c: HS xác định được vị trí cảnh quan địa phương trên bản đồ số và mô tả đặc điểm của nó</w:t>
+              <w:t>Năng lực số 2.1 CB2a: HS nhập, đọc số liệu thi đua và nhận xét dựa trên kết quả thật của tổ mình</w:t>
             </w:r>
           </w:p>
         </w:tc>
@@ -10923,7 +10923,7 @@
                 <w:i w:val="0"/>
                 <w:sz w:val="18"/>
               </w:rPr>
-              <w:t>Năng lực số 2.1 CB2a: HS nhập, đọc số liệu thi đua và nhận xét dựa trên kết quả thật của tổ mình</w:t>
+              <w:t>Năng lực số 1.1 CB2c: HS xác định được vị trí cảnh quan địa phương trên bản đồ số và mô tả đặc điểm của nó</w:t>
             </w:r>
           </w:p>
         </w:tc>
@@ -13084,7 +13084,7 @@
                 <w:i w:val="0"/>
                 <w:sz w:val="18"/>
               </w:rPr>
-              <w:t>Năng lực số 1.1 CB2c: HS tìm hiểu và trình bày được các công đoạn của một nghề truyền thống, có ghi nguồn tư liệu</w:t>
+              <w:t>Năng lực số 3.1 CB2a: HS trình bày được sản phẩm giới thiệu nghề truyền thống và nêu rõ nguồn tư liệu</w:t>
             </w:r>
           </w:p>
           <w:p>
@@ -13212,7 +13212,7 @@
                 <w:i w:val="0"/>
                 <w:sz w:val="18"/>
               </w:rPr>
-              <w:t>Năng lực số 3.1 CB2a: HS trình bày được sản phẩm giới thiệu nghề truyền thống và nêu rõ nguồn tư liệu</w:t>
+              <w:t>Năng lực số 1.1 CB2c: HS tìm hiểu và trình bày được các công đoạn của một nghề truyền thống, có ghi nguồn tư liệu</w:t>
             </w:r>
           </w:p>
           <w:p>

--- a/assets/docs/lop4/Hoat dong trai nghiem - Lop 4.docx
+++ b/assets/docs/lop4/Hoat dong trai nghiem - Lop 4.docx
@@ -7385,20 +7385,7 @@
                 <w:i w:val="0"/>
                 <w:sz w:val="18"/>
               </w:rPr>
-              <w:t>muốn; có thể chờ và tự nhận xét thói quen tiêu tiền</w:t>
-            </w:r>
-          </w:p>
-          <w:p>
-            <w:pPr>
-              <w:spacing w:after="0"/>
-            </w:pPr>
-            <w:r>
-              <w:rPr>
-                <w:b w:val="0"/>
-                <w:i w:val="0"/>
-                <w:sz w:val="18"/>
-              </w:rPr>
-              <w:t>NLS: Năng lực số 5.2 CB2b: HS lập được bảng chi tiêu theo ba mức cần</w:t>
+              <w:t>Năng lực số 5.2 CB2b: HS lập được bảng chi tiêu theo ba mức cần – muốn – có thể chờ và tự nhận xét thói quen tiêu tiền</w:t>
             </w:r>
           </w:p>
           <w:p>
@@ -7770,20 +7757,7 @@
                 <w:i w:val="0"/>
                 <w:sz w:val="18"/>
               </w:rPr>
-              <w:t>muốn; có thể chờ và tự nhận xét thói quen tiêu tiền</w:t>
-            </w:r>
-          </w:p>
-          <w:p>
-            <w:pPr>
-              <w:spacing w:after="0"/>
-            </w:pPr>
-            <w:r>
-              <w:rPr>
-                <w:b w:val="0"/>
-                <w:i w:val="0"/>
-                <w:sz w:val="18"/>
-              </w:rPr>
-              <w:t>NLS: Năng lực số 5.2 CB2b: HS lập được bảng chi tiêu theo ba mức cần</w:t>
+              <w:t>Năng lực số 5.2 CB2b: HS lập được bảng chi tiêu theo ba mức cần – muốn – có thể chờ và tự nhận xét thói quen tiêu tiền</w:t>
             </w:r>
           </w:p>
           <w:p>

--- a/assets/docs/lop4/Hoat dong trai nghiem - Lop 4.docx
+++ b/assets/docs/lop4/Hoat dong trai nghiem - Lop 4.docx
@@ -1484,7 +1484,7 @@
                 <w:i w:val="0"/>
                 <w:sz w:val="18"/>
               </w:rPr>
-              <w:t>Năng lực số 2.1 CB2a: HS nhập, đọc số liệu thi đua và nhận xét dựa trên kết quả thật của tổ mình</w:t>
+              <w:t>Năng lực số 2.5 CB2a: HS nhận xét bạn bằng lời tích cực, cụ thể và biết cách góp ý tế nhị trên nhóm lớp</w:t>
             </w:r>
           </w:p>
         </w:tc>
@@ -1599,7 +1599,7 @@
                 <w:i w:val="0"/>
                 <w:sz w:val="18"/>
               </w:rPr>
-              <w:t>Năng lực số 2.5 CB2a: HS nhận xét bạn bằng lời tích cực, cụ thể và biết cách góp ý tế nhị trên nhóm lớp</w:t>
+              <w:t>Năng lực số 2.1 CB2a: HS nhập, đọc số liệu thi đua và nhận xét dựa trên kết quả thật của tổ mình</w:t>
             </w:r>
           </w:p>
         </w:tc>
@@ -3972,7 +3972,7 @@
                 <w:i w:val="0"/>
                 <w:sz w:val="18"/>
               </w:rPr>
-              <w:t>Năng lực số 2.1 CB2a: HS nhập, đọc số liệu thi đua và nhận xét dựa trên kết quả thật của tổ mình</w:t>
+              <w:t>Năng lực số 1.1 CB2c: HS khảo sát, tổng hợp được số liệu về cảnh quan trường lớp và chỉ ra việc cần làm</w:t>
             </w:r>
           </w:p>
         </w:tc>
@@ -4087,7 +4087,7 @@
                 <w:i w:val="0"/>
                 <w:sz w:val="18"/>
               </w:rPr>
-              <w:t>Năng lực số 1.1 CB2c: HS khảo sát, tổng hợp được số liệu về cảnh quan trường lớp và chỉ ra việc cần làm</w:t>
+              <w:t>Năng lực số 2.1 CB2a: HS nhập, đọc số liệu thi đua và nhận xét dựa trên kết quả thật của tổ mình</w:t>
             </w:r>
           </w:p>
           <w:p>
@@ -10782,7 +10782,7 @@
                 <w:i w:val="0"/>
                 <w:sz w:val="18"/>
               </w:rPr>
-              <w:t>Năng lực số 2.1 CB2a: HS nhập, đọc số liệu thi đua và nhận xét dựa trên kết quả thật của tổ mình</w:t>
+              <w:t>Năng lực số 1.1 CB2c: HS xác định được vị trí cảnh quan địa phương trên bản đồ số và mô tả đặc điểm của nó</w:t>
             </w:r>
           </w:p>
         </w:tc>
@@ -10897,7 +10897,7 @@
                 <w:i w:val="0"/>
                 <w:sz w:val="18"/>
               </w:rPr>
-              <w:t>Năng lực số 1.1 CB2c: HS xác định được vị trí cảnh quan địa phương trên bản đồ số và mô tả đặc điểm của nó</w:t>
+              <w:t>Năng lực số 2.1 CB2a: HS nhập, đọc số liệu thi đua và nhận xét dựa trên kết quả thật của tổ mình</w:t>
             </w:r>
           </w:p>
         </w:tc>
@@ -13058,7 +13058,7 @@
                 <w:i w:val="0"/>
                 <w:sz w:val="18"/>
               </w:rPr>
-              <w:t>Năng lực số 3.1 CB2a: HS trình bày được sản phẩm giới thiệu nghề truyền thống và nêu rõ nguồn tư liệu</w:t>
+              <w:t>Năng lực số 1.1 CB2c: HS tìm hiểu và trình bày được các công đoạn của một nghề truyền thống, có ghi nguồn tư liệu</w:t>
             </w:r>
           </w:p>
           <w:p>
@@ -13186,7 +13186,7 @@
                 <w:i w:val="0"/>
                 <w:sz w:val="18"/>
               </w:rPr>
-              <w:t>Năng lực số 1.1 CB2c: HS tìm hiểu và trình bày được các công đoạn của một nghề truyền thống, có ghi nguồn tư liệu</w:t>
+              <w:t>Năng lực số 3.1 CB2a: HS trình bày được sản phẩm giới thiệu nghề truyền thống và nêu rõ nguồn tư liệu</w:t>
             </w:r>
           </w:p>
           <w:p>

--- a/assets/docs/lop4/Hoat dong trai nghiem - Lop 4.docx
+++ b/assets/docs/lop4/Hoat dong trai nghiem - Lop 4.docx
@@ -566,7 +566,7 @@
                 <w:i w:val="0"/>
                 <w:sz w:val="20"/>
               </w:rPr>
-              <w:t>Chủ đề: NHẬN DIỆN BẢN THÂN</w:t>
+              <w:t>Chủ đề: Nhận diện bản thân</w:t>
             </w:r>
           </w:p>
         </w:tc>
@@ -939,7 +939,7 @@
                 <w:i w:val="0"/>
                 <w:sz w:val="20"/>
               </w:rPr>
-              <w:t>Chủ đề: NHẬN DIỆN BẢN THÂN</w:t>
+              <w:t>Chủ đề: Nhận diện bản thân</w:t>
             </w:r>
           </w:p>
         </w:tc>
@@ -1311,7 +1311,7 @@
                 <w:i w:val="0"/>
                 <w:sz w:val="20"/>
               </w:rPr>
-              <w:t>Chủ đề: NHẬN DIỆN BẢN THÂN</w:t>
+              <w:t>Chủ đề: Nhận diện bản thân</w:t>
             </w:r>
           </w:p>
         </w:tc>
@@ -1658,7 +1658,7 @@
                 <w:i w:val="0"/>
                 <w:sz w:val="20"/>
               </w:rPr>
-              <w:t>Chủ đề: NHẬN DIỆN BẢN THÂN</w:t>
+              <w:t>Chủ đề: Nhận diện bản thân</w:t>
             </w:r>
           </w:p>
         </w:tc>
@@ -2004,7 +2004,7 @@
                 <w:i w:val="0"/>
                 <w:sz w:val="20"/>
               </w:rPr>
-              <w:t>Chủ đề: NẾP SỐNG VÀ TƯ DUY KHOA HỌC</w:t>
+              <w:t>Chủ đề: Nếp sống và tư duy khoa học</w:t>
             </w:r>
           </w:p>
         </w:tc>
@@ -2363,7 +2363,7 @@
                 <w:i w:val="0"/>
                 <w:sz w:val="20"/>
               </w:rPr>
-              <w:t>Chủ đề: NẾP SỐNG VÀ TƯ DUY KHOA HỌC</w:t>
+              <w:t>Chủ đề: Nếp sống và tư duy khoa học</w:t>
             </w:r>
           </w:p>
         </w:tc>
@@ -2722,7 +2722,7 @@
                 <w:i w:val="0"/>
                 <w:sz w:val="20"/>
               </w:rPr>
-              <w:t>Chủ đề: NẾP SỐNG VÀ TƯ DUY KHOA HỌC</w:t>
+              <w:t>Chủ đề: Nếp sống và tư duy khoa học</w:t>
             </w:r>
           </w:p>
         </w:tc>
@@ -3081,7 +3081,7 @@
                 <w:i w:val="0"/>
                 <w:sz w:val="20"/>
               </w:rPr>
-              <w:t>Chủ đề: NẾP SỐNG VÀ TƯ DUY KHOA HỌC</w:t>
+              <w:t>Chủ đề: Nếp sống và tư duy khoa học</w:t>
             </w:r>
           </w:p>
         </w:tc>
@@ -3440,7 +3440,7 @@
                 <w:i w:val="0"/>
                 <w:sz w:val="20"/>
               </w:rPr>
-              <w:t>Chủ đề: YÊU TRƯỜNG, MẾN LỚP</w:t>
+              <w:t>Chủ đề: Yêu trường, mến lớp</w:t>
             </w:r>
           </w:p>
         </w:tc>
@@ -3800,7 +3800,7 @@
                 <w:i w:val="0"/>
                 <w:sz w:val="20"/>
               </w:rPr>
-              <w:t>Chủ đề: YÊU TRƯỜNG, MẾN LỚP</w:t>
+              <w:t>Chủ đề: Yêu trường, mến lớp</w:t>
             </w:r>
           </w:p>
         </w:tc>
@@ -4159,7 +4159,7 @@
                 <w:i w:val="0"/>
                 <w:sz w:val="20"/>
               </w:rPr>
-              <w:t>Chủ đề: YÊU TRƯỜNG, MẾN LỚP</w:t>
+              <w:t>Chủ đề: Yêu trường, mến lớp</w:t>
             </w:r>
           </w:p>
         </w:tc>
@@ -4519,7 +4519,7 @@
                 <w:i w:val="0"/>
                 <w:sz w:val="20"/>
               </w:rPr>
-              <w:t>Chủ đề: YÊU TRƯỜNG, MẾN LỚP</w:t>
+              <w:t>Chủ đề: Yêu trường, mến lớp</w:t>
             </w:r>
           </w:p>
         </w:tc>
@@ -4878,7 +4878,7 @@
                 <w:i w:val="0"/>
                 <w:sz w:val="20"/>
               </w:rPr>
-              <w:t>Chủ đề: TỰ LỰC THỰC HIỆN NHIỆM VỤ</w:t>
+              <w:t>Chủ đề: Tự lực thực hiện nhiệm vụ</w:t>
             </w:r>
           </w:p>
         </w:tc>
@@ -5250,7 +5250,7 @@
                 <w:i w:val="0"/>
                 <w:sz w:val="20"/>
               </w:rPr>
-              <w:t>Chủ đề: TỰ LỰC THỰC HIỆN NHIỆM VỤ</w:t>
+              <w:t>Chủ đề: Tự lực thực hiện nhiệm vụ</w:t>
             </w:r>
           </w:p>
         </w:tc>
@@ -5623,7 +5623,7 @@
                 <w:i w:val="0"/>
                 <w:sz w:val="20"/>
               </w:rPr>
-              <w:t>Chủ đề: TỰ LỰC THỰC HIỆN NHIỆM VỤ</w:t>
+              <w:t>Chủ đề: Tự lực thực hiện nhiệm vụ</w:t>
             </w:r>
           </w:p>
         </w:tc>
@@ -5983,7 +5983,7 @@
                 <w:i w:val="0"/>
                 <w:sz w:val="20"/>
               </w:rPr>
-              <w:t>Chủ đề: TỰ LỰC THỰC HIỆN NHIỆM VỤ</w:t>
+              <w:t>Chủ đề: Tự lực thực hiện nhiệm vụ</w:t>
             </w:r>
           </w:p>
         </w:tc>
@@ -6342,7 +6342,7 @@
                 <w:i w:val="0"/>
                 <w:sz w:val="20"/>
               </w:rPr>
-              <w:t>Chủ đề: MÁI ẤM GIA ĐÌNH</w:t>
+              <w:t>Chủ đề: Mái ấm gia đình</w:t>
             </w:r>
           </w:p>
         </w:tc>
@@ -6701,7 +6701,7 @@
                 <w:i w:val="0"/>
                 <w:sz w:val="20"/>
               </w:rPr>
-              <w:t>Chủ đề: MÁI ẤM GIA ĐÌNH</w:t>
+              <w:t>Chủ đề: Mái ấm gia đình</w:t>
             </w:r>
           </w:p>
         </w:tc>
@@ -7829,7 +7829,7 @@
                 <w:i w:val="0"/>
                 <w:sz w:val="20"/>
               </w:rPr>
-              <w:t>Chủ đề: PHÒNG TRÁNH BỊ XÂM HẠI</w:t>
+              <w:t>Chủ đề: Phòng tránh bị xâm hại</w:t>
             </w:r>
           </w:p>
         </w:tc>
@@ -8254,7 +8254,7 @@
                 <w:i w:val="0"/>
                 <w:sz w:val="20"/>
               </w:rPr>
-              <w:t>Chủ đề: PHÒNG TRÁNH BỊ XÂM HẠI</w:t>
+              <w:t>Chủ đề: Phòng tránh bị xâm hại</w:t>
             </w:r>
           </w:p>
         </w:tc>
@@ -8666,7 +8666,7 @@
                 <w:i w:val="0"/>
                 <w:sz w:val="20"/>
               </w:rPr>
-              <w:t>Chủ đề: PHÒNG TRÁNH BỊ XÂM HẠI</w:t>
+              <w:t>Chủ đề: Phòng tránh bị xâm hại</w:t>
             </w:r>
           </w:p>
         </w:tc>
@@ -9052,7 +9052,7 @@
                 <w:i w:val="0"/>
                 <w:sz w:val="20"/>
               </w:rPr>
-              <w:t>Chủ đề: PHÒNG TRÁNH BỊ XÂM HẠI</w:t>
+              <w:t>Chủ đề: Phòng tránh bị xâm hại</w:t>
             </w:r>
           </w:p>
         </w:tc>
@@ -9477,7 +9477,7 @@
                 <w:i w:val="0"/>
                 <w:sz w:val="20"/>
               </w:rPr>
-              <w:t>Chủ đề: KẾT NỐI CỘNG ĐỒNG</w:t>
+              <w:t>Chủ đề: Kết nối cộng đồng</w:t>
             </w:r>
           </w:p>
         </w:tc>
@@ -9863,7 +9863,7 @@
                 <w:i w:val="0"/>
                 <w:sz w:val="20"/>
               </w:rPr>
-              <w:t>Chủ đề: KẾT NỐI CỘNG ĐỒNG</w:t>
+              <w:t>Chủ đề: Kết nối cộng đồng</w:t>
             </w:r>
           </w:p>
         </w:tc>
@@ -10236,7 +10236,7 @@
                 <w:i w:val="0"/>
                 <w:sz w:val="20"/>
               </w:rPr>
-              <w:t>Chủ đề: KẾT NỐI CỘNG ĐỒNG</w:t>
+              <w:t>Chủ đề: Kết nối cộng đồng</w:t>
             </w:r>
           </w:p>
         </w:tc>
@@ -10609,7 +10609,7 @@
                 <w:i w:val="0"/>
                 <w:sz w:val="20"/>
               </w:rPr>
-              <w:t>Chủ đề: KẾT NỐI CỘNG ĐỒNG</w:t>
+              <w:t>Chủ đề: Kết nối cộng đồng</w:t>
             </w:r>
           </w:p>
         </w:tc>
@@ -10956,7 +10956,7 @@
                 <w:i w:val="0"/>
                 <w:sz w:val="20"/>
               </w:rPr>
-              <w:t>Chủ đề: KẾT NỐI CỘNG ĐỒNG</w:t>
+              <w:t>Chủ đề: Kết nối cộng đồng</w:t>
             </w:r>
           </w:p>
         </w:tc>
@@ -11342,7 +11342,7 @@
                 <w:i w:val="0"/>
                 <w:sz w:val="20"/>
               </w:rPr>
-              <w:t>Chủ đề: KẾT NỐI CỘNG ĐỒNG</w:t>
+              <w:t>Chủ đề: Kết nối cộng đồng</w:t>
             </w:r>
           </w:p>
         </w:tc>
@@ -11728,7 +11728,7 @@
                 <w:i w:val="0"/>
                 <w:sz w:val="20"/>
               </w:rPr>
-              <w:t>Chủ đề: KẾT NỐI CỘNG ĐỒNG</w:t>
+              <w:t>Chủ đề: Kết nối cộng đồng</w:t>
             </w:r>
           </w:p>
         </w:tc>
@@ -12114,7 +12114,7 @@
                 <w:i w:val="0"/>
                 <w:sz w:val="20"/>
               </w:rPr>
-              <w:t>Chủ đề: TRẢI NGHIỆM NGHỀ TRUYỀN THỐNG</w:t>
+              <w:t>Chủ đề: Trải nghiệm nghề truyền thống</w:t>
             </w:r>
           </w:p>
         </w:tc>
@@ -12500,7 +12500,7 @@
                 <w:i w:val="0"/>
                 <w:sz w:val="20"/>
               </w:rPr>
-              <w:t>Chủ đề: TRẢI NGHIỆM NGHỀ TRUYỀN THỐNG</w:t>
+              <w:t>Chủ đề: Trải nghiệm nghề truyền thống</w:t>
             </w:r>
           </w:p>
         </w:tc>
@@ -12886,7 +12886,7 @@
                 <w:i w:val="0"/>
                 <w:sz w:val="20"/>
               </w:rPr>
-              <w:t>Chủ đề: TRẢI NGHIỆM NGHỀ TRUYỀN THỐNG</w:t>
+              <w:t>Chủ đề: Trải nghiệm nghề truyền thống</w:t>
             </w:r>
           </w:p>
         </w:tc>
@@ -13258,7 +13258,7 @@
                 <w:i w:val="0"/>
                 <w:sz w:val="20"/>
               </w:rPr>
-              <w:t>Chủ đề: TRẢI NGHIỆM NGHỀ TRUYỀN THỐNG</w:t>
+              <w:t>Chủ đề: Trải nghiệm nghề truyền thống</w:t>
             </w:r>
           </w:p>
         </w:tc>
